--- a/specifications/TMFC003-ProductOrderDeliveryOrchestrationAndManagement/Diagrams/TMFC003_Product_Order_Delivery_Orchestration_and_Management.docx
+++ b/specifications/TMFC003-ProductOrderDeliveryOrchestrationAndManagement/Diagrams/TMFC003_Product_Order_Delivery_Orchestration_and_Management.docx
@@ -78,6 +78,14 @@
         <w:tblW w:type="auto" w:w="0"/>
         <w:tblLayout w:type="autofit"/>
         <w:tblLook w:val="04A0" w:firstRow="1" w:lastRow="0" w:firstColumn="0" w:lastColumn="0" w:noHBand="0" w:noVBand="1"/>
+        <w:tblBorders>
+          <w:top w:val="single" w:sz="4" w:space="0" w:color="999999"/>
+          <w:left w:val="single" w:sz="4" w:space="0" w:color="999999"/>
+          <w:bottom w:val="single" w:sz="4" w:space="0" w:color="999999"/>
+          <w:right w:val="single" w:sz="4" w:space="0" w:color="999999"/>
+          <w:insideH w:val="single" w:sz="4" w:space="0" w:color="999999"/>
+          <w:insideV w:val="single" w:sz="4" w:space="0" w:color="999999"/>
+        </w:tblBorders>
       </w:tblPr>
       <w:tblGrid>
         <w:gridCol w:w="2124"/>
@@ -221,6 +229,14 @@
         <w:tblW w:type="auto" w:w="0"/>
         <w:tblLayout w:type="autofit"/>
         <w:tblLook w:val="04A0" w:firstRow="1" w:lastRow="0" w:firstColumn="0" w:lastColumn="0" w:noHBand="0" w:noVBand="1"/>
+        <w:tblBorders>
+          <w:top w:val="single" w:sz="4" w:space="0" w:color="999999"/>
+          <w:left w:val="single" w:sz="4" w:space="0" w:color="999999"/>
+          <w:bottom w:val="single" w:sz="4" w:space="0" w:color="999999"/>
+          <w:right w:val="single" w:sz="4" w:space="0" w:color="999999"/>
+          <w:insideH w:val="single" w:sz="4" w:space="0" w:color="999999"/>
+          <w:insideV w:val="single" w:sz="4" w:space="0" w:color="999999"/>
+        </w:tblBorders>
       </w:tblPr>
       <w:tblGrid>
         <w:gridCol w:w="2124"/>
@@ -540,6 +556,14 @@
         <w:tblW w:type="auto" w:w="0"/>
         <w:tblLayout w:type="autofit"/>
         <w:tblLook w:val="04A0" w:firstRow="1" w:lastRow="0" w:firstColumn="0" w:lastColumn="0" w:noHBand="0" w:noVBand="1"/>
+        <w:tblBorders>
+          <w:top w:val="single" w:sz="4" w:space="0" w:color="999999"/>
+          <w:left w:val="single" w:sz="4" w:space="0" w:color="999999"/>
+          <w:bottom w:val="single" w:sz="4" w:space="0" w:color="999999"/>
+          <w:right w:val="single" w:sz="4" w:space="0" w:color="999999"/>
+          <w:insideH w:val="single" w:sz="4" w:space="0" w:color="999999"/>
+          <w:insideV w:val="single" w:sz="4" w:space="0" w:color="999999"/>
+        </w:tblBorders>
       </w:tblPr>
       <w:tblGrid>
         <w:gridCol w:w="2832"/>
@@ -804,6 +828,14 @@
         <w:tblW w:type="auto" w:w="0"/>
         <w:tblLayout w:type="autofit"/>
         <w:tblLook w:val="04A0" w:firstRow="1" w:lastRow="0" w:firstColumn="0" w:lastColumn="0" w:noHBand="0" w:noVBand="1"/>
+        <w:tblBorders>
+          <w:top w:val="single" w:sz="4" w:space="0" w:color="999999"/>
+          <w:left w:val="single" w:sz="4" w:space="0" w:color="999999"/>
+          <w:bottom w:val="single" w:sz="4" w:space="0" w:color="999999"/>
+          <w:right w:val="single" w:sz="4" w:space="0" w:color="999999"/>
+          <w:insideH w:val="single" w:sz="4" w:space="0" w:color="999999"/>
+          <w:insideV w:val="single" w:sz="4" w:space="0" w:color="999999"/>
+        </w:tblBorders>
       </w:tblPr>
       <w:tblGrid>
         <w:gridCol w:w="1699"/>
@@ -3311,6 +3343,14 @@
         <w:tblW w:type="auto" w:w="0"/>
         <w:tblLayout w:type="autofit"/>
         <w:tblLook w:val="04A0" w:firstRow="1" w:lastRow="0" w:firstColumn="0" w:lastColumn="0" w:noHBand="0" w:noVBand="1"/>
+        <w:tblBorders>
+          <w:top w:val="single" w:sz="4" w:space="0" w:color="999999"/>
+          <w:left w:val="single" w:sz="4" w:space="0" w:color="999999"/>
+          <w:bottom w:val="single" w:sz="4" w:space="0" w:color="999999"/>
+          <w:right w:val="single" w:sz="4" w:space="0" w:color="999999"/>
+          <w:insideH w:val="single" w:sz="4" w:space="0" w:color="999999"/>
+          <w:insideV w:val="single" w:sz="4" w:space="0" w:color="999999"/>
+        </w:tblBorders>
       </w:tblPr>
       <w:tblGrid>
         <w:gridCol w:w="1416"/>
@@ -3340,7 +3380,7 @@
         </w:tc>
         <w:tc>
           <w:tcPr>
-            <w:tcW w:type="dxa" w:w="1966"/>
+            <w:tcW w:type="dxa" w:w="2246"/>
           </w:tcPr>
           <w:p>
             <w:r/>
@@ -3354,7 +3394,7 @@
         </w:tc>
         <w:tc>
           <w:tcPr>
-            <w:tcW w:type="dxa" w:w="1591"/>
+            <w:tcW w:type="dxa" w:w="1778"/>
           </w:tcPr>
           <w:p>
             <w:r/>
@@ -3368,7 +3408,7 @@
         </w:tc>
         <w:tc>
           <w:tcPr>
-            <w:tcW w:type="dxa" w:w="1217"/>
+            <w:tcW w:type="dxa" w:w="1310"/>
           </w:tcPr>
           <w:p>
             <w:r/>
@@ -3382,7 +3422,7 @@
         </w:tc>
         <w:tc>
           <w:tcPr>
-            <w:tcW w:type="dxa" w:w="1591"/>
+            <w:tcW w:type="dxa" w:w="1778"/>
           </w:tcPr>
           <w:p>
             <w:r/>
@@ -3396,7 +3436,7 @@
         </w:tc>
         <w:tc>
           <w:tcPr>
-            <w:tcW w:type="dxa" w:w="1966"/>
+            <w:tcW w:type="dxa" w:w="1217"/>
           </w:tcPr>
           <w:p>
             <w:r/>
@@ -3423,7 +3463,7 @@
         </w:tc>
         <w:tc>
           <w:tcPr>
-            <w:tcW w:type="dxa" w:w="1966"/>
+            <w:tcW w:type="dxa" w:w="2246"/>
           </w:tcPr>
           <w:p>
             <w:r/>
@@ -3434,7 +3474,7 @@
         </w:tc>
         <w:tc>
           <w:tcPr>
-            <w:tcW w:type="dxa" w:w="1591"/>
+            <w:tcW w:type="dxa" w:w="1778"/>
           </w:tcPr>
           <w:p>
             <w:r/>
@@ -3445,34 +3485,58 @@
         </w:tc>
         <w:tc>
           <w:tcPr>
+            <w:tcW w:type="dxa" w:w="1310"/>
+          </w:tcPr>
+          <w:p>
+            <w:r/>
+            <w:r>
+              <w:t>5</w:t>
+            </w:r>
+          </w:p>
+        </w:tc>
+        <w:tc>
+          <w:tcPr>
+            <w:tcW w:type="dxa" w:w="1778"/>
+          </w:tcPr>
+          <w:p>
+            <w:r/>
+            <w:r>
+              <w:t>productOrder</w:t>
+            </w:r>
+          </w:p>
+        </w:tc>
+        <w:tc>
+          <w:tcPr>
             <w:tcW w:type="dxa" w:w="1217"/>
           </w:tcPr>
           <w:p>
             <w:r/>
             <w:r>
-              <w:t>5</w:t>
-            </w:r>
-          </w:p>
-        </w:tc>
-        <w:tc>
-          <w:tcPr>
-            <w:tcW w:type="dxa" w:w="1591"/>
-          </w:tcPr>
-          <w:p>
-            <w:r/>
-            <w:r>
-              <w:t>productOrder</w:t>
-            </w:r>
-          </w:p>
-        </w:tc>
-        <w:tc>
-          <w:tcPr>
-            <w:tcW w:type="dxa" w:w="1966"/>
-          </w:tcPr>
-          <w:p>
-            <w:r/>
-            <w:r>
-              <w:t>GET, GET /id, POST, PATCH, DELETE</w:t>
+              <w:t>GET</w:t>
+            </w:r>
+            <w:r>
+              <w:br/>
+            </w:r>
+            <w:r>
+              <w:t>GET /id</w:t>
+            </w:r>
+            <w:r>
+              <w:br/>
+            </w:r>
+            <w:r>
+              <w:t>POST</w:t>
+            </w:r>
+            <w:r>
+              <w:br/>
+            </w:r>
+            <w:r>
+              <w:t>PATCH</w:t>
+            </w:r>
+            <w:r>
+              <w:br/>
+            </w:r>
+            <w:r>
+              <w:t>DELETE</w:t>
             </w:r>
           </w:p>
         </w:tc>
@@ -3491,7 +3555,7 @@
         </w:tc>
         <w:tc>
           <w:tcPr>
-            <w:tcW w:type="dxa" w:w="1966"/>
+            <w:tcW w:type="dxa" w:w="2246"/>
           </w:tcPr>
           <w:p>
             <w:r/>
@@ -3502,7 +3566,7 @@
         </w:tc>
         <w:tc>
           <w:tcPr>
-            <w:tcW w:type="dxa" w:w="1591"/>
+            <w:tcW w:type="dxa" w:w="1778"/>
           </w:tcPr>
           <w:p>
             <w:r/>
@@ -3513,34 +3577,46 @@
         </w:tc>
         <w:tc>
           <w:tcPr>
+            <w:tcW w:type="dxa" w:w="1310"/>
+          </w:tcPr>
+          <w:p>
+            <w:r/>
+            <w:r>
+              <w:t>5</w:t>
+            </w:r>
+          </w:p>
+        </w:tc>
+        <w:tc>
+          <w:tcPr>
+            <w:tcW w:type="dxa" w:w="1778"/>
+          </w:tcPr>
+          <w:p>
+            <w:r/>
+            <w:r>
+              <w:t>cancelProductOrder</w:t>
+            </w:r>
+          </w:p>
+        </w:tc>
+        <w:tc>
+          <w:tcPr>
             <w:tcW w:type="dxa" w:w="1217"/>
           </w:tcPr>
           <w:p>
             <w:r/>
             <w:r>
-              <w:t>5</w:t>
-            </w:r>
-          </w:p>
-        </w:tc>
-        <w:tc>
-          <w:tcPr>
-            <w:tcW w:type="dxa" w:w="1591"/>
-          </w:tcPr>
-          <w:p>
-            <w:r/>
-            <w:r>
-              <w:t>cancelProductOrder</w:t>
-            </w:r>
-          </w:p>
-        </w:tc>
-        <w:tc>
-          <w:tcPr>
-            <w:tcW w:type="dxa" w:w="1966"/>
-          </w:tcPr>
-          <w:p>
-            <w:r/>
-            <w:r>
-              <w:t>GET, GET /id, POST</w:t>
+              <w:t>GET</w:t>
+            </w:r>
+            <w:r>
+              <w:br/>
+            </w:r>
+            <w:r>
+              <w:t>GET /id</w:t>
+            </w:r>
+            <w:r>
+              <w:br/>
+            </w:r>
+            <w:r>
+              <w:t>POST</w:t>
             </w:r>
           </w:p>
         </w:tc>
@@ -3559,7 +3635,7 @@
         </w:tc>
         <w:tc>
           <w:tcPr>
-            <w:tcW w:type="dxa" w:w="1966"/>
+            <w:tcW w:type="dxa" w:w="2246"/>
           </w:tcPr>
           <w:p>
             <w:r/>
@@ -3570,7 +3646,7 @@
         </w:tc>
         <w:tc>
           <w:tcPr>
-            <w:tcW w:type="dxa" w:w="1591"/>
+            <w:tcW w:type="dxa" w:w="1778"/>
           </w:tcPr>
           <w:p>
             <w:r/>
@@ -3581,34 +3657,58 @@
         </w:tc>
         <w:tc>
           <w:tcPr>
+            <w:tcW w:type="dxa" w:w="1310"/>
+          </w:tcPr>
+          <w:p>
+            <w:r/>
+            <w:r>
+              <w:t>4</w:t>
+            </w:r>
+          </w:p>
+        </w:tc>
+        <w:tc>
+          <w:tcPr>
+            <w:tcW w:type="dxa" w:w="1778"/>
+          </w:tcPr>
+          <w:p>
+            <w:r/>
+            <w:r>
+              <w:t>productOrder</w:t>
+            </w:r>
+          </w:p>
+        </w:tc>
+        <w:tc>
+          <w:tcPr>
             <w:tcW w:type="dxa" w:w="1217"/>
           </w:tcPr>
           <w:p>
             <w:r/>
             <w:r>
-              <w:t>4</w:t>
-            </w:r>
-          </w:p>
-        </w:tc>
-        <w:tc>
-          <w:tcPr>
-            <w:tcW w:type="dxa" w:w="1591"/>
-          </w:tcPr>
-          <w:p>
-            <w:r/>
-            <w:r>
-              <w:t>productOrder</w:t>
-            </w:r>
-          </w:p>
-        </w:tc>
-        <w:tc>
-          <w:tcPr>
-            <w:tcW w:type="dxa" w:w="1966"/>
-          </w:tcPr>
-          <w:p>
-            <w:r/>
-            <w:r>
-              <w:t>POST, GET, GET /id, PATCH, DELETE</w:t>
+              <w:t>POST</w:t>
+            </w:r>
+            <w:r>
+              <w:br/>
+            </w:r>
+            <w:r>
+              <w:t>GET</w:t>
+            </w:r>
+            <w:r>
+              <w:br/>
+            </w:r>
+            <w:r>
+              <w:t>GET /id</w:t>
+            </w:r>
+            <w:r>
+              <w:br/>
+            </w:r>
+            <w:r>
+              <w:t>PATCH</w:t>
+            </w:r>
+            <w:r>
+              <w:br/>
+            </w:r>
+            <w:r>
+              <w:t>DELETE</w:t>
             </w:r>
           </w:p>
         </w:tc>
@@ -3627,7 +3727,7 @@
         </w:tc>
         <w:tc>
           <w:tcPr>
-            <w:tcW w:type="dxa" w:w="1966"/>
+            <w:tcW w:type="dxa" w:w="2246"/>
           </w:tcPr>
           <w:p>
             <w:r/>
@@ -3638,7 +3738,7 @@
         </w:tc>
         <w:tc>
           <w:tcPr>
-            <w:tcW w:type="dxa" w:w="1591"/>
+            <w:tcW w:type="dxa" w:w="1778"/>
           </w:tcPr>
           <w:p>
             <w:r/>
@@ -3649,34 +3749,46 @@
         </w:tc>
         <w:tc>
           <w:tcPr>
+            <w:tcW w:type="dxa" w:w="1310"/>
+          </w:tcPr>
+          <w:p>
+            <w:r/>
+            <w:r>
+              <w:t>4</w:t>
+            </w:r>
+          </w:p>
+        </w:tc>
+        <w:tc>
+          <w:tcPr>
+            <w:tcW w:type="dxa" w:w="1778"/>
+          </w:tcPr>
+          <w:p>
+            <w:r/>
+            <w:r>
+              <w:t>cancelProductOrder</w:t>
+            </w:r>
+          </w:p>
+        </w:tc>
+        <w:tc>
+          <w:tcPr>
             <w:tcW w:type="dxa" w:w="1217"/>
           </w:tcPr>
           <w:p>
             <w:r/>
             <w:r>
-              <w:t>4</w:t>
-            </w:r>
-          </w:p>
-        </w:tc>
-        <w:tc>
-          <w:tcPr>
-            <w:tcW w:type="dxa" w:w="1591"/>
-          </w:tcPr>
-          <w:p>
-            <w:r/>
-            <w:r>
-              <w:t>cancelProductOrder</w:t>
-            </w:r>
-          </w:p>
-        </w:tc>
-        <w:tc>
-          <w:tcPr>
-            <w:tcW w:type="dxa" w:w="1966"/>
-          </w:tcPr>
-          <w:p>
-            <w:r/>
-            <w:r>
-              <w:t>GET, GET /id, POST</w:t>
+              <w:t>GET</w:t>
+            </w:r>
+            <w:r>
+              <w:br/>
+            </w:r>
+            <w:r>
+              <w:t>GET /id</w:t>
+            </w:r>
+            <w:r>
+              <w:br/>
+            </w:r>
+            <w:r>
+              <w:t>POST</w:t>
             </w:r>
           </w:p>
         </w:tc>
@@ -3695,7 +3807,7 @@
         </w:tc>
         <w:tc>
           <w:tcPr>
-            <w:tcW w:type="dxa" w:w="1966"/>
+            <w:tcW w:type="dxa" w:w="2246"/>
           </w:tcPr>
           <w:p>
             <w:r/>
@@ -3706,7 +3818,7 @@
         </w:tc>
         <w:tc>
           <w:tcPr>
-            <w:tcW w:type="dxa" w:w="1591"/>
+            <w:tcW w:type="dxa" w:w="1778"/>
           </w:tcPr>
           <w:p>
             <w:r/>
@@ -3717,34 +3829,52 @@
         </w:tc>
         <w:tc>
           <w:tcPr>
+            <w:tcW w:type="dxa" w:w="1310"/>
+          </w:tcPr>
+          <w:p>
+            <w:r/>
+            <w:r>
+              <w:t>4</w:t>
+            </w:r>
+          </w:p>
+        </w:tc>
+        <w:tc>
+          <w:tcPr>
+            <w:tcW w:type="dxa" w:w="1778"/>
+          </w:tcPr>
+          <w:p>
+            <w:r/>
+            <w:r>
+              <w:t>processFlow</w:t>
+            </w:r>
+          </w:p>
+        </w:tc>
+        <w:tc>
+          <w:tcPr>
             <w:tcW w:type="dxa" w:w="1217"/>
           </w:tcPr>
           <w:p>
             <w:r/>
             <w:r>
-              <w:t>4</w:t>
-            </w:r>
-          </w:p>
-        </w:tc>
-        <w:tc>
-          <w:tcPr>
-            <w:tcW w:type="dxa" w:w="1591"/>
-          </w:tcPr>
-          <w:p>
-            <w:r/>
-            <w:r>
-              <w:t>processFlow</w:t>
-            </w:r>
-          </w:p>
-        </w:tc>
-        <w:tc>
-          <w:tcPr>
-            <w:tcW w:type="dxa" w:w="1966"/>
-          </w:tcPr>
-          <w:p>
-            <w:r/>
-            <w:r>
-              <w:t>POST, GET, GET /id, DELETE</w:t>
+              <w:t>POST</w:t>
+            </w:r>
+            <w:r>
+              <w:br/>
+            </w:r>
+            <w:r>
+              <w:t>GET</w:t>
+            </w:r>
+            <w:r>
+              <w:br/>
+            </w:r>
+            <w:r>
+              <w:t>GET /id</w:t>
+            </w:r>
+            <w:r>
+              <w:br/>
+            </w:r>
+            <w:r>
+              <w:t>DELETE</w:t>
             </w:r>
           </w:p>
         </w:tc>
@@ -3763,7 +3893,7 @@
         </w:tc>
         <w:tc>
           <w:tcPr>
-            <w:tcW w:type="dxa" w:w="1966"/>
+            <w:tcW w:type="dxa" w:w="2246"/>
           </w:tcPr>
           <w:p>
             <w:r/>
@@ -3774,7 +3904,7 @@
         </w:tc>
         <w:tc>
           <w:tcPr>
-            <w:tcW w:type="dxa" w:w="1591"/>
+            <w:tcW w:type="dxa" w:w="1778"/>
           </w:tcPr>
           <w:p>
             <w:r/>
@@ -3785,34 +3915,52 @@
         </w:tc>
         <w:tc>
           <w:tcPr>
+            <w:tcW w:type="dxa" w:w="1310"/>
+          </w:tcPr>
+          <w:p>
+            <w:r/>
+            <w:r>
+              <w:t>4</w:t>
+            </w:r>
+          </w:p>
+        </w:tc>
+        <w:tc>
+          <w:tcPr>
+            <w:tcW w:type="dxa" w:w="1778"/>
+          </w:tcPr>
+          <w:p>
+            <w:r/>
+            <w:r>
+              <w:t>taskFlow</w:t>
+            </w:r>
+          </w:p>
+        </w:tc>
+        <w:tc>
+          <w:tcPr>
             <w:tcW w:type="dxa" w:w="1217"/>
           </w:tcPr>
           <w:p>
             <w:r/>
             <w:r>
-              <w:t>4</w:t>
-            </w:r>
-          </w:p>
-        </w:tc>
-        <w:tc>
-          <w:tcPr>
-            <w:tcW w:type="dxa" w:w="1591"/>
-          </w:tcPr>
-          <w:p>
-            <w:r/>
-            <w:r>
-              <w:t>taskFlow</w:t>
-            </w:r>
-          </w:p>
-        </w:tc>
-        <w:tc>
-          <w:tcPr>
-            <w:tcW w:type="dxa" w:w="1966"/>
-          </w:tcPr>
-          <w:p>
-            <w:r/>
-            <w:r>
-              <w:t>POST, PATCH, GET, GET /id</w:t>
+              <w:t>POST</w:t>
+            </w:r>
+            <w:r>
+              <w:br/>
+            </w:r>
+            <w:r>
+              <w:t>PATCH</w:t>
+            </w:r>
+            <w:r>
+              <w:br/>
+            </w:r>
+            <w:r>
+              <w:t>GET</w:t>
+            </w:r>
+            <w:r>
+              <w:br/>
+            </w:r>
+            <w:r>
+              <w:t>GET /id</w:t>
             </w:r>
           </w:p>
         </w:tc>
@@ -3831,7 +3979,7 @@
         </w:tc>
         <w:tc>
           <w:tcPr>
-            <w:tcW w:type="dxa" w:w="1966"/>
+            <w:tcW w:type="dxa" w:w="2246"/>
           </w:tcPr>
           <w:p>
             <w:r/>
@@ -3842,7 +3990,7 @@
         </w:tc>
         <w:tc>
           <w:tcPr>
-            <w:tcW w:type="dxa" w:w="1591"/>
+            <w:tcW w:type="dxa" w:w="1778"/>
           </w:tcPr>
           <w:p>
             <w:r/>
@@ -3853,34 +4001,52 @@
         </w:tc>
         <w:tc>
           <w:tcPr>
+            <w:tcW w:type="dxa" w:w="1310"/>
+          </w:tcPr>
+          <w:p>
+            <w:r/>
+            <w:r>
+              <w:t>5</w:t>
+            </w:r>
+          </w:p>
+        </w:tc>
+        <w:tc>
+          <w:tcPr>
+            <w:tcW w:type="dxa" w:w="1778"/>
+          </w:tcPr>
+          <w:p>
+            <w:r/>
+            <w:r>
+              <w:t>process</w:t>
+            </w:r>
+          </w:p>
+        </w:tc>
+        <w:tc>
+          <w:tcPr>
             <w:tcW w:type="dxa" w:w="1217"/>
           </w:tcPr>
           <w:p>
             <w:r/>
             <w:r>
-              <w:t>5</w:t>
-            </w:r>
-          </w:p>
-        </w:tc>
-        <w:tc>
-          <w:tcPr>
-            <w:tcW w:type="dxa" w:w="1591"/>
-          </w:tcPr>
-          <w:p>
-            <w:r/>
-            <w:r>
-              <w:t>process</w:t>
-            </w:r>
-          </w:p>
-        </w:tc>
-        <w:tc>
-          <w:tcPr>
-            <w:tcW w:type="dxa" w:w="1966"/>
-          </w:tcPr>
-          <w:p>
-            <w:r/>
-            <w:r>
-              <w:t>POST, GET, GET /id, PATCH</w:t>
+              <w:t>POST</w:t>
+            </w:r>
+            <w:r>
+              <w:br/>
+            </w:r>
+            <w:r>
+              <w:t>GET</w:t>
+            </w:r>
+            <w:r>
+              <w:br/>
+            </w:r>
+            <w:r>
+              <w:t>GET /id</w:t>
+            </w:r>
+            <w:r>
+              <w:br/>
+            </w:r>
+            <w:r>
+              <w:t>PATCH</w:t>
             </w:r>
           </w:p>
         </w:tc>
@@ -3899,7 +4065,7 @@
         </w:tc>
         <w:tc>
           <w:tcPr>
-            <w:tcW w:type="dxa" w:w="1966"/>
+            <w:tcW w:type="dxa" w:w="2246"/>
           </w:tcPr>
           <w:p>
             <w:r/>
@@ -3910,7 +4076,7 @@
         </w:tc>
         <w:tc>
           <w:tcPr>
-            <w:tcW w:type="dxa" w:w="1591"/>
+            <w:tcW w:type="dxa" w:w="1778"/>
           </w:tcPr>
           <w:p>
             <w:r/>
@@ -3921,34 +4087,52 @@
         </w:tc>
         <w:tc>
           <w:tcPr>
+            <w:tcW w:type="dxa" w:w="1310"/>
+          </w:tcPr>
+          <w:p>
+            <w:r/>
+            <w:r>
+              <w:t>5</w:t>
+            </w:r>
+          </w:p>
+        </w:tc>
+        <w:tc>
+          <w:tcPr>
+            <w:tcW w:type="dxa" w:w="1778"/>
+          </w:tcPr>
+          <w:p>
+            <w:r/>
+            <w:r>
+              <w:t>task</w:t>
+            </w:r>
+          </w:p>
+        </w:tc>
+        <w:tc>
+          <w:tcPr>
             <w:tcW w:type="dxa" w:w="1217"/>
           </w:tcPr>
           <w:p>
             <w:r/>
             <w:r>
-              <w:t>5</w:t>
-            </w:r>
-          </w:p>
-        </w:tc>
-        <w:tc>
-          <w:tcPr>
-            <w:tcW w:type="dxa" w:w="1591"/>
-          </w:tcPr>
-          <w:p>
-            <w:r/>
-            <w:r>
-              <w:t>task</w:t>
-            </w:r>
-          </w:p>
-        </w:tc>
-        <w:tc>
-          <w:tcPr>
-            <w:tcW w:type="dxa" w:w="1966"/>
-          </w:tcPr>
-          <w:p>
-            <w:r/>
-            <w:r>
-              <w:t>POST, GET, GET /id, PATCH</w:t>
+              <w:t>POST</w:t>
+            </w:r>
+            <w:r>
+              <w:br/>
+            </w:r>
+            <w:r>
+              <w:t>GET</w:t>
+            </w:r>
+            <w:r>
+              <w:br/>
+            </w:r>
+            <w:r>
+              <w:t>GET /id</w:t>
+            </w:r>
+            <w:r>
+              <w:br/>
+            </w:r>
+            <w:r>
+              <w:t>PATCH</w:t>
             </w:r>
           </w:p>
         </w:tc>
@@ -3967,7 +4151,7 @@
         </w:tc>
         <w:tc>
           <w:tcPr>
-            <w:tcW w:type="dxa" w:w="1966"/>
+            <w:tcW w:type="dxa" w:w="2246"/>
           </w:tcPr>
           <w:p>
             <w:r/>
@@ -3978,7 +4162,7 @@
         </w:tc>
         <w:tc>
           <w:tcPr>
-            <w:tcW w:type="dxa" w:w="1591"/>
+            <w:tcW w:type="dxa" w:w="1778"/>
           </w:tcPr>
           <w:p>
             <w:r/>
@@ -3989,34 +4173,52 @@
         </w:tc>
         <w:tc>
           <w:tcPr>
+            <w:tcW w:type="dxa" w:w="1310"/>
+          </w:tcPr>
+          <w:p>
+            <w:r/>
+            <w:r>
+              <w:t>5</w:t>
+            </w:r>
+          </w:p>
+        </w:tc>
+        <w:tc>
+          <w:tcPr>
+            <w:tcW w:type="dxa" w:w="1778"/>
+          </w:tcPr>
+          <w:p>
+            <w:r/>
+            <w:r>
+              <w:t>processSpecification</w:t>
+            </w:r>
+          </w:p>
+        </w:tc>
+        <w:tc>
+          <w:tcPr>
             <w:tcW w:type="dxa" w:w="1217"/>
           </w:tcPr>
           <w:p>
             <w:r/>
             <w:r>
-              <w:t>5</w:t>
-            </w:r>
-          </w:p>
-        </w:tc>
-        <w:tc>
-          <w:tcPr>
-            <w:tcW w:type="dxa" w:w="1591"/>
-          </w:tcPr>
-          <w:p>
-            <w:r/>
-            <w:r>
-              <w:t>processSpecification</w:t>
-            </w:r>
-          </w:p>
-        </w:tc>
-        <w:tc>
-          <w:tcPr>
-            <w:tcW w:type="dxa" w:w="1966"/>
-          </w:tcPr>
-          <w:p>
-            <w:r/>
-            <w:r>
-              <w:t>POST, GET, GET /id, PATCH</w:t>
+              <w:t>POST</w:t>
+            </w:r>
+            <w:r>
+              <w:br/>
+            </w:r>
+            <w:r>
+              <w:t>GET</w:t>
+            </w:r>
+            <w:r>
+              <w:br/>
+            </w:r>
+            <w:r>
+              <w:t>GET /id</w:t>
+            </w:r>
+            <w:r>
+              <w:br/>
+            </w:r>
+            <w:r>
+              <w:t>PATCH</w:t>
             </w:r>
           </w:p>
         </w:tc>
@@ -4035,7 +4237,7 @@
         </w:tc>
         <w:tc>
           <w:tcPr>
-            <w:tcW w:type="dxa" w:w="1966"/>
+            <w:tcW w:type="dxa" w:w="2246"/>
           </w:tcPr>
           <w:p>
             <w:r/>
@@ -4046,7 +4248,7 @@
         </w:tc>
         <w:tc>
           <w:tcPr>
-            <w:tcW w:type="dxa" w:w="1591"/>
+            <w:tcW w:type="dxa" w:w="1778"/>
           </w:tcPr>
           <w:p>
             <w:r/>
@@ -4057,34 +4259,52 @@
         </w:tc>
         <w:tc>
           <w:tcPr>
+            <w:tcW w:type="dxa" w:w="1310"/>
+          </w:tcPr>
+          <w:p>
+            <w:r/>
+            <w:r>
+              <w:t>5</w:t>
+            </w:r>
+          </w:p>
+        </w:tc>
+        <w:tc>
+          <w:tcPr>
+            <w:tcW w:type="dxa" w:w="1778"/>
+          </w:tcPr>
+          <w:p>
+            <w:r/>
+            <w:r>
+              <w:t>taskSpecification</w:t>
+            </w:r>
+          </w:p>
+        </w:tc>
+        <w:tc>
+          <w:tcPr>
             <w:tcW w:type="dxa" w:w="1217"/>
           </w:tcPr>
           <w:p>
             <w:r/>
             <w:r>
-              <w:t>5</w:t>
-            </w:r>
-          </w:p>
-        </w:tc>
-        <w:tc>
-          <w:tcPr>
-            <w:tcW w:type="dxa" w:w="1591"/>
-          </w:tcPr>
-          <w:p>
-            <w:r/>
-            <w:r>
-              <w:t>taskSpecification</w:t>
-            </w:r>
-          </w:p>
-        </w:tc>
-        <w:tc>
-          <w:tcPr>
-            <w:tcW w:type="dxa" w:w="1966"/>
-          </w:tcPr>
-          <w:p>
-            <w:r/>
-            <w:r>
-              <w:t>POST, GET, GET /id, PATCH</w:t>
+              <w:t>POST</w:t>
+            </w:r>
+            <w:r>
+              <w:br/>
+            </w:r>
+            <w:r>
+              <w:t>GET</w:t>
+            </w:r>
+            <w:r>
+              <w:br/>
+            </w:r>
+            <w:r>
+              <w:t>GET /id</w:t>
+            </w:r>
+            <w:r>
+              <w:br/>
+            </w:r>
+            <w:r>
+              <w:t>PATCH</w:t>
             </w:r>
           </w:p>
         </w:tc>
@@ -4141,6 +4361,14 @@
         <w:tblW w:type="auto" w:w="0"/>
         <w:tblLayout w:type="autofit"/>
         <w:tblLook w:val="04A0" w:firstRow="1" w:lastRow="0" w:firstColumn="0" w:lastColumn="0" w:noHBand="0" w:noVBand="1"/>
+        <w:tblBorders>
+          <w:top w:val="single" w:sz="4" w:space="0" w:color="999999"/>
+          <w:left w:val="single" w:sz="4" w:space="0" w:color="999999"/>
+          <w:bottom w:val="single" w:sz="4" w:space="0" w:color="999999"/>
+          <w:right w:val="single" w:sz="4" w:space="0" w:color="999999"/>
+          <w:insideH w:val="single" w:sz="4" w:space="0" w:color="999999"/>
+          <w:insideV w:val="single" w:sz="4" w:space="0" w:color="999999"/>
+        </w:tblBorders>
       </w:tblPr>
       <w:tblGrid>
         <w:gridCol w:w="1416"/>
@@ -4156,7 +4384,7 @@
         </w:trPr>
         <w:tc>
           <w:tcPr>
-            <w:tcW w:type="dxa" w:w="936"/>
+            <w:tcW w:type="dxa" w:w="1030"/>
           </w:tcPr>
           <w:p>
             <w:r/>
@@ -4170,7 +4398,7 @@
         </w:tc>
         <w:tc>
           <w:tcPr>
-            <w:tcW w:type="dxa" w:w="2153"/>
+            <w:tcW w:type="dxa" w:w="2340"/>
           </w:tcPr>
           <w:p>
             <w:r/>
@@ -4184,7 +4412,7 @@
         </w:tc>
         <w:tc>
           <w:tcPr>
-            <w:tcW w:type="dxa" w:w="1123"/>
+            <w:tcW w:type="dxa" w:w="1217"/>
           </w:tcPr>
           <w:p>
             <w:r/>
@@ -4198,7 +4426,7 @@
         </w:tc>
         <w:tc>
           <w:tcPr>
-            <w:tcW w:type="dxa" w:w="1404"/>
+            <w:tcW w:type="dxa" w:w="1591"/>
           </w:tcPr>
           <w:p>
             <w:r/>
@@ -4212,7 +4440,7 @@
         </w:tc>
         <w:tc>
           <w:tcPr>
-            <w:tcW w:type="dxa" w:w="1872"/>
+            <w:tcW w:type="dxa" w:w="2059"/>
           </w:tcPr>
           <w:p>
             <w:r/>
@@ -4226,7 +4454,7 @@
         </w:tc>
         <w:tc>
           <w:tcPr>
-            <w:tcW w:type="dxa" w:w="1872"/>
+            <w:tcW w:type="dxa" w:w="1123"/>
           </w:tcPr>
           <w:p>
             <w:r/>
@@ -4242,7 +4470,7 @@
       <w:tr>
         <w:tc>
           <w:tcPr>
-            <w:tcW w:type="dxa" w:w="936"/>
+            <w:tcW w:type="dxa" w:w="1030"/>
           </w:tcPr>
           <w:p>
             <w:r/>
@@ -4253,7 +4481,7 @@
         </w:tc>
         <w:tc>
           <w:tcPr>
-            <w:tcW w:type="dxa" w:w="2153"/>
+            <w:tcW w:type="dxa" w:w="2340"/>
           </w:tcPr>
           <w:p>
             <w:r/>
@@ -4264,45 +4492,51 @@
         </w:tc>
         <w:tc>
           <w:tcPr>
+            <w:tcW w:type="dxa" w:w="1217"/>
+          </w:tcPr>
+          <w:p>
+            <w:r/>
+            <w:r>
+              <w:t>5</w:t>
+            </w:r>
+          </w:p>
+        </w:tc>
+        <w:tc>
+          <w:tcPr>
+            <w:tcW w:type="dxa" w:w="1591"/>
+          </w:tcPr>
+          <w:p>
+            <w:r/>
+            <w:r>
+              <w:t>Mandatory</w:t>
+            </w:r>
+          </w:p>
+        </w:tc>
+        <w:tc>
+          <w:tcPr>
+            <w:tcW w:type="dxa" w:w="2059"/>
+          </w:tcPr>
+          <w:p>
+            <w:r/>
+            <w:r>
+              <w:t>productSpecification</w:t>
+            </w:r>
+          </w:p>
+        </w:tc>
+        <w:tc>
+          <w:tcPr>
             <w:tcW w:type="dxa" w:w="1123"/>
           </w:tcPr>
           <w:p>
             <w:r/>
             <w:r>
-              <w:t>5</w:t>
-            </w:r>
-          </w:p>
-        </w:tc>
-        <w:tc>
-          <w:tcPr>
-            <w:tcW w:type="dxa" w:w="1404"/>
-          </w:tcPr>
-          <w:p>
-            <w:r/>
-            <w:r>
-              <w:t>Mandatory</w:t>
-            </w:r>
-          </w:p>
-        </w:tc>
-        <w:tc>
-          <w:tcPr>
-            <w:tcW w:type="dxa" w:w="1872"/>
-          </w:tcPr>
-          <w:p>
-            <w:r/>
-            <w:r>
-              <w:t>productSpecification</w:t>
-            </w:r>
-          </w:p>
-        </w:tc>
-        <w:tc>
-          <w:tcPr>
-            <w:tcW w:type="dxa" w:w="1872"/>
-          </w:tcPr>
-          <w:p>
-            <w:r/>
-            <w:r>
-              <w:t>GET, GET /id</w:t>
+              <w:t>GET</w:t>
+            </w:r>
+            <w:r>
+              <w:br/>
+            </w:r>
+            <w:r>
+              <w:t>GET /id</w:t>
             </w:r>
           </w:p>
         </w:tc>
@@ -4310,7 +4544,7 @@
       <w:tr>
         <w:tc>
           <w:tcPr>
-            <w:tcW w:type="dxa" w:w="936"/>
+            <w:tcW w:type="dxa" w:w="1030"/>
           </w:tcPr>
           <w:p>
             <w:r/>
@@ -4321,7 +4555,7 @@
         </w:tc>
         <w:tc>
           <w:tcPr>
-            <w:tcW w:type="dxa" w:w="2153"/>
+            <w:tcW w:type="dxa" w:w="2340"/>
           </w:tcPr>
           <w:p>
             <w:r/>
@@ -4332,45 +4566,51 @@
         </w:tc>
         <w:tc>
           <w:tcPr>
+            <w:tcW w:type="dxa" w:w="1217"/>
+          </w:tcPr>
+          <w:p>
+            <w:r/>
+            <w:r>
+              <w:t>5</w:t>
+            </w:r>
+          </w:p>
+        </w:tc>
+        <w:tc>
+          <w:tcPr>
+            <w:tcW w:type="dxa" w:w="1591"/>
+          </w:tcPr>
+          <w:p>
+            <w:r/>
+            <w:r>
+              <w:t>Mandatory</w:t>
+            </w:r>
+          </w:p>
+        </w:tc>
+        <w:tc>
+          <w:tcPr>
+            <w:tcW w:type="dxa" w:w="2059"/>
+          </w:tcPr>
+          <w:p>
+            <w:r/>
+            <w:r>
+              <w:t>productOffering</w:t>
+            </w:r>
+          </w:p>
+        </w:tc>
+        <w:tc>
+          <w:tcPr>
             <w:tcW w:type="dxa" w:w="1123"/>
           </w:tcPr>
           <w:p>
             <w:r/>
             <w:r>
-              <w:t>5</w:t>
-            </w:r>
-          </w:p>
-        </w:tc>
-        <w:tc>
-          <w:tcPr>
-            <w:tcW w:type="dxa" w:w="1404"/>
-          </w:tcPr>
-          <w:p>
-            <w:r/>
-            <w:r>
-              <w:t>Mandatory</w:t>
-            </w:r>
-          </w:p>
-        </w:tc>
-        <w:tc>
-          <w:tcPr>
-            <w:tcW w:type="dxa" w:w="1872"/>
-          </w:tcPr>
-          <w:p>
-            <w:r/>
-            <w:r>
-              <w:t>productOffering</w:t>
-            </w:r>
-          </w:p>
-        </w:tc>
-        <w:tc>
-          <w:tcPr>
-            <w:tcW w:type="dxa" w:w="1872"/>
-          </w:tcPr>
-          <w:p>
-            <w:r/>
-            <w:r>
-              <w:t>GET, GET /id</w:t>
+              <w:t>GET</w:t>
+            </w:r>
+            <w:r>
+              <w:br/>
+            </w:r>
+            <w:r>
+              <w:t>GET /id</w:t>
             </w:r>
           </w:p>
         </w:tc>
@@ -4378,7 +4618,7 @@
       <w:tr>
         <w:tc>
           <w:tcPr>
-            <w:tcW w:type="dxa" w:w="936"/>
+            <w:tcW w:type="dxa" w:w="1030"/>
           </w:tcPr>
           <w:p>
             <w:r/>
@@ -4389,7 +4629,7 @@
         </w:tc>
         <w:tc>
           <w:tcPr>
-            <w:tcW w:type="dxa" w:w="2153"/>
+            <w:tcW w:type="dxa" w:w="2340"/>
           </w:tcPr>
           <w:p>
             <w:r/>
@@ -4400,45 +4640,51 @@
         </w:tc>
         <w:tc>
           <w:tcPr>
+            <w:tcW w:type="dxa" w:w="1217"/>
+          </w:tcPr>
+          <w:p>
+            <w:r/>
+            <w:r>
+              <w:t>5</w:t>
+            </w:r>
+          </w:p>
+        </w:tc>
+        <w:tc>
+          <w:tcPr>
+            <w:tcW w:type="dxa" w:w="1591"/>
+          </w:tcPr>
+          <w:p>
+            <w:r/>
+            <w:r>
+              <w:t>Mandatory</w:t>
+            </w:r>
+          </w:p>
+        </w:tc>
+        <w:tc>
+          <w:tcPr>
+            <w:tcW w:type="dxa" w:w="2059"/>
+          </w:tcPr>
+          <w:p>
+            <w:r/>
+            <w:r>
+              <w:t>productOfferingPrice</w:t>
+            </w:r>
+          </w:p>
+        </w:tc>
+        <w:tc>
+          <w:tcPr>
             <w:tcW w:type="dxa" w:w="1123"/>
           </w:tcPr>
           <w:p>
             <w:r/>
             <w:r>
-              <w:t>5</w:t>
-            </w:r>
-          </w:p>
-        </w:tc>
-        <w:tc>
-          <w:tcPr>
-            <w:tcW w:type="dxa" w:w="1404"/>
-          </w:tcPr>
-          <w:p>
-            <w:r/>
-            <w:r>
-              <w:t>Mandatory</w:t>
-            </w:r>
-          </w:p>
-        </w:tc>
-        <w:tc>
-          <w:tcPr>
-            <w:tcW w:type="dxa" w:w="1872"/>
-          </w:tcPr>
-          <w:p>
-            <w:r/>
-            <w:r>
-              <w:t>productOfferingPrice</w:t>
-            </w:r>
-          </w:p>
-        </w:tc>
-        <w:tc>
-          <w:tcPr>
-            <w:tcW w:type="dxa" w:w="1872"/>
-          </w:tcPr>
-          <w:p>
-            <w:r/>
-            <w:r>
-              <w:t>GET, GET /id</w:t>
+              <w:t>GET</w:t>
+            </w:r>
+            <w:r>
+              <w:br/>
+            </w:r>
+            <w:r>
+              <w:t>GET /id</w:t>
             </w:r>
           </w:p>
         </w:tc>
@@ -4446,7 +4692,7 @@
       <w:tr>
         <w:tc>
           <w:tcPr>
-            <w:tcW w:type="dxa" w:w="936"/>
+            <w:tcW w:type="dxa" w:w="1030"/>
           </w:tcPr>
           <w:p>
             <w:r/>
@@ -4457,7 +4703,7 @@
         </w:tc>
         <w:tc>
           <w:tcPr>
-            <w:tcW w:type="dxa" w:w="2153"/>
+            <w:tcW w:type="dxa" w:w="2340"/>
           </w:tcPr>
           <w:p>
             <w:r/>
@@ -4468,45 +4714,51 @@
         </w:tc>
         <w:tc>
           <w:tcPr>
+            <w:tcW w:type="dxa" w:w="1217"/>
+          </w:tcPr>
+          <w:p>
+            <w:r/>
+            <w:r>
+              <w:t>4</w:t>
+            </w:r>
+          </w:p>
+        </w:tc>
+        <w:tc>
+          <w:tcPr>
+            <w:tcW w:type="dxa" w:w="1591"/>
+          </w:tcPr>
+          <w:p>
+            <w:r/>
+            <w:r>
+              <w:t>Mandatory</w:t>
+            </w:r>
+          </w:p>
+        </w:tc>
+        <w:tc>
+          <w:tcPr>
+            <w:tcW w:type="dxa" w:w="2059"/>
+          </w:tcPr>
+          <w:p>
+            <w:r/>
+            <w:r>
+              <w:t>productSpecification</w:t>
+            </w:r>
+          </w:p>
+        </w:tc>
+        <w:tc>
+          <w:tcPr>
             <w:tcW w:type="dxa" w:w="1123"/>
           </w:tcPr>
           <w:p>
             <w:r/>
             <w:r>
-              <w:t>4</w:t>
-            </w:r>
-          </w:p>
-        </w:tc>
-        <w:tc>
-          <w:tcPr>
-            <w:tcW w:type="dxa" w:w="1404"/>
-          </w:tcPr>
-          <w:p>
-            <w:r/>
-            <w:r>
-              <w:t>Mandatory</w:t>
-            </w:r>
-          </w:p>
-        </w:tc>
-        <w:tc>
-          <w:tcPr>
-            <w:tcW w:type="dxa" w:w="1872"/>
-          </w:tcPr>
-          <w:p>
-            <w:r/>
-            <w:r>
-              <w:t>productSpecification</w:t>
-            </w:r>
-          </w:p>
-        </w:tc>
-        <w:tc>
-          <w:tcPr>
-            <w:tcW w:type="dxa" w:w="1872"/>
-          </w:tcPr>
-          <w:p>
-            <w:r/>
-            <w:r>
-              <w:t>GET, GET /id</w:t>
+              <w:t>GET</w:t>
+            </w:r>
+            <w:r>
+              <w:br/>
+            </w:r>
+            <w:r>
+              <w:t>GET /id</w:t>
             </w:r>
           </w:p>
         </w:tc>
@@ -4514,7 +4766,7 @@
       <w:tr>
         <w:tc>
           <w:tcPr>
-            <w:tcW w:type="dxa" w:w="936"/>
+            <w:tcW w:type="dxa" w:w="1030"/>
           </w:tcPr>
           <w:p>
             <w:r/>
@@ -4525,7 +4777,7 @@
         </w:tc>
         <w:tc>
           <w:tcPr>
-            <w:tcW w:type="dxa" w:w="2153"/>
+            <w:tcW w:type="dxa" w:w="2340"/>
           </w:tcPr>
           <w:p>
             <w:r/>
@@ -4536,45 +4788,51 @@
         </w:tc>
         <w:tc>
           <w:tcPr>
+            <w:tcW w:type="dxa" w:w="1217"/>
+          </w:tcPr>
+          <w:p>
+            <w:r/>
+            <w:r>
+              <w:t>4</w:t>
+            </w:r>
+          </w:p>
+        </w:tc>
+        <w:tc>
+          <w:tcPr>
+            <w:tcW w:type="dxa" w:w="1591"/>
+          </w:tcPr>
+          <w:p>
+            <w:r/>
+            <w:r>
+              <w:t>Mandatory</w:t>
+            </w:r>
+          </w:p>
+        </w:tc>
+        <w:tc>
+          <w:tcPr>
+            <w:tcW w:type="dxa" w:w="2059"/>
+          </w:tcPr>
+          <w:p>
+            <w:r/>
+            <w:r>
+              <w:t>productOffering</w:t>
+            </w:r>
+          </w:p>
+        </w:tc>
+        <w:tc>
+          <w:tcPr>
             <w:tcW w:type="dxa" w:w="1123"/>
           </w:tcPr>
           <w:p>
             <w:r/>
             <w:r>
-              <w:t>4</w:t>
-            </w:r>
-          </w:p>
-        </w:tc>
-        <w:tc>
-          <w:tcPr>
-            <w:tcW w:type="dxa" w:w="1404"/>
-          </w:tcPr>
-          <w:p>
-            <w:r/>
-            <w:r>
-              <w:t>Mandatory</w:t>
-            </w:r>
-          </w:p>
-        </w:tc>
-        <w:tc>
-          <w:tcPr>
-            <w:tcW w:type="dxa" w:w="1872"/>
-          </w:tcPr>
-          <w:p>
-            <w:r/>
-            <w:r>
-              <w:t>productOffering</w:t>
-            </w:r>
-          </w:p>
-        </w:tc>
-        <w:tc>
-          <w:tcPr>
-            <w:tcW w:type="dxa" w:w="1872"/>
-          </w:tcPr>
-          <w:p>
-            <w:r/>
-            <w:r>
-              <w:t>GET, GET /id</w:t>
+              <w:t>GET</w:t>
+            </w:r>
+            <w:r>
+              <w:br/>
+            </w:r>
+            <w:r>
+              <w:t>GET /id</w:t>
             </w:r>
           </w:p>
         </w:tc>
@@ -4582,7 +4840,7 @@
       <w:tr>
         <w:tc>
           <w:tcPr>
-            <w:tcW w:type="dxa" w:w="936"/>
+            <w:tcW w:type="dxa" w:w="1030"/>
           </w:tcPr>
           <w:p>
             <w:r/>
@@ -4593,7 +4851,7 @@
         </w:tc>
         <w:tc>
           <w:tcPr>
-            <w:tcW w:type="dxa" w:w="2153"/>
+            <w:tcW w:type="dxa" w:w="2340"/>
           </w:tcPr>
           <w:p>
             <w:r/>
@@ -4604,45 +4862,51 @@
         </w:tc>
         <w:tc>
           <w:tcPr>
+            <w:tcW w:type="dxa" w:w="1217"/>
+          </w:tcPr>
+          <w:p>
+            <w:r/>
+            <w:r>
+              <w:t>4</w:t>
+            </w:r>
+          </w:p>
+        </w:tc>
+        <w:tc>
+          <w:tcPr>
+            <w:tcW w:type="dxa" w:w="1591"/>
+          </w:tcPr>
+          <w:p>
+            <w:r/>
+            <w:r>
+              <w:t>Mandatory</w:t>
+            </w:r>
+          </w:p>
+        </w:tc>
+        <w:tc>
+          <w:tcPr>
+            <w:tcW w:type="dxa" w:w="2059"/>
+          </w:tcPr>
+          <w:p>
+            <w:r/>
+            <w:r>
+              <w:t>productOfferingPrice</w:t>
+            </w:r>
+          </w:p>
+        </w:tc>
+        <w:tc>
+          <w:tcPr>
             <w:tcW w:type="dxa" w:w="1123"/>
           </w:tcPr>
           <w:p>
             <w:r/>
             <w:r>
-              <w:t>4</w:t>
-            </w:r>
-          </w:p>
-        </w:tc>
-        <w:tc>
-          <w:tcPr>
-            <w:tcW w:type="dxa" w:w="1404"/>
-          </w:tcPr>
-          <w:p>
-            <w:r/>
-            <w:r>
-              <w:t>Mandatory</w:t>
-            </w:r>
-          </w:p>
-        </w:tc>
-        <w:tc>
-          <w:tcPr>
-            <w:tcW w:type="dxa" w:w="1872"/>
-          </w:tcPr>
-          <w:p>
-            <w:r/>
-            <w:r>
-              <w:t>productOfferingPrice</w:t>
-            </w:r>
-          </w:p>
-        </w:tc>
-        <w:tc>
-          <w:tcPr>
-            <w:tcW w:type="dxa" w:w="1872"/>
-          </w:tcPr>
-          <w:p>
-            <w:r/>
-            <w:r>
-              <w:t>GET, GET /id</w:t>
+              <w:t>GET</w:t>
+            </w:r>
+            <w:r>
+              <w:br/>
+            </w:r>
+            <w:r>
+              <w:t>GET /id</w:t>
             </w:r>
           </w:p>
         </w:tc>
@@ -4650,7 +4914,7 @@
       <w:tr>
         <w:tc>
           <w:tcPr>
-            <w:tcW w:type="dxa" w:w="936"/>
+            <w:tcW w:type="dxa" w:w="1030"/>
           </w:tcPr>
           <w:p>
             <w:r/>
@@ -4661,7 +4925,7 @@
         </w:tc>
         <w:tc>
           <w:tcPr>
-            <w:tcW w:type="dxa" w:w="2153"/>
+            <w:tcW w:type="dxa" w:w="2340"/>
           </w:tcPr>
           <w:p>
             <w:r/>
@@ -4672,45 +4936,51 @@
         </w:tc>
         <w:tc>
           <w:tcPr>
+            <w:tcW w:type="dxa" w:w="1217"/>
+          </w:tcPr>
+          <w:p>
+            <w:r/>
+            <w:r>
+              <w:t>5</w:t>
+            </w:r>
+          </w:p>
+        </w:tc>
+        <w:tc>
+          <w:tcPr>
+            <w:tcW w:type="dxa" w:w="1591"/>
+          </w:tcPr>
+          <w:p>
+            <w:r/>
+            <w:r>
+              <w:t>Optional</w:t>
+            </w:r>
+          </w:p>
+        </w:tc>
+        <w:tc>
+          <w:tcPr>
+            <w:tcW w:type="dxa" w:w="2059"/>
+          </w:tcPr>
+          <w:p>
+            <w:r/>
+            <w:r>
+              <w:t>productOrder</w:t>
+            </w:r>
+          </w:p>
+        </w:tc>
+        <w:tc>
+          <w:tcPr>
             <w:tcW w:type="dxa" w:w="1123"/>
           </w:tcPr>
           <w:p>
             <w:r/>
             <w:r>
-              <w:t>5</w:t>
-            </w:r>
-          </w:p>
-        </w:tc>
-        <w:tc>
-          <w:tcPr>
-            <w:tcW w:type="dxa" w:w="1404"/>
-          </w:tcPr>
-          <w:p>
-            <w:r/>
-            <w:r>
-              <w:t>Optional</w:t>
-            </w:r>
-          </w:p>
-        </w:tc>
-        <w:tc>
-          <w:tcPr>
-            <w:tcW w:type="dxa" w:w="1872"/>
-          </w:tcPr>
-          <w:p>
-            <w:r/>
-            <w:r>
-              <w:t>productOrder</w:t>
-            </w:r>
-          </w:p>
-        </w:tc>
-        <w:tc>
-          <w:tcPr>
-            <w:tcW w:type="dxa" w:w="1872"/>
-          </w:tcPr>
-          <w:p>
-            <w:r/>
-            <w:r>
-              <w:t>GET, GET /id</w:t>
+              <w:t>GET</w:t>
+            </w:r>
+            <w:r>
+              <w:br/>
+            </w:r>
+            <w:r>
+              <w:t>GET /id</w:t>
             </w:r>
           </w:p>
         </w:tc>
@@ -4718,7 +4988,7 @@
       <w:tr>
         <w:tc>
           <w:tcPr>
-            <w:tcW w:type="dxa" w:w="936"/>
+            <w:tcW w:type="dxa" w:w="1030"/>
           </w:tcPr>
           <w:p>
             <w:r/>
@@ -4729,7 +4999,7 @@
         </w:tc>
         <w:tc>
           <w:tcPr>
-            <w:tcW w:type="dxa" w:w="2153"/>
+            <w:tcW w:type="dxa" w:w="2340"/>
           </w:tcPr>
           <w:p>
             <w:r/>
@@ -4740,45 +5010,51 @@
         </w:tc>
         <w:tc>
           <w:tcPr>
+            <w:tcW w:type="dxa" w:w="1217"/>
+          </w:tcPr>
+          <w:p>
+            <w:r/>
+            <w:r>
+              <w:t>4</w:t>
+            </w:r>
+          </w:p>
+        </w:tc>
+        <w:tc>
+          <w:tcPr>
+            <w:tcW w:type="dxa" w:w="1591"/>
+          </w:tcPr>
+          <w:p>
+            <w:r/>
+            <w:r>
+              <w:t>Optional</w:t>
+            </w:r>
+          </w:p>
+        </w:tc>
+        <w:tc>
+          <w:tcPr>
+            <w:tcW w:type="dxa" w:w="2059"/>
+          </w:tcPr>
+          <w:p>
+            <w:r/>
+            <w:r>
+              <w:t>productOrder</w:t>
+            </w:r>
+          </w:p>
+        </w:tc>
+        <w:tc>
+          <w:tcPr>
             <w:tcW w:type="dxa" w:w="1123"/>
           </w:tcPr>
           <w:p>
             <w:r/>
             <w:r>
-              <w:t>4</w:t>
-            </w:r>
-          </w:p>
-        </w:tc>
-        <w:tc>
-          <w:tcPr>
-            <w:tcW w:type="dxa" w:w="1404"/>
-          </w:tcPr>
-          <w:p>
-            <w:r/>
-            <w:r>
-              <w:t>Optional</w:t>
-            </w:r>
-          </w:p>
-        </w:tc>
-        <w:tc>
-          <w:tcPr>
-            <w:tcW w:type="dxa" w:w="1872"/>
-          </w:tcPr>
-          <w:p>
-            <w:r/>
-            <w:r>
-              <w:t>productOrder</w:t>
-            </w:r>
-          </w:p>
-        </w:tc>
-        <w:tc>
-          <w:tcPr>
-            <w:tcW w:type="dxa" w:w="1872"/>
-          </w:tcPr>
-          <w:p>
-            <w:r/>
-            <w:r>
-              <w:t>GET, GET /id</w:t>
+              <w:t>GET</w:t>
+            </w:r>
+            <w:r>
+              <w:br/>
+            </w:r>
+            <w:r>
+              <w:t>GET /id</w:t>
             </w:r>
           </w:p>
         </w:tc>
@@ -4786,7 +5062,7 @@
       <w:tr>
         <w:tc>
           <w:tcPr>
-            <w:tcW w:type="dxa" w:w="936"/>
+            <w:tcW w:type="dxa" w:w="1030"/>
           </w:tcPr>
           <w:p>
             <w:r/>
@@ -4797,7 +5073,7 @@
         </w:tc>
         <w:tc>
           <w:tcPr>
-            <w:tcW w:type="dxa" w:w="2153"/>
+            <w:tcW w:type="dxa" w:w="2340"/>
           </w:tcPr>
           <w:p>
             <w:r/>
@@ -4808,45 +5084,69 @@
         </w:tc>
         <w:tc>
           <w:tcPr>
+            <w:tcW w:type="dxa" w:w="1217"/>
+          </w:tcPr>
+          <w:p>
+            <w:r/>
+            <w:r>
+              <w:t>5</w:t>
+            </w:r>
+          </w:p>
+        </w:tc>
+        <w:tc>
+          <w:tcPr>
+            <w:tcW w:type="dxa" w:w="1591"/>
+          </w:tcPr>
+          <w:p>
+            <w:r/>
+            <w:r>
+              <w:t>Mandatory</w:t>
+            </w:r>
+          </w:p>
+        </w:tc>
+        <w:tc>
+          <w:tcPr>
+            <w:tcW w:type="dxa" w:w="2059"/>
+          </w:tcPr>
+          <w:p>
+            <w:r/>
+            <w:r>
+              <w:t>product</w:t>
+            </w:r>
+          </w:p>
+        </w:tc>
+        <w:tc>
+          <w:tcPr>
             <w:tcW w:type="dxa" w:w="1123"/>
           </w:tcPr>
           <w:p>
             <w:r/>
             <w:r>
-              <w:t>5</w:t>
-            </w:r>
-          </w:p>
-        </w:tc>
-        <w:tc>
-          <w:tcPr>
-            <w:tcW w:type="dxa" w:w="1404"/>
-          </w:tcPr>
-          <w:p>
-            <w:r/>
-            <w:r>
-              <w:t>Mandatory</w:t>
-            </w:r>
-          </w:p>
-        </w:tc>
-        <w:tc>
-          <w:tcPr>
-            <w:tcW w:type="dxa" w:w="1872"/>
-          </w:tcPr>
-          <w:p>
-            <w:r/>
-            <w:r>
-              <w:t>product</w:t>
-            </w:r>
-          </w:p>
-        </w:tc>
-        <w:tc>
-          <w:tcPr>
-            <w:tcW w:type="dxa" w:w="1872"/>
-          </w:tcPr>
-          <w:p>
-            <w:r/>
-            <w:r>
-              <w:t>GET, GET /id, POST, PATCH, DELETE</w:t>
+              <w:t>GET</w:t>
+            </w:r>
+            <w:r>
+              <w:br/>
+            </w:r>
+            <w:r>
+              <w:t>GET /id</w:t>
+            </w:r>
+            <w:r>
+              <w:br/>
+            </w:r>
+            <w:r>
+              <w:t>POST</w:t>
+            </w:r>
+            <w:r>
+              <w:br/>
+            </w:r>
+            <w:r>
+              <w:t>PATCH</w:t>
+            </w:r>
+            <w:r>
+              <w:br/>
+            </w:r>
+            <w:r>
+              <w:t>DELETE</w:t>
             </w:r>
           </w:p>
         </w:tc>
@@ -4854,7 +5154,7 @@
       <w:tr>
         <w:tc>
           <w:tcPr>
-            <w:tcW w:type="dxa" w:w="936"/>
+            <w:tcW w:type="dxa" w:w="1030"/>
           </w:tcPr>
           <w:p>
             <w:r/>
@@ -4865,7 +5165,7 @@
         </w:tc>
         <w:tc>
           <w:tcPr>
-            <w:tcW w:type="dxa" w:w="2153"/>
+            <w:tcW w:type="dxa" w:w="2340"/>
           </w:tcPr>
           <w:p>
             <w:r/>
@@ -4876,45 +5176,69 @@
         </w:tc>
         <w:tc>
           <w:tcPr>
+            <w:tcW w:type="dxa" w:w="1217"/>
+          </w:tcPr>
+          <w:p>
+            <w:r/>
+            <w:r>
+              <w:t>4</w:t>
+            </w:r>
+          </w:p>
+        </w:tc>
+        <w:tc>
+          <w:tcPr>
+            <w:tcW w:type="dxa" w:w="1591"/>
+          </w:tcPr>
+          <w:p>
+            <w:r/>
+            <w:r>
+              <w:t>Mandatory</w:t>
+            </w:r>
+          </w:p>
+        </w:tc>
+        <w:tc>
+          <w:tcPr>
+            <w:tcW w:type="dxa" w:w="2059"/>
+          </w:tcPr>
+          <w:p>
+            <w:r/>
+            <w:r>
+              <w:t>product</w:t>
+            </w:r>
+          </w:p>
+        </w:tc>
+        <w:tc>
+          <w:tcPr>
             <w:tcW w:type="dxa" w:w="1123"/>
           </w:tcPr>
           <w:p>
             <w:r/>
             <w:r>
-              <w:t>4</w:t>
-            </w:r>
-          </w:p>
-        </w:tc>
-        <w:tc>
-          <w:tcPr>
-            <w:tcW w:type="dxa" w:w="1404"/>
-          </w:tcPr>
-          <w:p>
-            <w:r/>
-            <w:r>
-              <w:t>Mandatory</w:t>
-            </w:r>
-          </w:p>
-        </w:tc>
-        <w:tc>
-          <w:tcPr>
-            <w:tcW w:type="dxa" w:w="1872"/>
-          </w:tcPr>
-          <w:p>
-            <w:r/>
-            <w:r>
-              <w:t>product</w:t>
-            </w:r>
-          </w:p>
-        </w:tc>
-        <w:tc>
-          <w:tcPr>
-            <w:tcW w:type="dxa" w:w="1872"/>
-          </w:tcPr>
-          <w:p>
-            <w:r/>
-            <w:r>
-              <w:t>POST, GET, GET /id, PATCH, DELETE</w:t>
+              <w:t>POST</w:t>
+            </w:r>
+            <w:r>
+              <w:br/>
+            </w:r>
+            <w:r>
+              <w:t>GET</w:t>
+            </w:r>
+            <w:r>
+              <w:br/>
+            </w:r>
+            <w:r>
+              <w:t>GET /id</w:t>
+            </w:r>
+            <w:r>
+              <w:br/>
+            </w:r>
+            <w:r>
+              <w:t>PATCH</w:t>
+            </w:r>
+            <w:r>
+              <w:br/>
+            </w:r>
+            <w:r>
+              <w:t>DELETE</w:t>
             </w:r>
           </w:p>
         </w:tc>
@@ -4922,7 +5246,7 @@
       <w:tr>
         <w:tc>
           <w:tcPr>
-            <w:tcW w:type="dxa" w:w="936"/>
+            <w:tcW w:type="dxa" w:w="1030"/>
           </w:tcPr>
           <w:p>
             <w:r/>
@@ -4933,7 +5257,7 @@
         </w:tc>
         <w:tc>
           <w:tcPr>
-            <w:tcW w:type="dxa" w:w="2153"/>
+            <w:tcW w:type="dxa" w:w="2340"/>
           </w:tcPr>
           <w:p>
             <w:r/>
@@ -4944,45 +5268,51 @@
         </w:tc>
         <w:tc>
           <w:tcPr>
+            <w:tcW w:type="dxa" w:w="1217"/>
+          </w:tcPr>
+          <w:p>
+            <w:r/>
+            <w:r>
+              <w:t>4</w:t>
+            </w:r>
+          </w:p>
+        </w:tc>
+        <w:tc>
+          <w:tcPr>
+            <w:tcW w:type="dxa" w:w="1591"/>
+          </w:tcPr>
+          <w:p>
+            <w:r/>
+            <w:r>
+              <w:t>Optional</w:t>
+            </w:r>
+          </w:p>
+        </w:tc>
+        <w:tc>
+          <w:tcPr>
+            <w:tcW w:type="dxa" w:w="2059"/>
+          </w:tcPr>
+          <w:p>
+            <w:r/>
+            <w:r>
+              <w:t>serviceSpecification</w:t>
+            </w:r>
+          </w:p>
+        </w:tc>
+        <w:tc>
+          <w:tcPr>
             <w:tcW w:type="dxa" w:w="1123"/>
           </w:tcPr>
           <w:p>
             <w:r/>
             <w:r>
-              <w:t>4</w:t>
-            </w:r>
-          </w:p>
-        </w:tc>
-        <w:tc>
-          <w:tcPr>
-            <w:tcW w:type="dxa" w:w="1404"/>
-          </w:tcPr>
-          <w:p>
-            <w:r/>
-            <w:r>
-              <w:t>Optional</w:t>
-            </w:r>
-          </w:p>
-        </w:tc>
-        <w:tc>
-          <w:tcPr>
-            <w:tcW w:type="dxa" w:w="1872"/>
-          </w:tcPr>
-          <w:p>
-            <w:r/>
-            <w:r>
-              <w:t>serviceSpecification</w:t>
-            </w:r>
-          </w:p>
-        </w:tc>
-        <w:tc>
-          <w:tcPr>
-            <w:tcW w:type="dxa" w:w="1872"/>
-          </w:tcPr>
-          <w:p>
-            <w:r/>
-            <w:r>
-              <w:t>GET, GET /id</w:t>
+              <w:t>GET</w:t>
+            </w:r>
+            <w:r>
+              <w:br/>
+            </w:r>
+            <w:r>
+              <w:t>GET /id</w:t>
             </w:r>
           </w:p>
         </w:tc>
@@ -4990,7 +5320,7 @@
       <w:tr>
         <w:tc>
           <w:tcPr>
-            <w:tcW w:type="dxa" w:w="936"/>
+            <w:tcW w:type="dxa" w:w="1030"/>
           </w:tcPr>
           <w:p>
             <w:r/>
@@ -5001,7 +5331,7 @@
         </w:tc>
         <w:tc>
           <w:tcPr>
-            <w:tcW w:type="dxa" w:w="2153"/>
+            <w:tcW w:type="dxa" w:w="2340"/>
           </w:tcPr>
           <w:p>
             <w:r/>
@@ -5012,45 +5342,51 @@
         </w:tc>
         <w:tc>
           <w:tcPr>
+            <w:tcW w:type="dxa" w:w="1217"/>
+          </w:tcPr>
+          <w:p>
+            <w:r/>
+            <w:r>
+              <w:t>5</w:t>
+            </w:r>
+          </w:p>
+        </w:tc>
+        <w:tc>
+          <w:tcPr>
+            <w:tcW w:type="dxa" w:w="1591"/>
+          </w:tcPr>
+          <w:p>
+            <w:r/>
+            <w:r>
+              <w:t>Optional</w:t>
+            </w:r>
+          </w:p>
+        </w:tc>
+        <w:tc>
+          <w:tcPr>
+            <w:tcW w:type="dxa" w:w="2059"/>
+          </w:tcPr>
+          <w:p>
+            <w:r/>
+            <w:r>
+              <w:t>service</w:t>
+            </w:r>
+          </w:p>
+        </w:tc>
+        <w:tc>
+          <w:tcPr>
             <w:tcW w:type="dxa" w:w="1123"/>
           </w:tcPr>
           <w:p>
             <w:r/>
             <w:r>
-              <w:t>5</w:t>
-            </w:r>
-          </w:p>
-        </w:tc>
-        <w:tc>
-          <w:tcPr>
-            <w:tcW w:type="dxa" w:w="1404"/>
-          </w:tcPr>
-          <w:p>
-            <w:r/>
-            <w:r>
-              <w:t>Optional</w:t>
-            </w:r>
-          </w:p>
-        </w:tc>
-        <w:tc>
-          <w:tcPr>
-            <w:tcW w:type="dxa" w:w="1872"/>
-          </w:tcPr>
-          <w:p>
-            <w:r/>
-            <w:r>
-              <w:t>service</w:t>
-            </w:r>
-          </w:p>
-        </w:tc>
-        <w:tc>
-          <w:tcPr>
-            <w:tcW w:type="dxa" w:w="1872"/>
-          </w:tcPr>
-          <w:p>
-            <w:r/>
-            <w:r>
-              <w:t>GET, GET /id</w:t>
+              <w:t>GET</w:t>
+            </w:r>
+            <w:r>
+              <w:br/>
+            </w:r>
+            <w:r>
+              <w:t>GET /id</w:t>
             </w:r>
           </w:p>
         </w:tc>
@@ -5058,7 +5394,7 @@
       <w:tr>
         <w:tc>
           <w:tcPr>
-            <w:tcW w:type="dxa" w:w="936"/>
+            <w:tcW w:type="dxa" w:w="1030"/>
           </w:tcPr>
           <w:p>
             <w:r/>
@@ -5069,7 +5405,7 @@
         </w:tc>
         <w:tc>
           <w:tcPr>
-            <w:tcW w:type="dxa" w:w="2153"/>
+            <w:tcW w:type="dxa" w:w="2340"/>
           </w:tcPr>
           <w:p>
             <w:r/>
@@ -5080,45 +5416,51 @@
         </w:tc>
         <w:tc>
           <w:tcPr>
+            <w:tcW w:type="dxa" w:w="1217"/>
+          </w:tcPr>
+          <w:p>
+            <w:r/>
+            <w:r>
+              <w:t>4</w:t>
+            </w:r>
+          </w:p>
+        </w:tc>
+        <w:tc>
+          <w:tcPr>
+            <w:tcW w:type="dxa" w:w="1591"/>
+          </w:tcPr>
+          <w:p>
+            <w:r/>
+            <w:r>
+              <w:t>Optional</w:t>
+            </w:r>
+          </w:p>
+        </w:tc>
+        <w:tc>
+          <w:tcPr>
+            <w:tcW w:type="dxa" w:w="2059"/>
+          </w:tcPr>
+          <w:p>
+            <w:r/>
+            <w:r>
+              <w:t>service</w:t>
+            </w:r>
+          </w:p>
+        </w:tc>
+        <w:tc>
+          <w:tcPr>
             <w:tcW w:type="dxa" w:w="1123"/>
           </w:tcPr>
           <w:p>
             <w:r/>
             <w:r>
-              <w:t>4</w:t>
-            </w:r>
-          </w:p>
-        </w:tc>
-        <w:tc>
-          <w:tcPr>
-            <w:tcW w:type="dxa" w:w="1404"/>
-          </w:tcPr>
-          <w:p>
-            <w:r/>
-            <w:r>
-              <w:t>Optional</w:t>
-            </w:r>
-          </w:p>
-        </w:tc>
-        <w:tc>
-          <w:tcPr>
-            <w:tcW w:type="dxa" w:w="1872"/>
-          </w:tcPr>
-          <w:p>
-            <w:r/>
-            <w:r>
-              <w:t>service</w:t>
-            </w:r>
-          </w:p>
-        </w:tc>
-        <w:tc>
-          <w:tcPr>
-            <w:tcW w:type="dxa" w:w="1872"/>
-          </w:tcPr>
-          <w:p>
-            <w:r/>
-            <w:r>
-              <w:t>GET /id, GET</w:t>
+              <w:t>GET /id</w:t>
+            </w:r>
+            <w:r>
+              <w:br/>
+            </w:r>
+            <w:r>
+              <w:t>GET</w:t>
             </w:r>
           </w:p>
         </w:tc>
@@ -5126,7 +5468,7 @@
       <w:tr>
         <w:tc>
           <w:tcPr>
-            <w:tcW w:type="dxa" w:w="936"/>
+            <w:tcW w:type="dxa" w:w="1030"/>
           </w:tcPr>
           <w:p>
             <w:r/>
@@ -5137,7 +5479,7 @@
         </w:tc>
         <w:tc>
           <w:tcPr>
-            <w:tcW w:type="dxa" w:w="2153"/>
+            <w:tcW w:type="dxa" w:w="2340"/>
           </w:tcPr>
           <w:p>
             <w:r/>
@@ -5148,45 +5490,69 @@
         </w:tc>
         <w:tc>
           <w:tcPr>
+            <w:tcW w:type="dxa" w:w="1217"/>
+          </w:tcPr>
+          <w:p>
+            <w:r/>
+            <w:r>
+              <w:t>4</w:t>
+            </w:r>
+          </w:p>
+        </w:tc>
+        <w:tc>
+          <w:tcPr>
+            <w:tcW w:type="dxa" w:w="1591"/>
+          </w:tcPr>
+          <w:p>
+            <w:r/>
+            <w:r>
+              <w:t>Optional</w:t>
+            </w:r>
+          </w:p>
+        </w:tc>
+        <w:tc>
+          <w:tcPr>
+            <w:tcW w:type="dxa" w:w="2059"/>
+          </w:tcPr>
+          <w:p>
+            <w:r/>
+            <w:r>
+              <w:t>serviceOrder</w:t>
+            </w:r>
+          </w:p>
+        </w:tc>
+        <w:tc>
+          <w:tcPr>
             <w:tcW w:type="dxa" w:w="1123"/>
           </w:tcPr>
           <w:p>
             <w:r/>
             <w:r>
-              <w:t>4</w:t>
-            </w:r>
-          </w:p>
-        </w:tc>
-        <w:tc>
-          <w:tcPr>
-            <w:tcW w:type="dxa" w:w="1404"/>
-          </w:tcPr>
-          <w:p>
-            <w:r/>
-            <w:r>
-              <w:t>Optional</w:t>
-            </w:r>
-          </w:p>
-        </w:tc>
-        <w:tc>
-          <w:tcPr>
-            <w:tcW w:type="dxa" w:w="1872"/>
-          </w:tcPr>
-          <w:p>
-            <w:r/>
-            <w:r>
-              <w:t>serviceOrder</w:t>
-            </w:r>
-          </w:p>
-        </w:tc>
-        <w:tc>
-          <w:tcPr>
-            <w:tcW w:type="dxa" w:w="1872"/>
-          </w:tcPr>
-          <w:p>
-            <w:r/>
-            <w:r>
-              <w:t>GET, GET /id, POST, PATCH, DELETE</w:t>
+              <w:t>GET</w:t>
+            </w:r>
+            <w:r>
+              <w:br/>
+            </w:r>
+            <w:r>
+              <w:t>GET /id</w:t>
+            </w:r>
+            <w:r>
+              <w:br/>
+            </w:r>
+            <w:r>
+              <w:t>POST</w:t>
+            </w:r>
+            <w:r>
+              <w:br/>
+            </w:r>
+            <w:r>
+              <w:t>PATCH</w:t>
+            </w:r>
+            <w:r>
+              <w:br/>
+            </w:r>
+            <w:r>
+              <w:t>DELETE</w:t>
             </w:r>
           </w:p>
         </w:tc>
@@ -5194,7 +5560,7 @@
       <w:tr>
         <w:tc>
           <w:tcPr>
-            <w:tcW w:type="dxa" w:w="936"/>
+            <w:tcW w:type="dxa" w:w="1030"/>
           </w:tcPr>
           <w:p>
             <w:r/>
@@ -5205,7 +5571,7 @@
         </w:tc>
         <w:tc>
           <w:tcPr>
-            <w:tcW w:type="dxa" w:w="2153"/>
+            <w:tcW w:type="dxa" w:w="2340"/>
           </w:tcPr>
           <w:p>
             <w:r/>
@@ -5216,45 +5582,57 @@
         </w:tc>
         <w:tc>
           <w:tcPr>
+            <w:tcW w:type="dxa" w:w="1217"/>
+          </w:tcPr>
+          <w:p>
+            <w:r/>
+            <w:r>
+              <w:t>4</w:t>
+            </w:r>
+          </w:p>
+        </w:tc>
+        <w:tc>
+          <w:tcPr>
+            <w:tcW w:type="dxa" w:w="1591"/>
+          </w:tcPr>
+          <w:p>
+            <w:r/>
+            <w:r>
+              <w:t>Optional</w:t>
+            </w:r>
+          </w:p>
+        </w:tc>
+        <w:tc>
+          <w:tcPr>
+            <w:tcW w:type="dxa" w:w="2059"/>
+          </w:tcPr>
+          <w:p>
+            <w:r/>
+            <w:r>
+              <w:t>cancelServiceOrder</w:t>
+            </w:r>
+          </w:p>
+        </w:tc>
+        <w:tc>
+          <w:tcPr>
             <w:tcW w:type="dxa" w:w="1123"/>
           </w:tcPr>
           <w:p>
             <w:r/>
             <w:r>
-              <w:t>4</w:t>
-            </w:r>
-          </w:p>
-        </w:tc>
-        <w:tc>
-          <w:tcPr>
-            <w:tcW w:type="dxa" w:w="1404"/>
-          </w:tcPr>
-          <w:p>
-            <w:r/>
-            <w:r>
-              <w:t>Optional</w:t>
-            </w:r>
-          </w:p>
-        </w:tc>
-        <w:tc>
-          <w:tcPr>
-            <w:tcW w:type="dxa" w:w="1872"/>
-          </w:tcPr>
-          <w:p>
-            <w:r/>
-            <w:r>
-              <w:t>cancelServiceOrder</w:t>
-            </w:r>
-          </w:p>
-        </w:tc>
-        <w:tc>
-          <w:tcPr>
-            <w:tcW w:type="dxa" w:w="1872"/>
-          </w:tcPr>
-          <w:p>
-            <w:r/>
-            <w:r>
-              <w:t>GET, GET /id, POST</w:t>
+              <w:t>GET</w:t>
+            </w:r>
+            <w:r>
+              <w:br/>
+            </w:r>
+            <w:r>
+              <w:t>GET /id</w:t>
+            </w:r>
+            <w:r>
+              <w:br/>
+            </w:r>
+            <w:r>
+              <w:t>POST</w:t>
             </w:r>
           </w:p>
         </w:tc>
@@ -5262,7 +5640,7 @@
       <w:tr>
         <w:tc>
           <w:tcPr>
-            <w:tcW w:type="dxa" w:w="936"/>
+            <w:tcW w:type="dxa" w:w="1030"/>
           </w:tcPr>
           <w:p>
             <w:r/>
@@ -5273,7 +5651,7 @@
         </w:tc>
         <w:tc>
           <w:tcPr>
-            <w:tcW w:type="dxa" w:w="2153"/>
+            <w:tcW w:type="dxa" w:w="2340"/>
           </w:tcPr>
           <w:p>
             <w:r/>
@@ -5284,45 +5662,69 @@
         </w:tc>
         <w:tc>
           <w:tcPr>
+            <w:tcW w:type="dxa" w:w="1217"/>
+          </w:tcPr>
+          <w:p>
+            <w:r/>
+            <w:r>
+              <w:t>5</w:t>
+            </w:r>
+          </w:p>
+        </w:tc>
+        <w:tc>
+          <w:tcPr>
+            <w:tcW w:type="dxa" w:w="1591"/>
+          </w:tcPr>
+          <w:p>
+            <w:r/>
+            <w:r>
+              <w:t>Optional</w:t>
+            </w:r>
+          </w:p>
+        </w:tc>
+        <w:tc>
+          <w:tcPr>
+            <w:tcW w:type="dxa" w:w="2059"/>
+          </w:tcPr>
+          <w:p>
+            <w:r/>
+            <w:r>
+              <w:t>serviceOrder</w:t>
+            </w:r>
+          </w:p>
+        </w:tc>
+        <w:tc>
+          <w:tcPr>
             <w:tcW w:type="dxa" w:w="1123"/>
           </w:tcPr>
           <w:p>
             <w:r/>
             <w:r>
-              <w:t>5</w:t>
-            </w:r>
-          </w:p>
-        </w:tc>
-        <w:tc>
-          <w:tcPr>
-            <w:tcW w:type="dxa" w:w="1404"/>
-          </w:tcPr>
-          <w:p>
-            <w:r/>
-            <w:r>
-              <w:t>Optional</w:t>
-            </w:r>
-          </w:p>
-        </w:tc>
-        <w:tc>
-          <w:tcPr>
-            <w:tcW w:type="dxa" w:w="1872"/>
-          </w:tcPr>
-          <w:p>
-            <w:r/>
-            <w:r>
-              <w:t>serviceOrder</w:t>
-            </w:r>
-          </w:p>
-        </w:tc>
-        <w:tc>
-          <w:tcPr>
-            <w:tcW w:type="dxa" w:w="1872"/>
-          </w:tcPr>
-          <w:p>
-            <w:r/>
-            <w:r>
-              <w:t>GET, GET /id, POST, PATCH, DELETE</w:t>
+              <w:t>GET</w:t>
+            </w:r>
+            <w:r>
+              <w:br/>
+            </w:r>
+            <w:r>
+              <w:t>GET /id</w:t>
+            </w:r>
+            <w:r>
+              <w:br/>
+            </w:r>
+            <w:r>
+              <w:t>POST</w:t>
+            </w:r>
+            <w:r>
+              <w:br/>
+            </w:r>
+            <w:r>
+              <w:t>PATCH</w:t>
+            </w:r>
+            <w:r>
+              <w:br/>
+            </w:r>
+            <w:r>
+              <w:t>DELETE</w:t>
             </w:r>
           </w:p>
         </w:tc>
@@ -5330,7 +5732,7 @@
       <w:tr>
         <w:tc>
           <w:tcPr>
-            <w:tcW w:type="dxa" w:w="936"/>
+            <w:tcW w:type="dxa" w:w="1030"/>
           </w:tcPr>
           <w:p>
             <w:r/>
@@ -5341,7 +5743,7 @@
         </w:tc>
         <w:tc>
           <w:tcPr>
-            <w:tcW w:type="dxa" w:w="2153"/>
+            <w:tcW w:type="dxa" w:w="2340"/>
           </w:tcPr>
           <w:p>
             <w:r/>
@@ -5352,45 +5754,57 @@
         </w:tc>
         <w:tc>
           <w:tcPr>
+            <w:tcW w:type="dxa" w:w="1217"/>
+          </w:tcPr>
+          <w:p>
+            <w:r/>
+            <w:r>
+              <w:t>5</w:t>
+            </w:r>
+          </w:p>
+        </w:tc>
+        <w:tc>
+          <w:tcPr>
+            <w:tcW w:type="dxa" w:w="1591"/>
+          </w:tcPr>
+          <w:p>
+            <w:r/>
+            <w:r>
+              <w:t>Optional</w:t>
+            </w:r>
+          </w:p>
+        </w:tc>
+        <w:tc>
+          <w:tcPr>
+            <w:tcW w:type="dxa" w:w="2059"/>
+          </w:tcPr>
+          <w:p>
+            <w:r/>
+            <w:r>
+              <w:t>cancelServiceOrder</w:t>
+            </w:r>
+          </w:p>
+        </w:tc>
+        <w:tc>
+          <w:tcPr>
             <w:tcW w:type="dxa" w:w="1123"/>
           </w:tcPr>
           <w:p>
             <w:r/>
             <w:r>
-              <w:t>5</w:t>
-            </w:r>
-          </w:p>
-        </w:tc>
-        <w:tc>
-          <w:tcPr>
-            <w:tcW w:type="dxa" w:w="1404"/>
-          </w:tcPr>
-          <w:p>
-            <w:r/>
-            <w:r>
-              <w:t>Optional</w:t>
-            </w:r>
-          </w:p>
-        </w:tc>
-        <w:tc>
-          <w:tcPr>
-            <w:tcW w:type="dxa" w:w="1872"/>
-          </w:tcPr>
-          <w:p>
-            <w:r/>
-            <w:r>
-              <w:t>cancelServiceOrder</w:t>
-            </w:r>
-          </w:p>
-        </w:tc>
-        <w:tc>
-          <w:tcPr>
-            <w:tcW w:type="dxa" w:w="1872"/>
-          </w:tcPr>
-          <w:p>
-            <w:r/>
-            <w:r>
-              <w:t>GET, GET /id, POST</w:t>
+              <w:t>GET</w:t>
+            </w:r>
+            <w:r>
+              <w:br/>
+            </w:r>
+            <w:r>
+              <w:t>GET /id</w:t>
+            </w:r>
+            <w:r>
+              <w:br/>
+            </w:r>
+            <w:r>
+              <w:t>POST</w:t>
             </w:r>
           </w:p>
         </w:tc>
@@ -5398,7 +5812,7 @@
       <w:tr>
         <w:tc>
           <w:tcPr>
-            <w:tcW w:type="dxa" w:w="936"/>
+            <w:tcW w:type="dxa" w:w="1030"/>
           </w:tcPr>
           <w:p>
             <w:r/>
@@ -5409,7 +5823,7 @@
         </w:tc>
         <w:tc>
           <w:tcPr>
-            <w:tcW w:type="dxa" w:w="2153"/>
+            <w:tcW w:type="dxa" w:w="2340"/>
           </w:tcPr>
           <w:p>
             <w:r/>
@@ -5420,45 +5834,51 @@
         </w:tc>
         <w:tc>
           <w:tcPr>
+            <w:tcW w:type="dxa" w:w="1217"/>
+          </w:tcPr>
+          <w:p>
+            <w:r/>
+            <w:r>
+              <w:t>4</w:t>
+            </w:r>
+          </w:p>
+        </w:tc>
+        <w:tc>
+          <w:tcPr>
+            <w:tcW w:type="dxa" w:w="1591"/>
+          </w:tcPr>
+          <w:p>
+            <w:r/>
+            <w:r>
+              <w:t>Optional</w:t>
+            </w:r>
+          </w:p>
+        </w:tc>
+        <w:tc>
+          <w:tcPr>
+            <w:tcW w:type="dxa" w:w="2059"/>
+          </w:tcPr>
+          <w:p>
+            <w:r/>
+            <w:r>
+              <w:t>resourceSpecification</w:t>
+            </w:r>
+          </w:p>
+        </w:tc>
+        <w:tc>
+          <w:tcPr>
             <w:tcW w:type="dxa" w:w="1123"/>
           </w:tcPr>
           <w:p>
             <w:r/>
             <w:r>
-              <w:t>4</w:t>
-            </w:r>
-          </w:p>
-        </w:tc>
-        <w:tc>
-          <w:tcPr>
-            <w:tcW w:type="dxa" w:w="1404"/>
-          </w:tcPr>
-          <w:p>
-            <w:r/>
-            <w:r>
-              <w:t>Optional</w:t>
-            </w:r>
-          </w:p>
-        </w:tc>
-        <w:tc>
-          <w:tcPr>
-            <w:tcW w:type="dxa" w:w="1872"/>
-          </w:tcPr>
-          <w:p>
-            <w:r/>
-            <w:r>
-              <w:t>resourceSpecification</w:t>
-            </w:r>
-          </w:p>
-        </w:tc>
-        <w:tc>
-          <w:tcPr>
-            <w:tcW w:type="dxa" w:w="1872"/>
-          </w:tcPr>
-          <w:p>
-            <w:r/>
-            <w:r>
-              <w:t>GET, GET /id</w:t>
+              <w:t>GET</w:t>
+            </w:r>
+            <w:r>
+              <w:br/>
+            </w:r>
+            <w:r>
+              <w:t>GET /id</w:t>
             </w:r>
           </w:p>
         </w:tc>
@@ -5466,7 +5886,7 @@
       <w:tr>
         <w:tc>
           <w:tcPr>
-            <w:tcW w:type="dxa" w:w="936"/>
+            <w:tcW w:type="dxa" w:w="1030"/>
           </w:tcPr>
           <w:p>
             <w:r/>
@@ -5477,7 +5897,7 @@
         </w:tc>
         <w:tc>
           <w:tcPr>
-            <w:tcW w:type="dxa" w:w="2153"/>
+            <w:tcW w:type="dxa" w:w="2340"/>
           </w:tcPr>
           <w:p>
             <w:r/>
@@ -5488,45 +5908,51 @@
         </w:tc>
         <w:tc>
           <w:tcPr>
+            <w:tcW w:type="dxa" w:w="1217"/>
+          </w:tcPr>
+          <w:p>
+            <w:r/>
+            <w:r>
+              <w:t>5</w:t>
+            </w:r>
+          </w:p>
+        </w:tc>
+        <w:tc>
+          <w:tcPr>
+            <w:tcW w:type="dxa" w:w="1591"/>
+          </w:tcPr>
+          <w:p>
+            <w:r/>
+            <w:r>
+              <w:t>Optional</w:t>
+            </w:r>
+          </w:p>
+        </w:tc>
+        <w:tc>
+          <w:tcPr>
+            <w:tcW w:type="dxa" w:w="2059"/>
+          </w:tcPr>
+          <w:p>
+            <w:r/>
+            <w:r>
+              <w:t>resourceSpecification</w:t>
+            </w:r>
+          </w:p>
+        </w:tc>
+        <w:tc>
+          <w:tcPr>
             <w:tcW w:type="dxa" w:w="1123"/>
           </w:tcPr>
           <w:p>
             <w:r/>
             <w:r>
-              <w:t>5</w:t>
-            </w:r>
-          </w:p>
-        </w:tc>
-        <w:tc>
-          <w:tcPr>
-            <w:tcW w:type="dxa" w:w="1404"/>
-          </w:tcPr>
-          <w:p>
-            <w:r/>
-            <w:r>
-              <w:t>Optional</w:t>
-            </w:r>
-          </w:p>
-        </w:tc>
-        <w:tc>
-          <w:tcPr>
-            <w:tcW w:type="dxa" w:w="1872"/>
-          </w:tcPr>
-          <w:p>
-            <w:r/>
-            <w:r>
-              <w:t>resourceSpecification</w:t>
-            </w:r>
-          </w:p>
-        </w:tc>
-        <w:tc>
-          <w:tcPr>
-            <w:tcW w:type="dxa" w:w="1872"/>
-          </w:tcPr>
-          <w:p>
-            <w:r/>
-            <w:r>
-              <w:t>GET, GET /id</w:t>
+              <w:t>GET</w:t>
+            </w:r>
+            <w:r>
+              <w:br/>
+            </w:r>
+            <w:r>
+              <w:t>GET /id</w:t>
             </w:r>
           </w:p>
         </w:tc>
@@ -5534,7 +5960,7 @@
       <w:tr>
         <w:tc>
           <w:tcPr>
-            <w:tcW w:type="dxa" w:w="936"/>
+            <w:tcW w:type="dxa" w:w="1030"/>
           </w:tcPr>
           <w:p>
             <w:r/>
@@ -5545,7 +5971,7 @@
         </w:tc>
         <w:tc>
           <w:tcPr>
-            <w:tcW w:type="dxa" w:w="2153"/>
+            <w:tcW w:type="dxa" w:w="2340"/>
           </w:tcPr>
           <w:p>
             <w:r/>
@@ -5556,45 +5982,51 @@
         </w:tc>
         <w:tc>
           <w:tcPr>
+            <w:tcW w:type="dxa" w:w="1217"/>
+          </w:tcPr>
+          <w:p>
+            <w:r/>
+            <w:r>
+              <w:t>4</w:t>
+            </w:r>
+          </w:p>
+        </w:tc>
+        <w:tc>
+          <w:tcPr>
+            <w:tcW w:type="dxa" w:w="1591"/>
+          </w:tcPr>
+          <w:p>
+            <w:r/>
+            <w:r>
+              <w:t>Optional</w:t>
+            </w:r>
+          </w:p>
+        </w:tc>
+        <w:tc>
+          <w:tcPr>
+            <w:tcW w:type="dxa" w:w="2059"/>
+          </w:tcPr>
+          <w:p>
+            <w:r/>
+            <w:r>
+              <w:t>resource</w:t>
+            </w:r>
+          </w:p>
+        </w:tc>
+        <w:tc>
+          <w:tcPr>
             <w:tcW w:type="dxa" w:w="1123"/>
           </w:tcPr>
           <w:p>
             <w:r/>
             <w:r>
-              <w:t>4</w:t>
-            </w:r>
-          </w:p>
-        </w:tc>
-        <w:tc>
-          <w:tcPr>
-            <w:tcW w:type="dxa" w:w="1404"/>
-          </w:tcPr>
-          <w:p>
-            <w:r/>
-            <w:r>
-              <w:t>Optional</w:t>
-            </w:r>
-          </w:p>
-        </w:tc>
-        <w:tc>
-          <w:tcPr>
-            <w:tcW w:type="dxa" w:w="1872"/>
-          </w:tcPr>
-          <w:p>
-            <w:r/>
-            <w:r>
-              <w:t>resource</w:t>
-            </w:r>
-          </w:p>
-        </w:tc>
-        <w:tc>
-          <w:tcPr>
-            <w:tcW w:type="dxa" w:w="1872"/>
-          </w:tcPr>
-          <w:p>
-            <w:r/>
-            <w:r>
-              <w:t>GET, GET /id</w:t>
+              <w:t>GET</w:t>
+            </w:r>
+            <w:r>
+              <w:br/>
+            </w:r>
+            <w:r>
+              <w:t>GET /id</w:t>
             </w:r>
           </w:p>
         </w:tc>
@@ -5602,7 +6034,7 @@
       <w:tr>
         <w:tc>
           <w:tcPr>
-            <w:tcW w:type="dxa" w:w="936"/>
+            <w:tcW w:type="dxa" w:w="1030"/>
           </w:tcPr>
           <w:p>
             <w:r/>
@@ -5613,7 +6045,7 @@
         </w:tc>
         <w:tc>
           <w:tcPr>
-            <w:tcW w:type="dxa" w:w="2153"/>
+            <w:tcW w:type="dxa" w:w="2340"/>
           </w:tcPr>
           <w:p>
             <w:r/>
@@ -5624,45 +6056,51 @@
         </w:tc>
         <w:tc>
           <w:tcPr>
+            <w:tcW w:type="dxa" w:w="1217"/>
+          </w:tcPr>
+          <w:p>
+            <w:r/>
+            <w:r>
+              <w:t>5</w:t>
+            </w:r>
+          </w:p>
+        </w:tc>
+        <w:tc>
+          <w:tcPr>
+            <w:tcW w:type="dxa" w:w="1591"/>
+          </w:tcPr>
+          <w:p>
+            <w:r/>
+            <w:r>
+              <w:t>Optional</w:t>
+            </w:r>
+          </w:p>
+        </w:tc>
+        <w:tc>
+          <w:tcPr>
+            <w:tcW w:type="dxa" w:w="2059"/>
+          </w:tcPr>
+          <w:p>
+            <w:r/>
+            <w:r>
+              <w:t>resource</w:t>
+            </w:r>
+          </w:p>
+        </w:tc>
+        <w:tc>
+          <w:tcPr>
             <w:tcW w:type="dxa" w:w="1123"/>
           </w:tcPr>
           <w:p>
             <w:r/>
             <w:r>
-              <w:t>5</w:t>
-            </w:r>
-          </w:p>
-        </w:tc>
-        <w:tc>
-          <w:tcPr>
-            <w:tcW w:type="dxa" w:w="1404"/>
-          </w:tcPr>
-          <w:p>
-            <w:r/>
-            <w:r>
-              <w:t>Optional</w:t>
-            </w:r>
-          </w:p>
-        </w:tc>
-        <w:tc>
-          <w:tcPr>
-            <w:tcW w:type="dxa" w:w="1872"/>
-          </w:tcPr>
-          <w:p>
-            <w:r/>
-            <w:r>
-              <w:t>resource</w:t>
-            </w:r>
-          </w:p>
-        </w:tc>
-        <w:tc>
-          <w:tcPr>
-            <w:tcW w:type="dxa" w:w="1872"/>
-          </w:tcPr>
-          <w:p>
-            <w:r/>
-            <w:r>
-              <w:t>GET, GET /id</w:t>
+              <w:t>GET</w:t>
+            </w:r>
+            <w:r>
+              <w:br/>
+            </w:r>
+            <w:r>
+              <w:t>GET /id</w:t>
             </w:r>
           </w:p>
         </w:tc>
@@ -5670,7 +6108,7 @@
       <w:tr>
         <w:tc>
           <w:tcPr>
-            <w:tcW w:type="dxa" w:w="936"/>
+            <w:tcW w:type="dxa" w:w="1030"/>
           </w:tcPr>
           <w:p>
             <w:r/>
@@ -5681,7 +6119,7 @@
         </w:tc>
         <w:tc>
           <w:tcPr>
-            <w:tcW w:type="dxa" w:w="2153"/>
+            <w:tcW w:type="dxa" w:w="2340"/>
           </w:tcPr>
           <w:p>
             <w:r/>
@@ -5692,45 +6130,51 @@
         </w:tc>
         <w:tc>
           <w:tcPr>
+            <w:tcW w:type="dxa" w:w="1217"/>
+          </w:tcPr>
+          <w:p>
+            <w:r/>
+            <w:r>
+              <w:t>4</w:t>
+            </w:r>
+          </w:p>
+        </w:tc>
+        <w:tc>
+          <w:tcPr>
+            <w:tcW w:type="dxa" w:w="1591"/>
+          </w:tcPr>
+          <w:p>
+            <w:r/>
+            <w:r>
+              <w:t>Optional</w:t>
+            </w:r>
+          </w:p>
+        </w:tc>
+        <w:tc>
+          <w:tcPr>
+            <w:tcW w:type="dxa" w:w="2059"/>
+          </w:tcPr>
+          <w:p>
+            <w:r/>
+            <w:r>
+              <w:t>resourceOrder</w:t>
+            </w:r>
+          </w:p>
+        </w:tc>
+        <w:tc>
+          <w:tcPr>
             <w:tcW w:type="dxa" w:w="1123"/>
           </w:tcPr>
           <w:p>
             <w:r/>
             <w:r>
-              <w:t>4</w:t>
-            </w:r>
-          </w:p>
-        </w:tc>
-        <w:tc>
-          <w:tcPr>
-            <w:tcW w:type="dxa" w:w="1404"/>
-          </w:tcPr>
-          <w:p>
-            <w:r/>
-            <w:r>
-              <w:t>Optional</w:t>
-            </w:r>
-          </w:p>
-        </w:tc>
-        <w:tc>
-          <w:tcPr>
-            <w:tcW w:type="dxa" w:w="1872"/>
-          </w:tcPr>
-          <w:p>
-            <w:r/>
-            <w:r>
-              <w:t>resourceOrder</w:t>
-            </w:r>
-          </w:p>
-        </w:tc>
-        <w:tc>
-          <w:tcPr>
-            <w:tcW w:type="dxa" w:w="1872"/>
-          </w:tcPr>
-          <w:p>
-            <w:r/>
-            <w:r>
-              <w:t>GET /id, POST</w:t>
+              <w:t>GET /id</w:t>
+            </w:r>
+            <w:r>
+              <w:br/>
+            </w:r>
+            <w:r>
+              <w:t>POST</w:t>
             </w:r>
           </w:p>
         </w:tc>
@@ -5738,7 +6182,7 @@
       <w:tr>
         <w:tc>
           <w:tcPr>
-            <w:tcW w:type="dxa" w:w="936"/>
+            <w:tcW w:type="dxa" w:w="1030"/>
           </w:tcPr>
           <w:p>
             <w:r/>
@@ -5749,7 +6193,7 @@
         </w:tc>
         <w:tc>
           <w:tcPr>
-            <w:tcW w:type="dxa" w:w="2153"/>
+            <w:tcW w:type="dxa" w:w="2340"/>
           </w:tcPr>
           <w:p>
             <w:r/>
@@ -5760,45 +6204,51 @@
         </w:tc>
         <w:tc>
           <w:tcPr>
+            <w:tcW w:type="dxa" w:w="1217"/>
+          </w:tcPr>
+          <w:p>
+            <w:r/>
+            <w:r>
+              <w:t>4</w:t>
+            </w:r>
+          </w:p>
+        </w:tc>
+        <w:tc>
+          <w:tcPr>
+            <w:tcW w:type="dxa" w:w="1591"/>
+          </w:tcPr>
+          <w:p>
+            <w:r/>
+            <w:r>
+              <w:t>Optional</w:t>
+            </w:r>
+          </w:p>
+        </w:tc>
+        <w:tc>
+          <w:tcPr>
+            <w:tcW w:type="dxa" w:w="2059"/>
+          </w:tcPr>
+          <w:p>
+            <w:r/>
+            <w:r>
+              <w:t>cancelResourceOrder</w:t>
+            </w:r>
+          </w:p>
+        </w:tc>
+        <w:tc>
+          <w:tcPr>
             <w:tcW w:type="dxa" w:w="1123"/>
           </w:tcPr>
           <w:p>
             <w:r/>
             <w:r>
-              <w:t>4</w:t>
-            </w:r>
-          </w:p>
-        </w:tc>
-        <w:tc>
-          <w:tcPr>
-            <w:tcW w:type="dxa" w:w="1404"/>
-          </w:tcPr>
-          <w:p>
-            <w:r/>
-            <w:r>
-              <w:t>Optional</w:t>
-            </w:r>
-          </w:p>
-        </w:tc>
-        <w:tc>
-          <w:tcPr>
-            <w:tcW w:type="dxa" w:w="1872"/>
-          </w:tcPr>
-          <w:p>
-            <w:r/>
-            <w:r>
-              <w:t>cancelResourceOrder</w:t>
-            </w:r>
-          </w:p>
-        </w:tc>
-        <w:tc>
-          <w:tcPr>
-            <w:tcW w:type="dxa" w:w="1872"/>
-          </w:tcPr>
-          <w:p>
-            <w:r/>
-            <w:r>
-              <w:t>GET /id, POST</w:t>
+              <w:t>GET /id</w:t>
+            </w:r>
+            <w:r>
+              <w:br/>
+            </w:r>
+            <w:r>
+              <w:t>POST</w:t>
             </w:r>
           </w:p>
         </w:tc>
@@ -5806,7 +6256,7 @@
       <w:tr>
         <w:tc>
           <w:tcPr>
-            <w:tcW w:type="dxa" w:w="936"/>
+            <w:tcW w:type="dxa" w:w="1030"/>
           </w:tcPr>
           <w:p>
             <w:r/>
@@ -5817,7 +6267,7 @@
         </w:tc>
         <w:tc>
           <w:tcPr>
-            <w:tcW w:type="dxa" w:w="2153"/>
+            <w:tcW w:type="dxa" w:w="2340"/>
           </w:tcPr>
           <w:p>
             <w:r/>
@@ -5828,45 +6278,51 @@
         </w:tc>
         <w:tc>
           <w:tcPr>
+            <w:tcW w:type="dxa" w:w="1217"/>
+          </w:tcPr>
+          <w:p>
+            <w:r/>
+            <w:r>
+              <w:t>5</w:t>
+            </w:r>
+          </w:p>
+        </w:tc>
+        <w:tc>
+          <w:tcPr>
+            <w:tcW w:type="dxa" w:w="1591"/>
+          </w:tcPr>
+          <w:p>
+            <w:r/>
+            <w:r>
+              <w:t>Optional</w:t>
+            </w:r>
+          </w:p>
+        </w:tc>
+        <w:tc>
+          <w:tcPr>
+            <w:tcW w:type="dxa" w:w="2059"/>
+          </w:tcPr>
+          <w:p>
+            <w:r/>
+            <w:r>
+              <w:t>resourceOrder</w:t>
+            </w:r>
+          </w:p>
+        </w:tc>
+        <w:tc>
+          <w:tcPr>
             <w:tcW w:type="dxa" w:w="1123"/>
           </w:tcPr>
           <w:p>
             <w:r/>
             <w:r>
-              <w:t>5</w:t>
-            </w:r>
-          </w:p>
-        </w:tc>
-        <w:tc>
-          <w:tcPr>
-            <w:tcW w:type="dxa" w:w="1404"/>
-          </w:tcPr>
-          <w:p>
-            <w:r/>
-            <w:r>
-              <w:t>Optional</w:t>
-            </w:r>
-          </w:p>
-        </w:tc>
-        <w:tc>
-          <w:tcPr>
-            <w:tcW w:type="dxa" w:w="1872"/>
-          </w:tcPr>
-          <w:p>
-            <w:r/>
-            <w:r>
-              <w:t>resourceOrder</w:t>
-            </w:r>
-          </w:p>
-        </w:tc>
-        <w:tc>
-          <w:tcPr>
-            <w:tcW w:type="dxa" w:w="1872"/>
-          </w:tcPr>
-          <w:p>
-            <w:r/>
-            <w:r>
-              <w:t>GET /id, POST</w:t>
+              <w:t>GET /id</w:t>
+            </w:r>
+            <w:r>
+              <w:br/>
+            </w:r>
+            <w:r>
+              <w:t>POST</w:t>
             </w:r>
           </w:p>
         </w:tc>
@@ -5874,7 +6330,7 @@
       <w:tr>
         <w:tc>
           <w:tcPr>
-            <w:tcW w:type="dxa" w:w="936"/>
+            <w:tcW w:type="dxa" w:w="1030"/>
           </w:tcPr>
           <w:p>
             <w:r/>
@@ -5885,7 +6341,7 @@
         </w:tc>
         <w:tc>
           <w:tcPr>
-            <w:tcW w:type="dxa" w:w="2153"/>
+            <w:tcW w:type="dxa" w:w="2340"/>
           </w:tcPr>
           <w:p>
             <w:r/>
@@ -5896,45 +6352,51 @@
         </w:tc>
         <w:tc>
           <w:tcPr>
+            <w:tcW w:type="dxa" w:w="1217"/>
+          </w:tcPr>
+          <w:p>
+            <w:r/>
+            <w:r>
+              <w:t>5</w:t>
+            </w:r>
+          </w:p>
+        </w:tc>
+        <w:tc>
+          <w:tcPr>
+            <w:tcW w:type="dxa" w:w="1591"/>
+          </w:tcPr>
+          <w:p>
+            <w:r/>
+            <w:r>
+              <w:t>Optional</w:t>
+            </w:r>
+          </w:p>
+        </w:tc>
+        <w:tc>
+          <w:tcPr>
+            <w:tcW w:type="dxa" w:w="2059"/>
+          </w:tcPr>
+          <w:p>
+            <w:r/>
+            <w:r>
+              <w:t>cancelResourceOrder</w:t>
+            </w:r>
+          </w:p>
+        </w:tc>
+        <w:tc>
+          <w:tcPr>
             <w:tcW w:type="dxa" w:w="1123"/>
           </w:tcPr>
           <w:p>
             <w:r/>
             <w:r>
-              <w:t>5</w:t>
-            </w:r>
-          </w:p>
-        </w:tc>
-        <w:tc>
-          <w:tcPr>
-            <w:tcW w:type="dxa" w:w="1404"/>
-          </w:tcPr>
-          <w:p>
-            <w:r/>
-            <w:r>
-              <w:t>Optional</w:t>
-            </w:r>
-          </w:p>
-        </w:tc>
-        <w:tc>
-          <w:tcPr>
-            <w:tcW w:type="dxa" w:w="1872"/>
-          </w:tcPr>
-          <w:p>
-            <w:r/>
-            <w:r>
-              <w:t>cancelResourceOrder</w:t>
-            </w:r>
-          </w:p>
-        </w:tc>
-        <w:tc>
-          <w:tcPr>
-            <w:tcW w:type="dxa" w:w="1872"/>
-          </w:tcPr>
-          <w:p>
-            <w:r/>
-            <w:r>
-              <w:t>GET /id, POST</w:t>
+              <w:t>GET /id</w:t>
+            </w:r>
+            <w:r>
+              <w:br/>
+            </w:r>
+            <w:r>
+              <w:t>POST</w:t>
             </w:r>
           </w:p>
         </w:tc>
@@ -5942,7 +6404,7 @@
       <w:tr>
         <w:tc>
           <w:tcPr>
-            <w:tcW w:type="dxa" w:w="936"/>
+            <w:tcW w:type="dxa" w:w="1030"/>
           </w:tcPr>
           <w:p>
             <w:r/>
@@ -5953,7 +6415,7 @@
         </w:tc>
         <w:tc>
           <w:tcPr>
-            <w:tcW w:type="dxa" w:w="2153"/>
+            <w:tcW w:type="dxa" w:w="2340"/>
           </w:tcPr>
           <w:p>
             <w:r/>
@@ -5964,45 +6426,63 @@
         </w:tc>
         <w:tc>
           <w:tcPr>
+            <w:tcW w:type="dxa" w:w="1217"/>
+          </w:tcPr>
+          <w:p>
+            <w:r/>
+            <w:r>
+              <w:t>4</w:t>
+            </w:r>
+          </w:p>
+        </w:tc>
+        <w:tc>
+          <w:tcPr>
+            <w:tcW w:type="dxa" w:w="1591"/>
+          </w:tcPr>
+          <w:p>
+            <w:r/>
+            <w:r>
+              <w:t>Optional</w:t>
+            </w:r>
+          </w:p>
+        </w:tc>
+        <w:tc>
+          <w:tcPr>
+            <w:tcW w:type="dxa" w:w="2059"/>
+          </w:tcPr>
+          <w:p>
+            <w:r/>
+            <w:r>
+              <w:t>processFlow</w:t>
+            </w:r>
+          </w:p>
+        </w:tc>
+        <w:tc>
+          <w:tcPr>
             <w:tcW w:type="dxa" w:w="1123"/>
           </w:tcPr>
           <w:p>
             <w:r/>
             <w:r>
-              <w:t>4</w:t>
-            </w:r>
-          </w:p>
-        </w:tc>
-        <w:tc>
-          <w:tcPr>
-            <w:tcW w:type="dxa" w:w="1404"/>
-          </w:tcPr>
-          <w:p>
-            <w:r/>
-            <w:r>
-              <w:t>Optional</w:t>
-            </w:r>
-          </w:p>
-        </w:tc>
-        <w:tc>
-          <w:tcPr>
-            <w:tcW w:type="dxa" w:w="1872"/>
-          </w:tcPr>
-          <w:p>
-            <w:r/>
-            <w:r>
-              <w:t>processFlow</w:t>
-            </w:r>
-          </w:p>
-        </w:tc>
-        <w:tc>
-          <w:tcPr>
-            <w:tcW w:type="dxa" w:w="1872"/>
-          </w:tcPr>
-          <w:p>
-            <w:r/>
-            <w:r>
-              <w:t>GET, GET /id, POST, DELETE /id</w:t>
+              <w:t>GET</w:t>
+            </w:r>
+            <w:r>
+              <w:br/>
+            </w:r>
+            <w:r>
+              <w:t>GET /id</w:t>
+            </w:r>
+            <w:r>
+              <w:br/>
+            </w:r>
+            <w:r>
+              <w:t>POST</w:t>
+            </w:r>
+            <w:r>
+              <w:br/>
+            </w:r>
+            <w:r>
+              <w:t>DELETE /id</w:t>
             </w:r>
           </w:p>
         </w:tc>
@@ -6010,7 +6490,7 @@
       <w:tr>
         <w:tc>
           <w:tcPr>
-            <w:tcW w:type="dxa" w:w="936"/>
+            <w:tcW w:type="dxa" w:w="1030"/>
           </w:tcPr>
           <w:p>
             <w:r/>
@@ -6021,7 +6501,7 @@
         </w:tc>
         <w:tc>
           <w:tcPr>
-            <w:tcW w:type="dxa" w:w="2153"/>
+            <w:tcW w:type="dxa" w:w="2340"/>
           </w:tcPr>
           <w:p>
             <w:r/>
@@ -6032,45 +6512,63 @@
         </w:tc>
         <w:tc>
           <w:tcPr>
+            <w:tcW w:type="dxa" w:w="1217"/>
+          </w:tcPr>
+          <w:p>
+            <w:r/>
+            <w:r>
+              <w:t>4</w:t>
+            </w:r>
+          </w:p>
+        </w:tc>
+        <w:tc>
+          <w:tcPr>
+            <w:tcW w:type="dxa" w:w="1591"/>
+          </w:tcPr>
+          <w:p>
+            <w:r/>
+            <w:r>
+              <w:t>Optional</w:t>
+            </w:r>
+          </w:p>
+        </w:tc>
+        <w:tc>
+          <w:tcPr>
+            <w:tcW w:type="dxa" w:w="2059"/>
+          </w:tcPr>
+          <w:p>
+            <w:r/>
+            <w:r>
+              <w:t>taskFlow</w:t>
+            </w:r>
+          </w:p>
+        </w:tc>
+        <w:tc>
+          <w:tcPr>
             <w:tcW w:type="dxa" w:w="1123"/>
           </w:tcPr>
           <w:p>
             <w:r/>
             <w:r>
-              <w:t>4</w:t>
-            </w:r>
-          </w:p>
-        </w:tc>
-        <w:tc>
-          <w:tcPr>
-            <w:tcW w:type="dxa" w:w="1404"/>
-          </w:tcPr>
-          <w:p>
-            <w:r/>
-            <w:r>
-              <w:t>Optional</w:t>
-            </w:r>
-          </w:p>
-        </w:tc>
-        <w:tc>
-          <w:tcPr>
-            <w:tcW w:type="dxa" w:w="1872"/>
-          </w:tcPr>
-          <w:p>
-            <w:r/>
-            <w:r>
-              <w:t>taskFlow</w:t>
-            </w:r>
-          </w:p>
-        </w:tc>
-        <w:tc>
-          <w:tcPr>
-            <w:tcW w:type="dxa" w:w="1872"/>
-          </w:tcPr>
-          <w:p>
-            <w:r/>
-            <w:r>
-              <w:t>GET, GET /id, POST, DELETE /id</w:t>
+              <w:t>GET</w:t>
+            </w:r>
+            <w:r>
+              <w:br/>
+            </w:r>
+            <w:r>
+              <w:t>GET /id</w:t>
+            </w:r>
+            <w:r>
+              <w:br/>
+            </w:r>
+            <w:r>
+              <w:t>POST</w:t>
+            </w:r>
+            <w:r>
+              <w:br/>
+            </w:r>
+            <w:r>
+              <w:t>DELETE /id</w:t>
             </w:r>
           </w:p>
         </w:tc>
@@ -6078,7 +6576,7 @@
       <w:tr>
         <w:tc>
           <w:tcPr>
-            <w:tcW w:type="dxa" w:w="936"/>
+            <w:tcW w:type="dxa" w:w="1030"/>
           </w:tcPr>
           <w:p>
             <w:r/>
@@ -6089,7 +6587,7 @@
         </w:tc>
         <w:tc>
           <w:tcPr>
-            <w:tcW w:type="dxa" w:w="2153"/>
+            <w:tcW w:type="dxa" w:w="2340"/>
           </w:tcPr>
           <w:p>
             <w:r/>
@@ -6100,45 +6598,63 @@
         </w:tc>
         <w:tc>
           <w:tcPr>
+            <w:tcW w:type="dxa" w:w="1217"/>
+          </w:tcPr>
+          <w:p>
+            <w:r/>
+            <w:r>
+              <w:t>5</w:t>
+            </w:r>
+          </w:p>
+        </w:tc>
+        <w:tc>
+          <w:tcPr>
+            <w:tcW w:type="dxa" w:w="1591"/>
+          </w:tcPr>
+          <w:p>
+            <w:r/>
+            <w:r>
+              <w:t>Optional</w:t>
+            </w:r>
+          </w:p>
+        </w:tc>
+        <w:tc>
+          <w:tcPr>
+            <w:tcW w:type="dxa" w:w="2059"/>
+          </w:tcPr>
+          <w:p>
+            <w:r/>
+            <w:r>
+              <w:t>process</w:t>
+            </w:r>
+          </w:p>
+        </w:tc>
+        <w:tc>
+          <w:tcPr>
             <w:tcW w:type="dxa" w:w="1123"/>
           </w:tcPr>
           <w:p>
             <w:r/>
             <w:r>
-              <w:t>5</w:t>
-            </w:r>
-          </w:p>
-        </w:tc>
-        <w:tc>
-          <w:tcPr>
-            <w:tcW w:type="dxa" w:w="1404"/>
-          </w:tcPr>
-          <w:p>
-            <w:r/>
-            <w:r>
-              <w:t>Optional</w:t>
-            </w:r>
-          </w:p>
-        </w:tc>
-        <w:tc>
-          <w:tcPr>
-            <w:tcW w:type="dxa" w:w="1872"/>
-          </w:tcPr>
-          <w:p>
-            <w:r/>
-            <w:r>
-              <w:t>process</w:t>
-            </w:r>
-          </w:p>
-        </w:tc>
-        <w:tc>
-          <w:tcPr>
-            <w:tcW w:type="dxa" w:w="1872"/>
-          </w:tcPr>
-          <w:p>
-            <w:r/>
-            <w:r>
-              <w:t>GET, GET /id, POST, DELETE /id</w:t>
+              <w:t>GET</w:t>
+            </w:r>
+            <w:r>
+              <w:br/>
+            </w:r>
+            <w:r>
+              <w:t>GET /id</w:t>
+            </w:r>
+            <w:r>
+              <w:br/>
+            </w:r>
+            <w:r>
+              <w:t>POST</w:t>
+            </w:r>
+            <w:r>
+              <w:br/>
+            </w:r>
+            <w:r>
+              <w:t>DELETE /id</w:t>
             </w:r>
           </w:p>
         </w:tc>
@@ -6146,7 +6662,7 @@
       <w:tr>
         <w:tc>
           <w:tcPr>
-            <w:tcW w:type="dxa" w:w="936"/>
+            <w:tcW w:type="dxa" w:w="1030"/>
           </w:tcPr>
           <w:p>
             <w:r/>
@@ -6157,7 +6673,7 @@
         </w:tc>
         <w:tc>
           <w:tcPr>
-            <w:tcW w:type="dxa" w:w="2153"/>
+            <w:tcW w:type="dxa" w:w="2340"/>
           </w:tcPr>
           <w:p>
             <w:r/>
@@ -6168,45 +6684,63 @@
         </w:tc>
         <w:tc>
           <w:tcPr>
+            <w:tcW w:type="dxa" w:w="1217"/>
+          </w:tcPr>
+          <w:p>
+            <w:r/>
+            <w:r>
+              <w:t>5</w:t>
+            </w:r>
+          </w:p>
+        </w:tc>
+        <w:tc>
+          <w:tcPr>
+            <w:tcW w:type="dxa" w:w="1591"/>
+          </w:tcPr>
+          <w:p>
+            <w:r/>
+            <w:r>
+              <w:t>Optional</w:t>
+            </w:r>
+          </w:p>
+        </w:tc>
+        <w:tc>
+          <w:tcPr>
+            <w:tcW w:type="dxa" w:w="2059"/>
+          </w:tcPr>
+          <w:p>
+            <w:r/>
+            <w:r>
+              <w:t>task</w:t>
+            </w:r>
+          </w:p>
+        </w:tc>
+        <w:tc>
+          <w:tcPr>
             <w:tcW w:type="dxa" w:w="1123"/>
           </w:tcPr>
           <w:p>
             <w:r/>
             <w:r>
-              <w:t>5</w:t>
-            </w:r>
-          </w:p>
-        </w:tc>
-        <w:tc>
-          <w:tcPr>
-            <w:tcW w:type="dxa" w:w="1404"/>
-          </w:tcPr>
-          <w:p>
-            <w:r/>
-            <w:r>
-              <w:t>Optional</w:t>
-            </w:r>
-          </w:p>
-        </w:tc>
-        <w:tc>
-          <w:tcPr>
-            <w:tcW w:type="dxa" w:w="1872"/>
-          </w:tcPr>
-          <w:p>
-            <w:r/>
-            <w:r>
-              <w:t>task</w:t>
-            </w:r>
-          </w:p>
-        </w:tc>
-        <w:tc>
-          <w:tcPr>
-            <w:tcW w:type="dxa" w:w="1872"/>
-          </w:tcPr>
-          <w:p>
-            <w:r/>
-            <w:r>
-              <w:t>GET, GET /id, POST, DELETE /id</w:t>
+              <w:t>GET</w:t>
+            </w:r>
+            <w:r>
+              <w:br/>
+            </w:r>
+            <w:r>
+              <w:t>GET /id</w:t>
+            </w:r>
+            <w:r>
+              <w:br/>
+            </w:r>
+            <w:r>
+              <w:t>POST</w:t>
+            </w:r>
+            <w:r>
+              <w:br/>
+            </w:r>
+            <w:r>
+              <w:t>DELETE /id</w:t>
             </w:r>
           </w:p>
         </w:tc>
@@ -6214,7 +6748,7 @@
       <w:tr>
         <w:tc>
           <w:tcPr>
-            <w:tcW w:type="dxa" w:w="936"/>
+            <w:tcW w:type="dxa" w:w="1030"/>
           </w:tcPr>
           <w:p>
             <w:r/>
@@ -6225,7 +6759,7 @@
         </w:tc>
         <w:tc>
           <w:tcPr>
-            <w:tcW w:type="dxa" w:w="2153"/>
+            <w:tcW w:type="dxa" w:w="2340"/>
           </w:tcPr>
           <w:p>
             <w:r/>
@@ -6236,45 +6770,51 @@
         </w:tc>
         <w:tc>
           <w:tcPr>
+            <w:tcW w:type="dxa" w:w="1217"/>
+          </w:tcPr>
+          <w:p>
+            <w:r/>
+            <w:r>
+              <w:t>4</w:t>
+            </w:r>
+          </w:p>
+        </w:tc>
+        <w:tc>
+          <w:tcPr>
+            <w:tcW w:type="dxa" w:w="1591"/>
+          </w:tcPr>
+          <w:p>
+            <w:r/>
+            <w:r>
+              <w:t>Optional</w:t>
+            </w:r>
+          </w:p>
+        </w:tc>
+        <w:tc>
+          <w:tcPr>
+            <w:tcW w:type="dxa" w:w="2059"/>
+          </w:tcPr>
+          <w:p>
+            <w:r/>
+            <w:r>
+              <w:t>agreement</w:t>
+            </w:r>
+          </w:p>
+        </w:tc>
+        <w:tc>
+          <w:tcPr>
             <w:tcW w:type="dxa" w:w="1123"/>
           </w:tcPr>
           <w:p>
             <w:r/>
             <w:r>
-              <w:t>4</w:t>
-            </w:r>
-          </w:p>
-        </w:tc>
-        <w:tc>
-          <w:tcPr>
-            <w:tcW w:type="dxa" w:w="1404"/>
-          </w:tcPr>
-          <w:p>
-            <w:r/>
-            <w:r>
-              <w:t>Optional</w:t>
-            </w:r>
-          </w:p>
-        </w:tc>
-        <w:tc>
-          <w:tcPr>
-            <w:tcW w:type="dxa" w:w="1872"/>
-          </w:tcPr>
-          <w:p>
-            <w:r/>
-            <w:r>
-              <w:t>agreement</w:t>
-            </w:r>
-          </w:p>
-        </w:tc>
-        <w:tc>
-          <w:tcPr>
-            <w:tcW w:type="dxa" w:w="1872"/>
-          </w:tcPr>
-          <w:p>
-            <w:r/>
-            <w:r>
-              <w:t>GET, GET /id</w:t>
+              <w:t>GET</w:t>
+            </w:r>
+            <w:r>
+              <w:br/>
+            </w:r>
+            <w:r>
+              <w:t>GET /id</w:t>
             </w:r>
           </w:p>
         </w:tc>
@@ -6282,7 +6822,7 @@
       <w:tr>
         <w:tc>
           <w:tcPr>
-            <w:tcW w:type="dxa" w:w="936"/>
+            <w:tcW w:type="dxa" w:w="1030"/>
           </w:tcPr>
           <w:p>
             <w:r/>
@@ -6293,7 +6833,7 @@
         </w:tc>
         <w:tc>
           <w:tcPr>
-            <w:tcW w:type="dxa" w:w="2153"/>
+            <w:tcW w:type="dxa" w:w="2340"/>
           </w:tcPr>
           <w:p>
             <w:r/>
@@ -6304,45 +6844,51 @@
         </w:tc>
         <w:tc>
           <w:tcPr>
+            <w:tcW w:type="dxa" w:w="1217"/>
+          </w:tcPr>
+          <w:p>
+            <w:r/>
+            <w:r>
+              <w:t>4</w:t>
+            </w:r>
+          </w:p>
+        </w:tc>
+        <w:tc>
+          <w:tcPr>
+            <w:tcW w:type="dxa" w:w="1591"/>
+          </w:tcPr>
+          <w:p>
+            <w:r/>
+            <w:r>
+              <w:t>Optional</w:t>
+            </w:r>
+          </w:p>
+        </w:tc>
+        <w:tc>
+          <w:tcPr>
+            <w:tcW w:type="dxa" w:w="2059"/>
+          </w:tcPr>
+          <w:p>
+            <w:r/>
+            <w:r>
+              <w:t>billingAccount</w:t>
+            </w:r>
+          </w:p>
+        </w:tc>
+        <w:tc>
+          <w:tcPr>
             <w:tcW w:type="dxa" w:w="1123"/>
           </w:tcPr>
           <w:p>
             <w:r/>
             <w:r>
-              <w:t>4</w:t>
-            </w:r>
-          </w:p>
-        </w:tc>
-        <w:tc>
-          <w:tcPr>
-            <w:tcW w:type="dxa" w:w="1404"/>
-          </w:tcPr>
-          <w:p>
-            <w:r/>
-            <w:r>
-              <w:t>Optional</w:t>
-            </w:r>
-          </w:p>
-        </w:tc>
-        <w:tc>
-          <w:tcPr>
-            <w:tcW w:type="dxa" w:w="1872"/>
-          </w:tcPr>
-          <w:p>
-            <w:r/>
-            <w:r>
-              <w:t>billingAccount</w:t>
-            </w:r>
-          </w:p>
-        </w:tc>
-        <w:tc>
-          <w:tcPr>
-            <w:tcW w:type="dxa" w:w="1872"/>
-          </w:tcPr>
-          <w:p>
-            <w:r/>
-            <w:r>
-              <w:t>GET /id, GET</w:t>
+              <w:t>GET /id</w:t>
+            </w:r>
+            <w:r>
+              <w:br/>
+            </w:r>
+            <w:r>
+              <w:t>GET</w:t>
             </w:r>
           </w:p>
         </w:tc>
@@ -6350,7 +6896,7 @@
       <w:tr>
         <w:tc>
           <w:tcPr>
-            <w:tcW w:type="dxa" w:w="936"/>
+            <w:tcW w:type="dxa" w:w="1030"/>
           </w:tcPr>
           <w:p>
             <w:r/>
@@ -6361,7 +6907,7 @@
         </w:tc>
         <w:tc>
           <w:tcPr>
-            <w:tcW w:type="dxa" w:w="2153"/>
+            <w:tcW w:type="dxa" w:w="2340"/>
           </w:tcPr>
           <w:p>
             <w:r/>
@@ -6372,45 +6918,51 @@
         </w:tc>
         <w:tc>
           <w:tcPr>
+            <w:tcW w:type="dxa" w:w="1217"/>
+          </w:tcPr>
+          <w:p>
+            <w:r/>
+            <w:r>
+              <w:t>5</w:t>
+            </w:r>
+          </w:p>
+        </w:tc>
+        <w:tc>
+          <w:tcPr>
+            <w:tcW w:type="dxa" w:w="1591"/>
+          </w:tcPr>
+          <w:p>
+            <w:r/>
+            <w:r>
+              <w:t>Optional</w:t>
+            </w:r>
+          </w:p>
+        </w:tc>
+        <w:tc>
+          <w:tcPr>
+            <w:tcW w:type="dxa" w:w="2059"/>
+          </w:tcPr>
+          <w:p>
+            <w:r/>
+            <w:r>
+              <w:t>billingAccount</w:t>
+            </w:r>
+          </w:p>
+        </w:tc>
+        <w:tc>
+          <w:tcPr>
             <w:tcW w:type="dxa" w:w="1123"/>
           </w:tcPr>
           <w:p>
             <w:r/>
             <w:r>
-              <w:t>5</w:t>
-            </w:r>
-          </w:p>
-        </w:tc>
-        <w:tc>
-          <w:tcPr>
-            <w:tcW w:type="dxa" w:w="1404"/>
-          </w:tcPr>
-          <w:p>
-            <w:r/>
-            <w:r>
-              <w:t>Optional</w:t>
-            </w:r>
-          </w:p>
-        </w:tc>
-        <w:tc>
-          <w:tcPr>
-            <w:tcW w:type="dxa" w:w="1872"/>
-          </w:tcPr>
-          <w:p>
-            <w:r/>
-            <w:r>
-              <w:t>billingAccount</w:t>
-            </w:r>
-          </w:p>
-        </w:tc>
-        <w:tc>
-          <w:tcPr>
-            <w:tcW w:type="dxa" w:w="1872"/>
-          </w:tcPr>
-          <w:p>
-            <w:r/>
-            <w:r>
-              <w:t>GET /id, GET</w:t>
+              <w:t>GET /id</w:t>
+            </w:r>
+            <w:r>
+              <w:br/>
+            </w:r>
+            <w:r>
+              <w:t>GET</w:t>
             </w:r>
           </w:p>
         </w:tc>
@@ -6418,7 +6970,7 @@
       <w:tr>
         <w:tc>
           <w:tcPr>
-            <w:tcW w:type="dxa" w:w="936"/>
+            <w:tcW w:type="dxa" w:w="1030"/>
           </w:tcPr>
           <w:p>
             <w:r/>
@@ -6429,7 +6981,7 @@
         </w:tc>
         <w:tc>
           <w:tcPr>
-            <w:tcW w:type="dxa" w:w="2153"/>
+            <w:tcW w:type="dxa" w:w="2340"/>
           </w:tcPr>
           <w:p>
             <w:r/>
@@ -6440,45 +6992,51 @@
         </w:tc>
         <w:tc>
           <w:tcPr>
+            <w:tcW w:type="dxa" w:w="1217"/>
+          </w:tcPr>
+          <w:p>
+            <w:r/>
+            <w:r>
+              <w:t>4</w:t>
+            </w:r>
+          </w:p>
+        </w:tc>
+        <w:tc>
+          <w:tcPr>
+            <w:tcW w:type="dxa" w:w="1591"/>
+          </w:tcPr>
+          <w:p>
+            <w:r/>
+            <w:r>
+              <w:t>Optional</w:t>
+            </w:r>
+          </w:p>
+        </w:tc>
+        <w:tc>
+          <w:tcPr>
+            <w:tcW w:type="dxa" w:w="2059"/>
+          </w:tcPr>
+          <w:p>
+            <w:r/>
+            <w:r>
+              <w:t>payment</w:t>
+            </w:r>
+          </w:p>
+        </w:tc>
+        <w:tc>
+          <w:tcPr>
             <w:tcW w:type="dxa" w:w="1123"/>
           </w:tcPr>
           <w:p>
             <w:r/>
             <w:r>
-              <w:t>4</w:t>
-            </w:r>
-          </w:p>
-        </w:tc>
-        <w:tc>
-          <w:tcPr>
-            <w:tcW w:type="dxa" w:w="1404"/>
-          </w:tcPr>
-          <w:p>
-            <w:r/>
-            <w:r>
-              <w:t>Optional</w:t>
-            </w:r>
-          </w:p>
-        </w:tc>
-        <w:tc>
-          <w:tcPr>
-            <w:tcW w:type="dxa" w:w="1872"/>
-          </w:tcPr>
-          <w:p>
-            <w:r/>
-            <w:r>
-              <w:t>payment</w:t>
-            </w:r>
-          </w:p>
-        </w:tc>
-        <w:tc>
-          <w:tcPr>
-            <w:tcW w:type="dxa" w:w="1872"/>
-          </w:tcPr>
-          <w:p>
-            <w:r/>
-            <w:r>
-              <w:t>GET /id, GET</w:t>
+              <w:t>GET /id</w:t>
+            </w:r>
+            <w:r>
+              <w:br/>
+            </w:r>
+            <w:r>
+              <w:t>GET</w:t>
             </w:r>
           </w:p>
         </w:tc>
@@ -6486,7 +7044,7 @@
       <w:tr>
         <w:tc>
           <w:tcPr>
-            <w:tcW w:type="dxa" w:w="936"/>
+            <w:tcW w:type="dxa" w:w="1030"/>
           </w:tcPr>
           <w:p>
             <w:r/>
@@ -6497,7 +7055,7 @@
         </w:tc>
         <w:tc>
           <w:tcPr>
-            <w:tcW w:type="dxa" w:w="2153"/>
+            <w:tcW w:type="dxa" w:w="2340"/>
           </w:tcPr>
           <w:p>
             <w:r/>
@@ -6508,45 +7066,51 @@
         </w:tc>
         <w:tc>
           <w:tcPr>
+            <w:tcW w:type="dxa" w:w="1217"/>
+          </w:tcPr>
+          <w:p>
+            <w:r/>
+            <w:r>
+              <w:t>4</w:t>
+            </w:r>
+          </w:p>
+        </w:tc>
+        <w:tc>
+          <w:tcPr>
+            <w:tcW w:type="dxa" w:w="1591"/>
+          </w:tcPr>
+          <w:p>
+            <w:r/>
+            <w:r>
+              <w:t>Optional</w:t>
+            </w:r>
+          </w:p>
+        </w:tc>
+        <w:tc>
+          <w:tcPr>
+            <w:tcW w:type="dxa" w:w="2059"/>
+          </w:tcPr>
+          <w:p>
+            <w:r/>
+            <w:r>
+              <w:t>partyRole</w:t>
+            </w:r>
+          </w:p>
+        </w:tc>
+        <w:tc>
+          <w:tcPr>
             <w:tcW w:type="dxa" w:w="1123"/>
           </w:tcPr>
           <w:p>
             <w:r/>
             <w:r>
-              <w:t>4</w:t>
-            </w:r>
-          </w:p>
-        </w:tc>
-        <w:tc>
-          <w:tcPr>
-            <w:tcW w:type="dxa" w:w="1404"/>
-          </w:tcPr>
-          <w:p>
-            <w:r/>
-            <w:r>
-              <w:t>Optional</w:t>
-            </w:r>
-          </w:p>
-        </w:tc>
-        <w:tc>
-          <w:tcPr>
-            <w:tcW w:type="dxa" w:w="1872"/>
-          </w:tcPr>
-          <w:p>
-            <w:r/>
-            <w:r>
-              <w:t>partyRole</w:t>
-            </w:r>
-          </w:p>
-        </w:tc>
-        <w:tc>
-          <w:tcPr>
-            <w:tcW w:type="dxa" w:w="1872"/>
-          </w:tcPr>
-          <w:p>
-            <w:r/>
-            <w:r>
-              <w:t>GET, GET /id</w:t>
+              <w:t>GET</w:t>
+            </w:r>
+            <w:r>
+              <w:br/>
+            </w:r>
+            <w:r>
+              <w:t>GET /id</w:t>
             </w:r>
           </w:p>
         </w:tc>
@@ -6554,7 +7118,7 @@
       <w:tr>
         <w:tc>
           <w:tcPr>
-            <w:tcW w:type="dxa" w:w="936"/>
+            <w:tcW w:type="dxa" w:w="1030"/>
           </w:tcPr>
           <w:p>
             <w:r/>
@@ -6565,7 +7129,7 @@
         </w:tc>
         <w:tc>
           <w:tcPr>
-            <w:tcW w:type="dxa" w:w="2153"/>
+            <w:tcW w:type="dxa" w:w="2340"/>
           </w:tcPr>
           <w:p>
             <w:r/>
@@ -6576,45 +7140,51 @@
         </w:tc>
         <w:tc>
           <w:tcPr>
+            <w:tcW w:type="dxa" w:w="1217"/>
+          </w:tcPr>
+          <w:p>
+            <w:r/>
+            <w:r>
+              <w:t>5</w:t>
+            </w:r>
+          </w:p>
+        </w:tc>
+        <w:tc>
+          <w:tcPr>
+            <w:tcW w:type="dxa" w:w="1591"/>
+          </w:tcPr>
+          <w:p>
+            <w:r/>
+            <w:r>
+              <w:t>Optional</w:t>
+            </w:r>
+          </w:p>
+        </w:tc>
+        <w:tc>
+          <w:tcPr>
+            <w:tcW w:type="dxa" w:w="2059"/>
+          </w:tcPr>
+          <w:p>
+            <w:r/>
+            <w:r>
+              <w:t>partyRole</w:t>
+            </w:r>
+          </w:p>
+        </w:tc>
+        <w:tc>
+          <w:tcPr>
             <w:tcW w:type="dxa" w:w="1123"/>
           </w:tcPr>
           <w:p>
             <w:r/>
             <w:r>
-              <w:t>5</w:t>
-            </w:r>
-          </w:p>
-        </w:tc>
-        <w:tc>
-          <w:tcPr>
-            <w:tcW w:type="dxa" w:w="1404"/>
-          </w:tcPr>
-          <w:p>
-            <w:r/>
-            <w:r>
-              <w:t>Optional</w:t>
-            </w:r>
-          </w:p>
-        </w:tc>
-        <w:tc>
-          <w:tcPr>
-            <w:tcW w:type="dxa" w:w="1872"/>
-          </w:tcPr>
-          <w:p>
-            <w:r/>
-            <w:r>
-              <w:t>partyRole</w:t>
-            </w:r>
-          </w:p>
-        </w:tc>
-        <w:tc>
-          <w:tcPr>
-            <w:tcW w:type="dxa" w:w="1872"/>
-          </w:tcPr>
-          <w:p>
-            <w:r/>
-            <w:r>
-              <w:t>GET, GET /id</w:t>
+              <w:t>GET</w:t>
+            </w:r>
+            <w:r>
+              <w:br/>
+            </w:r>
+            <w:r>
+              <w:t>GET /id</w:t>
             </w:r>
           </w:p>
         </w:tc>
@@ -6622,7 +7192,7 @@
       <w:tr>
         <w:tc>
           <w:tcPr>
-            <w:tcW w:type="dxa" w:w="936"/>
+            <w:tcW w:type="dxa" w:w="1030"/>
           </w:tcPr>
           <w:p>
             <w:r/>
@@ -6633,7 +7203,7 @@
         </w:tc>
         <w:tc>
           <w:tcPr>
-            <w:tcW w:type="dxa" w:w="2153"/>
+            <w:tcW w:type="dxa" w:w="2340"/>
           </w:tcPr>
           <w:p>
             <w:r/>
@@ -6644,45 +7214,51 @@
         </w:tc>
         <w:tc>
           <w:tcPr>
+            <w:tcW w:type="dxa" w:w="1217"/>
+          </w:tcPr>
+          <w:p>
+            <w:r/>
+            <w:r>
+              <w:t>5</w:t>
+            </w:r>
+          </w:p>
+        </w:tc>
+        <w:tc>
+          <w:tcPr>
+            <w:tcW w:type="dxa" w:w="1591"/>
+          </w:tcPr>
+          <w:p>
+            <w:r/>
+            <w:r>
+              <w:t>Optional</w:t>
+            </w:r>
+          </w:p>
+        </w:tc>
+        <w:tc>
+          <w:tcPr>
+            <w:tcW w:type="dxa" w:w="2059"/>
+          </w:tcPr>
+          <w:p>
+            <w:r/>
+            <w:r>
+              <w:t>partyRoleSpecification</w:t>
+            </w:r>
+          </w:p>
+        </w:tc>
+        <w:tc>
+          <w:tcPr>
             <w:tcW w:type="dxa" w:w="1123"/>
           </w:tcPr>
           <w:p>
             <w:r/>
             <w:r>
-              <w:t>5</w:t>
-            </w:r>
-          </w:p>
-        </w:tc>
-        <w:tc>
-          <w:tcPr>
-            <w:tcW w:type="dxa" w:w="1404"/>
-          </w:tcPr>
-          <w:p>
-            <w:r/>
-            <w:r>
-              <w:t>Optional</w:t>
-            </w:r>
-          </w:p>
-        </w:tc>
-        <w:tc>
-          <w:tcPr>
-            <w:tcW w:type="dxa" w:w="1872"/>
-          </w:tcPr>
-          <w:p>
-            <w:r/>
-            <w:r>
-              <w:t>partyRoleSpecification</w:t>
-            </w:r>
-          </w:p>
-        </w:tc>
-        <w:tc>
-          <w:tcPr>
-            <w:tcW w:type="dxa" w:w="1872"/>
-          </w:tcPr>
-          <w:p>
-            <w:r/>
-            <w:r>
-              <w:t>GET, GET /id</w:t>
+              <w:t>GET</w:t>
+            </w:r>
+            <w:r>
+              <w:br/>
+            </w:r>
+            <w:r>
+              <w:t>GET /id</w:t>
             </w:r>
           </w:p>
         </w:tc>
@@ -6690,7 +7266,7 @@
       <w:tr>
         <w:tc>
           <w:tcPr>
-            <w:tcW w:type="dxa" w:w="936"/>
+            <w:tcW w:type="dxa" w:w="1030"/>
           </w:tcPr>
           <w:p>
             <w:r/>
@@ -6701,7 +7277,7 @@
         </w:tc>
         <w:tc>
           <w:tcPr>
-            <w:tcW w:type="dxa" w:w="2153"/>
+            <w:tcW w:type="dxa" w:w="2340"/>
           </w:tcPr>
           <w:p>
             <w:r/>
@@ -6712,45 +7288,51 @@
         </w:tc>
         <w:tc>
           <w:tcPr>
+            <w:tcW w:type="dxa" w:w="1217"/>
+          </w:tcPr>
+          <w:p>
+            <w:r/>
+            <w:r>
+              <w:t>4</w:t>
+            </w:r>
+          </w:p>
+        </w:tc>
+        <w:tc>
+          <w:tcPr>
+            <w:tcW w:type="dxa" w:w="1591"/>
+          </w:tcPr>
+          <w:p>
+            <w:r/>
+            <w:r>
+              <w:t>Optional</w:t>
+            </w:r>
+          </w:p>
+        </w:tc>
+        <w:tc>
+          <w:tcPr>
+            <w:tcW w:type="dxa" w:w="2059"/>
+          </w:tcPr>
+          <w:p>
+            <w:r/>
+            <w:r>
+              <w:t>individual</w:t>
+            </w:r>
+          </w:p>
+        </w:tc>
+        <w:tc>
+          <w:tcPr>
             <w:tcW w:type="dxa" w:w="1123"/>
           </w:tcPr>
           <w:p>
             <w:r/>
             <w:r>
-              <w:t>4</w:t>
-            </w:r>
-          </w:p>
-        </w:tc>
-        <w:tc>
-          <w:tcPr>
-            <w:tcW w:type="dxa" w:w="1404"/>
-          </w:tcPr>
-          <w:p>
-            <w:r/>
-            <w:r>
-              <w:t>Optional</w:t>
-            </w:r>
-          </w:p>
-        </w:tc>
-        <w:tc>
-          <w:tcPr>
-            <w:tcW w:type="dxa" w:w="1872"/>
-          </w:tcPr>
-          <w:p>
-            <w:r/>
-            <w:r>
-              <w:t>individual</w:t>
-            </w:r>
-          </w:p>
-        </w:tc>
-        <w:tc>
-          <w:tcPr>
-            <w:tcW w:type="dxa" w:w="1872"/>
-          </w:tcPr>
-          <w:p>
-            <w:r/>
-            <w:r>
-              <w:t>GET, GET /id</w:t>
+              <w:t>GET</w:t>
+            </w:r>
+            <w:r>
+              <w:br/>
+            </w:r>
+            <w:r>
+              <w:t>GET /id</w:t>
             </w:r>
           </w:p>
         </w:tc>
@@ -6758,7 +7340,7 @@
       <w:tr>
         <w:tc>
           <w:tcPr>
-            <w:tcW w:type="dxa" w:w="936"/>
+            <w:tcW w:type="dxa" w:w="1030"/>
           </w:tcPr>
           <w:p>
             <w:r/>
@@ -6769,7 +7351,7 @@
         </w:tc>
         <w:tc>
           <w:tcPr>
-            <w:tcW w:type="dxa" w:w="2153"/>
+            <w:tcW w:type="dxa" w:w="2340"/>
           </w:tcPr>
           <w:p>
             <w:r/>
@@ -6780,45 +7362,51 @@
         </w:tc>
         <w:tc>
           <w:tcPr>
+            <w:tcW w:type="dxa" w:w="1217"/>
+          </w:tcPr>
+          <w:p>
+            <w:r/>
+            <w:r>
+              <w:t>4</w:t>
+            </w:r>
+          </w:p>
+        </w:tc>
+        <w:tc>
+          <w:tcPr>
+            <w:tcW w:type="dxa" w:w="1591"/>
+          </w:tcPr>
+          <w:p>
+            <w:r/>
+            <w:r>
+              <w:t>Optional</w:t>
+            </w:r>
+          </w:p>
+        </w:tc>
+        <w:tc>
+          <w:tcPr>
+            <w:tcW w:type="dxa" w:w="2059"/>
+          </w:tcPr>
+          <w:p>
+            <w:r/>
+            <w:r>
+              <w:t>organization</w:t>
+            </w:r>
+          </w:p>
+        </w:tc>
+        <w:tc>
+          <w:tcPr>
             <w:tcW w:type="dxa" w:w="1123"/>
           </w:tcPr>
           <w:p>
             <w:r/>
             <w:r>
-              <w:t>4</w:t>
-            </w:r>
-          </w:p>
-        </w:tc>
-        <w:tc>
-          <w:tcPr>
-            <w:tcW w:type="dxa" w:w="1404"/>
-          </w:tcPr>
-          <w:p>
-            <w:r/>
-            <w:r>
-              <w:t>Optional</w:t>
-            </w:r>
-          </w:p>
-        </w:tc>
-        <w:tc>
-          <w:tcPr>
-            <w:tcW w:type="dxa" w:w="1872"/>
-          </w:tcPr>
-          <w:p>
-            <w:r/>
-            <w:r>
-              <w:t>organization</w:t>
-            </w:r>
-          </w:p>
-        </w:tc>
-        <w:tc>
-          <w:tcPr>
-            <w:tcW w:type="dxa" w:w="1872"/>
-          </w:tcPr>
-          <w:p>
-            <w:r/>
-            <w:r>
-              <w:t>GET, GET /id</w:t>
+              <w:t>GET</w:t>
+            </w:r>
+            <w:r>
+              <w:br/>
+            </w:r>
+            <w:r>
+              <w:t>GET /id</w:t>
             </w:r>
           </w:p>
         </w:tc>
@@ -6826,7 +7414,7 @@
       <w:tr>
         <w:tc>
           <w:tcPr>
-            <w:tcW w:type="dxa" w:w="936"/>
+            <w:tcW w:type="dxa" w:w="1030"/>
           </w:tcPr>
           <w:p>
             <w:r/>
@@ -6837,7 +7425,7 @@
         </w:tc>
         <w:tc>
           <w:tcPr>
-            <w:tcW w:type="dxa" w:w="2153"/>
+            <w:tcW w:type="dxa" w:w="2340"/>
           </w:tcPr>
           <w:p>
             <w:r/>
@@ -6848,45 +7436,51 @@
         </w:tc>
         <w:tc>
           <w:tcPr>
+            <w:tcW w:type="dxa" w:w="1217"/>
+          </w:tcPr>
+          <w:p>
+            <w:r/>
+            <w:r>
+              <w:t>5</w:t>
+            </w:r>
+          </w:p>
+        </w:tc>
+        <w:tc>
+          <w:tcPr>
+            <w:tcW w:type="dxa" w:w="1591"/>
+          </w:tcPr>
+          <w:p>
+            <w:r/>
+            <w:r>
+              <w:t>Optional</w:t>
+            </w:r>
+          </w:p>
+        </w:tc>
+        <w:tc>
+          <w:tcPr>
+            <w:tcW w:type="dxa" w:w="2059"/>
+          </w:tcPr>
+          <w:p>
+            <w:r/>
+            <w:r>
+              <w:t>individual</w:t>
+            </w:r>
+          </w:p>
+        </w:tc>
+        <w:tc>
+          <w:tcPr>
             <w:tcW w:type="dxa" w:w="1123"/>
           </w:tcPr>
           <w:p>
             <w:r/>
             <w:r>
-              <w:t>5</w:t>
-            </w:r>
-          </w:p>
-        </w:tc>
-        <w:tc>
-          <w:tcPr>
-            <w:tcW w:type="dxa" w:w="1404"/>
-          </w:tcPr>
-          <w:p>
-            <w:r/>
-            <w:r>
-              <w:t>Optional</w:t>
-            </w:r>
-          </w:p>
-        </w:tc>
-        <w:tc>
-          <w:tcPr>
-            <w:tcW w:type="dxa" w:w="1872"/>
-          </w:tcPr>
-          <w:p>
-            <w:r/>
-            <w:r>
-              <w:t>individual</w:t>
-            </w:r>
-          </w:p>
-        </w:tc>
-        <w:tc>
-          <w:tcPr>
-            <w:tcW w:type="dxa" w:w="1872"/>
-          </w:tcPr>
-          <w:p>
-            <w:r/>
-            <w:r>
-              <w:t>GET, GET /id</w:t>
+              <w:t>GET</w:t>
+            </w:r>
+            <w:r>
+              <w:br/>
+            </w:r>
+            <w:r>
+              <w:t>GET /id</w:t>
             </w:r>
           </w:p>
         </w:tc>
@@ -6894,7 +7488,7 @@
       <w:tr>
         <w:tc>
           <w:tcPr>
-            <w:tcW w:type="dxa" w:w="936"/>
+            <w:tcW w:type="dxa" w:w="1030"/>
           </w:tcPr>
           <w:p>
             <w:r/>
@@ -6905,7 +7499,7 @@
         </w:tc>
         <w:tc>
           <w:tcPr>
-            <w:tcW w:type="dxa" w:w="2153"/>
+            <w:tcW w:type="dxa" w:w="2340"/>
           </w:tcPr>
           <w:p>
             <w:r/>
@@ -6916,45 +7510,51 @@
         </w:tc>
         <w:tc>
           <w:tcPr>
+            <w:tcW w:type="dxa" w:w="1217"/>
+          </w:tcPr>
+          <w:p>
+            <w:r/>
+            <w:r>
+              <w:t>5</w:t>
+            </w:r>
+          </w:p>
+        </w:tc>
+        <w:tc>
+          <w:tcPr>
+            <w:tcW w:type="dxa" w:w="1591"/>
+          </w:tcPr>
+          <w:p>
+            <w:r/>
+            <w:r>
+              <w:t>Optional</w:t>
+            </w:r>
+          </w:p>
+        </w:tc>
+        <w:tc>
+          <w:tcPr>
+            <w:tcW w:type="dxa" w:w="2059"/>
+          </w:tcPr>
+          <w:p>
+            <w:r/>
+            <w:r>
+              <w:t>organization</w:t>
+            </w:r>
+          </w:p>
+        </w:tc>
+        <w:tc>
+          <w:tcPr>
             <w:tcW w:type="dxa" w:w="1123"/>
           </w:tcPr>
           <w:p>
             <w:r/>
             <w:r>
-              <w:t>5</w:t>
-            </w:r>
-          </w:p>
-        </w:tc>
-        <w:tc>
-          <w:tcPr>
-            <w:tcW w:type="dxa" w:w="1404"/>
-          </w:tcPr>
-          <w:p>
-            <w:r/>
-            <w:r>
-              <w:t>Optional</w:t>
-            </w:r>
-          </w:p>
-        </w:tc>
-        <w:tc>
-          <w:tcPr>
-            <w:tcW w:type="dxa" w:w="1872"/>
-          </w:tcPr>
-          <w:p>
-            <w:r/>
-            <w:r>
-              <w:t>organization</w:t>
-            </w:r>
-          </w:p>
-        </w:tc>
-        <w:tc>
-          <w:tcPr>
-            <w:tcW w:type="dxa" w:w="1872"/>
-          </w:tcPr>
-          <w:p>
-            <w:r/>
-            <w:r>
-              <w:t>GET, GET /id</w:t>
+              <w:t>GET</w:t>
+            </w:r>
+            <w:r>
+              <w:br/>
+            </w:r>
+            <w:r>
+              <w:t>GET /id</w:t>
             </w:r>
           </w:p>
         </w:tc>
@@ -6962,7 +7562,7 @@
       <w:tr>
         <w:tc>
           <w:tcPr>
-            <w:tcW w:type="dxa" w:w="936"/>
+            <w:tcW w:type="dxa" w:w="1030"/>
           </w:tcPr>
           <w:p>
             <w:r/>
@@ -6973,7 +7573,7 @@
         </w:tc>
         <w:tc>
           <w:tcPr>
-            <w:tcW w:type="dxa" w:w="2153"/>
+            <w:tcW w:type="dxa" w:w="2340"/>
           </w:tcPr>
           <w:p>
             <w:r/>
@@ -6984,45 +7584,63 @@
         </w:tc>
         <w:tc>
           <w:tcPr>
+            <w:tcW w:type="dxa" w:w="1217"/>
+          </w:tcPr>
+          <w:p>
+            <w:r/>
+            <w:r>
+              <w:t>4</w:t>
+            </w:r>
+          </w:p>
+        </w:tc>
+        <w:tc>
+          <w:tcPr>
+            <w:tcW w:type="dxa" w:w="1591"/>
+          </w:tcPr>
+          <w:p>
+            <w:r/>
+            <w:r>
+              <w:t>Optional</w:t>
+            </w:r>
+          </w:p>
+        </w:tc>
+        <w:tc>
+          <w:tcPr>
+            <w:tcW w:type="dxa" w:w="2059"/>
+          </w:tcPr>
+          <w:p>
+            <w:r/>
+            <w:r>
+              <w:t>productOfferingQualification</w:t>
+            </w:r>
+          </w:p>
+        </w:tc>
+        <w:tc>
+          <w:tcPr>
             <w:tcW w:type="dxa" w:w="1123"/>
           </w:tcPr>
           <w:p>
             <w:r/>
             <w:r>
-              <w:t>4</w:t>
-            </w:r>
-          </w:p>
-        </w:tc>
-        <w:tc>
-          <w:tcPr>
-            <w:tcW w:type="dxa" w:w="1404"/>
-          </w:tcPr>
-          <w:p>
-            <w:r/>
-            <w:r>
-              <w:t>Optional</w:t>
-            </w:r>
-          </w:p>
-        </w:tc>
-        <w:tc>
-          <w:tcPr>
-            <w:tcW w:type="dxa" w:w="1872"/>
-          </w:tcPr>
-          <w:p>
-            <w:r/>
-            <w:r>
-              <w:t>productOfferingQualification</w:t>
-            </w:r>
-          </w:p>
-        </w:tc>
-        <w:tc>
-          <w:tcPr>
-            <w:tcW w:type="dxa" w:w="1872"/>
-          </w:tcPr>
-          <w:p>
-            <w:r/>
-            <w:r>
-              <w:t>GET, GET /id, POST, PATCH</w:t>
+              <w:t>GET</w:t>
+            </w:r>
+            <w:r>
+              <w:br/>
+            </w:r>
+            <w:r>
+              <w:t>GET /id</w:t>
+            </w:r>
+            <w:r>
+              <w:br/>
+            </w:r>
+            <w:r>
+              <w:t>POST</w:t>
+            </w:r>
+            <w:r>
+              <w:br/>
+            </w:r>
+            <w:r>
+              <w:t>PATCH</w:t>
             </w:r>
           </w:p>
         </w:tc>
@@ -7030,7 +7648,7 @@
       <w:tr>
         <w:tc>
           <w:tcPr>
-            <w:tcW w:type="dxa" w:w="936"/>
+            <w:tcW w:type="dxa" w:w="1030"/>
           </w:tcPr>
           <w:p>
             <w:r/>
@@ -7041,7 +7659,7 @@
         </w:tc>
         <w:tc>
           <w:tcPr>
-            <w:tcW w:type="dxa" w:w="2153"/>
+            <w:tcW w:type="dxa" w:w="2340"/>
           </w:tcPr>
           <w:p>
             <w:r/>
@@ -7052,45 +7670,63 @@
         </w:tc>
         <w:tc>
           <w:tcPr>
+            <w:tcW w:type="dxa" w:w="1217"/>
+          </w:tcPr>
+          <w:p>
+            <w:r/>
+            <w:r>
+              <w:t>5</w:t>
+            </w:r>
+          </w:p>
+        </w:tc>
+        <w:tc>
+          <w:tcPr>
+            <w:tcW w:type="dxa" w:w="1591"/>
+          </w:tcPr>
+          <w:p>
+            <w:r/>
+            <w:r>
+              <w:t>Optional</w:t>
+            </w:r>
+          </w:p>
+        </w:tc>
+        <w:tc>
+          <w:tcPr>
+            <w:tcW w:type="dxa" w:w="2059"/>
+          </w:tcPr>
+          <w:p>
+            <w:r/>
+            <w:r>
+              <w:t>checkProductOfferingQualification</w:t>
+            </w:r>
+          </w:p>
+        </w:tc>
+        <w:tc>
+          <w:tcPr>
             <w:tcW w:type="dxa" w:w="1123"/>
           </w:tcPr>
           <w:p>
             <w:r/>
             <w:r>
-              <w:t>5</w:t>
-            </w:r>
-          </w:p>
-        </w:tc>
-        <w:tc>
-          <w:tcPr>
-            <w:tcW w:type="dxa" w:w="1404"/>
-          </w:tcPr>
-          <w:p>
-            <w:r/>
-            <w:r>
-              <w:t>Optional</w:t>
-            </w:r>
-          </w:p>
-        </w:tc>
-        <w:tc>
-          <w:tcPr>
-            <w:tcW w:type="dxa" w:w="1872"/>
-          </w:tcPr>
-          <w:p>
-            <w:r/>
-            <w:r>
-              <w:t>checkProductOfferingQualification</w:t>
-            </w:r>
-          </w:p>
-        </w:tc>
-        <w:tc>
-          <w:tcPr>
-            <w:tcW w:type="dxa" w:w="1872"/>
-          </w:tcPr>
-          <w:p>
-            <w:r/>
-            <w:r>
-              <w:t>GET, GET /id, POST, PATCH</w:t>
+              <w:t>GET</w:t>
+            </w:r>
+            <w:r>
+              <w:br/>
+            </w:r>
+            <w:r>
+              <w:t>GET /id</w:t>
+            </w:r>
+            <w:r>
+              <w:br/>
+            </w:r>
+            <w:r>
+              <w:t>POST</w:t>
+            </w:r>
+            <w:r>
+              <w:br/>
+            </w:r>
+            <w:r>
+              <w:t>PATCH</w:t>
             </w:r>
           </w:p>
         </w:tc>
@@ -7098,7 +7734,7 @@
       <w:tr>
         <w:tc>
           <w:tcPr>
-            <w:tcW w:type="dxa" w:w="936"/>
+            <w:tcW w:type="dxa" w:w="1030"/>
           </w:tcPr>
           <w:p>
             <w:r/>
@@ -7109,7 +7745,7 @@
         </w:tc>
         <w:tc>
           <w:tcPr>
-            <w:tcW w:type="dxa" w:w="2153"/>
+            <w:tcW w:type="dxa" w:w="2340"/>
           </w:tcPr>
           <w:p>
             <w:r/>
@@ -7120,45 +7756,69 @@
         </w:tc>
         <w:tc>
           <w:tcPr>
+            <w:tcW w:type="dxa" w:w="1217"/>
+          </w:tcPr>
+          <w:p>
+            <w:r/>
+            <w:r>
+              <w:t>4</w:t>
+            </w:r>
+          </w:p>
+        </w:tc>
+        <w:tc>
+          <w:tcPr>
+            <w:tcW w:type="dxa" w:w="1591"/>
+          </w:tcPr>
+          <w:p>
+            <w:r/>
+            <w:r>
+              <w:t>Optional</w:t>
+            </w:r>
+          </w:p>
+        </w:tc>
+        <w:tc>
+          <w:tcPr>
+            <w:tcW w:type="dxa" w:w="2059"/>
+          </w:tcPr>
+          <w:p>
+            <w:r/>
+            <w:r>
+              <w:t>appointment</w:t>
+            </w:r>
+          </w:p>
+        </w:tc>
+        <w:tc>
+          <w:tcPr>
             <w:tcW w:type="dxa" w:w="1123"/>
           </w:tcPr>
           <w:p>
             <w:r/>
             <w:r>
-              <w:t>4</w:t>
-            </w:r>
-          </w:p>
-        </w:tc>
-        <w:tc>
-          <w:tcPr>
-            <w:tcW w:type="dxa" w:w="1404"/>
-          </w:tcPr>
-          <w:p>
-            <w:r/>
-            <w:r>
-              <w:t>Optional</w:t>
-            </w:r>
-          </w:p>
-        </w:tc>
-        <w:tc>
-          <w:tcPr>
-            <w:tcW w:type="dxa" w:w="1872"/>
-          </w:tcPr>
-          <w:p>
-            <w:r/>
-            <w:r>
-              <w:t>appointment</w:t>
-            </w:r>
-          </w:p>
-        </w:tc>
-        <w:tc>
-          <w:tcPr>
-            <w:tcW w:type="dxa" w:w="1872"/>
-          </w:tcPr>
-          <w:p>
-            <w:r/>
-            <w:r>
-              <w:t>GET, GET /id, POST, PATCH, DELETE</w:t>
+              <w:t>GET</w:t>
+            </w:r>
+            <w:r>
+              <w:br/>
+            </w:r>
+            <w:r>
+              <w:t>GET /id</w:t>
+            </w:r>
+            <w:r>
+              <w:br/>
+            </w:r>
+            <w:r>
+              <w:t>POST</w:t>
+            </w:r>
+            <w:r>
+              <w:br/>
+            </w:r>
+            <w:r>
+              <w:t>PATCH</w:t>
+            </w:r>
+            <w:r>
+              <w:br/>
+            </w:r>
+            <w:r>
+              <w:t>DELETE</w:t>
             </w:r>
           </w:p>
         </w:tc>
@@ -7166,7 +7826,7 @@
       <w:tr>
         <w:tc>
           <w:tcPr>
-            <w:tcW w:type="dxa" w:w="936"/>
+            <w:tcW w:type="dxa" w:w="1030"/>
           </w:tcPr>
           <w:p>
             <w:r/>
@@ -7177,7 +7837,7 @@
         </w:tc>
         <w:tc>
           <w:tcPr>
-            <w:tcW w:type="dxa" w:w="2153"/>
+            <w:tcW w:type="dxa" w:w="2340"/>
           </w:tcPr>
           <w:p>
             <w:r/>
@@ -7188,45 +7848,69 @@
         </w:tc>
         <w:tc>
           <w:tcPr>
+            <w:tcW w:type="dxa" w:w="1217"/>
+          </w:tcPr>
+          <w:p>
+            <w:r/>
+            <w:r>
+              <w:t>5</w:t>
+            </w:r>
+          </w:p>
+        </w:tc>
+        <w:tc>
+          <w:tcPr>
+            <w:tcW w:type="dxa" w:w="1591"/>
+          </w:tcPr>
+          <w:p>
+            <w:r/>
+            <w:r>
+              <w:t>Optional</w:t>
+            </w:r>
+          </w:p>
+        </w:tc>
+        <w:tc>
+          <w:tcPr>
+            <w:tcW w:type="dxa" w:w="2059"/>
+          </w:tcPr>
+          <w:p>
+            <w:r/>
+            <w:r>
+              <w:t>intent</w:t>
+            </w:r>
+          </w:p>
+        </w:tc>
+        <w:tc>
+          <w:tcPr>
             <w:tcW w:type="dxa" w:w="1123"/>
           </w:tcPr>
           <w:p>
             <w:r/>
             <w:r>
-              <w:t>5</w:t>
-            </w:r>
-          </w:p>
-        </w:tc>
-        <w:tc>
-          <w:tcPr>
-            <w:tcW w:type="dxa" w:w="1404"/>
-          </w:tcPr>
-          <w:p>
-            <w:r/>
-            <w:r>
-              <w:t>Optional</w:t>
-            </w:r>
-          </w:p>
-        </w:tc>
-        <w:tc>
-          <w:tcPr>
-            <w:tcW w:type="dxa" w:w="1872"/>
-          </w:tcPr>
-          <w:p>
-            <w:r/>
-            <w:r>
-              <w:t>intent</w:t>
-            </w:r>
-          </w:p>
-        </w:tc>
-        <w:tc>
-          <w:tcPr>
-            <w:tcW w:type="dxa" w:w="1872"/>
-          </w:tcPr>
-          <w:p>
-            <w:r/>
-            <w:r>
-              <w:t>GET, GET /id, POST, PATCH, DELETE</w:t>
+              <w:t>GET</w:t>
+            </w:r>
+            <w:r>
+              <w:br/>
+            </w:r>
+            <w:r>
+              <w:t>GET /id</w:t>
+            </w:r>
+            <w:r>
+              <w:br/>
+            </w:r>
+            <w:r>
+              <w:t>POST</w:t>
+            </w:r>
+            <w:r>
+              <w:br/>
+            </w:r>
+            <w:r>
+              <w:t>PATCH</w:t>
+            </w:r>
+            <w:r>
+              <w:br/>
+            </w:r>
+            <w:r>
+              <w:t>DELETE</w:t>
             </w:r>
           </w:p>
         </w:tc>
@@ -7234,7 +7918,7 @@
       <w:tr>
         <w:tc>
           <w:tcPr>
-            <w:tcW w:type="dxa" w:w="936"/>
+            <w:tcW w:type="dxa" w:w="1030"/>
           </w:tcPr>
           <w:p>
             <w:r/>
@@ -7245,7 +7929,7 @@
         </w:tc>
         <w:tc>
           <w:tcPr>
-            <w:tcW w:type="dxa" w:w="2153"/>
+            <w:tcW w:type="dxa" w:w="2340"/>
           </w:tcPr>
           <w:p>
             <w:r/>
@@ -7256,45 +7940,63 @@
         </w:tc>
         <w:tc>
           <w:tcPr>
+            <w:tcW w:type="dxa" w:w="1217"/>
+          </w:tcPr>
+          <w:p>
+            <w:r/>
+            <w:r>
+              <w:t>4</w:t>
+            </w:r>
+          </w:p>
+        </w:tc>
+        <w:tc>
+          <w:tcPr>
+            <w:tcW w:type="dxa" w:w="1591"/>
+          </w:tcPr>
+          <w:p>
+            <w:r/>
+            <w:r>
+              <w:t>Optional</w:t>
+            </w:r>
+          </w:p>
+        </w:tc>
+        <w:tc>
+          <w:tcPr>
+            <w:tcW w:type="dxa" w:w="2059"/>
+          </w:tcPr>
+          <w:p>
+            <w:r/>
+            <w:r>
+              <w:t>geographicAddress</w:t>
+            </w:r>
+          </w:p>
+        </w:tc>
+        <w:tc>
+          <w:tcPr>
             <w:tcW w:type="dxa" w:w="1123"/>
           </w:tcPr>
           <w:p>
             <w:r/>
             <w:r>
-              <w:t>4</w:t>
-            </w:r>
-          </w:p>
-        </w:tc>
-        <w:tc>
-          <w:tcPr>
-            <w:tcW w:type="dxa" w:w="1404"/>
-          </w:tcPr>
-          <w:p>
-            <w:r/>
-            <w:r>
-              <w:t>Optional</w:t>
-            </w:r>
-          </w:p>
-        </w:tc>
-        <w:tc>
-          <w:tcPr>
-            <w:tcW w:type="dxa" w:w="1872"/>
-          </w:tcPr>
-          <w:p>
-            <w:r/>
-            <w:r>
-              <w:t>geographicAddress</w:t>
-            </w:r>
-          </w:p>
-        </w:tc>
-        <w:tc>
-          <w:tcPr>
-            <w:tcW w:type="dxa" w:w="1872"/>
-          </w:tcPr>
-          <w:p>
-            <w:r/>
-            <w:r>
-              <w:t>GET, GET /id, POST, PATCH</w:t>
+              <w:t>GET</w:t>
+            </w:r>
+            <w:r>
+              <w:br/>
+            </w:r>
+            <w:r>
+              <w:t>GET /id</w:t>
+            </w:r>
+            <w:r>
+              <w:br/>
+            </w:r>
+            <w:r>
+              <w:t>POST</w:t>
+            </w:r>
+            <w:r>
+              <w:br/>
+            </w:r>
+            <w:r>
+              <w:t>PATCH</w:t>
             </w:r>
           </w:p>
         </w:tc>
@@ -7302,7 +8004,7 @@
       <w:tr>
         <w:tc>
           <w:tcPr>
-            <w:tcW w:type="dxa" w:w="936"/>
+            <w:tcW w:type="dxa" w:w="1030"/>
           </w:tcPr>
           <w:p>
             <w:r/>
@@ -7313,7 +8015,7 @@
         </w:tc>
         <w:tc>
           <w:tcPr>
-            <w:tcW w:type="dxa" w:w="2153"/>
+            <w:tcW w:type="dxa" w:w="2340"/>
           </w:tcPr>
           <w:p>
             <w:r/>
@@ -7324,45 +8026,63 @@
         </w:tc>
         <w:tc>
           <w:tcPr>
+            <w:tcW w:type="dxa" w:w="1217"/>
+          </w:tcPr>
+          <w:p>
+            <w:r/>
+            <w:r>
+              <w:t>4</w:t>
+            </w:r>
+          </w:p>
+        </w:tc>
+        <w:tc>
+          <w:tcPr>
+            <w:tcW w:type="dxa" w:w="1591"/>
+          </w:tcPr>
+          <w:p>
+            <w:r/>
+            <w:r>
+              <w:t>Optional</w:t>
+            </w:r>
+          </w:p>
+        </w:tc>
+        <w:tc>
+          <w:tcPr>
+            <w:tcW w:type="dxa" w:w="2059"/>
+          </w:tcPr>
+          <w:p>
+            <w:r/>
+            <w:r>
+              <w:t>geographicSubAddress</w:t>
+            </w:r>
+          </w:p>
+        </w:tc>
+        <w:tc>
+          <w:tcPr>
             <w:tcW w:type="dxa" w:w="1123"/>
           </w:tcPr>
           <w:p>
             <w:r/>
             <w:r>
-              <w:t>4</w:t>
-            </w:r>
-          </w:p>
-        </w:tc>
-        <w:tc>
-          <w:tcPr>
-            <w:tcW w:type="dxa" w:w="1404"/>
-          </w:tcPr>
-          <w:p>
-            <w:r/>
-            <w:r>
-              <w:t>Optional</w:t>
-            </w:r>
-          </w:p>
-        </w:tc>
-        <w:tc>
-          <w:tcPr>
-            <w:tcW w:type="dxa" w:w="1872"/>
-          </w:tcPr>
-          <w:p>
-            <w:r/>
-            <w:r>
-              <w:t>geographicSubAddress</w:t>
-            </w:r>
-          </w:p>
-        </w:tc>
-        <w:tc>
-          <w:tcPr>
-            <w:tcW w:type="dxa" w:w="1872"/>
-          </w:tcPr>
-          <w:p>
-            <w:r/>
-            <w:r>
-              <w:t>GET, GET /id, POST, PATCH</w:t>
+              <w:t>GET</w:t>
+            </w:r>
+            <w:r>
+              <w:br/>
+            </w:r>
+            <w:r>
+              <w:t>GET /id</w:t>
+            </w:r>
+            <w:r>
+              <w:br/>
+            </w:r>
+            <w:r>
+              <w:t>POST</w:t>
+            </w:r>
+            <w:r>
+              <w:br/>
+            </w:r>
+            <w:r>
+              <w:t>PATCH</w:t>
             </w:r>
           </w:p>
         </w:tc>
@@ -7370,7 +8090,7 @@
       <w:tr>
         <w:tc>
           <w:tcPr>
-            <w:tcW w:type="dxa" w:w="936"/>
+            <w:tcW w:type="dxa" w:w="1030"/>
           </w:tcPr>
           <w:p>
             <w:r/>
@@ -7381,7 +8101,7 @@
         </w:tc>
         <w:tc>
           <w:tcPr>
-            <w:tcW w:type="dxa" w:w="2153"/>
+            <w:tcW w:type="dxa" w:w="2340"/>
           </w:tcPr>
           <w:p>
             <w:r/>
@@ -7392,45 +8112,63 @@
         </w:tc>
         <w:tc>
           <w:tcPr>
+            <w:tcW w:type="dxa" w:w="1217"/>
+          </w:tcPr>
+          <w:p>
+            <w:r/>
+            <w:r>
+              <w:t>4</w:t>
+            </w:r>
+          </w:p>
+        </w:tc>
+        <w:tc>
+          <w:tcPr>
+            <w:tcW w:type="dxa" w:w="1591"/>
+          </w:tcPr>
+          <w:p>
+            <w:r/>
+            <w:r>
+              <w:t>Optional</w:t>
+            </w:r>
+          </w:p>
+        </w:tc>
+        <w:tc>
+          <w:tcPr>
+            <w:tcW w:type="dxa" w:w="2059"/>
+          </w:tcPr>
+          <w:p>
+            <w:r/>
+            <w:r>
+              <w:t>geographicAddressValidation</w:t>
+            </w:r>
+          </w:p>
+        </w:tc>
+        <w:tc>
+          <w:tcPr>
             <w:tcW w:type="dxa" w:w="1123"/>
           </w:tcPr>
           <w:p>
             <w:r/>
             <w:r>
-              <w:t>4</w:t>
-            </w:r>
-          </w:p>
-        </w:tc>
-        <w:tc>
-          <w:tcPr>
-            <w:tcW w:type="dxa" w:w="1404"/>
-          </w:tcPr>
-          <w:p>
-            <w:r/>
-            <w:r>
-              <w:t>Optional</w:t>
-            </w:r>
-          </w:p>
-        </w:tc>
-        <w:tc>
-          <w:tcPr>
-            <w:tcW w:type="dxa" w:w="1872"/>
-          </w:tcPr>
-          <w:p>
-            <w:r/>
-            <w:r>
-              <w:t>geographicAddressValidation</w:t>
-            </w:r>
-          </w:p>
-        </w:tc>
-        <w:tc>
-          <w:tcPr>
-            <w:tcW w:type="dxa" w:w="1872"/>
-          </w:tcPr>
-          <w:p>
-            <w:r/>
-            <w:r>
-              <w:t>GET, GET /id, POST, PATCH</w:t>
+              <w:t>GET</w:t>
+            </w:r>
+            <w:r>
+              <w:br/>
+            </w:r>
+            <w:r>
+              <w:t>GET /id</w:t>
+            </w:r>
+            <w:r>
+              <w:br/>
+            </w:r>
+            <w:r>
+              <w:t>POST</w:t>
+            </w:r>
+            <w:r>
+              <w:br/>
+            </w:r>
+            <w:r>
+              <w:t>PATCH</w:t>
             </w:r>
           </w:p>
         </w:tc>
@@ -7438,7 +8176,7 @@
       <w:tr>
         <w:tc>
           <w:tcPr>
-            <w:tcW w:type="dxa" w:w="936"/>
+            <w:tcW w:type="dxa" w:w="1030"/>
           </w:tcPr>
           <w:p>
             <w:r/>
@@ -7449,7 +8187,7 @@
         </w:tc>
         <w:tc>
           <w:tcPr>
-            <w:tcW w:type="dxa" w:w="2153"/>
+            <w:tcW w:type="dxa" w:w="2340"/>
           </w:tcPr>
           <w:p>
             <w:r/>
@@ -7460,45 +8198,63 @@
         </w:tc>
         <w:tc>
           <w:tcPr>
+            <w:tcW w:type="dxa" w:w="1217"/>
+          </w:tcPr>
+          <w:p>
+            <w:r/>
+            <w:r>
+              <w:t>5</w:t>
+            </w:r>
+          </w:p>
+        </w:tc>
+        <w:tc>
+          <w:tcPr>
+            <w:tcW w:type="dxa" w:w="1591"/>
+          </w:tcPr>
+          <w:p>
+            <w:r/>
+            <w:r>
+              <w:t>Optional</w:t>
+            </w:r>
+          </w:p>
+        </w:tc>
+        <w:tc>
+          <w:tcPr>
+            <w:tcW w:type="dxa" w:w="2059"/>
+          </w:tcPr>
+          <w:p>
+            <w:r/>
+            <w:r>
+              <w:t>geographicAddress</w:t>
+            </w:r>
+          </w:p>
+        </w:tc>
+        <w:tc>
+          <w:tcPr>
             <w:tcW w:type="dxa" w:w="1123"/>
           </w:tcPr>
           <w:p>
             <w:r/>
             <w:r>
-              <w:t>5</w:t>
-            </w:r>
-          </w:p>
-        </w:tc>
-        <w:tc>
-          <w:tcPr>
-            <w:tcW w:type="dxa" w:w="1404"/>
-          </w:tcPr>
-          <w:p>
-            <w:r/>
-            <w:r>
-              <w:t>Optional</w:t>
-            </w:r>
-          </w:p>
-        </w:tc>
-        <w:tc>
-          <w:tcPr>
-            <w:tcW w:type="dxa" w:w="1872"/>
-          </w:tcPr>
-          <w:p>
-            <w:r/>
-            <w:r>
-              <w:t>geographicAddress</w:t>
-            </w:r>
-          </w:p>
-        </w:tc>
-        <w:tc>
-          <w:tcPr>
-            <w:tcW w:type="dxa" w:w="1872"/>
-          </w:tcPr>
-          <w:p>
-            <w:r/>
-            <w:r>
-              <w:t>GET, GET /id, POST, PATCH</w:t>
+              <w:t>GET</w:t>
+            </w:r>
+            <w:r>
+              <w:br/>
+            </w:r>
+            <w:r>
+              <w:t>GET /id</w:t>
+            </w:r>
+            <w:r>
+              <w:br/>
+            </w:r>
+            <w:r>
+              <w:t>POST</w:t>
+            </w:r>
+            <w:r>
+              <w:br/>
+            </w:r>
+            <w:r>
+              <w:t>PATCH</w:t>
             </w:r>
           </w:p>
         </w:tc>
@@ -7506,7 +8262,7 @@
       <w:tr>
         <w:tc>
           <w:tcPr>
-            <w:tcW w:type="dxa" w:w="936"/>
+            <w:tcW w:type="dxa" w:w="1030"/>
           </w:tcPr>
           <w:p>
             <w:r/>
@@ -7517,7 +8273,7 @@
         </w:tc>
         <w:tc>
           <w:tcPr>
-            <w:tcW w:type="dxa" w:w="2153"/>
+            <w:tcW w:type="dxa" w:w="2340"/>
           </w:tcPr>
           <w:p>
             <w:r/>
@@ -7528,45 +8284,63 @@
         </w:tc>
         <w:tc>
           <w:tcPr>
+            <w:tcW w:type="dxa" w:w="1217"/>
+          </w:tcPr>
+          <w:p>
+            <w:r/>
+            <w:r>
+              <w:t>5</w:t>
+            </w:r>
+          </w:p>
+        </w:tc>
+        <w:tc>
+          <w:tcPr>
+            <w:tcW w:type="dxa" w:w="1591"/>
+          </w:tcPr>
+          <w:p>
+            <w:r/>
+            <w:r>
+              <w:t>Optional</w:t>
+            </w:r>
+          </w:p>
+        </w:tc>
+        <w:tc>
+          <w:tcPr>
+            <w:tcW w:type="dxa" w:w="2059"/>
+          </w:tcPr>
+          <w:p>
+            <w:r/>
+            <w:r>
+              <w:t>geographicSubAddress</w:t>
+            </w:r>
+          </w:p>
+        </w:tc>
+        <w:tc>
+          <w:tcPr>
             <w:tcW w:type="dxa" w:w="1123"/>
           </w:tcPr>
           <w:p>
             <w:r/>
             <w:r>
-              <w:t>5</w:t>
-            </w:r>
-          </w:p>
-        </w:tc>
-        <w:tc>
-          <w:tcPr>
-            <w:tcW w:type="dxa" w:w="1404"/>
-          </w:tcPr>
-          <w:p>
-            <w:r/>
-            <w:r>
-              <w:t>Optional</w:t>
-            </w:r>
-          </w:p>
-        </w:tc>
-        <w:tc>
-          <w:tcPr>
-            <w:tcW w:type="dxa" w:w="1872"/>
-          </w:tcPr>
-          <w:p>
-            <w:r/>
-            <w:r>
-              <w:t>geographicSubAddress</w:t>
-            </w:r>
-          </w:p>
-        </w:tc>
-        <w:tc>
-          <w:tcPr>
-            <w:tcW w:type="dxa" w:w="1872"/>
-          </w:tcPr>
-          <w:p>
-            <w:r/>
-            <w:r>
-              <w:t>GET, GET /id, POST, PATCH</w:t>
+              <w:t>GET</w:t>
+            </w:r>
+            <w:r>
+              <w:br/>
+            </w:r>
+            <w:r>
+              <w:t>GET /id</w:t>
+            </w:r>
+            <w:r>
+              <w:br/>
+            </w:r>
+            <w:r>
+              <w:t>POST</w:t>
+            </w:r>
+            <w:r>
+              <w:br/>
+            </w:r>
+            <w:r>
+              <w:t>PATCH</w:t>
             </w:r>
           </w:p>
         </w:tc>
@@ -7574,7 +8348,7 @@
       <w:tr>
         <w:tc>
           <w:tcPr>
-            <w:tcW w:type="dxa" w:w="936"/>
+            <w:tcW w:type="dxa" w:w="1030"/>
           </w:tcPr>
           <w:p>
             <w:r/>
@@ -7585,7 +8359,7 @@
         </w:tc>
         <w:tc>
           <w:tcPr>
-            <w:tcW w:type="dxa" w:w="2153"/>
+            <w:tcW w:type="dxa" w:w="2340"/>
           </w:tcPr>
           <w:p>
             <w:r/>
@@ -7596,45 +8370,63 @@
         </w:tc>
         <w:tc>
           <w:tcPr>
+            <w:tcW w:type="dxa" w:w="1217"/>
+          </w:tcPr>
+          <w:p>
+            <w:r/>
+            <w:r>
+              <w:t>5</w:t>
+            </w:r>
+          </w:p>
+        </w:tc>
+        <w:tc>
+          <w:tcPr>
+            <w:tcW w:type="dxa" w:w="1591"/>
+          </w:tcPr>
+          <w:p>
+            <w:r/>
+            <w:r>
+              <w:t>Optional</w:t>
+            </w:r>
+          </w:p>
+        </w:tc>
+        <w:tc>
+          <w:tcPr>
+            <w:tcW w:type="dxa" w:w="2059"/>
+          </w:tcPr>
+          <w:p>
+            <w:r/>
+            <w:r>
+              <w:t>geographicAddressValidation</w:t>
+            </w:r>
+          </w:p>
+        </w:tc>
+        <w:tc>
+          <w:tcPr>
             <w:tcW w:type="dxa" w:w="1123"/>
           </w:tcPr>
           <w:p>
             <w:r/>
             <w:r>
-              <w:t>5</w:t>
-            </w:r>
-          </w:p>
-        </w:tc>
-        <w:tc>
-          <w:tcPr>
-            <w:tcW w:type="dxa" w:w="1404"/>
-          </w:tcPr>
-          <w:p>
-            <w:r/>
-            <w:r>
-              <w:t>Optional</w:t>
-            </w:r>
-          </w:p>
-        </w:tc>
-        <w:tc>
-          <w:tcPr>
-            <w:tcW w:type="dxa" w:w="1872"/>
-          </w:tcPr>
-          <w:p>
-            <w:r/>
-            <w:r>
-              <w:t>geographicAddressValidation</w:t>
-            </w:r>
-          </w:p>
-        </w:tc>
-        <w:tc>
-          <w:tcPr>
-            <w:tcW w:type="dxa" w:w="1872"/>
-          </w:tcPr>
-          <w:p>
-            <w:r/>
-            <w:r>
-              <w:t>GET, GET /id, POST, PATCH</w:t>
+              <w:t>GET</w:t>
+            </w:r>
+            <w:r>
+              <w:br/>
+            </w:r>
+            <w:r>
+              <w:t>GET /id</w:t>
+            </w:r>
+            <w:r>
+              <w:br/>
+            </w:r>
+            <w:r>
+              <w:t>POST</w:t>
+            </w:r>
+            <w:r>
+              <w:br/>
+            </w:r>
+            <w:r>
+              <w:t>PATCH</w:t>
             </w:r>
           </w:p>
         </w:tc>
@@ -7642,7 +8434,7 @@
       <w:tr>
         <w:tc>
           <w:tcPr>
-            <w:tcW w:type="dxa" w:w="936"/>
+            <w:tcW w:type="dxa" w:w="1030"/>
           </w:tcPr>
           <w:p>
             <w:r/>
@@ -7653,7 +8445,7 @@
         </w:tc>
         <w:tc>
           <w:tcPr>
-            <w:tcW w:type="dxa" w:w="2153"/>
+            <w:tcW w:type="dxa" w:w="2340"/>
           </w:tcPr>
           <w:p>
             <w:r/>
@@ -7664,45 +8456,63 @@
         </w:tc>
         <w:tc>
           <w:tcPr>
+            <w:tcW w:type="dxa" w:w="1217"/>
+          </w:tcPr>
+          <w:p>
+            <w:r/>
+            <w:r>
+              <w:t>4</w:t>
+            </w:r>
+          </w:p>
+        </w:tc>
+        <w:tc>
+          <w:tcPr>
+            <w:tcW w:type="dxa" w:w="1591"/>
+          </w:tcPr>
+          <w:p>
+            <w:r/>
+            <w:r>
+              <w:t>Optional</w:t>
+            </w:r>
+          </w:p>
+        </w:tc>
+        <w:tc>
+          <w:tcPr>
+            <w:tcW w:type="dxa" w:w="2059"/>
+          </w:tcPr>
+          <w:p>
+            <w:r/>
+            <w:r>
+              <w:t>geographicSite</w:t>
+            </w:r>
+          </w:p>
+        </w:tc>
+        <w:tc>
+          <w:tcPr>
             <w:tcW w:type="dxa" w:w="1123"/>
           </w:tcPr>
           <w:p>
             <w:r/>
             <w:r>
-              <w:t>4</w:t>
-            </w:r>
-          </w:p>
-        </w:tc>
-        <w:tc>
-          <w:tcPr>
-            <w:tcW w:type="dxa" w:w="1404"/>
-          </w:tcPr>
-          <w:p>
-            <w:r/>
-            <w:r>
-              <w:t>Optional</w:t>
-            </w:r>
-          </w:p>
-        </w:tc>
-        <w:tc>
-          <w:tcPr>
-            <w:tcW w:type="dxa" w:w="1872"/>
-          </w:tcPr>
-          <w:p>
-            <w:r/>
-            <w:r>
-              <w:t>geographicSite</w:t>
-            </w:r>
-          </w:p>
-        </w:tc>
-        <w:tc>
-          <w:tcPr>
-            <w:tcW w:type="dxa" w:w="1872"/>
-          </w:tcPr>
-          <w:p>
-            <w:r/>
-            <w:r>
-              <w:t>GET, GET /id, POST, PATCH</w:t>
+              <w:t>GET</w:t>
+            </w:r>
+            <w:r>
+              <w:br/>
+            </w:r>
+            <w:r>
+              <w:t>GET /id</w:t>
+            </w:r>
+            <w:r>
+              <w:br/>
+            </w:r>
+            <w:r>
+              <w:t>POST</w:t>
+            </w:r>
+            <w:r>
+              <w:br/>
+            </w:r>
+            <w:r>
+              <w:t>PATCH</w:t>
             </w:r>
           </w:p>
         </w:tc>
@@ -7710,7 +8520,7 @@
       <w:tr>
         <w:tc>
           <w:tcPr>
-            <w:tcW w:type="dxa" w:w="936"/>
+            <w:tcW w:type="dxa" w:w="1030"/>
           </w:tcPr>
           <w:p>
             <w:r/>
@@ -7721,7 +8531,7 @@
         </w:tc>
         <w:tc>
           <w:tcPr>
-            <w:tcW w:type="dxa" w:w="2153"/>
+            <w:tcW w:type="dxa" w:w="2340"/>
           </w:tcPr>
           <w:p>
             <w:r/>
@@ -7732,45 +8542,63 @@
         </w:tc>
         <w:tc>
           <w:tcPr>
+            <w:tcW w:type="dxa" w:w="1217"/>
+          </w:tcPr>
+          <w:p>
+            <w:r/>
+            <w:r>
+              <w:t>5</w:t>
+            </w:r>
+          </w:p>
+        </w:tc>
+        <w:tc>
+          <w:tcPr>
+            <w:tcW w:type="dxa" w:w="1591"/>
+          </w:tcPr>
+          <w:p>
+            <w:r/>
+            <w:r>
+              <w:t>Optional</w:t>
+            </w:r>
+          </w:p>
+        </w:tc>
+        <w:tc>
+          <w:tcPr>
+            <w:tcW w:type="dxa" w:w="2059"/>
+          </w:tcPr>
+          <w:p>
+            <w:r/>
+            <w:r>
+              <w:t>geographicSite</w:t>
+            </w:r>
+          </w:p>
+        </w:tc>
+        <w:tc>
+          <w:tcPr>
             <w:tcW w:type="dxa" w:w="1123"/>
           </w:tcPr>
           <w:p>
             <w:r/>
             <w:r>
-              <w:t>5</w:t>
-            </w:r>
-          </w:p>
-        </w:tc>
-        <w:tc>
-          <w:tcPr>
-            <w:tcW w:type="dxa" w:w="1404"/>
-          </w:tcPr>
-          <w:p>
-            <w:r/>
-            <w:r>
-              <w:t>Optional</w:t>
-            </w:r>
-          </w:p>
-        </w:tc>
-        <w:tc>
-          <w:tcPr>
-            <w:tcW w:type="dxa" w:w="1872"/>
-          </w:tcPr>
-          <w:p>
-            <w:r/>
-            <w:r>
-              <w:t>geographicSite</w:t>
-            </w:r>
-          </w:p>
-        </w:tc>
-        <w:tc>
-          <w:tcPr>
-            <w:tcW w:type="dxa" w:w="1872"/>
-          </w:tcPr>
-          <w:p>
-            <w:r/>
-            <w:r>
-              <w:t>GET, GET /id, POST, PATCH</w:t>
+              <w:t>GET</w:t>
+            </w:r>
+            <w:r>
+              <w:br/>
+            </w:r>
+            <w:r>
+              <w:t>GET /id</w:t>
+            </w:r>
+            <w:r>
+              <w:br/>
+            </w:r>
+            <w:r>
+              <w:t>POST</w:t>
+            </w:r>
+            <w:r>
+              <w:br/>
+            </w:r>
+            <w:r>
+              <w:t>PATCH</w:t>
             </w:r>
           </w:p>
         </w:tc>
@@ -7778,7 +8606,7 @@
       <w:tr>
         <w:tc>
           <w:tcPr>
-            <w:tcW w:type="dxa" w:w="936"/>
+            <w:tcW w:type="dxa" w:w="1030"/>
           </w:tcPr>
           <w:p>
             <w:r/>
@@ -7789,7 +8617,7 @@
         </w:tc>
         <w:tc>
           <w:tcPr>
-            <w:tcW w:type="dxa" w:w="2153"/>
+            <w:tcW w:type="dxa" w:w="2340"/>
           </w:tcPr>
           <w:p>
             <w:r/>
@@ -7800,45 +8628,63 @@
         </w:tc>
         <w:tc>
           <w:tcPr>
+            <w:tcW w:type="dxa" w:w="1217"/>
+          </w:tcPr>
+          <w:p>
+            <w:r/>
+            <w:r>
+              <w:t>4</w:t>
+            </w:r>
+          </w:p>
+        </w:tc>
+        <w:tc>
+          <w:tcPr>
+            <w:tcW w:type="dxa" w:w="1591"/>
+          </w:tcPr>
+          <w:p>
+            <w:r/>
+            <w:r>
+              <w:t>Optional</w:t>
+            </w:r>
+          </w:p>
+        </w:tc>
+        <w:tc>
+          <w:tcPr>
+            <w:tcW w:type="dxa" w:w="2059"/>
+          </w:tcPr>
+          <w:p>
+            <w:r/>
+            <w:r>
+              <w:t>geographicLocation</w:t>
+            </w:r>
+          </w:p>
+        </w:tc>
+        <w:tc>
+          <w:tcPr>
             <w:tcW w:type="dxa" w:w="1123"/>
           </w:tcPr>
           <w:p>
             <w:r/>
             <w:r>
-              <w:t>4</w:t>
-            </w:r>
-          </w:p>
-        </w:tc>
-        <w:tc>
-          <w:tcPr>
-            <w:tcW w:type="dxa" w:w="1404"/>
-          </w:tcPr>
-          <w:p>
-            <w:r/>
-            <w:r>
-              <w:t>Optional</w:t>
-            </w:r>
-          </w:p>
-        </w:tc>
-        <w:tc>
-          <w:tcPr>
-            <w:tcW w:type="dxa" w:w="1872"/>
-          </w:tcPr>
-          <w:p>
-            <w:r/>
-            <w:r>
-              <w:t>geographicLocation</w:t>
-            </w:r>
-          </w:p>
-        </w:tc>
-        <w:tc>
-          <w:tcPr>
-            <w:tcW w:type="dxa" w:w="1872"/>
-          </w:tcPr>
-          <w:p>
-            <w:r/>
-            <w:r>
-              <w:t>GET, GET /id, POST, PATCH</w:t>
+              <w:t>GET</w:t>
+            </w:r>
+            <w:r>
+              <w:br/>
+            </w:r>
+            <w:r>
+              <w:t>GET /id</w:t>
+            </w:r>
+            <w:r>
+              <w:br/>
+            </w:r>
+            <w:r>
+              <w:t>POST</w:t>
+            </w:r>
+            <w:r>
+              <w:br/>
+            </w:r>
+            <w:r>
+              <w:t>PATCH</w:t>
             </w:r>
           </w:p>
         </w:tc>
@@ -7846,7 +8692,7 @@
       <w:tr>
         <w:tc>
           <w:tcPr>
-            <w:tcW w:type="dxa" w:w="936"/>
+            <w:tcW w:type="dxa" w:w="1030"/>
           </w:tcPr>
           <w:p>
             <w:r/>
@@ -7857,7 +8703,7 @@
         </w:tc>
         <w:tc>
           <w:tcPr>
-            <w:tcW w:type="dxa" w:w="2153"/>
+            <w:tcW w:type="dxa" w:w="2340"/>
           </w:tcPr>
           <w:p>
             <w:r/>
@@ -7868,45 +8714,51 @@
         </w:tc>
         <w:tc>
           <w:tcPr>
+            <w:tcW w:type="dxa" w:w="1217"/>
+          </w:tcPr>
+          <w:p>
+            <w:r/>
+            <w:r>
+              <w:t>4</w:t>
+            </w:r>
+          </w:p>
+        </w:tc>
+        <w:tc>
+          <w:tcPr>
+            <w:tcW w:type="dxa" w:w="1591"/>
+          </w:tcPr>
+          <w:p>
+            <w:r/>
+            <w:r>
+              <w:t>Optional</w:t>
+            </w:r>
+          </w:p>
+        </w:tc>
+        <w:tc>
+          <w:tcPr>
+            <w:tcW w:type="dxa" w:w="2059"/>
+          </w:tcPr>
+          <w:p>
+            <w:r/>
+            <w:r>
+              <w:t>quote</w:t>
+            </w:r>
+          </w:p>
+        </w:tc>
+        <w:tc>
+          <w:tcPr>
             <w:tcW w:type="dxa" w:w="1123"/>
           </w:tcPr>
           <w:p>
             <w:r/>
             <w:r>
-              <w:t>4</w:t>
-            </w:r>
-          </w:p>
-        </w:tc>
-        <w:tc>
-          <w:tcPr>
-            <w:tcW w:type="dxa" w:w="1404"/>
-          </w:tcPr>
-          <w:p>
-            <w:r/>
-            <w:r>
-              <w:t>Optional</w:t>
-            </w:r>
-          </w:p>
-        </w:tc>
-        <w:tc>
-          <w:tcPr>
-            <w:tcW w:type="dxa" w:w="1872"/>
-          </w:tcPr>
-          <w:p>
-            <w:r/>
-            <w:r>
-              <w:t>quote</w:t>
-            </w:r>
-          </w:p>
-        </w:tc>
-        <w:tc>
-          <w:tcPr>
-            <w:tcW w:type="dxa" w:w="1872"/>
-          </w:tcPr>
-          <w:p>
-            <w:r/>
-            <w:r>
-              <w:t>GET, GET /id</w:t>
+              <w:t>GET</w:t>
+            </w:r>
+            <w:r>
+              <w:br/>
+            </w:r>
+            <w:r>
+              <w:t>GET /id</w:t>
             </w:r>
           </w:p>
         </w:tc>
@@ -7914,7 +8766,7 @@
       <w:tr>
         <w:tc>
           <w:tcPr>
-            <w:tcW w:type="dxa" w:w="936"/>
+            <w:tcW w:type="dxa" w:w="1030"/>
           </w:tcPr>
           <w:p>
             <w:r/>
@@ -7925,7 +8777,7 @@
         </w:tc>
         <w:tc>
           <w:tcPr>
-            <w:tcW w:type="dxa" w:w="2153"/>
+            <w:tcW w:type="dxa" w:w="2340"/>
           </w:tcPr>
           <w:p>
             <w:r/>
@@ -7936,45 +8788,51 @@
         </w:tc>
         <w:tc>
           <w:tcPr>
+            <w:tcW w:type="dxa" w:w="1217"/>
+          </w:tcPr>
+          <w:p>
+            <w:r/>
+            <w:r>
+              <w:t>5</w:t>
+            </w:r>
+          </w:p>
+        </w:tc>
+        <w:tc>
+          <w:tcPr>
+            <w:tcW w:type="dxa" w:w="1591"/>
+          </w:tcPr>
+          <w:p>
+            <w:r/>
+            <w:r>
+              <w:t>Optional</w:t>
+            </w:r>
+          </w:p>
+        </w:tc>
+        <w:tc>
+          <w:tcPr>
+            <w:tcW w:type="dxa" w:w="2059"/>
+          </w:tcPr>
+          <w:p>
+            <w:r/>
+            <w:r>
+              <w:t>quote</w:t>
+            </w:r>
+          </w:p>
+        </w:tc>
+        <w:tc>
+          <w:tcPr>
             <w:tcW w:type="dxa" w:w="1123"/>
           </w:tcPr>
           <w:p>
             <w:r/>
             <w:r>
-              <w:t>5</w:t>
-            </w:r>
-          </w:p>
-        </w:tc>
-        <w:tc>
-          <w:tcPr>
-            <w:tcW w:type="dxa" w:w="1404"/>
-          </w:tcPr>
-          <w:p>
-            <w:r/>
-            <w:r>
-              <w:t>Optional</w:t>
-            </w:r>
-          </w:p>
-        </w:tc>
-        <w:tc>
-          <w:tcPr>
-            <w:tcW w:type="dxa" w:w="1872"/>
-          </w:tcPr>
-          <w:p>
-            <w:r/>
-            <w:r>
-              <w:t>quote</w:t>
-            </w:r>
-          </w:p>
-        </w:tc>
-        <w:tc>
-          <w:tcPr>
-            <w:tcW w:type="dxa" w:w="1872"/>
-          </w:tcPr>
-          <w:p>
-            <w:r/>
-            <w:r>
-              <w:t>GET, GET /id</w:t>
+              <w:t>GET</w:t>
+            </w:r>
+            <w:r>
+              <w:br/>
+            </w:r>
+            <w:r>
+              <w:t>GET /id</w:t>
             </w:r>
           </w:p>
         </w:tc>
@@ -7985,7 +8843,7 @@
       <w:r>
         <w:drawing>
           <wp:inline xmlns:a="http://schemas.openxmlformats.org/drawingml/2006/main" xmlns:pic="http://schemas.openxmlformats.org/drawingml/2006/picture">
-            <wp:extent cx="5394960" cy="7442828"/>
+            <wp:extent cx="5394960" cy="14741665"/>
             <wp:docPr id="3" name="Picture 3"/>
             <wp:cNvGraphicFramePr>
               <a:graphicFrameLocks noChangeAspect="1"/>
@@ -8006,7 +8864,7 @@
                   <pic:spPr>
                     <a:xfrm>
                       <a:off x="0" y="0"/>
-                      <a:ext cx="5394960" cy="7442828"/>
+                      <a:ext cx="5394960" cy="14741665"/>
                     </a:xfrm>
                     <a:prstGeom prst="rect"/>
                   </pic:spPr>
@@ -8044,6 +8902,14 @@
         <w:tblW w:type="auto" w:w="0"/>
         <w:tblLayout w:type="autofit"/>
         <w:tblLook w:val="04A0" w:firstRow="1" w:lastRow="0" w:firstColumn="0" w:lastColumn="0" w:noHBand="0" w:noVBand="1"/>
+        <w:tblBorders>
+          <w:top w:val="single" w:sz="4" w:space="0" w:color="999999"/>
+          <w:left w:val="single" w:sz="4" w:space="0" w:color="999999"/>
+          <w:bottom w:val="single" w:sz="4" w:space="0" w:color="999999"/>
+          <w:right w:val="single" w:sz="4" w:space="0" w:color="999999"/>
+          <w:insideH w:val="single" w:sz="4" w:space="0" w:color="999999"/>
+          <w:insideV w:val="single" w:sz="4" w:space="0" w:color="999999"/>
+        </w:tblBorders>
       </w:tblPr>
       <w:tblGrid>
         <w:gridCol w:w="2832"/>
@@ -8127,7 +8993,49 @@
           <w:p>
             <w:r/>
             <w:r>
-              <w:t>cancelProductOrderCreateEvent, cancelProductOrderInformationRequiredEvent, cancelProductOrderStateChangeEvent, productOrderAttributeValueChangeEvent, productOrderCreateEvent, productOrderDeleteEvent, productOrderInformationRequiredEvent, productOrderStateChangeEvent</w:t>
+              <w:t>cancelProductOrderCreateEvent</w:t>
+            </w:r>
+            <w:r>
+              <w:br/>
+            </w:r>
+            <w:r>
+              <w:t>cancelProductOrderInformationRequiredEvent</w:t>
+            </w:r>
+            <w:r>
+              <w:br/>
+            </w:r>
+            <w:r>
+              <w:t>cancelProductOrderStateChangeEvent</w:t>
+            </w:r>
+            <w:r>
+              <w:br/>
+            </w:r>
+            <w:r>
+              <w:t>productOrderAttributeValueChangeEvent</w:t>
+            </w:r>
+            <w:r>
+              <w:br/>
+            </w:r>
+            <w:r>
+              <w:t>productOrderCreateEvent</w:t>
+            </w:r>
+            <w:r>
+              <w:br/>
+            </w:r>
+            <w:r>
+              <w:t>productOrderDeleteEvent</w:t>
+            </w:r>
+            <w:r>
+              <w:br/>
+            </w:r>
+            <w:r>
+              <w:t>productOrderInformationRequiredEvent</w:t>
+            </w:r>
+            <w:r>
+              <w:br/>
+            </w:r>
+            <w:r>
+              <w:t>productOrderStateChangeEvent</w:t>
             </w:r>
           </w:p>
         </w:tc>
@@ -8162,7 +9070,157 @@
           <w:p>
             <w:r/>
             <w:r>
-              <w:t>processAttributeValueChangeEvent, processCreateEvent, processDeleteEvent, processFlowAttributeValueChangeEvent, processFlowCreateEvent, processFlowDeleteEvent, processFlowStateChangeEvent, processSpecificationAttributeValueChangeEvent, processSpecificationCreateEvent, processSpecificationDeleteEvent, processSpecificationStateChangeEvent, processStateChangeEvent, taskAttributeValueChangeEvent, taskCreateEvent, taskDeleteEvent, taskFlowAttributeValueChangeEvent, taskFlowCreateEvent, taskFlowDeleteEvent, taskFlowInformationRequiredEvent, taskFlowStateChangeEvent, taskInformationRequiredEvent, taskSpecificationAttributeValueChangeEvent, taskSpecificationCreateEvent, taskSpecificationDeleteEvent, taskSpecificationStateChangeEvent, taskStateChangeEvent</w:t>
+              <w:t>processAttributeValueChangeEvent</w:t>
+            </w:r>
+            <w:r>
+              <w:br/>
+            </w:r>
+            <w:r>
+              <w:t>processCreateEvent</w:t>
+            </w:r>
+            <w:r>
+              <w:br/>
+            </w:r>
+            <w:r>
+              <w:t>processDeleteEvent</w:t>
+            </w:r>
+            <w:r>
+              <w:br/>
+            </w:r>
+            <w:r>
+              <w:t>processFlowAttributeValueChangeEvent</w:t>
+            </w:r>
+            <w:r>
+              <w:br/>
+            </w:r>
+            <w:r>
+              <w:t>processFlowCreateEvent</w:t>
+            </w:r>
+            <w:r>
+              <w:br/>
+            </w:r>
+            <w:r>
+              <w:t>processFlowDeleteEvent</w:t>
+            </w:r>
+            <w:r>
+              <w:br/>
+            </w:r>
+            <w:r>
+              <w:t>processFlowStateChangeEvent</w:t>
+            </w:r>
+            <w:r>
+              <w:br/>
+            </w:r>
+            <w:r>
+              <w:t>processSpecificationAttributeValueChangeEvent</w:t>
+            </w:r>
+            <w:r>
+              <w:br/>
+            </w:r>
+            <w:r>
+              <w:t>processSpecificationCreateEvent</w:t>
+            </w:r>
+            <w:r>
+              <w:br/>
+            </w:r>
+            <w:r>
+              <w:t>processSpecificationDeleteEvent</w:t>
+            </w:r>
+            <w:r>
+              <w:br/>
+            </w:r>
+            <w:r>
+              <w:t>processSpecificationStateChangeEvent</w:t>
+            </w:r>
+            <w:r>
+              <w:br/>
+            </w:r>
+            <w:r>
+              <w:t>processStateChangeEvent</w:t>
+            </w:r>
+            <w:r>
+              <w:br/>
+            </w:r>
+            <w:r>
+              <w:t>taskAttributeValueChangeEvent</w:t>
+            </w:r>
+            <w:r>
+              <w:br/>
+            </w:r>
+            <w:r>
+              <w:t>taskCreateEvent</w:t>
+            </w:r>
+            <w:r>
+              <w:br/>
+            </w:r>
+            <w:r>
+              <w:t>taskDeleteEvent</w:t>
+            </w:r>
+            <w:r>
+              <w:br/>
+            </w:r>
+            <w:r>
+              <w:t>taskFlowAttributeValueChangeEvent</w:t>
+            </w:r>
+            <w:r>
+              <w:br/>
+            </w:r>
+            <w:r>
+              <w:t>taskFlowCreateEvent</w:t>
+            </w:r>
+            <w:r>
+              <w:br/>
+            </w:r>
+            <w:r>
+              <w:t>taskFlowDeleteEvent</w:t>
+            </w:r>
+            <w:r>
+              <w:br/>
+            </w:r>
+            <w:r>
+              <w:t>taskFlowInformationRequiredEvent</w:t>
+            </w:r>
+            <w:r>
+              <w:br/>
+            </w:r>
+            <w:r>
+              <w:t>taskFlowStateChangeEvent</w:t>
+            </w:r>
+            <w:r>
+              <w:br/>
+            </w:r>
+            <w:r>
+              <w:t>taskInformationRequiredEvent</w:t>
+            </w:r>
+            <w:r>
+              <w:br/>
+            </w:r>
+            <w:r>
+              <w:t>taskSpecificationAttributeValueChangeEvent</w:t>
+            </w:r>
+            <w:r>
+              <w:br/>
+            </w:r>
+            <w:r>
+              <w:t>taskSpecificationCreateEvent</w:t>
+            </w:r>
+            <w:r>
+              <w:br/>
+            </w:r>
+            <w:r>
+              <w:t>taskSpecificationDeleteEvent</w:t>
+            </w:r>
+            <w:r>
+              <w:br/>
+            </w:r>
+            <w:r>
+              <w:t>taskSpecificationStateChangeEvent</w:t>
+            </w:r>
+            <w:r>
+              <w:br/>
+            </w:r>
+            <w:r>
+              <w:t>taskStateChangeEvent</w:t>
             </w:r>
           </w:p>
         </w:tc>
@@ -8219,6 +9277,14 @@
         <w:tblW w:type="auto" w:w="0"/>
         <w:tblLayout w:type="autofit"/>
         <w:tblLook w:val="04A0" w:firstRow="1" w:lastRow="0" w:firstColumn="0" w:lastColumn="0" w:noHBand="0" w:noVBand="1"/>
+        <w:tblBorders>
+          <w:top w:val="single" w:sz="4" w:space="0" w:color="999999"/>
+          <w:left w:val="single" w:sz="4" w:space="0" w:color="999999"/>
+          <w:bottom w:val="single" w:sz="4" w:space="0" w:color="999999"/>
+          <w:right w:val="single" w:sz="4" w:space="0" w:color="999999"/>
+          <w:insideH w:val="single" w:sz="4" w:space="0" w:color="999999"/>
+          <w:insideV w:val="single" w:sz="4" w:space="0" w:color="999999"/>
+        </w:tblBorders>
       </w:tblPr>
       <w:tblGrid>
         <w:gridCol w:w="2832"/>
@@ -8302,7 +9368,19 @@
           <w:p>
             <w:r/>
             <w:r>
-              <w:t>productOfferingDeleteEvent, productOfferingPriceDeleteEvent, productSpecificationDeleteEvent</w:t>
+              <w:t>productOfferingDeleteEvent</w:t>
+            </w:r>
+            <w:r>
+              <w:br/>
+            </w:r>
+            <w:r>
+              <w:t>productOfferingPriceDeleteEvent</w:t>
+            </w:r>
+            <w:r>
+              <w:br/>
+            </w:r>
+            <w:r>
+              <w:t>productSpecificationDeleteEvent</w:t>
             </w:r>
           </w:p>
         </w:tc>
@@ -8337,7 +9415,13 @@
           <w:p>
             <w:r/>
             <w:r>
-              <w:t>individualDeleteEvent, organizationDeleteEvent</w:t>
+              <w:t>individualDeleteEvent</w:t>
+            </w:r>
+            <w:r>
+              <w:br/>
+            </w:r>
+            <w:r>
+              <w:t>organizationDeleteEvent</w:t>
             </w:r>
           </w:p>
         </w:tc>
@@ -8442,7 +9526,31 @@
           <w:p>
             <w:r/>
             <w:r>
-              <w:t>productAttributeValueChangeEvent, productBatchEvent, productCreateEvent, productDeleteEvent, productStateChangeEvent</w:t>
+              <w:t>productAttributeValueChangeEvent</w:t>
+            </w:r>
+            <w:r>
+              <w:br/>
+            </w:r>
+            <w:r>
+              <w:t>productBatchEvent</w:t>
+            </w:r>
+            <w:r>
+              <w:br/>
+            </w:r>
+            <w:r>
+              <w:t>productCreateEvent</w:t>
+            </w:r>
+            <w:r>
+              <w:br/>
+            </w:r>
+            <w:r>
+              <w:t>productDeleteEvent</w:t>
+            </w:r>
+            <w:r>
+              <w:br/>
+            </w:r>
+            <w:r>
+              <w:t>productStateChangeEvent</w:t>
             </w:r>
           </w:p>
         </w:tc>
@@ -8547,7 +9655,49 @@
           <w:p>
             <w:r/>
             <w:r>
-              <w:t>cancelServiceOrderInformationRequiredEvent, cancelServiceOrderStateChangeEvent, serviceOrderAttributeValueChangeEvent, serviceOrderDeleteEvent, serviceOrderInformationRequiredEvent, serviceOrderJeopardyEvent, serviceOrderMilestoneEvent, serviceOrderStateChangeEvent</w:t>
+              <w:t>cancelServiceOrderInformationRequiredEvent</w:t>
+            </w:r>
+            <w:r>
+              <w:br/>
+            </w:r>
+            <w:r>
+              <w:t>cancelServiceOrderStateChangeEvent</w:t>
+            </w:r>
+            <w:r>
+              <w:br/>
+            </w:r>
+            <w:r>
+              <w:t>serviceOrderAttributeValueChangeEvent</w:t>
+            </w:r>
+            <w:r>
+              <w:br/>
+            </w:r>
+            <w:r>
+              <w:t>serviceOrderDeleteEvent</w:t>
+            </w:r>
+            <w:r>
+              <w:br/>
+            </w:r>
+            <w:r>
+              <w:t>serviceOrderInformationRequiredEvent</w:t>
+            </w:r>
+            <w:r>
+              <w:br/>
+            </w:r>
+            <w:r>
+              <w:t>serviceOrderJeopardyEvent</w:t>
+            </w:r>
+            <w:r>
+              <w:br/>
+            </w:r>
+            <w:r>
+              <w:t>serviceOrderMilestoneEvent</w:t>
+            </w:r>
+            <w:r>
+              <w:br/>
+            </w:r>
+            <w:r>
+              <w:t>serviceOrderStateChangeEvent</w:t>
             </w:r>
           </w:p>
         </w:tc>
@@ -8582,7 +9732,25 @@
           <w:p>
             <w:r/>
             <w:r>
-              <w:t>appointmentAttributeValueChangeEvent, appointmentCreateEvent, appointmentDeleteEvent, appointmentStateChange</w:t>
+              <w:t>appointmentAttributeValueChangeEvent</w:t>
+            </w:r>
+            <w:r>
+              <w:br/>
+            </w:r>
+            <w:r>
+              <w:t>appointmentCreateEvent</w:t>
+            </w:r>
+            <w:r>
+              <w:br/>
+            </w:r>
+            <w:r>
+              <w:t>appointmentDeleteEvent</w:t>
+            </w:r>
+            <w:r>
+              <w:br/>
+            </w:r>
+            <w:r>
+              <w:t>appointmentStateChange</w:t>
             </w:r>
           </w:p>
         </w:tc>
@@ -8687,7 +9855,31 @@
           <w:p>
             <w:r/>
             <w:r>
-              <w:t>cancelResourceOrderInformationRequiredEvent, cancelResourceOrderStateChange, resourceOrderAttributeValueChangeEvent, resourceOrderInformationRequiredEvent, resourceOrderStateChange</w:t>
+              <w:t>cancelResourceOrderInformationRequiredEvent</w:t>
+            </w:r>
+            <w:r>
+              <w:br/>
+            </w:r>
+            <w:r>
+              <w:t>cancelResourceOrderStateChange</w:t>
+            </w:r>
+            <w:r>
+              <w:br/>
+            </w:r>
+            <w:r>
+              <w:t>resourceOrderAttributeValueChangeEvent</w:t>
+            </w:r>
+            <w:r>
+              <w:br/>
+            </w:r>
+            <w:r>
+              <w:t>resourceOrderInformationRequiredEvent</w:t>
+            </w:r>
+            <w:r>
+              <w:br/>
+            </w:r>
+            <w:r>
+              <w:t>resourceOrderStateChange</w:t>
             </w:r>
           </w:p>
         </w:tc>
@@ -8757,7 +9949,13 @@
           <w:p>
             <w:r/>
             <w:r>
-              <w:t>partyRoleDeleteEvent, partyRoleSpecificationDeleteEvent</w:t>
+              <w:t>partyRoleDeleteEvent</w:t>
+            </w:r>
+            <w:r>
+              <w:br/>
+            </w:r>
+            <w:r>
+              <w:t>partyRoleSpecificationDeleteEvent</w:t>
             </w:r>
           </w:p>
         </w:tc>
@@ -8792,7 +9990,25 @@
           <w:p>
             <w:r/>
             <w:r>
-              <w:t>geographicAddressAttributeValueChangeEvent, geographicAddressCreateEvent, geographicAddressDeleteEvent, geographicAddressValidationStateChangeEvent</w:t>
+              <w:t>geographicAddressAttributeValueChangeEvent</w:t>
+            </w:r>
+            <w:r>
+              <w:br/>
+            </w:r>
+            <w:r>
+              <w:t>geographicAddressCreateEvent</w:t>
+            </w:r>
+            <w:r>
+              <w:br/>
+            </w:r>
+            <w:r>
+              <w:t>geographicAddressDeleteEvent</w:t>
+            </w:r>
+            <w:r>
+              <w:br/>
+            </w:r>
+            <w:r>
+              <w:t>geographicAddressValidationStateChangeEvent</w:t>
             </w:r>
           </w:p>
         </w:tc>
@@ -8827,7 +10043,31 @@
           <w:p>
             <w:r/>
             <w:r>
-              <w:t>geographicSiteAttributeValueChangeEvent, geographicSiteCreateEvent, geographicSiteDeleteEvent, geographicSiteStateChangeEvent, geographicSiteStatusChangeEvent</w:t>
+              <w:t>geographicSiteAttributeValueChangeEvent</w:t>
+            </w:r>
+            <w:r>
+              <w:br/>
+            </w:r>
+            <w:r>
+              <w:t>geographicSiteCreateEvent</w:t>
+            </w:r>
+            <w:r>
+              <w:br/>
+            </w:r>
+            <w:r>
+              <w:t>geographicSiteDeleteEvent</w:t>
+            </w:r>
+            <w:r>
+              <w:br/>
+            </w:r>
+            <w:r>
+              <w:t>geographicSiteStateChangeEvent</w:t>
+            </w:r>
+            <w:r>
+              <w:br/>
+            </w:r>
+            <w:r>
+              <w:t>geographicSiteStatusChangeEvent</w:t>
             </w:r>
           </w:p>
         </w:tc>
@@ -8862,7 +10102,19 @@
           <w:p>
             <w:r/>
             <w:r>
-              <w:t>geographicLocationAttributeValueChangeEvent, geographicLocationCreateEvent, geographicLocationDeleteEvent</w:t>
+              <w:t>geographicLocationAttributeValueChangeEvent</w:t>
+            </w:r>
+            <w:r>
+              <w:br/>
+            </w:r>
+            <w:r>
+              <w:t>geographicLocationCreateEvent</w:t>
+            </w:r>
+            <w:r>
+              <w:br/>
+            </w:r>
+            <w:r>
+              <w:t>geographicLocationDeleteEvent</w:t>
             </w:r>
           </w:p>
         </w:tc>
@@ -8932,7 +10184,55 @@
           <w:p>
             <w:r/>
             <w:r>
-              <w:t>checkProductOfferingQualificationAttributeValueChangeEvent, checkProductOfferingQualificationCreateEvent, checkProductOfferingQualificationDeleteEvent, checkProductOfferingQualificationStateChangeEvent, productOfferingQualificationAttributeValueChangeEvent, productOfferingQualificationCreateEvent, productOfferingQualificationDeleteEvent, productOfferingQualificationInformationRequiredEvent, productOfferingQualificationStateChangeEvent</w:t>
+              <w:t>checkProductOfferingQualificationAttributeValueChangeEvent</w:t>
+            </w:r>
+            <w:r>
+              <w:br/>
+            </w:r>
+            <w:r>
+              <w:t>checkProductOfferingQualificationCreateEvent</w:t>
+            </w:r>
+            <w:r>
+              <w:br/>
+            </w:r>
+            <w:r>
+              <w:t>checkProductOfferingQualificationDeleteEvent</w:t>
+            </w:r>
+            <w:r>
+              <w:br/>
+            </w:r>
+            <w:r>
+              <w:t>checkProductOfferingQualificationStateChangeEvent</w:t>
+            </w:r>
+            <w:r>
+              <w:br/>
+            </w:r>
+            <w:r>
+              <w:t>productOfferingQualificationAttributeValueChangeEvent</w:t>
+            </w:r>
+            <w:r>
+              <w:br/>
+            </w:r>
+            <w:r>
+              <w:t>productOfferingQualificationCreateEvent</w:t>
+            </w:r>
+            <w:r>
+              <w:br/>
+            </w:r>
+            <w:r>
+              <w:t>productOfferingQualificationDeleteEvent</w:t>
+            </w:r>
+            <w:r>
+              <w:br/>
+            </w:r>
+            <w:r>
+              <w:t>productOfferingQualificationInformationRequiredEvent</w:t>
+            </w:r>
+            <w:r>
+              <w:br/>
+            </w:r>
+            <w:r>
+              <w:t>productOfferingQualificationStateChangeEvent</w:t>
             </w:r>
           </w:p>
         </w:tc>
@@ -8967,7 +10267,25 @@
           <w:p>
             <w:r/>
             <w:r>
-              <w:t>intentAttributeValueChangeEvent, intentCreateEvent, intentDeleteEvent, intentStatusChangeEvent</w:t>
+              <w:t>intentAttributeValueChangeEvent</w:t>
+            </w:r>
+            <w:r>
+              <w:br/>
+            </w:r>
+            <w:r>
+              <w:t>intentCreateEvent</w:t>
+            </w:r>
+            <w:r>
+              <w:br/>
+            </w:r>
+            <w:r>
+              <w:t>intentDeleteEvent</w:t>
+            </w:r>
+            <w:r>
+              <w:br/>
+            </w:r>
+            <w:r>
+              <w:t>intentStatusChangeEvent</w:t>
             </w:r>
           </w:p>
         </w:tc>
@@ -9045,6 +10363,14 @@
         <w:tblW w:type="auto" w:w="0"/>
         <w:tblLayout w:type="autofit"/>
         <w:tblLook w:val="04A0" w:firstRow="1" w:lastRow="0" w:firstColumn="0" w:lastColumn="0" w:noHBand="0" w:noVBand="1"/>
+        <w:tblBorders>
+          <w:top w:val="single" w:sz="4" w:space="0" w:color="999999"/>
+          <w:left w:val="single" w:sz="4" w:space="0" w:color="999999"/>
+          <w:bottom w:val="single" w:sz="4" w:space="0" w:color="999999"/>
+          <w:right w:val="single" w:sz="4" w:space="0" w:color="999999"/>
+          <w:insideH w:val="single" w:sz="4" w:space="0" w:color="999999"/>
+          <w:insideV w:val="single" w:sz="4" w:space="0" w:color="999999"/>
+        </w:tblBorders>
       </w:tblPr>
       <w:tblGrid>
         <w:gridCol w:w="4248"/>
@@ -9290,6 +10616,14 @@
         <w:tblW w:type="auto" w:w="0"/>
         <w:tblLayout w:type="autofit"/>
         <w:tblLook w:val="04A0" w:firstRow="1" w:lastRow="0" w:firstColumn="0" w:lastColumn="0" w:noHBand="0" w:noVBand="1"/>
+        <w:tblBorders>
+          <w:top w:val="single" w:sz="4" w:space="0" w:color="999999"/>
+          <w:left w:val="single" w:sz="4" w:space="0" w:color="999999"/>
+          <w:bottom w:val="single" w:sz="4" w:space="0" w:color="999999"/>
+          <w:right w:val="single" w:sz="4" w:space="0" w:color="999999"/>
+          <w:insideH w:val="single" w:sz="4" w:space="0" w:color="999999"/>
+          <w:insideV w:val="single" w:sz="4" w:space="0" w:color="999999"/>
+        </w:tblBorders>
       </w:tblPr>
       <w:tblGrid>
         <w:gridCol w:w="2124"/>
@@ -9650,6 +10984,14 @@
         <w:tblW w:type="auto" w:w="0"/>
         <w:tblLayout w:type="autofit"/>
         <w:tblLook w:val="04A0" w:firstRow="1" w:lastRow="0" w:firstColumn="0" w:lastColumn="0" w:noHBand="0" w:noVBand="1"/>
+        <w:tblBorders>
+          <w:top w:val="single" w:sz="4" w:space="0" w:color="999999"/>
+          <w:left w:val="single" w:sz="4" w:space="0" w:color="999999"/>
+          <w:bottom w:val="single" w:sz="4" w:space="0" w:color="999999"/>
+          <w:right w:val="single" w:sz="4" w:space="0" w:color="999999"/>
+          <w:insideH w:val="single" w:sz="4" w:space="0" w:color="999999"/>
+          <w:insideV w:val="single" w:sz="4" w:space="0" w:color="999999"/>
+        </w:tblBorders>
       </w:tblPr>
       <w:tblGrid>
         <w:gridCol w:w="2124"/>
@@ -10102,6 +11444,14 @@
         <w:tblW w:type="auto" w:w="0"/>
         <w:tblLayout w:type="autofit"/>
         <w:tblLook w:val="04A0" w:firstRow="1" w:lastRow="0" w:firstColumn="0" w:lastColumn="0" w:noHBand="0" w:noVBand="1"/>
+        <w:tblBorders>
+          <w:top w:val="single" w:sz="4" w:space="0" w:color="999999"/>
+          <w:left w:val="single" w:sz="4" w:space="0" w:color="999999"/>
+          <w:bottom w:val="single" w:sz="4" w:space="0" w:color="999999"/>
+          <w:right w:val="single" w:sz="4" w:space="0" w:color="999999"/>
+          <w:insideH w:val="single" w:sz="4" w:space="0" w:color="999999"/>
+          <w:insideV w:val="single" w:sz="4" w:space="0" w:color="999999"/>
+        </w:tblBorders>
       </w:tblPr>
       <w:tblGrid>
         <w:gridCol w:w="2832"/>

--- a/specifications/TMFC003-ProductOrderDeliveryOrchestrationAndManagement/Diagrams/TMFC003_Product_Order_Delivery_Orchestration_and_Management.docx
+++ b/specifications/TMFC003-ProductOrderDeliveryOrchestrationAndManagement/Diagrams/TMFC003_Product_Order_Delivery_Orchestration_and_Management.docx
@@ -8843,7 +8843,7 @@
       <w:r>
         <w:drawing>
           <wp:inline xmlns:a="http://schemas.openxmlformats.org/drawingml/2006/main" xmlns:pic="http://schemas.openxmlformats.org/drawingml/2006/picture">
-            <wp:extent cx="5394960" cy="14741665"/>
+            <wp:extent cx="5394960" cy="6383760"/>
             <wp:docPr id="3" name="Picture 3"/>
             <wp:cNvGraphicFramePr>
               <a:graphicFrameLocks noChangeAspect="1"/>
@@ -8852,7 +8852,7 @@
               <a:graphicData uri="http://schemas.openxmlformats.org/drawingml/2006/picture">
                 <pic:pic>
                   <pic:nvPicPr>
-                    <pic:cNvPr id="0" name="TMFC003_Dependant_API.png"/>
+                    <pic:cNvPr id="0" name="TMFC003_Dependant_API_1.png"/>
                     <pic:cNvPicPr/>
                   </pic:nvPicPr>
                   <pic:blipFill>
@@ -8864,7 +8864,79 @@
                   <pic:spPr>
                     <a:xfrm>
                       <a:off x="0" y="0"/>
-                      <a:ext cx="5394960" cy="14741665"/>
+                      <a:ext cx="5394960" cy="6383760"/>
+                    </a:xfrm>
+                    <a:prstGeom prst="rect"/>
+                  </pic:spPr>
+                </pic:pic>
+              </a:graphicData>
+            </a:graphic>
+          </wp:inline>
+        </w:drawing>
+      </w:r>
+    </w:p>
+    <w:p>
+      <w:r>
+        <w:drawing>
+          <wp:inline xmlns:a="http://schemas.openxmlformats.org/drawingml/2006/main" xmlns:pic="http://schemas.openxmlformats.org/drawingml/2006/picture">
+            <wp:extent cx="5394960" cy="5776458"/>
+            <wp:docPr id="4" name="Picture 4"/>
+            <wp:cNvGraphicFramePr>
+              <a:graphicFrameLocks noChangeAspect="1"/>
+            </wp:cNvGraphicFramePr>
+            <a:graphic>
+              <a:graphicData uri="http://schemas.openxmlformats.org/drawingml/2006/picture">
+                <pic:pic>
+                  <pic:nvPicPr>
+                    <pic:cNvPr id="0" name="TMFC003_Dependant_API_2.png"/>
+                    <pic:cNvPicPr/>
+                  </pic:nvPicPr>
+                  <pic:blipFill>
+                    <a:blip r:embed="rId50"/>
+                    <a:stretch>
+                      <a:fillRect/>
+                    </a:stretch>
+                  </pic:blipFill>
+                  <pic:spPr>
+                    <a:xfrm>
+                      <a:off x="0" y="0"/>
+                      <a:ext cx="5394960" cy="5776458"/>
+                    </a:xfrm>
+                    <a:prstGeom prst="rect"/>
+                  </pic:spPr>
+                </pic:pic>
+              </a:graphicData>
+            </a:graphic>
+          </wp:inline>
+        </w:drawing>
+      </w:r>
+    </w:p>
+    <w:p>
+      <w:r>
+        <w:drawing>
+          <wp:inline xmlns:a="http://schemas.openxmlformats.org/drawingml/2006/main" xmlns:pic="http://schemas.openxmlformats.org/drawingml/2006/picture">
+            <wp:extent cx="5394960" cy="4447993"/>
+            <wp:docPr id="5" name="Picture 5"/>
+            <wp:cNvGraphicFramePr>
+              <a:graphicFrameLocks noChangeAspect="1"/>
+            </wp:cNvGraphicFramePr>
+            <a:graphic>
+              <a:graphicData uri="http://schemas.openxmlformats.org/drawingml/2006/picture">
+                <pic:pic>
+                  <pic:nvPicPr>
+                    <pic:cNvPr id="0" name="TMFC003_Dependant_API_3.png"/>
+                    <pic:cNvPicPr/>
+                  </pic:nvPicPr>
+                  <pic:blipFill>
+                    <a:blip r:embed="rId51"/>
+                    <a:stretch>
+                      <a:fillRect/>
+                    </a:stretch>
+                  </pic:blipFill>
+                  <pic:spPr>
+                    <a:xfrm>
+                      <a:off x="0" y="0"/>
+                      <a:ext cx="5394960" cy="4447993"/>
                     </a:xfrm>
                     <a:prstGeom prst="rect"/>
                   </pic:spPr>
@@ -9232,7 +9304,7 @@
         <w:drawing>
           <wp:inline xmlns:a="http://schemas.openxmlformats.org/drawingml/2006/main" xmlns:pic="http://schemas.openxmlformats.org/drawingml/2006/picture">
             <wp:extent cx="5394960" cy="3896360"/>
-            <wp:docPr id="4" name="Picture 4"/>
+            <wp:docPr id="6" name="Picture 6"/>
             <wp:cNvGraphicFramePr>
               <a:graphicFrameLocks noChangeAspect="1"/>
             </wp:cNvGraphicFramePr>
@@ -9244,7 +9316,7 @@
                     <pic:cNvPicPr/>
                   </pic:nvPicPr>
                   <pic:blipFill>
-                    <a:blip r:embed="rId50"/>
+                    <a:blip r:embed="rId52"/>
                     <a:stretch>
                       <a:fillRect/>
                     </a:stretch>
@@ -10297,7 +10369,7 @@
         <w:drawing>
           <wp:inline xmlns:a="http://schemas.openxmlformats.org/drawingml/2006/main" xmlns:pic="http://schemas.openxmlformats.org/drawingml/2006/picture">
             <wp:extent cx="5394960" cy="8036289"/>
-            <wp:docPr id="5" name="Picture 5"/>
+            <wp:docPr id="7" name="Picture 7"/>
             <wp:cNvGraphicFramePr>
               <a:graphicFrameLocks noChangeAspect="1"/>
             </wp:cNvGraphicFramePr>
@@ -10309,7 +10381,7 @@
                     <pic:cNvPicPr/>
                   </pic:nvPicPr>
                   <pic:blipFill>
-                    <a:blip r:embed="rId51"/>
+                    <a:blip r:embed="rId53"/>
                     <a:stretch>
                       <a:fillRect/>
                     </a:stretch>

--- a/specifications/TMFC003-ProductOrderDeliveryOrchestrationAndManagement/Diagrams/TMFC003_Product_Order_Delivery_Orchestration_and_Management.docx
+++ b/specifications/TMFC003-ProductOrderDeliveryOrchestrationAndManagement/Diagrams/TMFC003_Product_Order_Delivery_Orchestration_and_Management.docx
@@ -788,6 +788,39 @@
           </w:p>
         </w:tc>
       </w:tr>
+      <w:tr>
+        <w:tc>
+          <w:tcPr>
+            <w:tcW w:type="dxa" w:w="2808"/>
+          </w:tcPr>
+          <w:p>
+            <w:r/>
+            <w:r>
+              <w:t>Customer Product Order</w:t>
+            </w:r>
+          </w:p>
+        </w:tc>
+        <w:tc>
+          <w:tcPr>
+            <w:tcW w:type="dxa" w:w="2995"/>
+          </w:tcPr>
+          <w:p>
+            <w:r/>
+            <w:r/>
+          </w:p>
+        </w:tc>
+        <w:tc>
+          <w:tcPr>
+            <w:tcW w:type="dxa" w:w="3557"/>
+          </w:tcPr>
+          <w:p>
+            <w:r/>
+            <w:r>
+              <w:t>Handles single customer orders and the various types thereof, such as regulated and non-regulated orders. / Orders ProductOfferings and concerns Products</w:t>
+            </w:r>
+          </w:p>
+        </w:tc>
+      </w:tr>
     </w:tbl>
     <w:p/>
     <w:p>
@@ -800,18 +833,38 @@
     </w:p>
     <w:p>
       <w:r>
-        <w:rPr>
-          <w:i/>
-        </w:rPr>
-        <w:t xml:space="preserve">no eTOM–SID links recorded for this component in </w:t>
-      </w:r>
-      <w:r>
-        <w:rPr>
-          <w:rFonts w:ascii="Consolas" w:hAnsi="Consolas"/>
-          <w:i/>
-          <w:sz w:val="18"/>
-        </w:rPr>
-        <w:t>TMFC003_eTOM_SID_Links.md</w:t>
+        <w:drawing>
+          <wp:inline xmlns:a="http://schemas.openxmlformats.org/drawingml/2006/main" xmlns:pic="http://schemas.openxmlformats.org/drawingml/2006/picture">
+            <wp:extent cx="5394960" cy="2361451"/>
+            <wp:docPr id="1" name="Picture 1"/>
+            <wp:cNvGraphicFramePr>
+              <a:graphicFrameLocks noChangeAspect="1"/>
+            </wp:cNvGraphicFramePr>
+            <a:graphic>
+              <a:graphicData uri="http://schemas.openxmlformats.org/drawingml/2006/picture">
+                <pic:pic>
+                  <pic:nvPicPr>
+                    <pic:cNvPr id="0" name="TMFC003_eTOM_SID.png"/>
+                    <pic:cNvPicPr/>
+                  </pic:nvPicPr>
+                  <pic:blipFill>
+                    <a:blip r:embed="rId47"/>
+                    <a:stretch>
+                      <a:fillRect/>
+                    </a:stretch>
+                  </pic:blipFill>
+                  <pic:spPr>
+                    <a:xfrm>
+                      <a:off x="0" y="0"/>
+                      <a:ext cx="5394960" cy="2361451"/>
+                    </a:xfrm>
+                    <a:prstGeom prst="rect"/>
+                  </pic:spPr>
+                </pic:pic>
+              </a:graphicData>
+            </a:graphic>
+          </wp:inline>
+        </w:drawing>
       </w:r>
     </w:p>
     <w:p>
@@ -3298,7 +3351,7 @@
         <w:drawing>
           <wp:inline xmlns:a="http://schemas.openxmlformats.org/drawingml/2006/main" xmlns:pic="http://schemas.openxmlformats.org/drawingml/2006/picture">
             <wp:extent cx="5394960" cy="6090904"/>
-            <wp:docPr id="1" name="Picture 1"/>
+            <wp:docPr id="2" name="Picture 2"/>
             <wp:cNvGraphicFramePr>
               <a:graphicFrameLocks noChangeAspect="1"/>
             </wp:cNvGraphicFramePr>
@@ -3310,7 +3363,7 @@
                     <pic:cNvPicPr/>
                   </pic:nvPicPr>
                   <pic:blipFill>
-                    <a:blip r:embed="rId47"/>
+                    <a:blip r:embed="rId48"/>
                     <a:stretch>
                       <a:fillRect/>
                     </a:stretch>
@@ -4316,7 +4369,7 @@
         <w:drawing>
           <wp:inline xmlns:a="http://schemas.openxmlformats.org/drawingml/2006/main" xmlns:pic="http://schemas.openxmlformats.org/drawingml/2006/picture">
             <wp:extent cx="5394960" cy="4398354"/>
-            <wp:docPr id="2" name="Picture 2"/>
+            <wp:docPr id="3" name="Picture 3"/>
             <wp:cNvGraphicFramePr>
               <a:graphicFrameLocks noChangeAspect="1"/>
             </wp:cNvGraphicFramePr>
@@ -4328,7 +4381,7 @@
                     <pic:cNvPicPr/>
                   </pic:nvPicPr>
                   <pic:blipFill>
-                    <a:blip r:embed="rId48"/>
+                    <a:blip r:embed="rId49"/>
                     <a:stretch>
                       <a:fillRect/>
                     </a:stretch>
@@ -8844,7 +8897,7 @@
         <w:drawing>
           <wp:inline xmlns:a="http://schemas.openxmlformats.org/drawingml/2006/main" xmlns:pic="http://schemas.openxmlformats.org/drawingml/2006/picture">
             <wp:extent cx="5394960" cy="6383760"/>
-            <wp:docPr id="3" name="Picture 3"/>
+            <wp:docPr id="4" name="Picture 4"/>
             <wp:cNvGraphicFramePr>
               <a:graphicFrameLocks noChangeAspect="1"/>
             </wp:cNvGraphicFramePr>
@@ -8856,7 +8909,7 @@
                     <pic:cNvPicPr/>
                   </pic:nvPicPr>
                   <pic:blipFill>
-                    <a:blip r:embed="rId49"/>
+                    <a:blip r:embed="rId50"/>
                     <a:stretch>
                       <a:fillRect/>
                     </a:stretch>
@@ -8880,7 +8933,7 @@
         <w:drawing>
           <wp:inline xmlns:a="http://schemas.openxmlformats.org/drawingml/2006/main" xmlns:pic="http://schemas.openxmlformats.org/drawingml/2006/picture">
             <wp:extent cx="5394960" cy="5776458"/>
-            <wp:docPr id="4" name="Picture 4"/>
+            <wp:docPr id="5" name="Picture 5"/>
             <wp:cNvGraphicFramePr>
               <a:graphicFrameLocks noChangeAspect="1"/>
             </wp:cNvGraphicFramePr>
@@ -8892,7 +8945,7 @@
                     <pic:cNvPicPr/>
                   </pic:nvPicPr>
                   <pic:blipFill>
-                    <a:blip r:embed="rId50"/>
+                    <a:blip r:embed="rId51"/>
                     <a:stretch>
                       <a:fillRect/>
                     </a:stretch>
@@ -8916,7 +8969,7 @@
         <w:drawing>
           <wp:inline xmlns:a="http://schemas.openxmlformats.org/drawingml/2006/main" xmlns:pic="http://schemas.openxmlformats.org/drawingml/2006/picture">
             <wp:extent cx="5394960" cy="4447993"/>
-            <wp:docPr id="5" name="Picture 5"/>
+            <wp:docPr id="6" name="Picture 6"/>
             <wp:cNvGraphicFramePr>
               <a:graphicFrameLocks noChangeAspect="1"/>
             </wp:cNvGraphicFramePr>
@@ -8928,7 +8981,7 @@
                     <pic:cNvPicPr/>
                   </pic:nvPicPr>
                   <pic:blipFill>
-                    <a:blip r:embed="rId51"/>
+                    <a:blip r:embed="rId52"/>
                     <a:stretch>
                       <a:fillRect/>
                     </a:stretch>
@@ -8994,7 +9047,7 @@
         </w:trPr>
         <w:tc>
           <w:tcPr>
-            <w:tcW w:type="dxa" w:w="1310"/>
+            <w:tcW w:type="dxa" w:w="1404"/>
           </w:tcPr>
           <w:p>
             <w:r/>
@@ -9008,7 +9061,7 @@
         </w:tc>
         <w:tc>
           <w:tcPr>
-            <w:tcW w:type="dxa" w:w="3650"/>
+            <w:tcW w:type="dxa" w:w="2995"/>
           </w:tcPr>
           <w:p>
             <w:r/>
@@ -9022,7 +9075,7 @@
         </w:tc>
         <w:tc>
           <w:tcPr>
-            <w:tcW w:type="dxa" w:w="4399"/>
+            <w:tcW w:type="dxa" w:w="4961"/>
           </w:tcPr>
           <w:p>
             <w:r/>
@@ -9038,32 +9091,60 @@
       <w:tr>
         <w:tc>
           <w:tcPr>
-            <w:tcW w:type="dxa" w:w="1310"/>
-          </w:tcPr>
-          <w:p>
-            <w:r/>
-            <w:r>
-              <w:t>TMF622</w:t>
-            </w:r>
-          </w:p>
-        </w:tc>
-        <w:tc>
-          <w:tcPr>
-            <w:tcW w:type="dxa" w:w="3650"/>
-          </w:tcPr>
-          <w:p>
-            <w:r/>
-            <w:r>
-              <w:t>Product Ordering Management API</w:t>
-            </w:r>
-          </w:p>
-        </w:tc>
-        <w:tc>
-          <w:tcPr>
-            <w:tcW w:type="dxa" w:w="4399"/>
-          </w:tcPr>
-          <w:p>
-            <w:r/>
+            <w:tcW w:type="dxa" w:w="1404"/>
+          </w:tcPr>
+          <w:p>
+            <w:r/>
+            <w:r/>
+          </w:p>
+        </w:tc>
+        <w:tc>
+          <w:tcPr>
+            <w:tcW w:type="dxa" w:w="2995"/>
+          </w:tcPr>
+          <w:p>
+            <w:r/>
+            <w:r>
+              <w:t>ProductOrder</w:t>
+            </w:r>
+          </w:p>
+        </w:tc>
+        <w:tc>
+          <w:tcPr>
+            <w:tcW w:type="dxa" w:w="4961"/>
+          </w:tcPr>
+          <w:p>
+            <w:r/>
+            <w:r>
+              <w:t>productOrderStateChangeEvent</w:t>
+            </w:r>
+            <w:r>
+              <w:br/>
+            </w:r>
+            <w:r>
+              <w:t>productOrderCreateEvent</w:t>
+            </w:r>
+            <w:r>
+              <w:br/>
+            </w:r>
+            <w:r>
+              <w:t>productOrderAttributeValueChangeEvent</w:t>
+            </w:r>
+            <w:r>
+              <w:br/>
+            </w:r>
+            <w:r>
+              <w:t>productOrderDeleteEvent</w:t>
+            </w:r>
+            <w:r>
+              <w:br/>
+            </w:r>
+            <w:r>
+              <w:t>productOrderInformationRequiredEvent</w:t>
+            </w:r>
+            <w:r>
+              <w:br/>
+            </w:r>
             <w:r>
               <w:t>cancelProductOrderCreateEvent</w:t>
             </w:r>
@@ -9071,43 +9152,13 @@
               <w:br/>
             </w:r>
             <w:r>
+              <w:t>cancelProductOrderStateChangeEvent</w:t>
+            </w:r>
+            <w:r>
+              <w:br/>
+            </w:r>
+            <w:r>
               <w:t>cancelProductOrderInformationRequiredEvent</w:t>
-            </w:r>
-            <w:r>
-              <w:br/>
-            </w:r>
-            <w:r>
-              <w:t>cancelProductOrderStateChangeEvent</w:t>
-            </w:r>
-            <w:r>
-              <w:br/>
-            </w:r>
-            <w:r>
-              <w:t>productOrderAttributeValueChangeEvent</w:t>
-            </w:r>
-            <w:r>
-              <w:br/>
-            </w:r>
-            <w:r>
-              <w:t>productOrderCreateEvent</w:t>
-            </w:r>
-            <w:r>
-              <w:br/>
-            </w:r>
-            <w:r>
-              <w:t>productOrderDeleteEvent</w:t>
-            </w:r>
-            <w:r>
-              <w:br/>
-            </w:r>
-            <w:r>
-              <w:t>productOrderInformationRequiredEvent</w:t>
-            </w:r>
-            <w:r>
-              <w:br/>
-            </w:r>
-            <w:r>
-              <w:t>productOrderStateChangeEvent</w:t>
             </w:r>
           </w:p>
         </w:tc>
@@ -9115,32 +9166,129 @@
       <w:tr>
         <w:tc>
           <w:tcPr>
-            <w:tcW w:type="dxa" w:w="1310"/>
-          </w:tcPr>
-          <w:p>
-            <w:r/>
-            <w:r>
-              <w:t>TMF701</w:t>
-            </w:r>
-          </w:p>
-        </w:tc>
-        <w:tc>
-          <w:tcPr>
-            <w:tcW w:type="dxa" w:w="3650"/>
-          </w:tcPr>
-          <w:p>
-            <w:r/>
-            <w:r>
-              <w:t>Process Management API</w:t>
-            </w:r>
-          </w:p>
-        </w:tc>
-        <w:tc>
-          <w:tcPr>
-            <w:tcW w:type="dxa" w:w="4399"/>
-          </w:tcPr>
-          <w:p>
-            <w:r/>
+            <w:tcW w:type="dxa" w:w="1404"/>
+          </w:tcPr>
+          <w:p>
+            <w:r/>
+            <w:r/>
+          </w:p>
+        </w:tc>
+        <w:tc>
+          <w:tcPr>
+            <w:tcW w:type="dxa" w:w="2995"/>
+          </w:tcPr>
+          <w:p>
+            <w:r/>
+            <w:r>
+              <w:t>ProcessFlowManagement</w:t>
+            </w:r>
+          </w:p>
+        </w:tc>
+        <w:tc>
+          <w:tcPr>
+            <w:tcW w:type="dxa" w:w="4961"/>
+          </w:tcPr>
+          <w:p>
+            <w:r/>
+            <w:r>
+              <w:t>processFlowCreateEvent</w:t>
+            </w:r>
+            <w:r>
+              <w:br/>
+            </w:r>
+            <w:r>
+              <w:t>processFlowStateChangeEvent</w:t>
+            </w:r>
+            <w:r>
+              <w:br/>
+            </w:r>
+            <w:r>
+              <w:t>processFlowDeleteEvent</w:t>
+            </w:r>
+            <w:r>
+              <w:br/>
+            </w:r>
+            <w:r>
+              <w:t>processFlowAttributeValueChangeEvent</w:t>
+            </w:r>
+            <w:r>
+              <w:br/>
+            </w:r>
+            <w:r>
+              <w:t>taskFlowCreateEvent</w:t>
+            </w:r>
+            <w:r>
+              <w:br/>
+            </w:r>
+            <w:r>
+              <w:t>taskFlowStateChangeEvent</w:t>
+            </w:r>
+            <w:r>
+              <w:br/>
+            </w:r>
+            <w:r>
+              <w:t>taskFlowDeleteEvent</w:t>
+            </w:r>
+            <w:r>
+              <w:br/>
+            </w:r>
+            <w:r>
+              <w:t>taskFlowAttributeValueChangeEvent</w:t>
+            </w:r>
+            <w:r>
+              <w:br/>
+            </w:r>
+            <w:r>
+              <w:t>taskFlowInformationRequiredEvent</w:t>
+            </w:r>
+          </w:p>
+        </w:tc>
+      </w:tr>
+      <w:tr>
+        <w:tc>
+          <w:tcPr>
+            <w:tcW w:type="dxa" w:w="1404"/>
+          </w:tcPr>
+          <w:p>
+            <w:r/>
+            <w:r/>
+          </w:p>
+        </w:tc>
+        <w:tc>
+          <w:tcPr>
+            <w:tcW w:type="dxa" w:w="2995"/>
+          </w:tcPr>
+          <w:p>
+            <w:r/>
+            <w:r>
+              <w:t>ProcessManagement</w:t>
+            </w:r>
+          </w:p>
+        </w:tc>
+        <w:tc>
+          <w:tcPr>
+            <w:tcW w:type="dxa" w:w="4961"/>
+          </w:tcPr>
+          <w:p>
+            <w:r/>
+            <w:r>
+              <w:t>processCreateEvent</w:t>
+            </w:r>
+            <w:r>
+              <w:br/>
+            </w:r>
+            <w:r>
+              <w:t>processStateChangeEvent</w:t>
+            </w:r>
+            <w:r>
+              <w:br/>
+            </w:r>
+            <w:r>
+              <w:t>processDeleteEvent</w:t>
+            </w:r>
+            <w:r>
+              <w:br/>
+            </w:r>
             <w:r>
               <w:t>processAttributeValueChangeEvent</w:t>
             </w:r>
@@ -9148,37 +9296,31 @@
               <w:br/>
             </w:r>
             <w:r>
-              <w:t>processCreateEvent</w:t>
-            </w:r>
-            <w:r>
-              <w:br/>
-            </w:r>
-            <w:r>
-              <w:t>processDeleteEvent</w:t>
-            </w:r>
-            <w:r>
-              <w:br/>
-            </w:r>
-            <w:r>
-              <w:t>processFlowAttributeValueChangeEvent</w:t>
-            </w:r>
-            <w:r>
-              <w:br/>
-            </w:r>
-            <w:r>
-              <w:t>processFlowCreateEvent</w:t>
-            </w:r>
-            <w:r>
-              <w:br/>
-            </w:r>
-            <w:r>
-              <w:t>processFlowDeleteEvent</w:t>
-            </w:r>
-            <w:r>
-              <w:br/>
-            </w:r>
-            <w:r>
-              <w:t>processFlowStateChangeEvent</w:t>
+              <w:t>taskCreateEvent</w:t>
+            </w:r>
+            <w:r>
+              <w:br/>
+            </w:r>
+            <w:r>
+              <w:t>taskStateChangeEvent</w:t>
+            </w:r>
+            <w:r>
+              <w:br/>
+            </w:r>
+            <w:r>
+              <w:t>taskDeleteEvent</w:t>
+            </w:r>
+            <w:r>
+              <w:br/>
+            </w:r>
+            <w:r>
+              <w:t>taskAttributeValueChangeEvent</w:t>
+            </w:r>
+            <w:r>
+              <w:br/>
+            </w:r>
+            <w:r>
+              <w:t>taskInformationRequiredEvent</w:t>
             </w:r>
             <w:r>
               <w:br/>
@@ -9208,66 +9350,6 @@
               <w:br/>
             </w:r>
             <w:r>
-              <w:t>processStateChangeEvent</w:t>
-            </w:r>
-            <w:r>
-              <w:br/>
-            </w:r>
-            <w:r>
-              <w:t>taskAttributeValueChangeEvent</w:t>
-            </w:r>
-            <w:r>
-              <w:br/>
-            </w:r>
-            <w:r>
-              <w:t>taskCreateEvent</w:t>
-            </w:r>
-            <w:r>
-              <w:br/>
-            </w:r>
-            <w:r>
-              <w:t>taskDeleteEvent</w:t>
-            </w:r>
-            <w:r>
-              <w:br/>
-            </w:r>
-            <w:r>
-              <w:t>taskFlowAttributeValueChangeEvent</w:t>
-            </w:r>
-            <w:r>
-              <w:br/>
-            </w:r>
-            <w:r>
-              <w:t>taskFlowCreateEvent</w:t>
-            </w:r>
-            <w:r>
-              <w:br/>
-            </w:r>
-            <w:r>
-              <w:t>taskFlowDeleteEvent</w:t>
-            </w:r>
-            <w:r>
-              <w:br/>
-            </w:r>
-            <w:r>
-              <w:t>taskFlowInformationRequiredEvent</w:t>
-            </w:r>
-            <w:r>
-              <w:br/>
-            </w:r>
-            <w:r>
-              <w:t>taskFlowStateChangeEvent</w:t>
-            </w:r>
-            <w:r>
-              <w:br/>
-            </w:r>
-            <w:r>
-              <w:t>taskInformationRequiredEvent</w:t>
-            </w:r>
-            <w:r>
-              <w:br/>
-            </w:r>
-            <w:r>
               <w:t>taskSpecificationAttributeValueChangeEvent</w:t>
             </w:r>
             <w:r>
@@ -9287,12 +9369,6 @@
             </w:r>
             <w:r>
               <w:t>taskSpecificationStateChangeEvent</w:t>
-            </w:r>
-            <w:r>
-              <w:br/>
-            </w:r>
-            <w:r>
-              <w:t>taskStateChangeEvent</w:t>
             </w:r>
           </w:p>
         </w:tc>
@@ -9303,8 +9379,8 @@
       <w:r>
         <w:drawing>
           <wp:inline xmlns:a="http://schemas.openxmlformats.org/drawingml/2006/main" xmlns:pic="http://schemas.openxmlformats.org/drawingml/2006/picture">
-            <wp:extent cx="5394960" cy="3896360"/>
-            <wp:docPr id="6" name="Picture 6"/>
+            <wp:extent cx="5394960" cy="4273632"/>
+            <wp:docPr id="7" name="Picture 7"/>
             <wp:cNvGraphicFramePr>
               <a:graphicFrameLocks noChangeAspect="1"/>
             </wp:cNvGraphicFramePr>
@@ -9316,7 +9392,7 @@
                     <pic:cNvPicPr/>
                   </pic:nvPicPr>
                   <pic:blipFill>
-                    <a:blip r:embed="rId52"/>
+                    <a:blip r:embed="rId53"/>
                     <a:stretch>
                       <a:fillRect/>
                     </a:stretch>
@@ -9324,7 +9400,7 @@
                   <pic:spPr>
                     <a:xfrm>
                       <a:off x="0" y="0"/>
-                      <a:ext cx="5394960" cy="3896360"/>
+                      <a:ext cx="5394960" cy="4273632"/>
                     </a:xfrm>
                     <a:prstGeom prst="rect"/>
                   </pic:spPr>
@@ -9369,7 +9445,7 @@
         </w:trPr>
         <w:tc>
           <w:tcPr>
-            <w:tcW w:type="dxa" w:w="1217"/>
+            <w:tcW w:type="dxa" w:w="1310"/>
           </w:tcPr>
           <w:p>
             <w:r/>
@@ -9383,7 +9459,7 @@
         </w:tc>
         <w:tc>
           <w:tcPr>
-            <w:tcW w:type="dxa" w:w="4025"/>
+            <w:tcW w:type="dxa" w:w="3463"/>
           </w:tcPr>
           <w:p>
             <w:r/>
@@ -9397,7 +9473,7 @@
         </w:tc>
         <w:tc>
           <w:tcPr>
-            <w:tcW w:type="dxa" w:w="4118"/>
+            <w:tcW w:type="dxa" w:w="4586"/>
           </w:tcPr>
           <w:p>
             <w:r/>
@@ -9413,46 +9489,74 @@
       <w:tr>
         <w:tc>
           <w:tcPr>
-            <w:tcW w:type="dxa" w:w="1217"/>
-          </w:tcPr>
-          <w:p>
-            <w:r/>
-            <w:r>
-              <w:t>TMF620</w:t>
-            </w:r>
-          </w:p>
-        </w:tc>
-        <w:tc>
-          <w:tcPr>
-            <w:tcW w:type="dxa" w:w="4025"/>
-          </w:tcPr>
-          <w:p>
-            <w:r/>
-            <w:r>
-              <w:t>Product Catalog Management API</w:t>
-            </w:r>
-          </w:p>
-        </w:tc>
-        <w:tc>
-          <w:tcPr>
-            <w:tcW w:type="dxa" w:w="4118"/>
-          </w:tcPr>
-          <w:p>
-            <w:r/>
-            <w:r>
-              <w:t>productOfferingDeleteEvent</w:t>
-            </w:r>
-            <w:r>
-              <w:br/>
-            </w:r>
-            <w:r>
-              <w:t>productOfferingPriceDeleteEvent</w:t>
-            </w:r>
-            <w:r>
-              <w:br/>
-            </w:r>
-            <w:r>
-              <w:t>productSpecificationDeleteEvent</w:t>
+            <w:tcW w:type="dxa" w:w="1310"/>
+          </w:tcPr>
+          <w:p>
+            <w:r/>
+            <w:r/>
+          </w:p>
+        </w:tc>
+        <w:tc>
+          <w:tcPr>
+            <w:tcW w:type="dxa" w:w="3463"/>
+          </w:tcPr>
+          <w:p>
+            <w:r/>
+            <w:r>
+              <w:t>ServiceOrder</w:t>
+            </w:r>
+          </w:p>
+        </w:tc>
+        <w:tc>
+          <w:tcPr>
+            <w:tcW w:type="dxa" w:w="4586"/>
+          </w:tcPr>
+          <w:p>
+            <w:r/>
+            <w:r>
+              <w:t>serviceOrderAttributeValueChangeEvent</w:t>
+            </w:r>
+            <w:r>
+              <w:br/>
+            </w:r>
+            <w:r>
+              <w:t>serviceOrderInformationRequiredEvent</w:t>
+            </w:r>
+            <w:r>
+              <w:br/>
+            </w:r>
+            <w:r>
+              <w:t>serviceOrderMilestoneEvent</w:t>
+            </w:r>
+            <w:r>
+              <w:br/>
+            </w:r>
+            <w:r>
+              <w:t>serviceOrderJeopardyEvent</w:t>
+            </w:r>
+            <w:r>
+              <w:br/>
+            </w:r>
+            <w:r>
+              <w:t>serviceOrderDeleteEvent</w:t>
+            </w:r>
+            <w:r>
+              <w:br/>
+            </w:r>
+            <w:r>
+              <w:t>cancelServiceOrderStateChangeEvent</w:t>
+            </w:r>
+            <w:r>
+              <w:br/>
+            </w:r>
+            <w:r>
+              <w:t>cancelServiceOrderInformationRequiredEvent</w:t>
+            </w:r>
+            <w:r>
+              <w:br/>
+            </w:r>
+            <w:r>
+              <w:t>serviceOrderStateChangeEvent</w:t>
             </w:r>
           </w:p>
         </w:tc>
@@ -9460,40 +9564,56 @@
       <w:tr>
         <w:tc>
           <w:tcPr>
-            <w:tcW w:type="dxa" w:w="1217"/>
-          </w:tcPr>
-          <w:p>
-            <w:r/>
-            <w:r>
-              <w:t>TMF632</w:t>
-            </w:r>
-          </w:p>
-        </w:tc>
-        <w:tc>
-          <w:tcPr>
-            <w:tcW w:type="dxa" w:w="4025"/>
-          </w:tcPr>
-          <w:p>
-            <w:r/>
-            <w:r>
-              <w:t>Party Management API</w:t>
-            </w:r>
-          </w:p>
-        </w:tc>
-        <w:tc>
-          <w:tcPr>
-            <w:tcW w:type="dxa" w:w="4118"/>
-          </w:tcPr>
-          <w:p>
-            <w:r/>
-            <w:r>
-              <w:t>individualDeleteEvent</w:t>
-            </w:r>
-            <w:r>
-              <w:br/>
-            </w:r>
-            <w:r>
-              <w:t>organizationDeleteEvent</w:t>
+            <w:tcW w:type="dxa" w:w="1310"/>
+          </w:tcPr>
+          <w:p>
+            <w:r/>
+            <w:r/>
+          </w:p>
+        </w:tc>
+        <w:tc>
+          <w:tcPr>
+            <w:tcW w:type="dxa" w:w="3463"/>
+          </w:tcPr>
+          <w:p>
+            <w:r/>
+            <w:r>
+              <w:t>ResourceOrder</w:t>
+            </w:r>
+          </w:p>
+        </w:tc>
+        <w:tc>
+          <w:tcPr>
+            <w:tcW w:type="dxa" w:w="4586"/>
+          </w:tcPr>
+          <w:p>
+            <w:r/>
+            <w:r>
+              <w:t>resourceOrderStateChange</w:t>
+            </w:r>
+            <w:r>
+              <w:br/>
+            </w:r>
+            <w:r>
+              <w:t>resourceOrderAttributeValueChangeEvent</w:t>
+            </w:r>
+            <w:r>
+              <w:br/>
+            </w:r>
+            <w:r>
+              <w:t>resourceOrderInformationRequiredEvent</w:t>
+            </w:r>
+            <w:r>
+              <w:br/>
+            </w:r>
+            <w:r>
+              <w:t>cancelResourceOrderStateChange</w:t>
+            </w:r>
+            <w:r>
+              <w:br/>
+            </w:r>
+            <w:r>
+              <w:t>cancelResourceOrderInformationRequiredEvent</w:t>
             </w:r>
           </w:p>
         </w:tc>
@@ -9501,34 +9621,44 @@
       <w:tr>
         <w:tc>
           <w:tcPr>
-            <w:tcW w:type="dxa" w:w="1217"/>
-          </w:tcPr>
-          <w:p>
-            <w:r/>
-            <w:r>
-              <w:t>TMF633</w:t>
-            </w:r>
-          </w:p>
-        </w:tc>
-        <w:tc>
-          <w:tcPr>
-            <w:tcW w:type="dxa" w:w="4025"/>
-          </w:tcPr>
-          <w:p>
-            <w:r/>
-            <w:r>
-              <w:t>Service Catalog Management API</w:t>
-            </w:r>
-          </w:p>
-        </w:tc>
-        <w:tc>
-          <w:tcPr>
-            <w:tcW w:type="dxa" w:w="4118"/>
-          </w:tcPr>
-          <w:p>
-            <w:r/>
-            <w:r>
-              <w:t>serviceSpecificationDeleteEvent</w:t>
+            <w:tcW w:type="dxa" w:w="1310"/>
+          </w:tcPr>
+          <w:p>
+            <w:r/>
+            <w:r/>
+          </w:p>
+        </w:tc>
+        <w:tc>
+          <w:tcPr>
+            <w:tcW w:type="dxa" w:w="3463"/>
+          </w:tcPr>
+          <w:p>
+            <w:r/>
+            <w:r>
+              <w:t>GeographicLocation</w:t>
+            </w:r>
+          </w:p>
+        </w:tc>
+        <w:tc>
+          <w:tcPr>
+            <w:tcW w:type="dxa" w:w="4586"/>
+          </w:tcPr>
+          <w:p>
+            <w:r/>
+            <w:r>
+              <w:t>geographicLocationCreateEvent</w:t>
+            </w:r>
+            <w:r>
+              <w:br/>
+            </w:r>
+            <w:r>
+              <w:t>geographicLocationAttributeValueChangeEvent</w:t>
+            </w:r>
+            <w:r>
+              <w:br/>
+            </w:r>
+            <w:r>
+              <w:t>geographicLocationDeleteEvent</w:t>
             </w:r>
           </w:p>
         </w:tc>
@@ -9536,34 +9666,56 @@
       <w:tr>
         <w:tc>
           <w:tcPr>
-            <w:tcW w:type="dxa" w:w="1217"/>
-          </w:tcPr>
-          <w:p>
-            <w:r/>
-            <w:r>
-              <w:t>TMF634</w:t>
-            </w:r>
-          </w:p>
-        </w:tc>
-        <w:tc>
-          <w:tcPr>
-            <w:tcW w:type="dxa" w:w="4025"/>
-          </w:tcPr>
-          <w:p>
-            <w:r/>
-            <w:r>
-              <w:t>Resource Catalog Management API</w:t>
-            </w:r>
-          </w:p>
-        </w:tc>
-        <w:tc>
-          <w:tcPr>
-            <w:tcW w:type="dxa" w:w="4118"/>
-          </w:tcPr>
-          <w:p>
-            <w:r/>
-            <w:r>
-              <w:t>resourceSpecificationDeleteEvent</w:t>
+            <w:tcW w:type="dxa" w:w="1310"/>
+          </w:tcPr>
+          <w:p>
+            <w:r/>
+            <w:r/>
+          </w:p>
+        </w:tc>
+        <w:tc>
+          <w:tcPr>
+            <w:tcW w:type="dxa" w:w="3463"/>
+          </w:tcPr>
+          <w:p>
+            <w:r/>
+            <w:r>
+              <w:t>GeographicSiteManagement</w:t>
+            </w:r>
+          </w:p>
+        </w:tc>
+        <w:tc>
+          <w:tcPr>
+            <w:tcW w:type="dxa" w:w="4586"/>
+          </w:tcPr>
+          <w:p>
+            <w:r/>
+            <w:r>
+              <w:t>geographicSiteCreateEvent</w:t>
+            </w:r>
+            <w:r>
+              <w:br/>
+            </w:r>
+            <w:r>
+              <w:t>geographicSiteAttributeValueChangeEvent</w:t>
+            </w:r>
+            <w:r>
+              <w:br/>
+            </w:r>
+            <w:r>
+              <w:t>geographicSiteDeleteEvent</w:t>
+            </w:r>
+            <w:r>
+              <w:br/>
+            </w:r>
+            <w:r>
+              <w:t>geographicSiteStatusChangeEvent</w:t>
+            </w:r>
+            <w:r>
+              <w:br/>
+            </w:r>
+            <w:r>
+              <w:t>geographicSiteStateChangeEvent</w:t>
             </w:r>
           </w:p>
         </w:tc>
@@ -9571,58 +9723,50 @@
       <w:tr>
         <w:tc>
           <w:tcPr>
-            <w:tcW w:type="dxa" w:w="1217"/>
-          </w:tcPr>
-          <w:p>
-            <w:r/>
-            <w:r>
-              <w:t>TMF637</w:t>
-            </w:r>
-          </w:p>
-        </w:tc>
-        <w:tc>
-          <w:tcPr>
-            <w:tcW w:type="dxa" w:w="4025"/>
-          </w:tcPr>
-          <w:p>
-            <w:r/>
-            <w:r>
-              <w:t>Product Inventory Management API</w:t>
-            </w:r>
-          </w:p>
-        </w:tc>
-        <w:tc>
-          <w:tcPr>
-            <w:tcW w:type="dxa" w:w="4118"/>
-          </w:tcPr>
-          <w:p>
-            <w:r/>
-            <w:r>
-              <w:t>productAttributeValueChangeEvent</w:t>
-            </w:r>
-            <w:r>
-              <w:br/>
-            </w:r>
-            <w:r>
-              <w:t>productBatchEvent</w:t>
-            </w:r>
-            <w:r>
-              <w:br/>
-            </w:r>
-            <w:r>
-              <w:t>productCreateEvent</w:t>
-            </w:r>
-            <w:r>
-              <w:br/>
-            </w:r>
-            <w:r>
-              <w:t>productDeleteEvent</w:t>
-            </w:r>
-            <w:r>
-              <w:br/>
-            </w:r>
-            <w:r>
-              <w:t>productStateChangeEvent</w:t>
+            <w:tcW w:type="dxa" w:w="1310"/>
+          </w:tcPr>
+          <w:p>
+            <w:r/>
+            <w:r/>
+          </w:p>
+        </w:tc>
+        <w:tc>
+          <w:tcPr>
+            <w:tcW w:type="dxa" w:w="3463"/>
+          </w:tcPr>
+          <w:p>
+            <w:r/>
+            <w:r>
+              <w:t>GeographicAddressManagement</w:t>
+            </w:r>
+          </w:p>
+        </w:tc>
+        <w:tc>
+          <w:tcPr>
+            <w:tcW w:type="dxa" w:w="4586"/>
+          </w:tcPr>
+          <w:p>
+            <w:r/>
+            <w:r>
+              <w:t>geographicAddressValidationStateChangeEvent</w:t>
+            </w:r>
+            <w:r>
+              <w:br/>
+            </w:r>
+            <w:r>
+              <w:t>geographicAddressAttributeValueChangeEvent</w:t>
+            </w:r>
+            <w:r>
+              <w:br/>
+            </w:r>
+            <w:r>
+              <w:t>geographicAddressCreateEvent</w:t>
+            </w:r>
+            <w:r>
+              <w:br/>
+            </w:r>
+            <w:r>
+              <w:t>geographicAddressDeleteEvent</w:t>
             </w:r>
           </w:p>
         </w:tc>
@@ -9630,34 +9774,50 @@
       <w:tr>
         <w:tc>
           <w:tcPr>
-            <w:tcW w:type="dxa" w:w="1217"/>
-          </w:tcPr>
-          <w:p>
-            <w:r/>
-            <w:r>
-              <w:t>TMF638</w:t>
-            </w:r>
-          </w:p>
-        </w:tc>
-        <w:tc>
-          <w:tcPr>
-            <w:tcW w:type="dxa" w:w="4025"/>
-          </w:tcPr>
-          <w:p>
-            <w:r/>
-            <w:r>
-              <w:t>Service Inventory Management API</w:t>
-            </w:r>
-          </w:p>
-        </w:tc>
-        <w:tc>
-          <w:tcPr>
-            <w:tcW w:type="dxa" w:w="4118"/>
-          </w:tcPr>
-          <w:p>
-            <w:r/>
-            <w:r>
-              <w:t>serviceDeleteEvent</w:t>
+            <w:tcW w:type="dxa" w:w="1310"/>
+          </w:tcPr>
+          <w:p>
+            <w:r/>
+            <w:r/>
+          </w:p>
+        </w:tc>
+        <w:tc>
+          <w:tcPr>
+            <w:tcW w:type="dxa" w:w="3463"/>
+          </w:tcPr>
+          <w:p>
+            <w:r/>
+            <w:r>
+              <w:t>IntentManagement</w:t>
+            </w:r>
+          </w:p>
+        </w:tc>
+        <w:tc>
+          <w:tcPr>
+            <w:tcW w:type="dxa" w:w="4586"/>
+          </w:tcPr>
+          <w:p>
+            <w:r/>
+            <w:r>
+              <w:t>intentCreateEvent</w:t>
+            </w:r>
+            <w:r>
+              <w:br/>
+            </w:r>
+            <w:r>
+              <w:t>intentStatusChangeEvent</w:t>
+            </w:r>
+            <w:r>
+              <w:br/>
+            </w:r>
+            <w:r>
+              <w:t>intentDeleteEvent</w:t>
+            </w:r>
+            <w:r>
+              <w:br/>
+            </w:r>
+            <w:r>
+              <w:t>intentAttributeValueChangeEvent</w:t>
             </w:r>
           </w:p>
         </w:tc>
@@ -9665,34 +9825,50 @@
       <w:tr>
         <w:tc>
           <w:tcPr>
-            <w:tcW w:type="dxa" w:w="1217"/>
-          </w:tcPr>
-          <w:p>
-            <w:r/>
-            <w:r>
-              <w:t>TMF639</w:t>
-            </w:r>
-          </w:p>
-        </w:tc>
-        <w:tc>
-          <w:tcPr>
-            <w:tcW w:type="dxa" w:w="4025"/>
-          </w:tcPr>
-          <w:p>
-            <w:r/>
-            <w:r>
-              <w:t>Resource Inventory Management API</w:t>
-            </w:r>
-          </w:p>
-        </w:tc>
-        <w:tc>
-          <w:tcPr>
-            <w:tcW w:type="dxa" w:w="4118"/>
-          </w:tcPr>
-          <w:p>
-            <w:r/>
-            <w:r>
-              <w:t>resourceDeleteEvent</w:t>
+            <w:tcW w:type="dxa" w:w="1310"/>
+          </w:tcPr>
+          <w:p>
+            <w:r/>
+            <w:r/>
+          </w:p>
+        </w:tc>
+        <w:tc>
+          <w:tcPr>
+            <w:tcW w:type="dxa" w:w="3463"/>
+          </w:tcPr>
+          <w:p>
+            <w:r/>
+            <w:r>
+              <w:t>AppointmentManagement</w:t>
+            </w:r>
+          </w:p>
+        </w:tc>
+        <w:tc>
+          <w:tcPr>
+            <w:tcW w:type="dxa" w:w="4586"/>
+          </w:tcPr>
+          <w:p>
+            <w:r/>
+            <w:r>
+              <w:t>appointmentStateChange</w:t>
+            </w:r>
+            <w:r>
+              <w:br/>
+            </w:r>
+            <w:r>
+              <w:t>appointmentCreateEvent</w:t>
+            </w:r>
+            <w:r>
+              <w:br/>
+            </w:r>
+            <w:r>
+              <w:t>appointmentAttributeValueChangeEvent</w:t>
+            </w:r>
+            <w:r>
+              <w:br/>
+            </w:r>
+            <w:r>
+              <w:t>appointmentDeleteEvent</w:t>
             </w:r>
           </w:p>
         </w:tc>
@@ -9700,76 +9876,80 @@
       <w:tr>
         <w:tc>
           <w:tcPr>
-            <w:tcW w:type="dxa" w:w="1217"/>
-          </w:tcPr>
-          <w:p>
-            <w:r/>
-            <w:r>
-              <w:t>TMF641</w:t>
-            </w:r>
-          </w:p>
-        </w:tc>
-        <w:tc>
-          <w:tcPr>
-            <w:tcW w:type="dxa" w:w="4025"/>
-          </w:tcPr>
-          <w:p>
-            <w:r/>
-            <w:r>
-              <w:t>Service Ordering Management API</w:t>
-            </w:r>
-          </w:p>
-        </w:tc>
-        <w:tc>
-          <w:tcPr>
-            <w:tcW w:type="dxa" w:w="4118"/>
-          </w:tcPr>
-          <w:p>
-            <w:r/>
-            <w:r>
-              <w:t>cancelServiceOrderInformationRequiredEvent</w:t>
-            </w:r>
-            <w:r>
-              <w:br/>
-            </w:r>
-            <w:r>
-              <w:t>cancelServiceOrderStateChangeEvent</w:t>
-            </w:r>
-            <w:r>
-              <w:br/>
-            </w:r>
-            <w:r>
-              <w:t>serviceOrderAttributeValueChangeEvent</w:t>
-            </w:r>
-            <w:r>
-              <w:br/>
-            </w:r>
-            <w:r>
-              <w:t>serviceOrderDeleteEvent</w:t>
-            </w:r>
-            <w:r>
-              <w:br/>
-            </w:r>
-            <w:r>
-              <w:t>serviceOrderInformationRequiredEvent</w:t>
-            </w:r>
-            <w:r>
-              <w:br/>
-            </w:r>
-            <w:r>
-              <w:t>serviceOrderJeopardyEvent</w:t>
-            </w:r>
-            <w:r>
-              <w:br/>
-            </w:r>
-            <w:r>
-              <w:t>serviceOrderMilestoneEvent</w:t>
-            </w:r>
-            <w:r>
-              <w:br/>
-            </w:r>
-            <w:r>
-              <w:t>serviceOrderStateChangeEvent</w:t>
+            <w:tcW w:type="dxa" w:w="1310"/>
+          </w:tcPr>
+          <w:p>
+            <w:r/>
+            <w:r/>
+          </w:p>
+        </w:tc>
+        <w:tc>
+          <w:tcPr>
+            <w:tcW w:type="dxa" w:w="3463"/>
+          </w:tcPr>
+          <w:p>
+            <w:r/>
+            <w:r>
+              <w:t>ProductOfferingQualification</w:t>
+            </w:r>
+          </w:p>
+        </w:tc>
+        <w:tc>
+          <w:tcPr>
+            <w:tcW w:type="dxa" w:w="4586"/>
+          </w:tcPr>
+          <w:p>
+            <w:r/>
+            <w:r>
+              <w:t>productOfferingQualificationCreateEvent</w:t>
+            </w:r>
+            <w:r>
+              <w:br/>
+            </w:r>
+            <w:r>
+              <w:t>productOfferingQualificationAttributeValueChangeEvent</w:t>
+            </w:r>
+            <w:r>
+              <w:br/>
+            </w:r>
+            <w:r>
+              <w:t>productOfferingQualificationStateChangeEvent</w:t>
+            </w:r>
+            <w:r>
+              <w:br/>
+            </w:r>
+            <w:r>
+              <w:t>productOfferingQualificationDeleteEvent</w:t>
+            </w:r>
+            <w:r>
+              <w:br/>
+            </w:r>
+            <w:r>
+              <w:t>productOfferingQualificationInformationRequiredEvent</w:t>
+            </w:r>
+            <w:r>
+              <w:br/>
+            </w:r>
+            <w:r>
+              <w:t>checkProductOfferingQualificationCreateEvent</w:t>
+            </w:r>
+            <w:r>
+              <w:br/>
+            </w:r>
+            <w:r>
+              <w:t>checkProductOfferingQualificationAttributeValueChangeEvent</w:t>
+            </w:r>
+            <w:r>
+              <w:br/>
+            </w:r>
+            <w:r>
+              <w:t>checkProductOfferingQualificationStateChangeEvent</w:t>
+            </w:r>
+            <w:r>
+              <w:br/>
+            </w:r>
+            <w:r>
+              <w:t>checkProductOfferingQualificationDeleteEvent</w:t>
             </w:r>
           </w:p>
         </w:tc>
@@ -9777,52 +9957,38 @@
       <w:tr>
         <w:tc>
           <w:tcPr>
-            <w:tcW w:type="dxa" w:w="1217"/>
-          </w:tcPr>
-          <w:p>
-            <w:r/>
-            <w:r>
-              <w:t>TMF646</w:t>
-            </w:r>
-          </w:p>
-        </w:tc>
-        <w:tc>
-          <w:tcPr>
-            <w:tcW w:type="dxa" w:w="4025"/>
-          </w:tcPr>
-          <w:p>
-            <w:r/>
-            <w:r>
-              <w:t>Appointment Management API</w:t>
-            </w:r>
-          </w:p>
-        </w:tc>
-        <w:tc>
-          <w:tcPr>
-            <w:tcW w:type="dxa" w:w="4118"/>
-          </w:tcPr>
-          <w:p>
-            <w:r/>
-            <w:r>
-              <w:t>appointmentAttributeValueChangeEvent</w:t>
-            </w:r>
-            <w:r>
-              <w:br/>
-            </w:r>
-            <w:r>
-              <w:t>appointmentCreateEvent</w:t>
-            </w:r>
-            <w:r>
-              <w:br/>
-            </w:r>
-            <w:r>
-              <w:t>appointmentDeleteEvent</w:t>
-            </w:r>
-            <w:r>
-              <w:br/>
-            </w:r>
-            <w:r>
-              <w:t>appointmentStateChange</w:t>
+            <w:tcW w:type="dxa" w:w="1310"/>
+          </w:tcPr>
+          <w:p>
+            <w:r/>
+            <w:r/>
+          </w:p>
+        </w:tc>
+        <w:tc>
+          <w:tcPr>
+            <w:tcW w:type="dxa" w:w="3463"/>
+          </w:tcPr>
+          <w:p>
+            <w:r/>
+            <w:r>
+              <w:t>PartyManagement</w:t>
+            </w:r>
+          </w:p>
+        </w:tc>
+        <w:tc>
+          <w:tcPr>
+            <w:tcW w:type="dxa" w:w="4586"/>
+          </w:tcPr>
+          <w:p>
+            <w:r/>
+            <w:r>
+              <w:t>individualDeleteEvent</w:t>
+            </w:r>
+            <w:r>
+              <w:br/>
+            </w:r>
+            <w:r>
+              <w:t>organizationDeleteEvent</w:t>
             </w:r>
           </w:p>
         </w:tc>
@@ -9830,34 +9996,38 @@
       <w:tr>
         <w:tc>
           <w:tcPr>
-            <w:tcW w:type="dxa" w:w="1217"/>
-          </w:tcPr>
-          <w:p>
-            <w:r/>
-            <w:r>
-              <w:t>TMF648</w:t>
-            </w:r>
-          </w:p>
-        </w:tc>
-        <w:tc>
-          <w:tcPr>
-            <w:tcW w:type="dxa" w:w="4025"/>
-          </w:tcPr>
-          <w:p>
-            <w:r/>
-            <w:r>
-              <w:t>Quote Management API</w:t>
-            </w:r>
-          </w:p>
-        </w:tc>
-        <w:tc>
-          <w:tcPr>
-            <w:tcW w:type="dxa" w:w="4118"/>
-          </w:tcPr>
-          <w:p>
-            <w:r/>
-            <w:r>
-              <w:t>quoteDeleteEvent</w:t>
+            <w:tcW w:type="dxa" w:w="1310"/>
+          </w:tcPr>
+          <w:p>
+            <w:r/>
+            <w:r/>
+          </w:p>
+        </w:tc>
+        <w:tc>
+          <w:tcPr>
+            <w:tcW w:type="dxa" w:w="3463"/>
+          </w:tcPr>
+          <w:p>
+            <w:r/>
+            <w:r>
+              <w:t>PartyRoleManagement</w:t>
+            </w:r>
+          </w:p>
+        </w:tc>
+        <w:tc>
+          <w:tcPr>
+            <w:tcW w:type="dxa" w:w="4586"/>
+          </w:tcPr>
+          <w:p>
+            <w:r/>
+            <w:r>
+              <w:t>partyRoleDeleteEvent</w:t>
+            </w:r>
+            <w:r>
+              <w:br/>
+            </w:r>
+            <w:r>
+              <w:t>partyRoleSpecificationDeleteEvent</w:t>
             </w:r>
           </w:p>
         </w:tc>
@@ -9865,34 +10035,32 @@
       <w:tr>
         <w:tc>
           <w:tcPr>
-            <w:tcW w:type="dxa" w:w="1217"/>
-          </w:tcPr>
-          <w:p>
-            <w:r/>
-            <w:r>
-              <w:t>TMF651</w:t>
-            </w:r>
-          </w:p>
-        </w:tc>
-        <w:tc>
-          <w:tcPr>
-            <w:tcW w:type="dxa" w:w="4025"/>
-          </w:tcPr>
-          <w:p>
-            <w:r/>
-            <w:r>
-              <w:t>Agreement Management API</w:t>
-            </w:r>
-          </w:p>
-        </w:tc>
-        <w:tc>
-          <w:tcPr>
-            <w:tcW w:type="dxa" w:w="4118"/>
-          </w:tcPr>
-          <w:p>
-            <w:r/>
-            <w:r>
-              <w:t>agreementDeleteEvent</w:t>
+            <w:tcW w:type="dxa" w:w="1310"/>
+          </w:tcPr>
+          <w:p>
+            <w:r/>
+            <w:r/>
+          </w:p>
+        </w:tc>
+        <w:tc>
+          <w:tcPr>
+            <w:tcW w:type="dxa" w:w="3463"/>
+          </w:tcPr>
+          <w:p>
+            <w:r/>
+            <w:r>
+              <w:t>PaymentManagement</w:t>
+            </w:r>
+          </w:p>
+        </w:tc>
+        <w:tc>
+          <w:tcPr>
+            <w:tcW w:type="dxa" w:w="4586"/>
+          </w:tcPr>
+          <w:p>
+            <w:r/>
+            <w:r>
+              <w:t>paymentDeleteEvent</w:t>
             </w:r>
           </w:p>
         </w:tc>
@@ -9900,58 +10068,32 @@
       <w:tr>
         <w:tc>
           <w:tcPr>
-            <w:tcW w:type="dxa" w:w="1217"/>
-          </w:tcPr>
-          <w:p>
-            <w:r/>
-            <w:r>
-              <w:t>TMF652</w:t>
-            </w:r>
-          </w:p>
-        </w:tc>
-        <w:tc>
-          <w:tcPr>
-            <w:tcW w:type="dxa" w:w="4025"/>
-          </w:tcPr>
-          <w:p>
-            <w:r/>
-            <w:r>
-              <w:t>Resource Order Management API</w:t>
-            </w:r>
-          </w:p>
-        </w:tc>
-        <w:tc>
-          <w:tcPr>
-            <w:tcW w:type="dxa" w:w="4118"/>
-          </w:tcPr>
-          <w:p>
-            <w:r/>
-            <w:r>
-              <w:t>cancelResourceOrderInformationRequiredEvent</w:t>
-            </w:r>
-            <w:r>
-              <w:br/>
-            </w:r>
-            <w:r>
-              <w:t>cancelResourceOrderStateChange</w:t>
-            </w:r>
-            <w:r>
-              <w:br/>
-            </w:r>
-            <w:r>
-              <w:t>resourceOrderAttributeValueChangeEvent</w:t>
-            </w:r>
-            <w:r>
-              <w:br/>
-            </w:r>
-            <w:r>
-              <w:t>resourceOrderInformationRequiredEvent</w:t>
-            </w:r>
-            <w:r>
-              <w:br/>
-            </w:r>
-            <w:r>
-              <w:t>resourceOrderStateChange</w:t>
+            <w:tcW w:type="dxa" w:w="1310"/>
+          </w:tcPr>
+          <w:p>
+            <w:r/>
+            <w:r/>
+          </w:p>
+        </w:tc>
+        <w:tc>
+          <w:tcPr>
+            <w:tcW w:type="dxa" w:w="3463"/>
+          </w:tcPr>
+          <w:p>
+            <w:r/>
+            <w:r>
+              <w:t>AccountManagement</w:t>
+            </w:r>
+          </w:p>
+        </w:tc>
+        <w:tc>
+          <w:tcPr>
+            <w:tcW w:type="dxa" w:w="4586"/>
+          </w:tcPr>
+          <w:p>
+            <w:r/>
+            <w:r>
+              <w:t>billingAccountDeleteEvent</w:t>
             </w:r>
           </w:p>
         </w:tc>
@@ -9959,34 +10101,32 @@
       <w:tr>
         <w:tc>
           <w:tcPr>
-            <w:tcW w:type="dxa" w:w="1217"/>
-          </w:tcPr>
-          <w:p>
-            <w:r/>
-            <w:r>
-              <w:t>TMF666</w:t>
-            </w:r>
-          </w:p>
-        </w:tc>
-        <w:tc>
-          <w:tcPr>
-            <w:tcW w:type="dxa" w:w="4025"/>
-          </w:tcPr>
-          <w:p>
-            <w:r/>
-            <w:r>
-              <w:t>Account Management API</w:t>
-            </w:r>
-          </w:p>
-        </w:tc>
-        <w:tc>
-          <w:tcPr>
-            <w:tcW w:type="dxa" w:w="4118"/>
-          </w:tcPr>
-          <w:p>
-            <w:r/>
-            <w:r>
-              <w:t>billingAccountDeleteEvent</w:t>
+            <w:tcW w:type="dxa" w:w="1310"/>
+          </w:tcPr>
+          <w:p>
+            <w:r/>
+            <w:r/>
+          </w:p>
+        </w:tc>
+        <w:tc>
+          <w:tcPr>
+            <w:tcW w:type="dxa" w:w="3463"/>
+          </w:tcPr>
+          <w:p>
+            <w:r/>
+            <w:r>
+              <w:t>AgreementManagement</w:t>
+            </w:r>
+          </w:p>
+        </w:tc>
+        <w:tc>
+          <w:tcPr>
+            <w:tcW w:type="dxa" w:w="4586"/>
+          </w:tcPr>
+          <w:p>
+            <w:r/>
+            <w:r>
+              <w:t>agreementDeleteEvent</w:t>
             </w:r>
           </w:p>
         </w:tc>
@@ -9994,40 +10134,32 @@
       <w:tr>
         <w:tc>
           <w:tcPr>
-            <w:tcW w:type="dxa" w:w="1217"/>
-          </w:tcPr>
-          <w:p>
-            <w:r/>
-            <w:r>
-              <w:t>TMF669</w:t>
-            </w:r>
-          </w:p>
-        </w:tc>
-        <w:tc>
-          <w:tcPr>
-            <w:tcW w:type="dxa" w:w="4025"/>
-          </w:tcPr>
-          <w:p>
-            <w:r/>
-            <w:r>
-              <w:t>Party Role Management API</w:t>
-            </w:r>
-          </w:p>
-        </w:tc>
-        <w:tc>
-          <w:tcPr>
-            <w:tcW w:type="dxa" w:w="4118"/>
-          </w:tcPr>
-          <w:p>
-            <w:r/>
-            <w:r>
-              <w:t>partyRoleDeleteEvent</w:t>
-            </w:r>
-            <w:r>
-              <w:br/>
-            </w:r>
-            <w:r>
-              <w:t>partyRoleSpecificationDeleteEvent</w:t>
+            <w:tcW w:type="dxa" w:w="1310"/>
+          </w:tcPr>
+          <w:p>
+            <w:r/>
+            <w:r/>
+          </w:p>
+        </w:tc>
+        <w:tc>
+          <w:tcPr>
+            <w:tcW w:type="dxa" w:w="3463"/>
+          </w:tcPr>
+          <w:p>
+            <w:r/>
+            <w:r>
+              <w:t>ResourceInventoryManagement</w:t>
+            </w:r>
+          </w:p>
+        </w:tc>
+        <w:tc>
+          <w:tcPr>
+            <w:tcW w:type="dxa" w:w="4586"/>
+          </w:tcPr>
+          <w:p>
+            <w:r/>
+            <w:r>
+              <w:t>resourceDeleteEvent</w:t>
             </w:r>
           </w:p>
         </w:tc>
@@ -10035,52 +10167,32 @@
       <w:tr>
         <w:tc>
           <w:tcPr>
-            <w:tcW w:type="dxa" w:w="1217"/>
-          </w:tcPr>
-          <w:p>
-            <w:r/>
-            <w:r>
-              <w:t>TMF673</w:t>
-            </w:r>
-          </w:p>
-        </w:tc>
-        <w:tc>
-          <w:tcPr>
-            <w:tcW w:type="dxa" w:w="4025"/>
-          </w:tcPr>
-          <w:p>
-            <w:r/>
-            <w:r>
-              <w:t>Geographic Address Management API</w:t>
-            </w:r>
-          </w:p>
-        </w:tc>
-        <w:tc>
-          <w:tcPr>
-            <w:tcW w:type="dxa" w:w="4118"/>
-          </w:tcPr>
-          <w:p>
-            <w:r/>
-            <w:r>
-              <w:t>geographicAddressAttributeValueChangeEvent</w:t>
-            </w:r>
-            <w:r>
-              <w:br/>
-            </w:r>
-            <w:r>
-              <w:t>geographicAddressCreateEvent</w:t>
-            </w:r>
-            <w:r>
-              <w:br/>
-            </w:r>
-            <w:r>
-              <w:t>geographicAddressDeleteEvent</w:t>
-            </w:r>
-            <w:r>
-              <w:br/>
-            </w:r>
-            <w:r>
-              <w:t>geographicAddressValidationStateChangeEvent</w:t>
+            <w:tcW w:type="dxa" w:w="1310"/>
+          </w:tcPr>
+          <w:p>
+            <w:r/>
+            <w:r/>
+          </w:p>
+        </w:tc>
+        <w:tc>
+          <w:tcPr>
+            <w:tcW w:type="dxa" w:w="3463"/>
+          </w:tcPr>
+          <w:p>
+            <w:r/>
+            <w:r>
+              <w:t>ResourceCatalogManagement</w:t>
+            </w:r>
+          </w:p>
+        </w:tc>
+        <w:tc>
+          <w:tcPr>
+            <w:tcW w:type="dxa" w:w="4586"/>
+          </w:tcPr>
+          <w:p>
+            <w:r/>
+            <w:r>
+              <w:t>resourceSpecificationDeleteEvent</w:t>
             </w:r>
           </w:p>
         </w:tc>
@@ -10088,58 +10200,32 @@
       <w:tr>
         <w:tc>
           <w:tcPr>
-            <w:tcW w:type="dxa" w:w="1217"/>
-          </w:tcPr>
-          <w:p>
-            <w:r/>
-            <w:r>
-              <w:t>TMF674</w:t>
-            </w:r>
-          </w:p>
-        </w:tc>
-        <w:tc>
-          <w:tcPr>
-            <w:tcW w:type="dxa" w:w="4025"/>
-          </w:tcPr>
-          <w:p>
-            <w:r/>
-            <w:r>
-              <w:t>Geographic Site Management API</w:t>
-            </w:r>
-          </w:p>
-        </w:tc>
-        <w:tc>
-          <w:tcPr>
-            <w:tcW w:type="dxa" w:w="4118"/>
-          </w:tcPr>
-          <w:p>
-            <w:r/>
-            <w:r>
-              <w:t>geographicSiteAttributeValueChangeEvent</w:t>
-            </w:r>
-            <w:r>
-              <w:br/>
-            </w:r>
-            <w:r>
-              <w:t>geographicSiteCreateEvent</w:t>
-            </w:r>
-            <w:r>
-              <w:br/>
-            </w:r>
-            <w:r>
-              <w:t>geographicSiteDeleteEvent</w:t>
-            </w:r>
-            <w:r>
-              <w:br/>
-            </w:r>
-            <w:r>
-              <w:t>geographicSiteStateChangeEvent</w:t>
-            </w:r>
-            <w:r>
-              <w:br/>
-            </w:r>
-            <w:r>
-              <w:t>geographicSiteStatusChangeEvent</w:t>
+            <w:tcW w:type="dxa" w:w="1310"/>
+          </w:tcPr>
+          <w:p>
+            <w:r/>
+            <w:r/>
+          </w:p>
+        </w:tc>
+        <w:tc>
+          <w:tcPr>
+            <w:tcW w:type="dxa" w:w="3463"/>
+          </w:tcPr>
+          <w:p>
+            <w:r/>
+            <w:r>
+              <w:t>ServiceInventoryManagement</w:t>
+            </w:r>
+          </w:p>
+        </w:tc>
+        <w:tc>
+          <w:tcPr>
+            <w:tcW w:type="dxa" w:w="4586"/>
+          </w:tcPr>
+          <w:p>
+            <w:r/>
+            <w:r>
+              <w:t>serviceDeleteEvent</w:t>
             </w:r>
           </w:p>
         </w:tc>
@@ -10147,46 +10233,32 @@
       <w:tr>
         <w:tc>
           <w:tcPr>
-            <w:tcW w:type="dxa" w:w="1217"/>
-          </w:tcPr>
-          <w:p>
-            <w:r/>
-            <w:r>
-              <w:t>TMF675</w:t>
-            </w:r>
-          </w:p>
-        </w:tc>
-        <w:tc>
-          <w:tcPr>
-            <w:tcW w:type="dxa" w:w="4025"/>
-          </w:tcPr>
-          <w:p>
-            <w:r/>
-            <w:r>
-              <w:t>Geographic Location Management API</w:t>
-            </w:r>
-          </w:p>
-        </w:tc>
-        <w:tc>
-          <w:tcPr>
-            <w:tcW w:type="dxa" w:w="4118"/>
-          </w:tcPr>
-          <w:p>
-            <w:r/>
-            <w:r>
-              <w:t>geographicLocationAttributeValueChangeEvent</w:t>
-            </w:r>
-            <w:r>
-              <w:br/>
-            </w:r>
-            <w:r>
-              <w:t>geographicLocationCreateEvent</w:t>
-            </w:r>
-            <w:r>
-              <w:br/>
-            </w:r>
-            <w:r>
-              <w:t>geographicLocationDeleteEvent</w:t>
+            <w:tcW w:type="dxa" w:w="1310"/>
+          </w:tcPr>
+          <w:p>
+            <w:r/>
+            <w:r/>
+          </w:p>
+        </w:tc>
+        <w:tc>
+          <w:tcPr>
+            <w:tcW w:type="dxa" w:w="3463"/>
+          </w:tcPr>
+          <w:p>
+            <w:r/>
+            <w:r>
+              <w:t>ServiceCatalogManagement</w:t>
+            </w:r>
+          </w:p>
+        </w:tc>
+        <w:tc>
+          <w:tcPr>
+            <w:tcW w:type="dxa" w:w="4586"/>
+          </w:tcPr>
+          <w:p>
+            <w:r/>
+            <w:r>
+              <w:t>serviceSpecificationDeleteEvent</w:t>
             </w:r>
           </w:p>
         </w:tc>
@@ -10194,34 +10266,56 @@
       <w:tr>
         <w:tc>
           <w:tcPr>
-            <w:tcW w:type="dxa" w:w="1217"/>
-          </w:tcPr>
-          <w:p>
-            <w:r/>
-            <w:r>
-              <w:t>TMF676</w:t>
-            </w:r>
-          </w:p>
-        </w:tc>
-        <w:tc>
-          <w:tcPr>
-            <w:tcW w:type="dxa" w:w="4025"/>
-          </w:tcPr>
-          <w:p>
-            <w:r/>
-            <w:r>
-              <w:t>Payment Management API</w:t>
-            </w:r>
-          </w:p>
-        </w:tc>
-        <w:tc>
-          <w:tcPr>
-            <w:tcW w:type="dxa" w:w="4118"/>
-          </w:tcPr>
-          <w:p>
-            <w:r/>
-            <w:r>
-              <w:t>paymentDeleteEvent</w:t>
+            <w:tcW w:type="dxa" w:w="1310"/>
+          </w:tcPr>
+          <w:p>
+            <w:r/>
+            <w:r/>
+          </w:p>
+        </w:tc>
+        <w:tc>
+          <w:tcPr>
+            <w:tcW w:type="dxa" w:w="3463"/>
+          </w:tcPr>
+          <w:p>
+            <w:r/>
+            <w:r>
+              <w:t>ProductInventoryManagement</w:t>
+            </w:r>
+          </w:p>
+        </w:tc>
+        <w:tc>
+          <w:tcPr>
+            <w:tcW w:type="dxa" w:w="4586"/>
+          </w:tcPr>
+          <w:p>
+            <w:r/>
+            <w:r>
+              <w:t>productCreateEvent</w:t>
+            </w:r>
+            <w:r>
+              <w:br/>
+            </w:r>
+            <w:r>
+              <w:t>productAttributeValueChangeEvent</w:t>
+            </w:r>
+            <w:r>
+              <w:br/>
+            </w:r>
+            <w:r>
+              <w:t>productStateChangeEvent</w:t>
+            </w:r>
+            <w:r>
+              <w:br/>
+            </w:r>
+            <w:r>
+              <w:t>productDeleteEvent</w:t>
+            </w:r>
+            <w:r>
+              <w:br/>
+            </w:r>
+            <w:r>
+              <w:t>productBatchEvent</w:t>
             </w:r>
           </w:p>
         </w:tc>
@@ -10229,82 +10323,44 @@
       <w:tr>
         <w:tc>
           <w:tcPr>
-            <w:tcW w:type="dxa" w:w="1217"/>
-          </w:tcPr>
-          <w:p>
-            <w:r/>
-            <w:r>
-              <w:t>TMF679</w:t>
-            </w:r>
-          </w:p>
-        </w:tc>
-        <w:tc>
-          <w:tcPr>
-            <w:tcW w:type="dxa" w:w="4025"/>
-          </w:tcPr>
-          <w:p>
-            <w:r/>
-            <w:r>
-              <w:t>Product Offering Qualification Management API</w:t>
-            </w:r>
-          </w:p>
-        </w:tc>
-        <w:tc>
-          <w:tcPr>
-            <w:tcW w:type="dxa" w:w="4118"/>
-          </w:tcPr>
-          <w:p>
-            <w:r/>
-            <w:r>
-              <w:t>checkProductOfferingQualificationAttributeValueChangeEvent</w:t>
-            </w:r>
-            <w:r>
-              <w:br/>
-            </w:r>
-            <w:r>
-              <w:t>checkProductOfferingQualificationCreateEvent</w:t>
-            </w:r>
-            <w:r>
-              <w:br/>
-            </w:r>
-            <w:r>
-              <w:t>checkProductOfferingQualificationDeleteEvent</w:t>
-            </w:r>
-            <w:r>
-              <w:br/>
-            </w:r>
-            <w:r>
-              <w:t>checkProductOfferingQualificationStateChangeEvent</w:t>
-            </w:r>
-            <w:r>
-              <w:br/>
-            </w:r>
-            <w:r>
-              <w:t>productOfferingQualificationAttributeValueChangeEvent</w:t>
-            </w:r>
-            <w:r>
-              <w:br/>
-            </w:r>
-            <w:r>
-              <w:t>productOfferingQualificationCreateEvent</w:t>
-            </w:r>
-            <w:r>
-              <w:br/>
-            </w:r>
-            <w:r>
-              <w:t>productOfferingQualificationDeleteEvent</w:t>
-            </w:r>
-            <w:r>
-              <w:br/>
-            </w:r>
-            <w:r>
-              <w:t>productOfferingQualificationInformationRequiredEvent</w:t>
-            </w:r>
-            <w:r>
-              <w:br/>
-            </w:r>
-            <w:r>
-              <w:t>productOfferingQualificationStateChangeEvent</w:t>
+            <w:tcW w:type="dxa" w:w="1310"/>
+          </w:tcPr>
+          <w:p>
+            <w:r/>
+            <w:r/>
+          </w:p>
+        </w:tc>
+        <w:tc>
+          <w:tcPr>
+            <w:tcW w:type="dxa" w:w="3463"/>
+          </w:tcPr>
+          <w:p>
+            <w:r/>
+            <w:r>
+              <w:t>ProductCatalogManagement</w:t>
+            </w:r>
+          </w:p>
+        </w:tc>
+        <w:tc>
+          <w:tcPr>
+            <w:tcW w:type="dxa" w:w="4586"/>
+          </w:tcPr>
+          <w:p>
+            <w:r/>
+            <w:r>
+              <w:t>productSpecificationDeleteEvent</w:t>
+            </w:r>
+            <w:r>
+              <w:br/>
+            </w:r>
+            <w:r>
+              <w:t>productOfferingDeleteEvent</w:t>
+            </w:r>
+            <w:r>
+              <w:br/>
+            </w:r>
+            <w:r>
+              <w:t>productOfferingPriceDeleteEvent</w:t>
             </w:r>
           </w:p>
         </w:tc>
@@ -10312,52 +10368,32 @@
       <w:tr>
         <w:tc>
           <w:tcPr>
-            <w:tcW w:type="dxa" w:w="1217"/>
-          </w:tcPr>
-          <w:p>
-            <w:r/>
-            <w:r>
-              <w:t>TMF921</w:t>
-            </w:r>
-          </w:p>
-        </w:tc>
-        <w:tc>
-          <w:tcPr>
-            <w:tcW w:type="dxa" w:w="4025"/>
-          </w:tcPr>
-          <w:p>
-            <w:r/>
-            <w:r>
-              <w:t>Intent Management API</w:t>
-            </w:r>
-          </w:p>
-        </w:tc>
-        <w:tc>
-          <w:tcPr>
-            <w:tcW w:type="dxa" w:w="4118"/>
-          </w:tcPr>
-          <w:p>
-            <w:r/>
-            <w:r>
-              <w:t>intentAttributeValueChangeEvent</w:t>
-            </w:r>
-            <w:r>
-              <w:br/>
-            </w:r>
-            <w:r>
-              <w:t>intentCreateEvent</w:t>
-            </w:r>
-            <w:r>
-              <w:br/>
-            </w:r>
-            <w:r>
-              <w:t>intentDeleteEvent</w:t>
-            </w:r>
-            <w:r>
-              <w:br/>
-            </w:r>
-            <w:r>
-              <w:t>intentStatusChangeEvent</w:t>
+            <w:tcW w:type="dxa" w:w="1310"/>
+          </w:tcPr>
+          <w:p>
+            <w:r/>
+            <w:r/>
+          </w:p>
+        </w:tc>
+        <w:tc>
+          <w:tcPr>
+            <w:tcW w:type="dxa" w:w="3463"/>
+          </w:tcPr>
+          <w:p>
+            <w:r/>
+            <w:r>
+              <w:t>QuoteManagement</w:t>
+            </w:r>
+          </w:p>
+        </w:tc>
+        <w:tc>
+          <w:tcPr>
+            <w:tcW w:type="dxa" w:w="4586"/>
+          </w:tcPr>
+          <w:p>
+            <w:r/>
+            <w:r>
+              <w:t>quoteDeleteEvent</w:t>
             </w:r>
           </w:p>
         </w:tc>
@@ -10368,8 +10404,8 @@
       <w:r>
         <w:drawing>
           <wp:inline xmlns:a="http://schemas.openxmlformats.org/drawingml/2006/main" xmlns:pic="http://schemas.openxmlformats.org/drawingml/2006/picture">
-            <wp:extent cx="5394960" cy="8036289"/>
-            <wp:docPr id="7" name="Picture 7"/>
+            <wp:extent cx="5394960" cy="7603997"/>
+            <wp:docPr id="8" name="Picture 8"/>
             <wp:cNvGraphicFramePr>
               <a:graphicFrameLocks noChangeAspect="1"/>
             </wp:cNvGraphicFramePr>
@@ -10377,11 +10413,11 @@
               <a:graphicData uri="http://schemas.openxmlformats.org/drawingml/2006/picture">
                 <pic:pic>
                   <pic:nvPicPr>
-                    <pic:cNvPr id="0" name="TMFC003_Subscribed_Events.png"/>
+                    <pic:cNvPr id="0" name="TMFC003_Subscribed_Events_1.png"/>
                     <pic:cNvPicPr/>
                   </pic:nvPicPr>
                   <pic:blipFill>
-                    <a:blip r:embed="rId53"/>
+                    <a:blip r:embed="rId54"/>
                     <a:stretch>
                       <a:fillRect/>
                     </a:stretch>
@@ -10389,7 +10425,43 @@
                   <pic:spPr>
                     <a:xfrm>
                       <a:off x="0" y="0"/>
-                      <a:ext cx="5394960" cy="8036289"/>
+                      <a:ext cx="5394960" cy="7603997"/>
+                    </a:xfrm>
+                    <a:prstGeom prst="rect"/>
+                  </pic:spPr>
+                </pic:pic>
+              </a:graphicData>
+            </a:graphic>
+          </wp:inline>
+        </w:drawing>
+      </w:r>
+    </w:p>
+    <w:p>
+      <w:r>
+        <w:drawing>
+          <wp:inline xmlns:a="http://schemas.openxmlformats.org/drawingml/2006/main" xmlns:pic="http://schemas.openxmlformats.org/drawingml/2006/picture">
+            <wp:extent cx="5394960" cy="747570"/>
+            <wp:docPr id="9" name="Picture 9"/>
+            <wp:cNvGraphicFramePr>
+              <a:graphicFrameLocks noChangeAspect="1"/>
+            </wp:cNvGraphicFramePr>
+            <a:graphic>
+              <a:graphicData uri="http://schemas.openxmlformats.org/drawingml/2006/picture">
+                <pic:pic>
+                  <pic:nvPicPr>
+                    <pic:cNvPr id="0" name="TMFC003_Subscribed_Events_2.png"/>
+                    <pic:cNvPicPr/>
+                  </pic:nvPicPr>
+                  <pic:blipFill>
+                    <a:blip r:embed="rId55"/>
+                    <a:stretch>
+                      <a:fillRect/>
+                    </a:stretch>
+                  </pic:blipFill>
+                  <pic:spPr>
+                    <a:xfrm>
+                      <a:off x="0" y="0"/>
+                      <a:ext cx="5394960" cy="747570"/>
                     </a:xfrm>
                     <a:prstGeom prst="rect"/>
                   </pic:spPr>

--- a/specifications/TMFC003-ProductOrderDeliveryOrchestrationAndManagement/Diagrams/TMFC003_Product_Order_Delivery_Orchestration_and_Management.docx
+++ b/specifications/TMFC003-ProductOrderDeliveryOrchestrationAndManagement/Diagrams/TMFC003_Product_Order_Delivery_Orchestration_and_Management.docx
@@ -868,6 +868,14 @@
       </w:r>
     </w:p>
     <w:p>
+      <w:r>
+        <w:rPr>
+          <w:i/>
+        </w:rPr>
+        <w:t>eTOM L2 - SID ABEs links diagram</w:t>
+      </w:r>
+    </w:p>
+    <w:p>
       <w:pPr>
         <w:pStyle w:val="Heading2"/>
       </w:pPr>
@@ -3383,6 +3391,14 @@
       </w:r>
     </w:p>
     <w:p>
+      <w:r>
+        <w:rPr>
+          <w:i/>
+        </w:rPr>
+        <w:t>API Context diagram</w:t>
+      </w:r>
+    </w:p>
+    <w:p>
       <w:pPr>
         <w:pStyle w:val="Heading2"/>
       </w:pPr>
@@ -4398,6 +4414,14 @@
             </a:graphic>
           </wp:inline>
         </w:drawing>
+      </w:r>
+    </w:p>
+    <w:p>
+      <w:r>
+        <w:rPr>
+          <w:i/>
+        </w:rPr>
+        <w:t>Exposed API diagram</w:t>
       </w:r>
     </w:p>
     <w:p>
@@ -8930,6 +8954,22 @@
     </w:p>
     <w:p>
       <w:r>
+        <w:rPr>
+          <w:i/>
+        </w:rPr>
+        <w:t>Dependent API diagram (1 of 3)</w:t>
+      </w:r>
+    </w:p>
+    <w:p>
+      <w:r>
+        <w:rPr>
+          <w:i/>
+        </w:rPr>
+        <w:t>split across 3 diagrams since the full dependent-API list has more than 60 operations combined; see the following two diagrams for the rest.</w:t>
+      </w:r>
+    </w:p>
+    <w:p>
+      <w:r>
         <w:drawing>
           <wp:inline xmlns:a="http://schemas.openxmlformats.org/drawingml/2006/main" xmlns:pic="http://schemas.openxmlformats.org/drawingml/2006/picture">
             <wp:extent cx="5394960" cy="5776458"/>
@@ -8962,6 +9002,14 @@
             </a:graphic>
           </wp:inline>
         </w:drawing>
+      </w:r>
+    </w:p>
+    <w:p>
+      <w:r>
+        <w:rPr>
+          <w:i/>
+        </w:rPr>
+        <w:t>Dependent API diagram (2 of 3)</w:t>
       </w:r>
     </w:p>
     <w:p>
@@ -9001,6 +9049,14 @@
       </w:r>
     </w:p>
     <w:p>
+      <w:r>
+        <w:rPr>
+          <w:i/>
+        </w:rPr>
+        <w:t>Dependent API diagram (3 of 3)</w:t>
+      </w:r>
+    </w:p>
+    <w:p>
       <w:pPr>
         <w:pStyle w:val="Heading2"/>
       </w:pPr>
@@ -9409,6 +9465,14 @@
             </a:graphic>
           </wp:inline>
         </w:drawing>
+      </w:r>
+    </w:p>
+    <w:p>
+      <w:r>
+        <w:rPr>
+          <w:i/>
+        </w:rPr>
+        <w:t>Published Events diagram</w:t>
       </w:r>
     </w:p>
     <w:p>
@@ -10438,6 +10502,22 @@
     </w:p>
     <w:p>
       <w:r>
+        <w:rPr>
+          <w:i/>
+        </w:rPr>
+        <w:t>Subscribed Events diagram (1 of 2)</w:t>
+      </w:r>
+    </w:p>
+    <w:p>
+      <w:r>
+        <w:rPr>
+          <w:i/>
+        </w:rPr>
+        <w:t>split across 2 diagrams since the full subscribed-events list has more than 60 event names combined; see the following diagram for the rest.</w:t>
+      </w:r>
+    </w:p>
+    <w:p>
+      <w:r>
         <w:drawing>
           <wp:inline xmlns:a="http://schemas.openxmlformats.org/drawingml/2006/main" xmlns:pic="http://schemas.openxmlformats.org/drawingml/2006/picture">
             <wp:extent cx="5394960" cy="747570"/>
@@ -10470,6 +10550,14 @@
             </a:graphic>
           </wp:inline>
         </w:drawing>
+      </w:r>
+    </w:p>
+    <w:p>
+      <w:r>
+        <w:rPr>
+          <w:i/>
+        </w:rPr>
+        <w:t>Subscribed Events diagram (2 of 2)</w:t>
       </w:r>
     </w:p>
     <w:p>

--- a/specifications/TMFC003-ProductOrderDeliveryOrchestrationAndManagement/Diagrams/TMFC003_Product_Order_Delivery_Orchestration_and_Management.docx
+++ b/specifications/TMFC003-ProductOrderDeliveryOrchestrationAndManagement/Diagrams/TMFC003_Product_Order_Delivery_Orchestration_and_Management.docx
@@ -162,7 +162,7 @@
           <w:p>
             <w:r/>
             <w:r>
-              <w:t>Product Order Delivery Orchestration And Management</w:t>
+              <w:t>Product Order Delivery Orchestration and Management</w:t>
             </w:r>
           </w:p>
         </w:tc>
@@ -195,7 +195,7 @@
           <w:p>
             <w:r/>
             <w:r>
-              <w:t>CoreCommerce</w:t>
+              <w:t>Core Commerce</w:t>
             </w:r>
           </w:p>
         </w:tc>
@@ -566,9 +566,10 @@
         </w:tblBorders>
       </w:tblPr>
       <w:tblGrid>
-        <w:gridCol w:w="2832"/>
-        <w:gridCol w:w="2832"/>
-        <w:gridCol w:w="2832"/>
+        <w:gridCol w:w="2124"/>
+        <w:gridCol w:w="2124"/>
+        <w:gridCol w:w="2124"/>
+        <w:gridCol w:w="2124"/>
       </w:tblGrid>
       <w:tr>
         <w:trPr>
@@ -576,7 +577,7 @@
         </w:trPr>
         <w:tc>
           <w:tcPr>
-            <w:tcW w:type="dxa" w:w="2808"/>
+            <w:tcW w:type="dxa" w:w="2059"/>
           </w:tcPr>
           <w:p>
             <w:r/>
@@ -590,7 +591,7 @@
         </w:tc>
         <w:tc>
           <w:tcPr>
-            <w:tcW w:type="dxa" w:w="2995"/>
+            <w:tcW w:type="dxa" w:w="2153"/>
           </w:tcPr>
           <w:p>
             <w:r/>
@@ -598,13 +599,13 @@
               <w:rPr>
                 <w:b/>
               </w:rPr>
-              <w:t>SID ABE Level 2</w:t>
-            </w:r>
-          </w:p>
-        </w:tc>
-        <w:tc>
-          <w:tcPr>
-            <w:tcW w:type="dxa" w:w="3557"/>
+              <w:t>SID ABE Level 2 (or set of BEs)</w:t>
+            </w:r>
+          </w:p>
+        </w:tc>
+        <w:tc>
+          <w:tcPr>
+            <w:tcW w:type="dxa" w:w="2527"/>
           </w:tcPr>
           <w:p>
             <w:r/>
@@ -612,7 +613,21 @@
               <w:rPr>
                 <w:b/>
               </w:rPr>
-              <w:t>Description</w:t>
+              <w:t>SID ABE L1 Definition</w:t>
+            </w:r>
+          </w:p>
+        </w:tc>
+        <w:tc>
+          <w:tcPr>
+            <w:tcW w:type="dxa" w:w="2621"/>
+          </w:tcPr>
+          <w:p>
+            <w:r/>
+            <w:r>
+              <w:rPr>
+                <w:b/>
+              </w:rPr>
+              <w:t>SID ABE L2 Definition</w:t>
             </w:r>
           </w:p>
         </w:tc>
@@ -620,7 +635,7 @@
       <w:tr>
         <w:tc>
           <w:tcPr>
-            <w:tcW w:type="dxa" w:w="2808"/>
+            <w:tcW w:type="dxa" w:w="2059"/>
           </w:tcPr>
           <w:p>
             <w:r/>
@@ -631,21 +646,32 @@
         </w:tc>
         <w:tc>
           <w:tcPr>
-            <w:tcW w:type="dxa" w:w="2995"/>
-          </w:tcPr>
-          <w:p>
-            <w:r/>
-            <w:r/>
-          </w:p>
-        </w:tc>
-        <w:tc>
-          <w:tcPr>
-            <w:tcW w:type="dxa" w:w="3557"/>
+            <w:tcW w:type="dxa" w:w="2153"/>
+          </w:tcPr>
+          <w:p>
+            <w:r/>
+            <w:r/>
+          </w:p>
+        </w:tc>
+        <w:tc>
+          <w:tcPr>
+            <w:tcW w:type="dxa" w:w="2527"/>
           </w:tcPr>
           <w:p>
             <w:r/>
             <w:r>
               <w:t>The Product Order ABE contains all entities required to specify a communication used to procure or update one or many Products and ProductOfferingInstances in the context of ProductSpecifications and ProductOfferingSpecifications. This pattern is used to define: CustomerProductOrder corresponding to ProductOfferingInstances ordered by a Customer from the Service Provider and BusinessPartnerProductOrder corresponding to ProductOfferingInstances ordered by the Service Provider from a Business Partner Note: Some but not all enterprises consider an Order to be a type of an Agreement. From a SID model perspective, an Order can be formalized by an Agreement and the Agreements relationship between the Agreement and the ProductOrder. This philosophy has the advantage of clearly separating two different concepts: the order from the legal formalisms associated with the order. For example, several orders may refer to the same Agreement.</w:t>
+            </w:r>
+          </w:p>
+        </w:tc>
+        <w:tc>
+          <w:tcPr>
+            <w:tcW w:type="dxa" w:w="2621"/>
+          </w:tcPr>
+          <w:p>
+            <w:r/>
+            <w:r>
+              <w:t>*(no description available)*</w:t>
             </w:r>
           </w:p>
         </w:tc>
@@ -653,7 +679,7 @@
       <w:tr>
         <w:tc>
           <w:tcPr>
-            <w:tcW w:type="dxa" w:w="2808"/>
+            <w:tcW w:type="dxa" w:w="2059"/>
           </w:tcPr>
           <w:p>
             <w:r/>
@@ -664,21 +690,32 @@
         </w:tc>
         <w:tc>
           <w:tcPr>
-            <w:tcW w:type="dxa" w:w="2995"/>
-          </w:tcPr>
-          <w:p>
-            <w:r/>
-            <w:r/>
-          </w:p>
-        </w:tc>
-        <w:tc>
-          <w:tcPr>
-            <w:tcW w:type="dxa" w:w="3557"/>
+            <w:tcW w:type="dxa" w:w="2153"/>
+          </w:tcPr>
+          <w:p>
+            <w:r/>
+            <w:r/>
+          </w:p>
+        </w:tc>
+        <w:tc>
+          <w:tcPr>
+            <w:tcW w:type="dxa" w:w="2527"/>
           </w:tcPr>
           <w:p>
             <w:r/>
             <w:r>
               <w:t>The Business Partner Product Order ABE contains all entities required to specify a communication used to procure, update or remove one or many ProductOfferingInstances in the context of a ProductOfferingSpecification for the Service Provider. A Business Partner Product Order is also known as a Purchase Order. Note: Some but not all enterprises consider an Order to be a type of an Agreement. From a SID model perspective, an Order can be formalized by an Agreement and the Agreements relationship between the Agreement and the ProductOrder. This philosophy has the advantage of clearly separating two different concepts: the order from the legal formalisms associated with the order. For example, several orders may refer to the same Agreement.</w:t>
+            </w:r>
+          </w:p>
+        </w:tc>
+        <w:tc>
+          <w:tcPr>
+            <w:tcW w:type="dxa" w:w="2621"/>
+          </w:tcPr>
+          <w:p>
+            <w:r/>
+            <w:r>
+              <w:t>*(no description available)*</w:t>
             </w:r>
           </w:p>
         </w:tc>
@@ -686,7 +723,7 @@
       <w:tr>
         <w:tc>
           <w:tcPr>
-            <w:tcW w:type="dxa" w:w="2808"/>
+            <w:tcW w:type="dxa" w:w="2059"/>
           </w:tcPr>
           <w:p>
             <w:r/>
@@ -697,7 +734,7 @@
         </w:tc>
         <w:tc>
           <w:tcPr>
-            <w:tcW w:type="dxa" w:w="2995"/>
+            <w:tcW w:type="dxa" w:w="2153"/>
           </w:tcPr>
           <w:p>
             <w:r/>
@@ -708,7 +745,18 @@
         </w:tc>
         <w:tc>
           <w:tcPr>
-            <w:tcW w:type="dxa" w:w="3557"/>
+            <w:tcW w:type="dxa" w:w="2527"/>
+          </w:tcPr>
+          <w:p>
+            <w:r/>
+            <w:r>
+              <w:t>Handles single customer orders and the various types thereof, such as regulated and non-regulated orders. / Orders ProductOfferings and concerns Products</w:t>
+            </w:r>
+          </w:p>
+        </w:tc>
+        <w:tc>
+          <w:tcPr>
+            <w:tcW w:type="dxa" w:w="2621"/>
           </w:tcPr>
           <w:p>
             <w:r/>
@@ -721,7 +769,7 @@
       <w:tr>
         <w:tc>
           <w:tcPr>
-            <w:tcW w:type="dxa" w:w="2808"/>
+            <w:tcW w:type="dxa" w:w="2059"/>
           </w:tcPr>
           <w:p>
             <w:r/>
@@ -732,7 +780,7 @@
         </w:tc>
         <w:tc>
           <w:tcPr>
-            <w:tcW w:type="dxa" w:w="2995"/>
+            <w:tcW w:type="dxa" w:w="2153"/>
           </w:tcPr>
           <w:p>
             <w:r/>
@@ -743,7 +791,18 @@
         </w:tc>
         <w:tc>
           <w:tcPr>
-            <w:tcW w:type="dxa" w:w="3557"/>
+            <w:tcW w:type="dxa" w:w="2527"/>
+          </w:tcPr>
+          <w:p>
+            <w:r/>
+            <w:r>
+              <w:t>Handles single customer orders and the various types thereof, such as regulated and non-regulated orders. / Orders ProductOfferings and concerns Products</w:t>
+            </w:r>
+          </w:p>
+        </w:tc>
+        <w:tc>
+          <w:tcPr>
+            <w:tcW w:type="dxa" w:w="2621"/>
           </w:tcPr>
           <w:p>
             <w:r/>
@@ -756,7 +815,7 @@
       <w:tr>
         <w:tc>
           <w:tcPr>
-            <w:tcW w:type="dxa" w:w="2808"/>
+            <w:tcW w:type="dxa" w:w="2059"/>
           </w:tcPr>
           <w:p>
             <w:r/>
@@ -767,7 +826,7 @@
         </w:tc>
         <w:tc>
           <w:tcPr>
-            <w:tcW w:type="dxa" w:w="2995"/>
+            <w:tcW w:type="dxa" w:w="2153"/>
           </w:tcPr>
           <w:p>
             <w:r/>
@@ -778,7 +837,18 @@
         </w:tc>
         <w:tc>
           <w:tcPr>
-            <w:tcW w:type="dxa" w:w="3557"/>
+            <w:tcW w:type="dxa" w:w="2527"/>
+          </w:tcPr>
+          <w:p>
+            <w:r/>
+            <w:r>
+              <w:t>Handles single customer orders and the various types thereof, such as regulated and non-regulated orders. / Orders ProductOfferings and concerns Products</w:t>
+            </w:r>
+          </w:p>
+        </w:tc>
+        <w:tc>
+          <w:tcPr>
+            <w:tcW w:type="dxa" w:w="2621"/>
           </w:tcPr>
           <w:p>
             <w:r/>
@@ -791,7 +861,7 @@
       <w:tr>
         <w:tc>
           <w:tcPr>
-            <w:tcW w:type="dxa" w:w="2808"/>
+            <w:tcW w:type="dxa" w:w="2059"/>
           </w:tcPr>
           <w:p>
             <w:r/>
@@ -802,21 +872,32 @@
         </w:tc>
         <w:tc>
           <w:tcPr>
-            <w:tcW w:type="dxa" w:w="2995"/>
-          </w:tcPr>
-          <w:p>
-            <w:r/>
-            <w:r/>
-          </w:p>
-        </w:tc>
-        <w:tc>
-          <w:tcPr>
-            <w:tcW w:type="dxa" w:w="3557"/>
-          </w:tcPr>
-          <w:p>
-            <w:r/>
-            <w:r>
-              <w:t>Handles single customer orders and the various types thereof, such as regulated and non-regulated orders. / Orders ProductOfferings and concerns Products</w:t>
+            <w:tcW w:type="dxa" w:w="2153"/>
+          </w:tcPr>
+          <w:p>
+            <w:r/>
+            <w:r/>
+          </w:p>
+        </w:tc>
+        <w:tc>
+          <w:tcPr>
+            <w:tcW w:type="dxa" w:w="2527"/>
+          </w:tcPr>
+          <w:p>
+            <w:r/>
+            <w:r>
+              <w:t>*(no description available)*</w:t>
+            </w:r>
+          </w:p>
+        </w:tc>
+        <w:tc>
+          <w:tcPr>
+            <w:tcW w:type="dxa" w:w="2621"/>
+          </w:tcPr>
+          <w:p>
+            <w:r/>
+            <w:r>
+              <w:t>*(no description available)*</w:t>
             </w:r>
           </w:p>
         </w:tc>
@@ -2844,7 +2925,9 @@
           </w:tcPr>
           <w:p>
             <w:r/>
-            <w:r/>
+            <w:r>
+              <w:t>*(no description available)*</w:t>
+            </w:r>
           </w:p>
         </w:tc>
         <w:tc>
@@ -2853,7 +2936,9 @@
           </w:tcPr>
           <w:p>
             <w:r/>
-            <w:r/>
+            <w:r>
+              <w:t>*(no description available)*</w:t>
+            </w:r>
           </w:p>
         </w:tc>
       </w:tr>
@@ -3572,6 +3657,12 @@
             <w:r>
               <w:t>productOrder</w:t>
             </w:r>
+            <w:r>
+              <w:br/>
+            </w:r>
+            <w:r>
+              <w:t>cancelProductOrder</w:t>
+            </w:r>
           </w:p>
         </w:tc>
         <w:tc>
@@ -3651,7 +3742,7 @@
           <w:p>
             <w:r/>
             <w:r>
-              <w:t>5</w:t>
+              <w:t>4</w:t>
             </w:r>
           </w:p>
         </w:tc>
@@ -3662,6 +3753,12 @@
           <w:p>
             <w:r/>
             <w:r>
+              <w:t>productOrder</w:t>
+            </w:r>
+            <w:r>
+              <w:br/>
+            </w:r>
+            <w:r>
               <w:t>cancelProductOrder</w:t>
             </w:r>
           </w:p>
@@ -3673,6 +3770,12 @@
           <w:p>
             <w:r/>
             <w:r>
+              <w:t>POST</w:t>
+            </w:r>
+            <w:r>
+              <w:br/>
+            </w:r>
+            <w:r>
               <w:t>GET</w:t>
             </w:r>
             <w:r>
@@ -3685,7 +3788,13 @@
               <w:br/>
             </w:r>
             <w:r>
-              <w:t>POST</w:t>
+              <w:t>PATCH</w:t>
+            </w:r>
+            <w:r>
+              <w:br/>
+            </w:r>
+            <w:r>
+              <w:t>DELETE</w:t>
             </w:r>
           </w:p>
         </w:tc>
@@ -3698,7 +3807,7 @@
           <w:p>
             <w:r/>
             <w:r>
-              <w:t>TMF622</w:t>
+              <w:t>TMF701</w:t>
             </w:r>
           </w:p>
         </w:tc>
@@ -3709,7 +3818,7 @@
           <w:p>
             <w:r/>
             <w:r>
-              <w:t>Product Ordering Management API</w:t>
+              <w:t>Process Management API</w:t>
             </w:r>
           </w:p>
         </w:tc>
@@ -3720,7 +3829,7 @@
           <w:p>
             <w:r/>
             <w:r>
-              <w:t>Mandatory</w:t>
+              <w:t>Optional</w:t>
             </w:r>
           </w:p>
         </w:tc>
@@ -3742,7 +3851,13 @@
           <w:p>
             <w:r/>
             <w:r>
-              <w:t>productOrder</w:t>
+              <w:t>processFlow</w:t>
+            </w:r>
+            <w:r>
+              <w:br/>
+            </w:r>
+            <w:r>
+              <w:t>taskFlow</w:t>
             </w:r>
           </w:p>
         </w:tc>
@@ -3771,13 +3886,13 @@
               <w:br/>
             </w:r>
             <w:r>
+              <w:t>DELETE</w:t>
+            </w:r>
+            <w:r>
+              <w:br/>
+            </w:r>
+            <w:r>
               <w:t>PATCH</w:t>
-            </w:r>
-            <w:r>
-              <w:br/>
-            </w:r>
-            <w:r>
-              <w:t>DELETE</w:t>
             </w:r>
           </w:p>
         </w:tc>
@@ -3790,7 +3905,7 @@
           <w:p>
             <w:r/>
             <w:r>
-              <w:t>TMF622</w:t>
+              <w:t>TMF701</w:t>
             </w:r>
           </w:p>
         </w:tc>
@@ -3801,7 +3916,7 @@
           <w:p>
             <w:r/>
             <w:r>
-              <w:t>Product Ordering Management API</w:t>
+              <w:t>Process Management API</w:t>
             </w:r>
           </w:p>
         </w:tc>
@@ -3812,7 +3927,7 @@
           <w:p>
             <w:r/>
             <w:r>
-              <w:t>Mandatory</w:t>
+              <w:t>Optional</w:t>
             </w:r>
           </w:p>
         </w:tc>
@@ -3823,7 +3938,7 @@
           <w:p>
             <w:r/>
             <w:r>
-              <w:t>4</w:t>
+              <w:t>5</w:t>
             </w:r>
           </w:p>
         </w:tc>
@@ -3834,515 +3949,23 @@
           <w:p>
             <w:r/>
             <w:r>
-              <w:t>cancelProductOrder</w:t>
-            </w:r>
-          </w:p>
-        </w:tc>
-        <w:tc>
-          <w:tcPr>
-            <w:tcW w:type="dxa" w:w="1217"/>
-          </w:tcPr>
-          <w:p>
-            <w:r/>
-            <w:r>
-              <w:t>GET</w:t>
-            </w:r>
-            <w:r>
-              <w:br/>
-            </w:r>
-            <w:r>
-              <w:t>GET /id</w:t>
-            </w:r>
-            <w:r>
-              <w:br/>
-            </w:r>
-            <w:r>
-              <w:t>POST</w:t>
-            </w:r>
-          </w:p>
-        </w:tc>
-      </w:tr>
-      <w:tr>
-        <w:tc>
-          <w:tcPr>
-            <w:tcW w:type="dxa" w:w="1030"/>
-          </w:tcPr>
-          <w:p>
-            <w:r/>
-            <w:r>
-              <w:t>TMF701</w:t>
-            </w:r>
-          </w:p>
-        </w:tc>
-        <w:tc>
-          <w:tcPr>
-            <w:tcW w:type="dxa" w:w="2246"/>
-          </w:tcPr>
-          <w:p>
-            <w:r/>
-            <w:r>
-              <w:t>Process Management API</w:t>
-            </w:r>
-          </w:p>
-        </w:tc>
-        <w:tc>
-          <w:tcPr>
-            <w:tcW w:type="dxa" w:w="1778"/>
-          </w:tcPr>
-          <w:p>
-            <w:r/>
-            <w:r>
-              <w:t>Optional</w:t>
-            </w:r>
-          </w:p>
-        </w:tc>
-        <w:tc>
-          <w:tcPr>
-            <w:tcW w:type="dxa" w:w="1310"/>
-          </w:tcPr>
-          <w:p>
-            <w:r/>
-            <w:r>
-              <w:t>4</w:t>
-            </w:r>
-          </w:p>
-        </w:tc>
-        <w:tc>
-          <w:tcPr>
-            <w:tcW w:type="dxa" w:w="1778"/>
-          </w:tcPr>
-          <w:p>
-            <w:r/>
-            <w:r>
-              <w:t>processFlow</w:t>
-            </w:r>
-          </w:p>
-        </w:tc>
-        <w:tc>
-          <w:tcPr>
-            <w:tcW w:type="dxa" w:w="1217"/>
-          </w:tcPr>
-          <w:p>
-            <w:r/>
-            <w:r>
-              <w:t>POST</w:t>
-            </w:r>
-            <w:r>
-              <w:br/>
-            </w:r>
-            <w:r>
-              <w:t>GET</w:t>
-            </w:r>
-            <w:r>
-              <w:br/>
-            </w:r>
-            <w:r>
-              <w:t>GET /id</w:t>
-            </w:r>
-            <w:r>
-              <w:br/>
-            </w:r>
-            <w:r>
-              <w:t>DELETE</w:t>
-            </w:r>
-          </w:p>
-        </w:tc>
-      </w:tr>
-      <w:tr>
-        <w:tc>
-          <w:tcPr>
-            <w:tcW w:type="dxa" w:w="1030"/>
-          </w:tcPr>
-          <w:p>
-            <w:r/>
-            <w:r>
-              <w:t>TMF701</w:t>
-            </w:r>
-          </w:p>
-        </w:tc>
-        <w:tc>
-          <w:tcPr>
-            <w:tcW w:type="dxa" w:w="2246"/>
-          </w:tcPr>
-          <w:p>
-            <w:r/>
-            <w:r>
-              <w:t>Process Management API</w:t>
-            </w:r>
-          </w:p>
-        </w:tc>
-        <w:tc>
-          <w:tcPr>
-            <w:tcW w:type="dxa" w:w="1778"/>
-          </w:tcPr>
-          <w:p>
-            <w:r/>
-            <w:r>
-              <w:t>Optional</w:t>
-            </w:r>
-          </w:p>
-        </w:tc>
-        <w:tc>
-          <w:tcPr>
-            <w:tcW w:type="dxa" w:w="1310"/>
-          </w:tcPr>
-          <w:p>
-            <w:r/>
-            <w:r>
-              <w:t>4</w:t>
-            </w:r>
-          </w:p>
-        </w:tc>
-        <w:tc>
-          <w:tcPr>
-            <w:tcW w:type="dxa" w:w="1778"/>
-          </w:tcPr>
-          <w:p>
-            <w:r/>
-            <w:r>
-              <w:t>taskFlow</w:t>
-            </w:r>
-          </w:p>
-        </w:tc>
-        <w:tc>
-          <w:tcPr>
-            <w:tcW w:type="dxa" w:w="1217"/>
-          </w:tcPr>
-          <w:p>
-            <w:r/>
-            <w:r>
-              <w:t>POST</w:t>
-            </w:r>
-            <w:r>
-              <w:br/>
-            </w:r>
-            <w:r>
-              <w:t>PATCH</w:t>
-            </w:r>
-            <w:r>
-              <w:br/>
-            </w:r>
-            <w:r>
-              <w:t>GET</w:t>
-            </w:r>
-            <w:r>
-              <w:br/>
-            </w:r>
-            <w:r>
-              <w:t>GET /id</w:t>
-            </w:r>
-          </w:p>
-        </w:tc>
-      </w:tr>
-      <w:tr>
-        <w:tc>
-          <w:tcPr>
-            <w:tcW w:type="dxa" w:w="1030"/>
-          </w:tcPr>
-          <w:p>
-            <w:r/>
-            <w:r>
-              <w:t>TMF701</w:t>
-            </w:r>
-          </w:p>
-        </w:tc>
-        <w:tc>
-          <w:tcPr>
-            <w:tcW w:type="dxa" w:w="2246"/>
-          </w:tcPr>
-          <w:p>
-            <w:r/>
-            <w:r>
-              <w:t>Process Management API</w:t>
-            </w:r>
-          </w:p>
-        </w:tc>
-        <w:tc>
-          <w:tcPr>
-            <w:tcW w:type="dxa" w:w="1778"/>
-          </w:tcPr>
-          <w:p>
-            <w:r/>
-            <w:r>
-              <w:t>Optional</w:t>
-            </w:r>
-          </w:p>
-        </w:tc>
-        <w:tc>
-          <w:tcPr>
-            <w:tcW w:type="dxa" w:w="1310"/>
-          </w:tcPr>
-          <w:p>
-            <w:r/>
-            <w:r>
-              <w:t>5</w:t>
-            </w:r>
-          </w:p>
-        </w:tc>
-        <w:tc>
-          <w:tcPr>
-            <w:tcW w:type="dxa" w:w="1778"/>
-          </w:tcPr>
-          <w:p>
-            <w:r/>
-            <w:r>
               <w:t>process</w:t>
             </w:r>
-          </w:p>
-        </w:tc>
-        <w:tc>
-          <w:tcPr>
-            <w:tcW w:type="dxa" w:w="1217"/>
-          </w:tcPr>
-          <w:p>
-            <w:r/>
-            <w:r>
-              <w:t>POST</w:t>
-            </w:r>
-            <w:r>
-              <w:br/>
-            </w:r>
-            <w:r>
-              <w:t>GET</w:t>
-            </w:r>
-            <w:r>
-              <w:br/>
-            </w:r>
-            <w:r>
-              <w:t>GET /id</w:t>
-            </w:r>
-            <w:r>
-              <w:br/>
-            </w:r>
-            <w:r>
-              <w:t>PATCH</w:t>
-            </w:r>
-          </w:p>
-        </w:tc>
-      </w:tr>
-      <w:tr>
-        <w:tc>
-          <w:tcPr>
-            <w:tcW w:type="dxa" w:w="1030"/>
-          </w:tcPr>
-          <w:p>
-            <w:r/>
-            <w:r>
-              <w:t>TMF701</w:t>
-            </w:r>
-          </w:p>
-        </w:tc>
-        <w:tc>
-          <w:tcPr>
-            <w:tcW w:type="dxa" w:w="2246"/>
-          </w:tcPr>
-          <w:p>
-            <w:r/>
-            <w:r>
-              <w:t>Process Management API</w:t>
-            </w:r>
-          </w:p>
-        </w:tc>
-        <w:tc>
-          <w:tcPr>
-            <w:tcW w:type="dxa" w:w="1778"/>
-          </w:tcPr>
-          <w:p>
-            <w:r/>
-            <w:r>
-              <w:t>Optional</w:t>
-            </w:r>
-          </w:p>
-        </w:tc>
-        <w:tc>
-          <w:tcPr>
-            <w:tcW w:type="dxa" w:w="1310"/>
-          </w:tcPr>
-          <w:p>
-            <w:r/>
-            <w:r>
-              <w:t>5</w:t>
-            </w:r>
-          </w:p>
-        </w:tc>
-        <w:tc>
-          <w:tcPr>
-            <w:tcW w:type="dxa" w:w="1778"/>
-          </w:tcPr>
-          <w:p>
-            <w:r/>
+            <w:r>
+              <w:br/>
+            </w:r>
             <w:r>
               <w:t>task</w:t>
             </w:r>
-          </w:p>
-        </w:tc>
-        <w:tc>
-          <w:tcPr>
-            <w:tcW w:type="dxa" w:w="1217"/>
-          </w:tcPr>
-          <w:p>
-            <w:r/>
-            <w:r>
-              <w:t>POST</w:t>
-            </w:r>
-            <w:r>
-              <w:br/>
-            </w:r>
-            <w:r>
-              <w:t>GET</w:t>
-            </w:r>
-            <w:r>
-              <w:br/>
-            </w:r>
-            <w:r>
-              <w:t>GET /id</w:t>
-            </w:r>
-            <w:r>
-              <w:br/>
-            </w:r>
-            <w:r>
-              <w:t>PATCH</w:t>
-            </w:r>
-          </w:p>
-        </w:tc>
-      </w:tr>
-      <w:tr>
-        <w:tc>
-          <w:tcPr>
-            <w:tcW w:type="dxa" w:w="1030"/>
-          </w:tcPr>
-          <w:p>
-            <w:r/>
-            <w:r>
-              <w:t>TMF701</w:t>
-            </w:r>
-          </w:p>
-        </w:tc>
-        <w:tc>
-          <w:tcPr>
-            <w:tcW w:type="dxa" w:w="2246"/>
-          </w:tcPr>
-          <w:p>
-            <w:r/>
-            <w:r>
-              <w:t>Process Management API</w:t>
-            </w:r>
-          </w:p>
-        </w:tc>
-        <w:tc>
-          <w:tcPr>
-            <w:tcW w:type="dxa" w:w="1778"/>
-          </w:tcPr>
-          <w:p>
-            <w:r/>
-            <w:r>
-              <w:t>Optional</w:t>
-            </w:r>
-          </w:p>
-        </w:tc>
-        <w:tc>
-          <w:tcPr>
-            <w:tcW w:type="dxa" w:w="1310"/>
-          </w:tcPr>
-          <w:p>
-            <w:r/>
-            <w:r>
-              <w:t>5</w:t>
-            </w:r>
-          </w:p>
-        </w:tc>
-        <w:tc>
-          <w:tcPr>
-            <w:tcW w:type="dxa" w:w="1778"/>
-          </w:tcPr>
-          <w:p>
-            <w:r/>
+            <w:r>
+              <w:br/>
+            </w:r>
             <w:r>
               <w:t>processSpecification</w:t>
             </w:r>
-          </w:p>
-        </w:tc>
-        <w:tc>
-          <w:tcPr>
-            <w:tcW w:type="dxa" w:w="1217"/>
-          </w:tcPr>
-          <w:p>
-            <w:r/>
-            <w:r>
-              <w:t>POST</w:t>
-            </w:r>
-            <w:r>
-              <w:br/>
-            </w:r>
-            <w:r>
-              <w:t>GET</w:t>
-            </w:r>
-            <w:r>
-              <w:br/>
-            </w:r>
-            <w:r>
-              <w:t>GET /id</w:t>
-            </w:r>
-            <w:r>
-              <w:br/>
-            </w:r>
-            <w:r>
-              <w:t>PATCH</w:t>
-            </w:r>
-          </w:p>
-        </w:tc>
-      </w:tr>
-      <w:tr>
-        <w:tc>
-          <w:tcPr>
-            <w:tcW w:type="dxa" w:w="1030"/>
-          </w:tcPr>
-          <w:p>
-            <w:r/>
-            <w:r>
-              <w:t>TMF701</w:t>
-            </w:r>
-          </w:p>
-        </w:tc>
-        <w:tc>
-          <w:tcPr>
-            <w:tcW w:type="dxa" w:w="2246"/>
-          </w:tcPr>
-          <w:p>
-            <w:r/>
-            <w:r>
-              <w:t>Process Management API</w:t>
-            </w:r>
-          </w:p>
-        </w:tc>
-        <w:tc>
-          <w:tcPr>
-            <w:tcW w:type="dxa" w:w="1778"/>
-          </w:tcPr>
-          <w:p>
-            <w:r/>
-            <w:r>
-              <w:t>Optional</w:t>
-            </w:r>
-          </w:p>
-        </w:tc>
-        <w:tc>
-          <w:tcPr>
-            <w:tcW w:type="dxa" w:w="1310"/>
-          </w:tcPr>
-          <w:p>
-            <w:r/>
-            <w:r>
-              <w:t>5</w:t>
-            </w:r>
-          </w:p>
-        </w:tc>
-        <w:tc>
-          <w:tcPr>
-            <w:tcW w:type="dxa" w:w="1778"/>
-          </w:tcPr>
-          <w:p>
-            <w:r/>
+            <w:r>
+              <w:br/>
+            </w:r>
             <w:r>
               <w:t>taskSpecification</w:t>
             </w:r>
@@ -4598,6 +4221,18 @@
             <w:r>
               <w:t>productSpecification</w:t>
             </w:r>
+            <w:r>
+              <w:br/>
+            </w:r>
+            <w:r>
+              <w:t>productOffering</w:t>
+            </w:r>
+            <w:r>
+              <w:br/>
+            </w:r>
+            <w:r>
+              <w:t>productOfferingPrice</w:t>
+            </w:r>
           </w:p>
         </w:tc>
         <w:tc>
@@ -4648,7 +4283,7 @@
           <w:p>
             <w:r/>
             <w:r>
-              <w:t>5</w:t>
+              <w:t>4</w:t>
             </w:r>
           </w:p>
         </w:tc>
@@ -4670,7 +4305,19 @@
           <w:p>
             <w:r/>
             <w:r>
+              <w:t>productSpecification</w:t>
+            </w:r>
+            <w:r>
+              <w:br/>
+            </w:r>
+            <w:r>
               <w:t>productOffering</w:t>
+            </w:r>
+            <w:r>
+              <w:br/>
+            </w:r>
+            <w:r>
+              <w:t>productOfferingPrice</w:t>
             </w:r>
           </w:p>
         </w:tc>
@@ -4700,7 +4347,7 @@
           <w:p>
             <w:r/>
             <w:r>
-              <w:t>TMF620</w:t>
+              <w:t>TMF622</w:t>
             </w:r>
           </w:p>
         </w:tc>
@@ -4711,7 +4358,7 @@
           <w:p>
             <w:r/>
             <w:r>
-              <w:t>Product Catalog Management API</w:t>
+              <w:t>Product Ordering Management API</w:t>
             </w:r>
           </w:p>
         </w:tc>
@@ -4733,7 +4380,7 @@
           <w:p>
             <w:r/>
             <w:r>
-              <w:t>Mandatory</w:t>
+              <w:t>Optional</w:t>
             </w:r>
           </w:p>
         </w:tc>
@@ -4744,7 +4391,7 @@
           <w:p>
             <w:r/>
             <w:r>
-              <w:t>productOfferingPrice</w:t>
+              <w:t>productOrder</w:t>
             </w:r>
           </w:p>
         </w:tc>
@@ -4774,7 +4421,7 @@
           <w:p>
             <w:r/>
             <w:r>
-              <w:t>TMF620</w:t>
+              <w:t>TMF622</w:t>
             </w:r>
           </w:p>
         </w:tc>
@@ -4785,7 +4432,7 @@
           <w:p>
             <w:r/>
             <w:r>
-              <w:t>Product Catalog Management API</w:t>
+              <w:t>Product Ordering Management API</w:t>
             </w:r>
           </w:p>
         </w:tc>
@@ -4807,7 +4454,7 @@
           <w:p>
             <w:r/>
             <w:r>
-              <w:t>Mandatory</w:t>
+              <w:t>Optional</w:t>
             </w:r>
           </w:p>
         </w:tc>
@@ -4818,7 +4465,7 @@
           <w:p>
             <w:r/>
             <w:r>
-              <w:t>productSpecification</w:t>
+              <w:t>productOrder</w:t>
             </w:r>
           </w:p>
         </w:tc>
@@ -4848,7 +4495,7 @@
           <w:p>
             <w:r/>
             <w:r>
-              <w:t>TMF620</w:t>
+              <w:t>TMF637</w:t>
             </w:r>
           </w:p>
         </w:tc>
@@ -4859,7 +4506,7 @@
           <w:p>
             <w:r/>
             <w:r>
-              <w:t>Product Catalog Management API</w:t>
+              <w:t>Product Inventory Management API</w:t>
             </w:r>
           </w:p>
         </w:tc>
@@ -4870,7 +4517,7 @@
           <w:p>
             <w:r/>
             <w:r>
-              <w:t>4</w:t>
+              <w:t>5</w:t>
             </w:r>
           </w:p>
         </w:tc>
@@ -4892,7 +4539,7 @@
           <w:p>
             <w:r/>
             <w:r>
-              <w:t>productOffering</w:t>
+              <w:t>product</w:t>
             </w:r>
           </w:p>
         </w:tc>
@@ -4910,6 +4557,24 @@
             </w:r>
             <w:r>
               <w:t>GET /id</w:t>
+            </w:r>
+            <w:r>
+              <w:br/>
+            </w:r>
+            <w:r>
+              <w:t>POST</w:t>
+            </w:r>
+            <w:r>
+              <w:br/>
+            </w:r>
+            <w:r>
+              <w:t>PATCH</w:t>
+            </w:r>
+            <w:r>
+              <w:br/>
+            </w:r>
+            <w:r>
+              <w:t>DELETE</w:t>
             </w:r>
           </w:p>
         </w:tc>
@@ -4922,7 +4587,7 @@
           <w:p>
             <w:r/>
             <w:r>
-              <w:t>TMF620</w:t>
+              <w:t>TMF637</w:t>
             </w:r>
           </w:p>
         </w:tc>
@@ -4933,7 +4598,7 @@
           <w:p>
             <w:r/>
             <w:r>
-              <w:t>Product Catalog Management API</w:t>
+              <w:t>Product Inventory Management API</w:t>
             </w:r>
           </w:p>
         </w:tc>
@@ -4966,7 +4631,7 @@
           <w:p>
             <w:r/>
             <w:r>
-              <w:t>productOfferingPrice</w:t>
+              <w:t>product</w:t>
             </w:r>
           </w:p>
         </w:tc>
@@ -4977,6 +4642,12 @@
           <w:p>
             <w:r/>
             <w:r>
+              <w:t>POST</w:t>
+            </w:r>
+            <w:r>
+              <w:br/>
+            </w:r>
+            <w:r>
               <w:t>GET</w:t>
             </w:r>
             <w:r>
@@ -4984,6 +4655,18 @@
             </w:r>
             <w:r>
               <w:t>GET /id</w:t>
+            </w:r>
+            <w:r>
+              <w:br/>
+            </w:r>
+            <w:r>
+              <w:t>PATCH</w:t>
+            </w:r>
+            <w:r>
+              <w:br/>
+            </w:r>
+            <w:r>
+              <w:t>DELETE</w:t>
             </w:r>
           </w:p>
         </w:tc>
@@ -4996,7 +4679,7 @@
           <w:p>
             <w:r/>
             <w:r>
-              <w:t>TMF622</w:t>
+              <w:t>TMF633</w:t>
             </w:r>
           </w:p>
         </w:tc>
@@ -5007,7 +4690,7 @@
           <w:p>
             <w:r/>
             <w:r>
-              <w:t>Product Ordering Management API</w:t>
+              <w:t>Service Catalog Management API</w:t>
             </w:r>
           </w:p>
         </w:tc>
@@ -5018,7 +4701,7 @@
           <w:p>
             <w:r/>
             <w:r>
-              <w:t>5</w:t>
+              <w:t>4</w:t>
             </w:r>
           </w:p>
         </w:tc>
@@ -5040,7 +4723,7 @@
           <w:p>
             <w:r/>
             <w:r>
-              <w:t>productOrder</w:t>
+              <w:t>serviceSpecification</w:t>
             </w:r>
           </w:p>
         </w:tc>
@@ -5070,7 +4753,7 @@
           <w:p>
             <w:r/>
             <w:r>
-              <w:t>TMF622</w:t>
+              <w:t>TMF638</w:t>
             </w:r>
           </w:p>
         </w:tc>
@@ -5081,7 +4764,7 @@
           <w:p>
             <w:r/>
             <w:r>
-              <w:t>Product Ordering Management API</w:t>
+              <w:t>Service Inventory Management API</w:t>
             </w:r>
           </w:p>
         </w:tc>
@@ -5092,7 +4775,7 @@
           <w:p>
             <w:r/>
             <w:r>
-              <w:t>4</w:t>
+              <w:t>5</w:t>
             </w:r>
           </w:p>
         </w:tc>
@@ -5114,7 +4797,7 @@
           <w:p>
             <w:r/>
             <w:r>
-              <w:t>productOrder</w:t>
+              <w:t>service</w:t>
             </w:r>
           </w:p>
         </w:tc>
@@ -5144,7 +4827,7 @@
           <w:p>
             <w:r/>
             <w:r>
-              <w:t>TMF637</w:t>
+              <w:t>TMF638</w:t>
             </w:r>
           </w:p>
         </w:tc>
@@ -5155,7 +4838,7 @@
           <w:p>
             <w:r/>
             <w:r>
-              <w:t>Product Inventory Management API</w:t>
+              <w:t>Service Inventory Management API</w:t>
             </w:r>
           </w:p>
         </w:tc>
@@ -5166,7 +4849,7 @@
           <w:p>
             <w:r/>
             <w:r>
-              <w:t>5</w:t>
+              <w:t>4</w:t>
             </w:r>
           </w:p>
         </w:tc>
@@ -5177,7 +4860,7 @@
           <w:p>
             <w:r/>
             <w:r>
-              <w:t>Mandatory</w:t>
+              <w:t>Optional</w:t>
             </w:r>
           </w:p>
         </w:tc>
@@ -5188,7 +4871,7 @@
           <w:p>
             <w:r/>
             <w:r>
-              <w:t>product</w:t>
+              <w:t>service</w:t>
             </w:r>
           </w:p>
         </w:tc>
@@ -5199,31 +4882,13 @@
           <w:p>
             <w:r/>
             <w:r>
+              <w:t>GET /id</w:t>
+            </w:r>
+            <w:r>
+              <w:br/>
+            </w:r>
+            <w:r>
               <w:t>GET</w:t>
-            </w:r>
-            <w:r>
-              <w:br/>
-            </w:r>
-            <w:r>
-              <w:t>GET /id</w:t>
-            </w:r>
-            <w:r>
-              <w:br/>
-            </w:r>
-            <w:r>
-              <w:t>POST</w:t>
-            </w:r>
-            <w:r>
-              <w:br/>
-            </w:r>
-            <w:r>
-              <w:t>PATCH</w:t>
-            </w:r>
-            <w:r>
-              <w:br/>
-            </w:r>
-            <w:r>
-              <w:t>DELETE</w:t>
             </w:r>
           </w:p>
         </w:tc>
@@ -5236,7 +4901,7 @@
           <w:p>
             <w:r/>
             <w:r>
-              <w:t>TMF637</w:t>
+              <w:t>TMF641</w:t>
             </w:r>
           </w:p>
         </w:tc>
@@ -5247,7 +4912,7 @@
           <w:p>
             <w:r/>
             <w:r>
-              <w:t>Product Inventory Management API</w:t>
+              <w:t>Service Ordering Management API</w:t>
             </w:r>
           </w:p>
         </w:tc>
@@ -5269,7 +4934,7 @@
           <w:p>
             <w:r/>
             <w:r>
-              <w:t>Mandatory</w:t>
+              <w:t>Optional</w:t>
             </w:r>
           </w:p>
         </w:tc>
@@ -5280,7 +4945,13 @@
           <w:p>
             <w:r/>
             <w:r>
-              <w:t>product</w:t>
+              <w:t>serviceOrder</w:t>
+            </w:r>
+            <w:r>
+              <w:br/>
+            </w:r>
+            <w:r>
+              <w:t>cancelServiceOrder</w:t>
             </w:r>
           </w:p>
         </w:tc>
@@ -5291,19 +4962,19 @@
           <w:p>
             <w:r/>
             <w:r>
+              <w:t>GET</w:t>
+            </w:r>
+            <w:r>
+              <w:br/>
+            </w:r>
+            <w:r>
+              <w:t>GET /id</w:t>
+            </w:r>
+            <w:r>
+              <w:br/>
+            </w:r>
+            <w:r>
               <w:t>POST</w:t>
-            </w:r>
-            <w:r>
-              <w:br/>
-            </w:r>
-            <w:r>
-              <w:t>GET</w:t>
-            </w:r>
-            <w:r>
-              <w:br/>
-            </w:r>
-            <w:r>
-              <w:t>GET /id</w:t>
             </w:r>
             <w:r>
               <w:br/>
@@ -5328,7 +4999,7 @@
           <w:p>
             <w:r/>
             <w:r>
-              <w:t>TMF633</w:t>
+              <w:t>TMF641</w:t>
             </w:r>
           </w:p>
         </w:tc>
@@ -5339,7 +5010,7 @@
           <w:p>
             <w:r/>
             <w:r>
-              <w:t>Service Catalog Management API</w:t>
+              <w:t>Service Ordering Management API</w:t>
             </w:r>
           </w:p>
         </w:tc>
@@ -5350,7 +5021,7 @@
           <w:p>
             <w:r/>
             <w:r>
-              <w:t>4</w:t>
+              <w:t>5</w:t>
             </w:r>
           </w:p>
         </w:tc>
@@ -5372,7 +5043,13 @@
           <w:p>
             <w:r/>
             <w:r>
-              <w:t>serviceSpecification</w:t>
+              <w:t>serviceOrder</w:t>
+            </w:r>
+            <w:r>
+              <w:br/>
+            </w:r>
+            <w:r>
+              <w:t>cancelServiceOrder</w:t>
             </w:r>
           </w:p>
         </w:tc>
@@ -5390,6 +5067,24 @@
             </w:r>
             <w:r>
               <w:t>GET /id</w:t>
+            </w:r>
+            <w:r>
+              <w:br/>
+            </w:r>
+            <w:r>
+              <w:t>POST</w:t>
+            </w:r>
+            <w:r>
+              <w:br/>
+            </w:r>
+            <w:r>
+              <w:t>PATCH</w:t>
+            </w:r>
+            <w:r>
+              <w:br/>
+            </w:r>
+            <w:r>
+              <w:t>DELETE</w:t>
             </w:r>
           </w:p>
         </w:tc>
@@ -5402,7 +5097,7 @@
           <w:p>
             <w:r/>
             <w:r>
-              <w:t>TMF638</w:t>
+              <w:t>TMF634</w:t>
             </w:r>
           </w:p>
         </w:tc>
@@ -5413,7 +5108,7 @@
           <w:p>
             <w:r/>
             <w:r>
-              <w:t>Service Inventory Management API</w:t>
+              <w:t>Resource Catalog Management API</w:t>
             </w:r>
           </w:p>
         </w:tc>
@@ -5424,7 +5119,7 @@
           <w:p>
             <w:r/>
             <w:r>
-              <w:t>5</w:t>
+              <w:t>4</w:t>
             </w:r>
           </w:p>
         </w:tc>
@@ -5446,7 +5141,7 @@
           <w:p>
             <w:r/>
             <w:r>
-              <w:t>service</w:t>
+              <w:t>resourceSpecification</w:t>
             </w:r>
           </w:p>
         </w:tc>
@@ -5476,7 +5171,7 @@
           <w:p>
             <w:r/>
             <w:r>
-              <w:t>TMF638</w:t>
+              <w:t>TMF634</w:t>
             </w:r>
           </w:p>
         </w:tc>
@@ -5487,7 +5182,7 @@
           <w:p>
             <w:r/>
             <w:r>
-              <w:t>Service Inventory Management API</w:t>
+              <w:t>Resource Catalog Management API</w:t>
             </w:r>
           </w:p>
         </w:tc>
@@ -5498,7 +5193,7 @@
           <w:p>
             <w:r/>
             <w:r>
-              <w:t>4</w:t>
+              <w:t>5</w:t>
             </w:r>
           </w:p>
         </w:tc>
@@ -5520,7 +5215,7 @@
           <w:p>
             <w:r/>
             <w:r>
-              <w:t>service</w:t>
+              <w:t>resourceSpecification</w:t>
             </w:r>
           </w:p>
         </w:tc>
@@ -5531,13 +5226,13 @@
           <w:p>
             <w:r/>
             <w:r>
+              <w:t>GET</w:t>
+            </w:r>
+            <w:r>
+              <w:br/>
+            </w:r>
+            <w:r>
               <w:t>GET /id</w:t>
-            </w:r>
-            <w:r>
-              <w:br/>
-            </w:r>
-            <w:r>
-              <w:t>GET</w:t>
             </w:r>
           </w:p>
         </w:tc>
@@ -5550,7 +5245,7 @@
           <w:p>
             <w:r/>
             <w:r>
-              <w:t>TMF641</w:t>
+              <w:t>TMF639</w:t>
             </w:r>
           </w:p>
         </w:tc>
@@ -5561,7 +5256,7 @@
           <w:p>
             <w:r/>
             <w:r>
-              <w:t>Service Ordering Management API</w:t>
+              <w:t>Resource Inventory Management API</w:t>
             </w:r>
           </w:p>
         </w:tc>
@@ -5594,7 +5289,7 @@
           <w:p>
             <w:r/>
             <w:r>
-              <w:t>serviceOrder</w:t>
+              <w:t>resource</w:t>
             </w:r>
           </w:p>
         </w:tc>
@@ -5612,24 +5307,6 @@
             </w:r>
             <w:r>
               <w:t>GET /id</w:t>
-            </w:r>
-            <w:r>
-              <w:br/>
-            </w:r>
-            <w:r>
-              <w:t>POST</w:t>
-            </w:r>
-            <w:r>
-              <w:br/>
-            </w:r>
-            <w:r>
-              <w:t>PATCH</w:t>
-            </w:r>
-            <w:r>
-              <w:br/>
-            </w:r>
-            <w:r>
-              <w:t>DELETE</w:t>
             </w:r>
           </w:p>
         </w:tc>
@@ -5642,7 +5319,7 @@
           <w:p>
             <w:r/>
             <w:r>
-              <w:t>TMF641</w:t>
+              <w:t>TMF639</w:t>
             </w:r>
           </w:p>
         </w:tc>
@@ -5653,7 +5330,7 @@
           <w:p>
             <w:r/>
             <w:r>
-              <w:t>Service Ordering Management API</w:t>
+              <w:t>Resource Inventory Management API</w:t>
             </w:r>
           </w:p>
         </w:tc>
@@ -5664,7 +5341,7 @@
           <w:p>
             <w:r/>
             <w:r>
-              <w:t>4</w:t>
+              <w:t>5</w:t>
             </w:r>
           </w:p>
         </w:tc>
@@ -5686,7 +5363,7 @@
           <w:p>
             <w:r/>
             <w:r>
-              <w:t>cancelServiceOrder</w:t>
+              <w:t>resource</w:t>
             </w:r>
           </w:p>
         </w:tc>
@@ -5704,12 +5381,6 @@
             </w:r>
             <w:r>
               <w:t>GET /id</w:t>
-            </w:r>
-            <w:r>
-              <w:br/>
-            </w:r>
-            <w:r>
-              <w:t>POST</w:t>
             </w:r>
           </w:p>
         </w:tc>
@@ -5722,7 +5393,7 @@
           <w:p>
             <w:r/>
             <w:r>
-              <w:t>TMF641</w:t>
+              <w:t>TMF652</w:t>
             </w:r>
           </w:p>
         </w:tc>
@@ -5733,7 +5404,7 @@
           <w:p>
             <w:r/>
             <w:r>
-              <w:t>Service Ordering Management API</w:t>
+              <w:t>Resource Order Management API</w:t>
             </w:r>
           </w:p>
         </w:tc>
@@ -5744,7 +5415,7 @@
           <w:p>
             <w:r/>
             <w:r>
-              <w:t>5</w:t>
+              <w:t>4</w:t>
             </w:r>
           </w:p>
         </w:tc>
@@ -5766,7 +5437,13 @@
           <w:p>
             <w:r/>
             <w:r>
-              <w:t>serviceOrder</w:t>
+              <w:t>resourceOrder</w:t>
+            </w:r>
+            <w:r>
+              <w:br/>
+            </w:r>
+            <w:r>
+              <w:t>cancelResourceOrder</w:t>
             </w:r>
           </w:p>
         </w:tc>
@@ -5777,12 +5454,6 @@
           <w:p>
             <w:r/>
             <w:r>
-              <w:t>GET</w:t>
-            </w:r>
-            <w:r>
-              <w:br/>
-            </w:r>
-            <w:r>
               <w:t>GET /id</w:t>
             </w:r>
             <w:r>
@@ -5790,18 +5461,6 @@
             </w:r>
             <w:r>
               <w:t>POST</w:t>
-            </w:r>
-            <w:r>
-              <w:br/>
-            </w:r>
-            <w:r>
-              <w:t>PATCH</w:t>
-            </w:r>
-            <w:r>
-              <w:br/>
-            </w:r>
-            <w:r>
-              <w:t>DELETE</w:t>
             </w:r>
           </w:p>
         </w:tc>
@@ -5814,7 +5473,7 @@
           <w:p>
             <w:r/>
             <w:r>
-              <w:t>TMF641</w:t>
+              <w:t>TMF652</w:t>
             </w:r>
           </w:p>
         </w:tc>
@@ -5825,7 +5484,7 @@
           <w:p>
             <w:r/>
             <w:r>
-              <w:t>Service Ordering Management API</w:t>
+              <w:t>Resource Order Management API</w:t>
             </w:r>
           </w:p>
         </w:tc>
@@ -5858,7 +5517,13 @@
           <w:p>
             <w:r/>
             <w:r>
-              <w:t>cancelServiceOrder</w:t>
+              <w:t>resourceOrder</w:t>
+            </w:r>
+            <w:r>
+              <w:br/>
+            </w:r>
+            <w:r>
+              <w:t>cancelResourceOrder</w:t>
             </w:r>
           </w:p>
         </w:tc>
@@ -5868,12 +5533,6 @@
           </w:tcPr>
           <w:p>
             <w:r/>
-            <w:r>
-              <w:t>GET</w:t>
-            </w:r>
-            <w:r>
-              <w:br/>
-            </w:r>
             <w:r>
               <w:t>GET /id</w:t>
             </w:r>
@@ -5894,7 +5553,7 @@
           <w:p>
             <w:r/>
             <w:r>
-              <w:t>TMF634</w:t>
+              <w:t>TMF701</w:t>
             </w:r>
           </w:p>
         </w:tc>
@@ -5905,7 +5564,7 @@
           <w:p>
             <w:r/>
             <w:r>
-              <w:t>Resource Catalog Management API</w:t>
+              <w:t>Process Management API</w:t>
             </w:r>
           </w:p>
         </w:tc>
@@ -5938,7 +5597,13 @@
           <w:p>
             <w:r/>
             <w:r>
-              <w:t>resourceSpecification</w:t>
+              <w:t>processFlow</w:t>
+            </w:r>
+            <w:r>
+              <w:br/>
+            </w:r>
+            <w:r>
+              <w:t>taskFlow</w:t>
             </w:r>
           </w:p>
         </w:tc>
@@ -5956,6 +5621,18 @@
             </w:r>
             <w:r>
               <w:t>GET /id</w:t>
+            </w:r>
+            <w:r>
+              <w:br/>
+            </w:r>
+            <w:r>
+              <w:t>POST</w:t>
+            </w:r>
+            <w:r>
+              <w:br/>
+            </w:r>
+            <w:r>
+              <w:t>DELETE /id</w:t>
             </w:r>
           </w:p>
         </w:tc>
@@ -5968,7 +5645,7 @@
           <w:p>
             <w:r/>
             <w:r>
-              <w:t>TMF634</w:t>
+              <w:t>TMF701</w:t>
             </w:r>
           </w:p>
         </w:tc>
@@ -5979,7 +5656,7 @@
           <w:p>
             <w:r/>
             <w:r>
-              <w:t>Resource Catalog Management API</w:t>
+              <w:t>Process Management API</w:t>
             </w:r>
           </w:p>
         </w:tc>
@@ -6012,7 +5689,13 @@
           <w:p>
             <w:r/>
             <w:r>
-              <w:t>resourceSpecification</w:t>
+              <w:t>process</w:t>
+            </w:r>
+            <w:r>
+              <w:br/>
+            </w:r>
+            <w:r>
+              <w:t>task</w:t>
             </w:r>
           </w:p>
         </w:tc>
@@ -6030,6 +5713,18 @@
             </w:r>
             <w:r>
               <w:t>GET /id</w:t>
+            </w:r>
+            <w:r>
+              <w:br/>
+            </w:r>
+            <w:r>
+              <w:t>POST</w:t>
+            </w:r>
+            <w:r>
+              <w:br/>
+            </w:r>
+            <w:r>
+              <w:t>DELETE /id</w:t>
             </w:r>
           </w:p>
         </w:tc>
@@ -6042,7 +5737,7 @@
           <w:p>
             <w:r/>
             <w:r>
-              <w:t>TMF639</w:t>
+              <w:t>TMF651</w:t>
             </w:r>
           </w:p>
         </w:tc>
@@ -6053,7 +5748,7 @@
           <w:p>
             <w:r/>
             <w:r>
-              <w:t>Resource Inventory Management API</w:t>
+              <w:t>Agreement Management API</w:t>
             </w:r>
           </w:p>
         </w:tc>
@@ -6086,7 +5781,7 @@
           <w:p>
             <w:r/>
             <w:r>
-              <w:t>resource</w:t>
+              <w:t>agreement</w:t>
             </w:r>
           </w:p>
         </w:tc>
@@ -6116,7 +5811,7 @@
           <w:p>
             <w:r/>
             <w:r>
-              <w:t>TMF639</w:t>
+              <w:t>TMF666</w:t>
             </w:r>
           </w:p>
         </w:tc>
@@ -6127,7 +5822,7 @@
           <w:p>
             <w:r/>
             <w:r>
-              <w:t>Resource Inventory Management API</w:t>
+              <w:t>Account Management API</w:t>
             </w:r>
           </w:p>
         </w:tc>
@@ -6138,7 +5833,7 @@
           <w:p>
             <w:r/>
             <w:r>
-              <w:t>5</w:t>
+              <w:t>4</w:t>
             </w:r>
           </w:p>
         </w:tc>
@@ -6160,7 +5855,7 @@
           <w:p>
             <w:r/>
             <w:r>
-              <w:t>resource</w:t>
+              <w:t>billingAccount</w:t>
             </w:r>
           </w:p>
         </w:tc>
@@ -6171,13 +5866,13 @@
           <w:p>
             <w:r/>
             <w:r>
+              <w:t>GET /id</w:t>
+            </w:r>
+            <w:r>
+              <w:br/>
+            </w:r>
+            <w:r>
               <w:t>GET</w:t>
-            </w:r>
-            <w:r>
-              <w:br/>
-            </w:r>
-            <w:r>
-              <w:t>GET /id</w:t>
             </w:r>
           </w:p>
         </w:tc>
@@ -6190,7 +5885,7 @@
           <w:p>
             <w:r/>
             <w:r>
-              <w:t>TMF652</w:t>
+              <w:t>TMF666</w:t>
             </w:r>
           </w:p>
         </w:tc>
@@ -6201,7 +5896,7 @@
           <w:p>
             <w:r/>
             <w:r>
-              <w:t>Resource Order Management API</w:t>
+              <w:t>Account Management API</w:t>
             </w:r>
           </w:p>
         </w:tc>
@@ -6212,7 +5907,7 @@
           <w:p>
             <w:r/>
             <w:r>
-              <w:t>4</w:t>
+              <w:t>5</w:t>
             </w:r>
           </w:p>
         </w:tc>
@@ -6234,7 +5929,7 @@
           <w:p>
             <w:r/>
             <w:r>
-              <w:t>resourceOrder</w:t>
+              <w:t>billingAccount</w:t>
             </w:r>
           </w:p>
         </w:tc>
@@ -6251,7 +5946,7 @@
               <w:br/>
             </w:r>
             <w:r>
-              <w:t>POST</w:t>
+              <w:t>GET</w:t>
             </w:r>
           </w:p>
         </w:tc>
@@ -6264,7 +5959,7 @@
           <w:p>
             <w:r/>
             <w:r>
-              <w:t>TMF652</w:t>
+              <w:t>TMF676</w:t>
             </w:r>
           </w:p>
         </w:tc>
@@ -6275,7 +5970,7 @@
           <w:p>
             <w:r/>
             <w:r>
-              <w:t>Resource Order Management API</w:t>
+              <w:t>Payment Management API</w:t>
             </w:r>
           </w:p>
         </w:tc>
@@ -6308,7 +6003,7 @@
           <w:p>
             <w:r/>
             <w:r>
-              <w:t>cancelResourceOrder</w:t>
+              <w:t>payment</w:t>
             </w:r>
           </w:p>
         </w:tc>
@@ -6325,7 +6020,7 @@
               <w:br/>
             </w:r>
             <w:r>
-              <w:t>POST</w:t>
+              <w:t>GET</w:t>
             </w:r>
           </w:p>
         </w:tc>
@@ -6338,7 +6033,7 @@
           <w:p>
             <w:r/>
             <w:r>
-              <w:t>TMF652</w:t>
+              <w:t>TMF669</w:t>
             </w:r>
           </w:p>
         </w:tc>
@@ -6349,7 +6044,7 @@
           <w:p>
             <w:r/>
             <w:r>
-              <w:t>Resource Order Management API</w:t>
+              <w:t>Party Role Management API</w:t>
             </w:r>
           </w:p>
         </w:tc>
@@ -6360,7 +6055,7 @@
           <w:p>
             <w:r/>
             <w:r>
-              <w:t>5</w:t>
+              <w:t>4</w:t>
             </w:r>
           </w:p>
         </w:tc>
@@ -6382,7 +6077,7 @@
           <w:p>
             <w:r/>
             <w:r>
-              <w:t>resourceOrder</w:t>
+              <w:t>partyRole</w:t>
             </w:r>
           </w:p>
         </w:tc>
@@ -6393,13 +6088,13 @@
           <w:p>
             <w:r/>
             <w:r>
+              <w:t>GET</w:t>
+            </w:r>
+            <w:r>
+              <w:br/>
+            </w:r>
+            <w:r>
               <w:t>GET /id</w:t>
-            </w:r>
-            <w:r>
-              <w:br/>
-            </w:r>
-            <w:r>
-              <w:t>POST</w:t>
             </w:r>
           </w:p>
         </w:tc>
@@ -6412,7 +6107,7 @@
           <w:p>
             <w:r/>
             <w:r>
-              <w:t>TMF652</w:t>
+              <w:t>TMF669</w:t>
             </w:r>
           </w:p>
         </w:tc>
@@ -6423,7 +6118,7 @@
           <w:p>
             <w:r/>
             <w:r>
-              <w:t>Resource Order Management API</w:t>
+              <w:t>Party Role Management API</w:t>
             </w:r>
           </w:p>
         </w:tc>
@@ -6456,7 +6151,13 @@
           <w:p>
             <w:r/>
             <w:r>
-              <w:t>cancelResourceOrder</w:t>
+              <w:t>partyRole</w:t>
+            </w:r>
+            <w:r>
+              <w:br/>
+            </w:r>
+            <w:r>
+              <w:t>partyRoleSpecification</w:t>
             </w:r>
           </w:p>
         </w:tc>
@@ -6467,13 +6168,13 @@
           <w:p>
             <w:r/>
             <w:r>
+              <w:t>GET</w:t>
+            </w:r>
+            <w:r>
+              <w:br/>
+            </w:r>
+            <w:r>
               <w:t>GET /id</w:t>
-            </w:r>
-            <w:r>
-              <w:br/>
-            </w:r>
-            <w:r>
-              <w:t>POST</w:t>
             </w:r>
           </w:p>
         </w:tc>
@@ -6486,7 +6187,7 @@
           <w:p>
             <w:r/>
             <w:r>
-              <w:t>TMF701</w:t>
+              <w:t>TMF632</w:t>
             </w:r>
           </w:p>
         </w:tc>
@@ -6497,7 +6198,7 @@
           <w:p>
             <w:r/>
             <w:r>
-              <w:t>Process Management API</w:t>
+              <w:t>Party Management API</w:t>
             </w:r>
           </w:p>
         </w:tc>
@@ -6530,7 +6231,13 @@
           <w:p>
             <w:r/>
             <w:r>
-              <w:t>processFlow</w:t>
+              <w:t>individual</w:t>
+            </w:r>
+            <w:r>
+              <w:br/>
+            </w:r>
+            <w:r>
+              <w:t>organization</w:t>
             </w:r>
           </w:p>
         </w:tc>
@@ -6548,18 +6255,6 @@
             </w:r>
             <w:r>
               <w:t>GET /id</w:t>
-            </w:r>
-            <w:r>
-              <w:br/>
-            </w:r>
-            <w:r>
-              <w:t>POST</w:t>
-            </w:r>
-            <w:r>
-              <w:br/>
-            </w:r>
-            <w:r>
-              <w:t>DELETE /id</w:t>
             </w:r>
           </w:p>
         </w:tc>
@@ -6572,7 +6267,7 @@
           <w:p>
             <w:r/>
             <w:r>
-              <w:t>TMF701</w:t>
+              <w:t>TMF632</w:t>
             </w:r>
           </w:p>
         </w:tc>
@@ -6583,7 +6278,7 @@
           <w:p>
             <w:r/>
             <w:r>
-              <w:t>Process Management API</w:t>
+              <w:t>Party Management API</w:t>
             </w:r>
           </w:p>
         </w:tc>
@@ -6594,7 +6289,7 @@
           <w:p>
             <w:r/>
             <w:r>
-              <w:t>4</w:t>
+              <w:t>5</w:t>
             </w:r>
           </w:p>
         </w:tc>
@@ -6616,7 +6311,13 @@
           <w:p>
             <w:r/>
             <w:r>
-              <w:t>taskFlow</w:t>
+              <w:t>individual</w:t>
+            </w:r>
+            <w:r>
+              <w:br/>
+            </w:r>
+            <w:r>
+              <w:t>organization</w:t>
             </w:r>
           </w:p>
         </w:tc>
@@ -6634,18 +6335,6 @@
             </w:r>
             <w:r>
               <w:t>GET /id</w:t>
-            </w:r>
-            <w:r>
-              <w:br/>
-            </w:r>
-            <w:r>
-              <w:t>POST</w:t>
-            </w:r>
-            <w:r>
-              <w:br/>
-            </w:r>
-            <w:r>
-              <w:t>DELETE /id</w:t>
             </w:r>
           </w:p>
         </w:tc>
@@ -6658,7 +6347,7 @@
           <w:p>
             <w:r/>
             <w:r>
-              <w:t>TMF701</w:t>
+              <w:t>TMF679</w:t>
             </w:r>
           </w:p>
         </w:tc>
@@ -6669,7 +6358,7 @@
           <w:p>
             <w:r/>
             <w:r>
-              <w:t>Process Management API</w:t>
+              <w:t>Product Offering Qualification Management API</w:t>
             </w:r>
           </w:p>
         </w:tc>
@@ -6680,7 +6369,7 @@
           <w:p>
             <w:r/>
             <w:r>
-              <w:t>5</w:t>
+              <w:t>4</w:t>
             </w:r>
           </w:p>
         </w:tc>
@@ -6702,7 +6391,7 @@
           <w:p>
             <w:r/>
             <w:r>
-              <w:t>process</w:t>
+              <w:t>productOfferingQualification</w:t>
             </w:r>
           </w:p>
         </w:tc>
@@ -6731,7 +6420,7 @@
               <w:br/>
             </w:r>
             <w:r>
-              <w:t>DELETE /id</w:t>
+              <w:t>PATCH</w:t>
             </w:r>
           </w:p>
         </w:tc>
@@ -6744,7 +6433,7 @@
           <w:p>
             <w:r/>
             <w:r>
-              <w:t>TMF701</w:t>
+              <w:t>TMF679</w:t>
             </w:r>
           </w:p>
         </w:tc>
@@ -6755,7 +6444,7 @@
           <w:p>
             <w:r/>
             <w:r>
-              <w:t>Process Management API</w:t>
+              <w:t>Product Offering Qualification Management API</w:t>
             </w:r>
           </w:p>
         </w:tc>
@@ -6788,7 +6477,7 @@
           <w:p>
             <w:r/>
             <w:r>
-              <w:t>task</w:t>
+              <w:t>checkProductOfferingQualification</w:t>
             </w:r>
           </w:p>
         </w:tc>
@@ -6817,7 +6506,7 @@
               <w:br/>
             </w:r>
             <w:r>
-              <w:t>DELETE /id</w:t>
+              <w:t>PATCH</w:t>
             </w:r>
           </w:p>
         </w:tc>
@@ -6830,7 +6519,7 @@
           <w:p>
             <w:r/>
             <w:r>
-              <w:t>TMF651</w:t>
+              <w:t>TMF646</w:t>
             </w:r>
           </w:p>
         </w:tc>
@@ -6841,7 +6530,7 @@
           <w:p>
             <w:r/>
             <w:r>
-              <w:t>Agreement Management API</w:t>
+              <w:t>Appointment Management API</w:t>
             </w:r>
           </w:p>
         </w:tc>
@@ -6874,7 +6563,7 @@
           <w:p>
             <w:r/>
             <w:r>
-              <w:t>agreement</w:t>
+              <w:t>appointment</w:t>
             </w:r>
           </w:p>
         </w:tc>
@@ -6892,6 +6581,24 @@
             </w:r>
             <w:r>
               <w:t>GET /id</w:t>
+            </w:r>
+            <w:r>
+              <w:br/>
+            </w:r>
+            <w:r>
+              <w:t>POST</w:t>
+            </w:r>
+            <w:r>
+              <w:br/>
+            </w:r>
+            <w:r>
+              <w:t>PATCH</w:t>
+            </w:r>
+            <w:r>
+              <w:br/>
+            </w:r>
+            <w:r>
+              <w:t>DELETE</w:t>
             </w:r>
           </w:p>
         </w:tc>
@@ -6904,7 +6611,7 @@
           <w:p>
             <w:r/>
             <w:r>
-              <w:t>TMF666</w:t>
+              <w:t>TMF921</w:t>
             </w:r>
           </w:p>
         </w:tc>
@@ -6915,7 +6622,7 @@
           <w:p>
             <w:r/>
             <w:r>
-              <w:t>Account Management API</w:t>
+              <w:t>Intent Management API</w:t>
             </w:r>
           </w:p>
         </w:tc>
@@ -6926,7 +6633,7 @@
           <w:p>
             <w:r/>
             <w:r>
-              <w:t>4</w:t>
+              <w:t>5</w:t>
             </w:r>
           </w:p>
         </w:tc>
@@ -6948,7 +6655,7 @@
           <w:p>
             <w:r/>
             <w:r>
-              <w:t>billingAccount</w:t>
+              <w:t>intent</w:t>
             </w:r>
           </w:p>
         </w:tc>
@@ -6959,13 +6666,31 @@
           <w:p>
             <w:r/>
             <w:r>
+              <w:t>GET</w:t>
+            </w:r>
+            <w:r>
+              <w:br/>
+            </w:r>
+            <w:r>
               <w:t>GET /id</w:t>
             </w:r>
             <w:r>
               <w:br/>
             </w:r>
             <w:r>
-              <w:t>GET</w:t>
+              <w:t>POST</w:t>
+            </w:r>
+            <w:r>
+              <w:br/>
+            </w:r>
+            <w:r>
+              <w:t>PATCH</w:t>
+            </w:r>
+            <w:r>
+              <w:br/>
+            </w:r>
+            <w:r>
+              <w:t>DELETE</w:t>
             </w:r>
           </w:p>
         </w:tc>
@@ -6978,7 +6703,7 @@
           <w:p>
             <w:r/>
             <w:r>
-              <w:t>TMF666</w:t>
+              <w:t>TMF673</w:t>
             </w:r>
           </w:p>
         </w:tc>
@@ -6989,7 +6714,7 @@
           <w:p>
             <w:r/>
             <w:r>
-              <w:t>Account Management API</w:t>
+              <w:t>Geographic Address Management API</w:t>
             </w:r>
           </w:p>
         </w:tc>
@@ -7000,7 +6725,7 @@
           <w:p>
             <w:r/>
             <w:r>
-              <w:t>5</w:t>
+              <w:t>4</w:t>
             </w:r>
           </w:p>
         </w:tc>
@@ -7022,7 +6747,19 @@
           <w:p>
             <w:r/>
             <w:r>
-              <w:t>billingAccount</w:t>
+              <w:t>geographicAddress</w:t>
+            </w:r>
+            <w:r>
+              <w:br/>
+            </w:r>
+            <w:r>
+              <w:t>geographicSubAddress</w:t>
+            </w:r>
+            <w:r>
+              <w:br/>
+            </w:r>
+            <w:r>
+              <w:t>geographicAddressValidation</w:t>
             </w:r>
           </w:p>
         </w:tc>
@@ -7033,13 +6770,25 @@
           <w:p>
             <w:r/>
             <w:r>
+              <w:t>GET</w:t>
+            </w:r>
+            <w:r>
+              <w:br/>
+            </w:r>
+            <w:r>
               <w:t>GET /id</w:t>
             </w:r>
             <w:r>
               <w:br/>
             </w:r>
             <w:r>
-              <w:t>GET</w:t>
+              <w:t>POST</w:t>
+            </w:r>
+            <w:r>
+              <w:br/>
+            </w:r>
+            <w:r>
+              <w:t>PATCH</w:t>
             </w:r>
           </w:p>
         </w:tc>
@@ -7052,7 +6801,7 @@
           <w:p>
             <w:r/>
             <w:r>
-              <w:t>TMF676</w:t>
+              <w:t>TMF673</w:t>
             </w:r>
           </w:p>
         </w:tc>
@@ -7063,7 +6812,7 @@
           <w:p>
             <w:r/>
             <w:r>
-              <w:t>Payment Management API</w:t>
+              <w:t>Geographic Address Management API</w:t>
             </w:r>
           </w:p>
         </w:tc>
@@ -7074,7 +6823,7 @@
           <w:p>
             <w:r/>
             <w:r>
-              <w:t>4</w:t>
+              <w:t>5</w:t>
             </w:r>
           </w:p>
         </w:tc>
@@ -7096,1383 +6845,17 @@
           <w:p>
             <w:r/>
             <w:r>
-              <w:t>payment</w:t>
-            </w:r>
-          </w:p>
-        </w:tc>
-        <w:tc>
-          <w:tcPr>
-            <w:tcW w:type="dxa" w:w="1123"/>
-          </w:tcPr>
-          <w:p>
-            <w:r/>
-            <w:r>
-              <w:t>GET /id</w:t>
-            </w:r>
-            <w:r>
-              <w:br/>
-            </w:r>
-            <w:r>
-              <w:t>GET</w:t>
-            </w:r>
-          </w:p>
-        </w:tc>
-      </w:tr>
-      <w:tr>
-        <w:tc>
-          <w:tcPr>
-            <w:tcW w:type="dxa" w:w="1030"/>
-          </w:tcPr>
-          <w:p>
-            <w:r/>
-            <w:r>
-              <w:t>TMF669</w:t>
-            </w:r>
-          </w:p>
-        </w:tc>
-        <w:tc>
-          <w:tcPr>
-            <w:tcW w:type="dxa" w:w="2340"/>
-          </w:tcPr>
-          <w:p>
-            <w:r/>
-            <w:r>
-              <w:t>Party Role Management API</w:t>
-            </w:r>
-          </w:p>
-        </w:tc>
-        <w:tc>
-          <w:tcPr>
-            <w:tcW w:type="dxa" w:w="1217"/>
-          </w:tcPr>
-          <w:p>
-            <w:r/>
-            <w:r>
-              <w:t>4</w:t>
-            </w:r>
-          </w:p>
-        </w:tc>
-        <w:tc>
-          <w:tcPr>
-            <w:tcW w:type="dxa" w:w="1591"/>
-          </w:tcPr>
-          <w:p>
-            <w:r/>
-            <w:r>
-              <w:t>Optional</w:t>
-            </w:r>
-          </w:p>
-        </w:tc>
-        <w:tc>
-          <w:tcPr>
-            <w:tcW w:type="dxa" w:w="2059"/>
-          </w:tcPr>
-          <w:p>
-            <w:r/>
-            <w:r>
-              <w:t>partyRole</w:t>
-            </w:r>
-          </w:p>
-        </w:tc>
-        <w:tc>
-          <w:tcPr>
-            <w:tcW w:type="dxa" w:w="1123"/>
-          </w:tcPr>
-          <w:p>
-            <w:r/>
-            <w:r>
-              <w:t>GET</w:t>
-            </w:r>
-            <w:r>
-              <w:br/>
-            </w:r>
-            <w:r>
-              <w:t>GET /id</w:t>
-            </w:r>
-          </w:p>
-        </w:tc>
-      </w:tr>
-      <w:tr>
-        <w:tc>
-          <w:tcPr>
-            <w:tcW w:type="dxa" w:w="1030"/>
-          </w:tcPr>
-          <w:p>
-            <w:r/>
-            <w:r>
-              <w:t>TMF669</w:t>
-            </w:r>
-          </w:p>
-        </w:tc>
-        <w:tc>
-          <w:tcPr>
-            <w:tcW w:type="dxa" w:w="2340"/>
-          </w:tcPr>
-          <w:p>
-            <w:r/>
-            <w:r>
-              <w:t>Party Role Management API</w:t>
-            </w:r>
-          </w:p>
-        </w:tc>
-        <w:tc>
-          <w:tcPr>
-            <w:tcW w:type="dxa" w:w="1217"/>
-          </w:tcPr>
-          <w:p>
-            <w:r/>
-            <w:r>
-              <w:t>5</w:t>
-            </w:r>
-          </w:p>
-        </w:tc>
-        <w:tc>
-          <w:tcPr>
-            <w:tcW w:type="dxa" w:w="1591"/>
-          </w:tcPr>
-          <w:p>
-            <w:r/>
-            <w:r>
-              <w:t>Optional</w:t>
-            </w:r>
-          </w:p>
-        </w:tc>
-        <w:tc>
-          <w:tcPr>
-            <w:tcW w:type="dxa" w:w="2059"/>
-          </w:tcPr>
-          <w:p>
-            <w:r/>
-            <w:r>
-              <w:t>partyRole</w:t>
-            </w:r>
-          </w:p>
-        </w:tc>
-        <w:tc>
-          <w:tcPr>
-            <w:tcW w:type="dxa" w:w="1123"/>
-          </w:tcPr>
-          <w:p>
-            <w:r/>
-            <w:r>
-              <w:t>GET</w:t>
-            </w:r>
-            <w:r>
-              <w:br/>
-            </w:r>
-            <w:r>
-              <w:t>GET /id</w:t>
-            </w:r>
-          </w:p>
-        </w:tc>
-      </w:tr>
-      <w:tr>
-        <w:tc>
-          <w:tcPr>
-            <w:tcW w:type="dxa" w:w="1030"/>
-          </w:tcPr>
-          <w:p>
-            <w:r/>
-            <w:r>
-              <w:t>TMF669</w:t>
-            </w:r>
-          </w:p>
-        </w:tc>
-        <w:tc>
-          <w:tcPr>
-            <w:tcW w:type="dxa" w:w="2340"/>
-          </w:tcPr>
-          <w:p>
-            <w:r/>
-            <w:r>
-              <w:t>Party Role Management API</w:t>
-            </w:r>
-          </w:p>
-        </w:tc>
-        <w:tc>
-          <w:tcPr>
-            <w:tcW w:type="dxa" w:w="1217"/>
-          </w:tcPr>
-          <w:p>
-            <w:r/>
-            <w:r>
-              <w:t>5</w:t>
-            </w:r>
-          </w:p>
-        </w:tc>
-        <w:tc>
-          <w:tcPr>
-            <w:tcW w:type="dxa" w:w="1591"/>
-          </w:tcPr>
-          <w:p>
-            <w:r/>
-            <w:r>
-              <w:t>Optional</w:t>
-            </w:r>
-          </w:p>
-        </w:tc>
-        <w:tc>
-          <w:tcPr>
-            <w:tcW w:type="dxa" w:w="2059"/>
-          </w:tcPr>
-          <w:p>
-            <w:r/>
-            <w:r>
-              <w:t>partyRoleSpecification</w:t>
-            </w:r>
-          </w:p>
-        </w:tc>
-        <w:tc>
-          <w:tcPr>
-            <w:tcW w:type="dxa" w:w="1123"/>
-          </w:tcPr>
-          <w:p>
-            <w:r/>
-            <w:r>
-              <w:t>GET</w:t>
-            </w:r>
-            <w:r>
-              <w:br/>
-            </w:r>
-            <w:r>
-              <w:t>GET /id</w:t>
-            </w:r>
-          </w:p>
-        </w:tc>
-      </w:tr>
-      <w:tr>
-        <w:tc>
-          <w:tcPr>
-            <w:tcW w:type="dxa" w:w="1030"/>
-          </w:tcPr>
-          <w:p>
-            <w:r/>
-            <w:r>
-              <w:t>TMF632</w:t>
-            </w:r>
-          </w:p>
-        </w:tc>
-        <w:tc>
-          <w:tcPr>
-            <w:tcW w:type="dxa" w:w="2340"/>
-          </w:tcPr>
-          <w:p>
-            <w:r/>
-            <w:r>
-              <w:t>Party Management API</w:t>
-            </w:r>
-          </w:p>
-        </w:tc>
-        <w:tc>
-          <w:tcPr>
-            <w:tcW w:type="dxa" w:w="1217"/>
-          </w:tcPr>
-          <w:p>
-            <w:r/>
-            <w:r>
-              <w:t>4</w:t>
-            </w:r>
-          </w:p>
-        </w:tc>
-        <w:tc>
-          <w:tcPr>
-            <w:tcW w:type="dxa" w:w="1591"/>
-          </w:tcPr>
-          <w:p>
-            <w:r/>
-            <w:r>
-              <w:t>Optional</w:t>
-            </w:r>
-          </w:p>
-        </w:tc>
-        <w:tc>
-          <w:tcPr>
-            <w:tcW w:type="dxa" w:w="2059"/>
-          </w:tcPr>
-          <w:p>
-            <w:r/>
-            <w:r>
-              <w:t>individual</w:t>
-            </w:r>
-          </w:p>
-        </w:tc>
-        <w:tc>
-          <w:tcPr>
-            <w:tcW w:type="dxa" w:w="1123"/>
-          </w:tcPr>
-          <w:p>
-            <w:r/>
-            <w:r>
-              <w:t>GET</w:t>
-            </w:r>
-            <w:r>
-              <w:br/>
-            </w:r>
-            <w:r>
-              <w:t>GET /id</w:t>
-            </w:r>
-          </w:p>
-        </w:tc>
-      </w:tr>
-      <w:tr>
-        <w:tc>
-          <w:tcPr>
-            <w:tcW w:type="dxa" w:w="1030"/>
-          </w:tcPr>
-          <w:p>
-            <w:r/>
-            <w:r>
-              <w:t>TMF632</w:t>
-            </w:r>
-          </w:p>
-        </w:tc>
-        <w:tc>
-          <w:tcPr>
-            <w:tcW w:type="dxa" w:w="2340"/>
-          </w:tcPr>
-          <w:p>
-            <w:r/>
-            <w:r>
-              <w:t>Party Management API</w:t>
-            </w:r>
-          </w:p>
-        </w:tc>
-        <w:tc>
-          <w:tcPr>
-            <w:tcW w:type="dxa" w:w="1217"/>
-          </w:tcPr>
-          <w:p>
-            <w:r/>
-            <w:r>
-              <w:t>4</w:t>
-            </w:r>
-          </w:p>
-        </w:tc>
-        <w:tc>
-          <w:tcPr>
-            <w:tcW w:type="dxa" w:w="1591"/>
-          </w:tcPr>
-          <w:p>
-            <w:r/>
-            <w:r>
-              <w:t>Optional</w:t>
-            </w:r>
-          </w:p>
-        </w:tc>
-        <w:tc>
-          <w:tcPr>
-            <w:tcW w:type="dxa" w:w="2059"/>
-          </w:tcPr>
-          <w:p>
-            <w:r/>
-            <w:r>
-              <w:t>organization</w:t>
-            </w:r>
-          </w:p>
-        </w:tc>
-        <w:tc>
-          <w:tcPr>
-            <w:tcW w:type="dxa" w:w="1123"/>
-          </w:tcPr>
-          <w:p>
-            <w:r/>
-            <w:r>
-              <w:t>GET</w:t>
-            </w:r>
-            <w:r>
-              <w:br/>
-            </w:r>
-            <w:r>
-              <w:t>GET /id</w:t>
-            </w:r>
-          </w:p>
-        </w:tc>
-      </w:tr>
-      <w:tr>
-        <w:tc>
-          <w:tcPr>
-            <w:tcW w:type="dxa" w:w="1030"/>
-          </w:tcPr>
-          <w:p>
-            <w:r/>
-            <w:r>
-              <w:t>TMF632</w:t>
-            </w:r>
-          </w:p>
-        </w:tc>
-        <w:tc>
-          <w:tcPr>
-            <w:tcW w:type="dxa" w:w="2340"/>
-          </w:tcPr>
-          <w:p>
-            <w:r/>
-            <w:r>
-              <w:t>Party Management API</w:t>
-            </w:r>
-          </w:p>
-        </w:tc>
-        <w:tc>
-          <w:tcPr>
-            <w:tcW w:type="dxa" w:w="1217"/>
-          </w:tcPr>
-          <w:p>
-            <w:r/>
-            <w:r>
-              <w:t>5</w:t>
-            </w:r>
-          </w:p>
-        </w:tc>
-        <w:tc>
-          <w:tcPr>
-            <w:tcW w:type="dxa" w:w="1591"/>
-          </w:tcPr>
-          <w:p>
-            <w:r/>
-            <w:r>
-              <w:t>Optional</w:t>
-            </w:r>
-          </w:p>
-        </w:tc>
-        <w:tc>
-          <w:tcPr>
-            <w:tcW w:type="dxa" w:w="2059"/>
-          </w:tcPr>
-          <w:p>
-            <w:r/>
-            <w:r>
-              <w:t>individual</w:t>
-            </w:r>
-          </w:p>
-        </w:tc>
-        <w:tc>
-          <w:tcPr>
-            <w:tcW w:type="dxa" w:w="1123"/>
-          </w:tcPr>
-          <w:p>
-            <w:r/>
-            <w:r>
-              <w:t>GET</w:t>
-            </w:r>
-            <w:r>
-              <w:br/>
-            </w:r>
-            <w:r>
-              <w:t>GET /id</w:t>
-            </w:r>
-          </w:p>
-        </w:tc>
-      </w:tr>
-      <w:tr>
-        <w:tc>
-          <w:tcPr>
-            <w:tcW w:type="dxa" w:w="1030"/>
-          </w:tcPr>
-          <w:p>
-            <w:r/>
-            <w:r>
-              <w:t>TMF632</w:t>
-            </w:r>
-          </w:p>
-        </w:tc>
-        <w:tc>
-          <w:tcPr>
-            <w:tcW w:type="dxa" w:w="2340"/>
-          </w:tcPr>
-          <w:p>
-            <w:r/>
-            <w:r>
-              <w:t>Party Management API</w:t>
-            </w:r>
-          </w:p>
-        </w:tc>
-        <w:tc>
-          <w:tcPr>
-            <w:tcW w:type="dxa" w:w="1217"/>
-          </w:tcPr>
-          <w:p>
-            <w:r/>
-            <w:r>
-              <w:t>5</w:t>
-            </w:r>
-          </w:p>
-        </w:tc>
-        <w:tc>
-          <w:tcPr>
-            <w:tcW w:type="dxa" w:w="1591"/>
-          </w:tcPr>
-          <w:p>
-            <w:r/>
-            <w:r>
-              <w:t>Optional</w:t>
-            </w:r>
-          </w:p>
-        </w:tc>
-        <w:tc>
-          <w:tcPr>
-            <w:tcW w:type="dxa" w:w="2059"/>
-          </w:tcPr>
-          <w:p>
-            <w:r/>
-            <w:r>
-              <w:t>organization</w:t>
-            </w:r>
-          </w:p>
-        </w:tc>
-        <w:tc>
-          <w:tcPr>
-            <w:tcW w:type="dxa" w:w="1123"/>
-          </w:tcPr>
-          <w:p>
-            <w:r/>
-            <w:r>
-              <w:t>GET</w:t>
-            </w:r>
-            <w:r>
-              <w:br/>
-            </w:r>
-            <w:r>
-              <w:t>GET /id</w:t>
-            </w:r>
-          </w:p>
-        </w:tc>
-      </w:tr>
-      <w:tr>
-        <w:tc>
-          <w:tcPr>
-            <w:tcW w:type="dxa" w:w="1030"/>
-          </w:tcPr>
-          <w:p>
-            <w:r/>
-            <w:r>
-              <w:t>TMF679</w:t>
-            </w:r>
-          </w:p>
-        </w:tc>
-        <w:tc>
-          <w:tcPr>
-            <w:tcW w:type="dxa" w:w="2340"/>
-          </w:tcPr>
-          <w:p>
-            <w:r/>
-            <w:r>
-              <w:t>Product Offering Qualification Management API</w:t>
-            </w:r>
-          </w:p>
-        </w:tc>
-        <w:tc>
-          <w:tcPr>
-            <w:tcW w:type="dxa" w:w="1217"/>
-          </w:tcPr>
-          <w:p>
-            <w:r/>
-            <w:r>
-              <w:t>4</w:t>
-            </w:r>
-          </w:p>
-        </w:tc>
-        <w:tc>
-          <w:tcPr>
-            <w:tcW w:type="dxa" w:w="1591"/>
-          </w:tcPr>
-          <w:p>
-            <w:r/>
-            <w:r>
-              <w:t>Optional</w:t>
-            </w:r>
-          </w:p>
-        </w:tc>
-        <w:tc>
-          <w:tcPr>
-            <w:tcW w:type="dxa" w:w="2059"/>
-          </w:tcPr>
-          <w:p>
-            <w:r/>
-            <w:r>
-              <w:t>productOfferingQualification</w:t>
-            </w:r>
-          </w:p>
-        </w:tc>
-        <w:tc>
-          <w:tcPr>
-            <w:tcW w:type="dxa" w:w="1123"/>
-          </w:tcPr>
-          <w:p>
-            <w:r/>
-            <w:r>
-              <w:t>GET</w:t>
-            </w:r>
-            <w:r>
-              <w:br/>
-            </w:r>
-            <w:r>
-              <w:t>GET /id</w:t>
-            </w:r>
-            <w:r>
-              <w:br/>
-            </w:r>
-            <w:r>
-              <w:t>POST</w:t>
-            </w:r>
-            <w:r>
-              <w:br/>
-            </w:r>
-            <w:r>
-              <w:t>PATCH</w:t>
-            </w:r>
-          </w:p>
-        </w:tc>
-      </w:tr>
-      <w:tr>
-        <w:tc>
-          <w:tcPr>
-            <w:tcW w:type="dxa" w:w="1030"/>
-          </w:tcPr>
-          <w:p>
-            <w:r/>
-            <w:r>
-              <w:t>TMF679</w:t>
-            </w:r>
-          </w:p>
-        </w:tc>
-        <w:tc>
-          <w:tcPr>
-            <w:tcW w:type="dxa" w:w="2340"/>
-          </w:tcPr>
-          <w:p>
-            <w:r/>
-            <w:r>
-              <w:t>Product Offering Qualification Management API</w:t>
-            </w:r>
-          </w:p>
-        </w:tc>
-        <w:tc>
-          <w:tcPr>
-            <w:tcW w:type="dxa" w:w="1217"/>
-          </w:tcPr>
-          <w:p>
-            <w:r/>
-            <w:r>
-              <w:t>5</w:t>
-            </w:r>
-          </w:p>
-        </w:tc>
-        <w:tc>
-          <w:tcPr>
-            <w:tcW w:type="dxa" w:w="1591"/>
-          </w:tcPr>
-          <w:p>
-            <w:r/>
-            <w:r>
-              <w:t>Optional</w:t>
-            </w:r>
-          </w:p>
-        </w:tc>
-        <w:tc>
-          <w:tcPr>
-            <w:tcW w:type="dxa" w:w="2059"/>
-          </w:tcPr>
-          <w:p>
-            <w:r/>
-            <w:r>
-              <w:t>checkProductOfferingQualification</w:t>
-            </w:r>
-          </w:p>
-        </w:tc>
-        <w:tc>
-          <w:tcPr>
-            <w:tcW w:type="dxa" w:w="1123"/>
-          </w:tcPr>
-          <w:p>
-            <w:r/>
-            <w:r>
-              <w:t>GET</w:t>
-            </w:r>
-            <w:r>
-              <w:br/>
-            </w:r>
-            <w:r>
-              <w:t>GET /id</w:t>
-            </w:r>
-            <w:r>
-              <w:br/>
-            </w:r>
-            <w:r>
-              <w:t>POST</w:t>
-            </w:r>
-            <w:r>
-              <w:br/>
-            </w:r>
-            <w:r>
-              <w:t>PATCH</w:t>
-            </w:r>
-          </w:p>
-        </w:tc>
-      </w:tr>
-      <w:tr>
-        <w:tc>
-          <w:tcPr>
-            <w:tcW w:type="dxa" w:w="1030"/>
-          </w:tcPr>
-          <w:p>
-            <w:r/>
-            <w:r>
-              <w:t>TMF646</w:t>
-            </w:r>
-          </w:p>
-        </w:tc>
-        <w:tc>
-          <w:tcPr>
-            <w:tcW w:type="dxa" w:w="2340"/>
-          </w:tcPr>
-          <w:p>
-            <w:r/>
-            <w:r>
-              <w:t>Appointment Management API</w:t>
-            </w:r>
-          </w:p>
-        </w:tc>
-        <w:tc>
-          <w:tcPr>
-            <w:tcW w:type="dxa" w:w="1217"/>
-          </w:tcPr>
-          <w:p>
-            <w:r/>
-            <w:r>
-              <w:t>4</w:t>
-            </w:r>
-          </w:p>
-        </w:tc>
-        <w:tc>
-          <w:tcPr>
-            <w:tcW w:type="dxa" w:w="1591"/>
-          </w:tcPr>
-          <w:p>
-            <w:r/>
-            <w:r>
-              <w:t>Optional</w:t>
-            </w:r>
-          </w:p>
-        </w:tc>
-        <w:tc>
-          <w:tcPr>
-            <w:tcW w:type="dxa" w:w="2059"/>
-          </w:tcPr>
-          <w:p>
-            <w:r/>
-            <w:r>
-              <w:t>appointment</w:t>
-            </w:r>
-          </w:p>
-        </w:tc>
-        <w:tc>
-          <w:tcPr>
-            <w:tcW w:type="dxa" w:w="1123"/>
-          </w:tcPr>
-          <w:p>
-            <w:r/>
-            <w:r>
-              <w:t>GET</w:t>
-            </w:r>
-            <w:r>
-              <w:br/>
-            </w:r>
-            <w:r>
-              <w:t>GET /id</w:t>
-            </w:r>
-            <w:r>
-              <w:br/>
-            </w:r>
-            <w:r>
-              <w:t>POST</w:t>
-            </w:r>
-            <w:r>
-              <w:br/>
-            </w:r>
-            <w:r>
-              <w:t>PATCH</w:t>
-            </w:r>
-            <w:r>
-              <w:br/>
-            </w:r>
-            <w:r>
-              <w:t>DELETE</w:t>
-            </w:r>
-          </w:p>
-        </w:tc>
-      </w:tr>
-      <w:tr>
-        <w:tc>
-          <w:tcPr>
-            <w:tcW w:type="dxa" w:w="1030"/>
-          </w:tcPr>
-          <w:p>
-            <w:r/>
-            <w:r>
-              <w:t>TMF921</w:t>
-            </w:r>
-          </w:p>
-        </w:tc>
-        <w:tc>
-          <w:tcPr>
-            <w:tcW w:type="dxa" w:w="2340"/>
-          </w:tcPr>
-          <w:p>
-            <w:r/>
-            <w:r>
-              <w:t>Intent Management API</w:t>
-            </w:r>
-          </w:p>
-        </w:tc>
-        <w:tc>
-          <w:tcPr>
-            <w:tcW w:type="dxa" w:w="1217"/>
-          </w:tcPr>
-          <w:p>
-            <w:r/>
-            <w:r>
-              <w:t>5</w:t>
-            </w:r>
-          </w:p>
-        </w:tc>
-        <w:tc>
-          <w:tcPr>
-            <w:tcW w:type="dxa" w:w="1591"/>
-          </w:tcPr>
-          <w:p>
-            <w:r/>
-            <w:r>
-              <w:t>Optional</w:t>
-            </w:r>
-          </w:p>
-        </w:tc>
-        <w:tc>
-          <w:tcPr>
-            <w:tcW w:type="dxa" w:w="2059"/>
-          </w:tcPr>
-          <w:p>
-            <w:r/>
-            <w:r>
-              <w:t>intent</w:t>
-            </w:r>
-          </w:p>
-        </w:tc>
-        <w:tc>
-          <w:tcPr>
-            <w:tcW w:type="dxa" w:w="1123"/>
-          </w:tcPr>
-          <w:p>
-            <w:r/>
-            <w:r>
-              <w:t>GET</w:t>
-            </w:r>
-            <w:r>
-              <w:br/>
-            </w:r>
-            <w:r>
-              <w:t>GET /id</w:t>
-            </w:r>
-            <w:r>
-              <w:br/>
-            </w:r>
-            <w:r>
-              <w:t>POST</w:t>
-            </w:r>
-            <w:r>
-              <w:br/>
-            </w:r>
-            <w:r>
-              <w:t>PATCH</w:t>
-            </w:r>
-            <w:r>
-              <w:br/>
-            </w:r>
-            <w:r>
-              <w:t>DELETE</w:t>
-            </w:r>
-          </w:p>
-        </w:tc>
-      </w:tr>
-      <w:tr>
-        <w:tc>
-          <w:tcPr>
-            <w:tcW w:type="dxa" w:w="1030"/>
-          </w:tcPr>
-          <w:p>
-            <w:r/>
-            <w:r>
-              <w:t>TMF673</w:t>
-            </w:r>
-          </w:p>
-        </w:tc>
-        <w:tc>
-          <w:tcPr>
-            <w:tcW w:type="dxa" w:w="2340"/>
-          </w:tcPr>
-          <w:p>
-            <w:r/>
-            <w:r>
-              <w:t>Geographic Address Management API</w:t>
-            </w:r>
-          </w:p>
-        </w:tc>
-        <w:tc>
-          <w:tcPr>
-            <w:tcW w:type="dxa" w:w="1217"/>
-          </w:tcPr>
-          <w:p>
-            <w:r/>
-            <w:r>
-              <w:t>4</w:t>
-            </w:r>
-          </w:p>
-        </w:tc>
-        <w:tc>
-          <w:tcPr>
-            <w:tcW w:type="dxa" w:w="1591"/>
-          </w:tcPr>
-          <w:p>
-            <w:r/>
-            <w:r>
-              <w:t>Optional</w:t>
-            </w:r>
-          </w:p>
-        </w:tc>
-        <w:tc>
-          <w:tcPr>
-            <w:tcW w:type="dxa" w:w="2059"/>
-          </w:tcPr>
-          <w:p>
-            <w:r/>
-            <w:r>
               <w:t>geographicAddress</w:t>
             </w:r>
-          </w:p>
-        </w:tc>
-        <w:tc>
-          <w:tcPr>
-            <w:tcW w:type="dxa" w:w="1123"/>
-          </w:tcPr>
-          <w:p>
-            <w:r/>
-            <w:r>
-              <w:t>GET</w:t>
-            </w:r>
-            <w:r>
-              <w:br/>
-            </w:r>
-            <w:r>
-              <w:t>GET /id</w:t>
-            </w:r>
-            <w:r>
-              <w:br/>
-            </w:r>
-            <w:r>
-              <w:t>POST</w:t>
-            </w:r>
-            <w:r>
-              <w:br/>
-            </w:r>
-            <w:r>
-              <w:t>PATCH</w:t>
-            </w:r>
-          </w:p>
-        </w:tc>
-      </w:tr>
-      <w:tr>
-        <w:tc>
-          <w:tcPr>
-            <w:tcW w:type="dxa" w:w="1030"/>
-          </w:tcPr>
-          <w:p>
-            <w:r/>
-            <w:r>
-              <w:t>TMF673</w:t>
-            </w:r>
-          </w:p>
-        </w:tc>
-        <w:tc>
-          <w:tcPr>
-            <w:tcW w:type="dxa" w:w="2340"/>
-          </w:tcPr>
-          <w:p>
-            <w:r/>
-            <w:r>
-              <w:t>Geographic Address Management API</w:t>
-            </w:r>
-          </w:p>
-        </w:tc>
-        <w:tc>
-          <w:tcPr>
-            <w:tcW w:type="dxa" w:w="1217"/>
-          </w:tcPr>
-          <w:p>
-            <w:r/>
-            <w:r>
-              <w:t>4</w:t>
-            </w:r>
-          </w:p>
-        </w:tc>
-        <w:tc>
-          <w:tcPr>
-            <w:tcW w:type="dxa" w:w="1591"/>
-          </w:tcPr>
-          <w:p>
-            <w:r/>
-            <w:r>
-              <w:t>Optional</w:t>
-            </w:r>
-          </w:p>
-        </w:tc>
-        <w:tc>
-          <w:tcPr>
-            <w:tcW w:type="dxa" w:w="2059"/>
-          </w:tcPr>
-          <w:p>
-            <w:r/>
+            <w:r>
+              <w:br/>
+            </w:r>
             <w:r>
               <w:t>geographicSubAddress</w:t>
             </w:r>
-          </w:p>
-        </w:tc>
-        <w:tc>
-          <w:tcPr>
-            <w:tcW w:type="dxa" w:w="1123"/>
-          </w:tcPr>
-          <w:p>
-            <w:r/>
-            <w:r>
-              <w:t>GET</w:t>
-            </w:r>
-            <w:r>
-              <w:br/>
-            </w:r>
-            <w:r>
-              <w:t>GET /id</w:t>
-            </w:r>
-            <w:r>
-              <w:br/>
-            </w:r>
-            <w:r>
-              <w:t>POST</w:t>
-            </w:r>
-            <w:r>
-              <w:br/>
-            </w:r>
-            <w:r>
-              <w:t>PATCH</w:t>
-            </w:r>
-          </w:p>
-        </w:tc>
-      </w:tr>
-      <w:tr>
-        <w:tc>
-          <w:tcPr>
-            <w:tcW w:type="dxa" w:w="1030"/>
-          </w:tcPr>
-          <w:p>
-            <w:r/>
-            <w:r>
-              <w:t>TMF673</w:t>
-            </w:r>
-          </w:p>
-        </w:tc>
-        <w:tc>
-          <w:tcPr>
-            <w:tcW w:type="dxa" w:w="2340"/>
-          </w:tcPr>
-          <w:p>
-            <w:r/>
-            <w:r>
-              <w:t>Geographic Address Management API</w:t>
-            </w:r>
-          </w:p>
-        </w:tc>
-        <w:tc>
-          <w:tcPr>
-            <w:tcW w:type="dxa" w:w="1217"/>
-          </w:tcPr>
-          <w:p>
-            <w:r/>
-            <w:r>
-              <w:t>4</w:t>
-            </w:r>
-          </w:p>
-        </w:tc>
-        <w:tc>
-          <w:tcPr>
-            <w:tcW w:type="dxa" w:w="1591"/>
-          </w:tcPr>
-          <w:p>
-            <w:r/>
-            <w:r>
-              <w:t>Optional</w:t>
-            </w:r>
-          </w:p>
-        </w:tc>
-        <w:tc>
-          <w:tcPr>
-            <w:tcW w:type="dxa" w:w="2059"/>
-          </w:tcPr>
-          <w:p>
-            <w:r/>
-            <w:r>
-              <w:t>geographicAddressValidation</w:t>
-            </w:r>
-          </w:p>
-        </w:tc>
-        <w:tc>
-          <w:tcPr>
-            <w:tcW w:type="dxa" w:w="1123"/>
-          </w:tcPr>
-          <w:p>
-            <w:r/>
-            <w:r>
-              <w:t>GET</w:t>
-            </w:r>
-            <w:r>
-              <w:br/>
-            </w:r>
-            <w:r>
-              <w:t>GET /id</w:t>
-            </w:r>
-            <w:r>
-              <w:br/>
-            </w:r>
-            <w:r>
-              <w:t>POST</w:t>
-            </w:r>
-            <w:r>
-              <w:br/>
-            </w:r>
-            <w:r>
-              <w:t>PATCH</w:t>
-            </w:r>
-          </w:p>
-        </w:tc>
-      </w:tr>
-      <w:tr>
-        <w:tc>
-          <w:tcPr>
-            <w:tcW w:type="dxa" w:w="1030"/>
-          </w:tcPr>
-          <w:p>
-            <w:r/>
-            <w:r>
-              <w:t>TMF673</w:t>
-            </w:r>
-          </w:p>
-        </w:tc>
-        <w:tc>
-          <w:tcPr>
-            <w:tcW w:type="dxa" w:w="2340"/>
-          </w:tcPr>
-          <w:p>
-            <w:r/>
-            <w:r>
-              <w:t>Geographic Address Management API</w:t>
-            </w:r>
-          </w:p>
-        </w:tc>
-        <w:tc>
-          <w:tcPr>
-            <w:tcW w:type="dxa" w:w="1217"/>
-          </w:tcPr>
-          <w:p>
-            <w:r/>
-            <w:r>
-              <w:t>5</w:t>
-            </w:r>
-          </w:p>
-        </w:tc>
-        <w:tc>
-          <w:tcPr>
-            <w:tcW w:type="dxa" w:w="1591"/>
-          </w:tcPr>
-          <w:p>
-            <w:r/>
-            <w:r>
-              <w:t>Optional</w:t>
-            </w:r>
-          </w:p>
-        </w:tc>
-        <w:tc>
-          <w:tcPr>
-            <w:tcW w:type="dxa" w:w="2059"/>
-          </w:tcPr>
-          <w:p>
-            <w:r/>
-            <w:r>
-              <w:t>geographicAddress</w:t>
-            </w:r>
-          </w:p>
-        </w:tc>
-        <w:tc>
-          <w:tcPr>
-            <w:tcW w:type="dxa" w:w="1123"/>
-          </w:tcPr>
-          <w:p>
-            <w:r/>
-            <w:r>
-              <w:t>GET</w:t>
-            </w:r>
-            <w:r>
-              <w:br/>
-            </w:r>
-            <w:r>
-              <w:t>GET /id</w:t>
-            </w:r>
-            <w:r>
-              <w:br/>
-            </w:r>
-            <w:r>
-              <w:t>POST</w:t>
-            </w:r>
-            <w:r>
-              <w:br/>
-            </w:r>
-            <w:r>
-              <w:t>PATCH</w:t>
-            </w:r>
-          </w:p>
-        </w:tc>
-      </w:tr>
-      <w:tr>
-        <w:tc>
-          <w:tcPr>
-            <w:tcW w:type="dxa" w:w="1030"/>
-          </w:tcPr>
-          <w:p>
-            <w:r/>
-            <w:r>
-              <w:t>TMF673</w:t>
-            </w:r>
-          </w:p>
-        </w:tc>
-        <w:tc>
-          <w:tcPr>
-            <w:tcW w:type="dxa" w:w="2340"/>
-          </w:tcPr>
-          <w:p>
-            <w:r/>
-            <w:r>
-              <w:t>Geographic Address Management API</w:t>
-            </w:r>
-          </w:p>
-        </w:tc>
-        <w:tc>
-          <w:tcPr>
-            <w:tcW w:type="dxa" w:w="1217"/>
-          </w:tcPr>
-          <w:p>
-            <w:r/>
-            <w:r>
-              <w:t>5</w:t>
-            </w:r>
-          </w:p>
-        </w:tc>
-        <w:tc>
-          <w:tcPr>
-            <w:tcW w:type="dxa" w:w="1591"/>
-          </w:tcPr>
-          <w:p>
-            <w:r/>
-            <w:r>
-              <w:t>Optional</w:t>
-            </w:r>
-          </w:p>
-        </w:tc>
-        <w:tc>
-          <w:tcPr>
-            <w:tcW w:type="dxa" w:w="2059"/>
-          </w:tcPr>
-          <w:p>
-            <w:r/>
-            <w:r>
-              <w:t>geographicSubAddress</w:t>
-            </w:r>
-          </w:p>
-        </w:tc>
-        <w:tc>
-          <w:tcPr>
-            <w:tcW w:type="dxa" w:w="1123"/>
-          </w:tcPr>
-          <w:p>
-            <w:r/>
-            <w:r>
-              <w:t>GET</w:t>
-            </w:r>
-            <w:r>
-              <w:br/>
-            </w:r>
-            <w:r>
-              <w:t>GET /id</w:t>
-            </w:r>
-            <w:r>
-              <w:br/>
-            </w:r>
-            <w:r>
-              <w:t>POST</w:t>
-            </w:r>
-            <w:r>
-              <w:br/>
-            </w:r>
-            <w:r>
-              <w:t>PATCH</w:t>
-            </w:r>
-          </w:p>
-        </w:tc>
-      </w:tr>
-      <w:tr>
-        <w:tc>
-          <w:tcPr>
-            <w:tcW w:type="dxa" w:w="1030"/>
-          </w:tcPr>
-          <w:p>
-            <w:r/>
-            <w:r>
-              <w:t>TMF673</w:t>
-            </w:r>
-          </w:p>
-        </w:tc>
-        <w:tc>
-          <w:tcPr>
-            <w:tcW w:type="dxa" w:w="2340"/>
-          </w:tcPr>
-          <w:p>
-            <w:r/>
-            <w:r>
-              <w:t>Geographic Address Management API</w:t>
-            </w:r>
-          </w:p>
-        </w:tc>
-        <w:tc>
-          <w:tcPr>
-            <w:tcW w:type="dxa" w:w="1217"/>
-          </w:tcPr>
-          <w:p>
-            <w:r/>
-            <w:r>
-              <w:t>5</w:t>
-            </w:r>
-          </w:p>
-        </w:tc>
-        <w:tc>
-          <w:tcPr>
-            <w:tcW w:type="dxa" w:w="1591"/>
-          </w:tcPr>
-          <w:p>
-            <w:r/>
-            <w:r>
-              <w:t>Optional</w:t>
-            </w:r>
-          </w:p>
-        </w:tc>
-        <w:tc>
-          <w:tcPr>
-            <w:tcW w:type="dxa" w:w="2059"/>
-          </w:tcPr>
-          <w:p>
-            <w:r/>
+            <w:r>
+              <w:br/>
+            </w:r>
             <w:r>
               <w:t>geographicAddressValidation</w:t>
             </w:r>
@@ -8958,14 +7341,6 @@
           <w:i/>
         </w:rPr>
         <w:t>Dependent API diagram (1 of 3)</w:t>
-      </w:r>
-    </w:p>
-    <w:p>
-      <w:r>
-        <w:rPr>
-          <w:i/>
-        </w:rPr>
-        <w:t>split across 3 diagrams since the full dependent-API list has more than 60 operations combined; see the following two diagrams for the rest.</w:t>
       </w:r>
     </w:p>
     <w:p>
@@ -9103,7 +7478,7 @@
         </w:trPr>
         <w:tc>
           <w:tcPr>
-            <w:tcW w:type="dxa" w:w="1404"/>
+            <w:tcW w:type="dxa" w:w="1310"/>
           </w:tcPr>
           <w:p>
             <w:r/>
@@ -9117,7 +7492,7 @@
         </w:tc>
         <w:tc>
           <w:tcPr>
-            <w:tcW w:type="dxa" w:w="2995"/>
+            <w:tcW w:type="dxa" w:w="3650"/>
           </w:tcPr>
           <w:p>
             <w:r/>
@@ -9131,7 +7506,7 @@
         </w:tc>
         <w:tc>
           <w:tcPr>
-            <w:tcW w:type="dxa" w:w="4961"/>
+            <w:tcW w:type="dxa" w:w="4399"/>
           </w:tcPr>
           <w:p>
             <w:r/>
@@ -9147,27 +7522,29 @@
       <w:tr>
         <w:tc>
           <w:tcPr>
-            <w:tcW w:type="dxa" w:w="1404"/>
-          </w:tcPr>
-          <w:p>
-            <w:r/>
-            <w:r/>
-          </w:p>
-        </w:tc>
-        <w:tc>
-          <w:tcPr>
-            <w:tcW w:type="dxa" w:w="2995"/>
-          </w:tcPr>
-          <w:p>
-            <w:r/>
-            <w:r>
-              <w:t>ProductOrder</w:t>
-            </w:r>
-          </w:p>
-        </w:tc>
-        <w:tc>
-          <w:tcPr>
-            <w:tcW w:type="dxa" w:w="4961"/>
+            <w:tcW w:type="dxa" w:w="1310"/>
+          </w:tcPr>
+          <w:p>
+            <w:r/>
+            <w:r>
+              <w:t>TMF622</w:t>
+            </w:r>
+          </w:p>
+        </w:tc>
+        <w:tc>
+          <w:tcPr>
+            <w:tcW w:type="dxa" w:w="3650"/>
+          </w:tcPr>
+          <w:p>
+            <w:r/>
+            <w:r>
+              <w:t>Product Ordering Management API</w:t>
+            </w:r>
+          </w:p>
+        </w:tc>
+        <w:tc>
+          <w:tcPr>
+            <w:tcW w:type="dxa" w:w="4399"/>
           </w:tcPr>
           <w:p>
             <w:r/>
@@ -9222,80 +7599,76 @@
       <w:tr>
         <w:tc>
           <w:tcPr>
-            <w:tcW w:type="dxa" w:w="1404"/>
-          </w:tcPr>
-          <w:p>
-            <w:r/>
-            <w:r/>
-          </w:p>
-        </w:tc>
-        <w:tc>
-          <w:tcPr>
-            <w:tcW w:type="dxa" w:w="2995"/>
-          </w:tcPr>
-          <w:p>
-            <w:r/>
-            <w:r>
-              <w:t>ProcessFlowManagement</w:t>
-            </w:r>
-          </w:p>
-        </w:tc>
-        <w:tc>
-          <w:tcPr>
-            <w:tcW w:type="dxa" w:w="4961"/>
-          </w:tcPr>
-          <w:p>
-            <w:r/>
-            <w:r>
-              <w:t>processFlowCreateEvent</w:t>
-            </w:r>
-            <w:r>
-              <w:br/>
-            </w:r>
-            <w:r>
-              <w:t>processFlowStateChangeEvent</w:t>
-            </w:r>
-            <w:r>
-              <w:br/>
-            </w:r>
-            <w:r>
-              <w:t>processFlowDeleteEvent</w:t>
-            </w:r>
-            <w:r>
-              <w:br/>
-            </w:r>
-            <w:r>
-              <w:t>processFlowAttributeValueChangeEvent</w:t>
-            </w:r>
-            <w:r>
-              <w:br/>
-            </w:r>
-            <w:r>
-              <w:t>taskFlowCreateEvent</w:t>
-            </w:r>
-            <w:r>
-              <w:br/>
-            </w:r>
-            <w:r>
-              <w:t>taskFlowStateChangeEvent</w:t>
-            </w:r>
-            <w:r>
-              <w:br/>
-            </w:r>
-            <w:r>
-              <w:t>taskFlowDeleteEvent</w:t>
-            </w:r>
-            <w:r>
-              <w:br/>
-            </w:r>
-            <w:r>
-              <w:t>taskFlowAttributeValueChangeEvent</w:t>
-            </w:r>
-            <w:r>
-              <w:br/>
-            </w:r>
-            <w:r>
-              <w:t>taskFlowInformationRequiredEvent</w:t>
+            <w:tcW w:type="dxa" w:w="1310"/>
+          </w:tcPr>
+          <w:p>
+            <w:r/>
+            <w:r>
+              <w:t>TMF622</w:t>
+            </w:r>
+          </w:p>
+        </w:tc>
+        <w:tc>
+          <w:tcPr>
+            <w:tcW w:type="dxa" w:w="3650"/>
+          </w:tcPr>
+          <w:p>
+            <w:r/>
+            <w:r>
+              <w:t>Product Ordering Management API</w:t>
+            </w:r>
+          </w:p>
+        </w:tc>
+        <w:tc>
+          <w:tcPr>
+            <w:tcW w:type="dxa" w:w="4399"/>
+          </w:tcPr>
+          <w:p>
+            <w:r/>
+            <w:r>
+              <w:t>productOrderStateChangeEvent</w:t>
+            </w:r>
+            <w:r>
+              <w:br/>
+            </w:r>
+            <w:r>
+              <w:t>productOrderCreateEvent</w:t>
+            </w:r>
+            <w:r>
+              <w:br/>
+            </w:r>
+            <w:r>
+              <w:t>productOrderAttributeValueChangeEvent</w:t>
+            </w:r>
+            <w:r>
+              <w:br/>
+            </w:r>
+            <w:r>
+              <w:t>productOrderDeleteEvent</w:t>
+            </w:r>
+            <w:r>
+              <w:br/>
+            </w:r>
+            <w:r>
+              <w:t>productOrderInformationRequiredEvent</w:t>
+            </w:r>
+            <w:r>
+              <w:br/>
+            </w:r>
+            <w:r>
+              <w:t>cancelProductOrderCreateEvent</w:t>
+            </w:r>
+            <w:r>
+              <w:br/>
+            </w:r>
+            <w:r>
+              <w:t>cancelProductOrderStateChangeEvent</w:t>
+            </w:r>
+            <w:r>
+              <w:br/>
+            </w:r>
+            <w:r>
+              <w:t>cancelProductOrderInformationRequiredEvent</w:t>
             </w:r>
           </w:p>
         </w:tc>
@@ -9303,27 +7676,112 @@
       <w:tr>
         <w:tc>
           <w:tcPr>
-            <w:tcW w:type="dxa" w:w="1404"/>
-          </w:tcPr>
-          <w:p>
-            <w:r/>
-            <w:r/>
-          </w:p>
-        </w:tc>
-        <w:tc>
-          <w:tcPr>
-            <w:tcW w:type="dxa" w:w="2995"/>
-          </w:tcPr>
-          <w:p>
-            <w:r/>
-            <w:r>
-              <w:t>ProcessManagement</w:t>
-            </w:r>
-          </w:p>
-        </w:tc>
-        <w:tc>
-          <w:tcPr>
-            <w:tcW w:type="dxa" w:w="4961"/>
+            <w:tcW w:type="dxa" w:w="1310"/>
+          </w:tcPr>
+          <w:p>
+            <w:r/>
+            <w:r>
+              <w:t>TMF701</w:t>
+            </w:r>
+          </w:p>
+        </w:tc>
+        <w:tc>
+          <w:tcPr>
+            <w:tcW w:type="dxa" w:w="3650"/>
+          </w:tcPr>
+          <w:p>
+            <w:r/>
+            <w:r>
+              <w:t>Process Management API</w:t>
+            </w:r>
+          </w:p>
+        </w:tc>
+        <w:tc>
+          <w:tcPr>
+            <w:tcW w:type="dxa" w:w="4399"/>
+          </w:tcPr>
+          <w:p>
+            <w:r/>
+            <w:r>
+              <w:t>processFlowCreateEvent</w:t>
+            </w:r>
+            <w:r>
+              <w:br/>
+            </w:r>
+            <w:r>
+              <w:t>processFlowStateChangeEvent</w:t>
+            </w:r>
+            <w:r>
+              <w:br/>
+            </w:r>
+            <w:r>
+              <w:t>processFlowDeleteEvent</w:t>
+            </w:r>
+            <w:r>
+              <w:br/>
+            </w:r>
+            <w:r>
+              <w:t>processFlowAttributeValueChangeEvent</w:t>
+            </w:r>
+            <w:r>
+              <w:br/>
+            </w:r>
+            <w:r>
+              <w:t>taskFlowCreateEvent</w:t>
+            </w:r>
+            <w:r>
+              <w:br/>
+            </w:r>
+            <w:r>
+              <w:t>taskFlowStateChangeEvent</w:t>
+            </w:r>
+            <w:r>
+              <w:br/>
+            </w:r>
+            <w:r>
+              <w:t>taskFlowDeleteEvent</w:t>
+            </w:r>
+            <w:r>
+              <w:br/>
+            </w:r>
+            <w:r>
+              <w:t>taskFlowAttributeValueChangeEvent</w:t>
+            </w:r>
+            <w:r>
+              <w:br/>
+            </w:r>
+            <w:r>
+              <w:t>taskFlowInformationRequiredEvent</w:t>
+            </w:r>
+          </w:p>
+        </w:tc>
+      </w:tr>
+      <w:tr>
+        <w:tc>
+          <w:tcPr>
+            <w:tcW w:type="dxa" w:w="1310"/>
+          </w:tcPr>
+          <w:p>
+            <w:r/>
+            <w:r>
+              <w:t>TMF701</w:t>
+            </w:r>
+          </w:p>
+        </w:tc>
+        <w:tc>
+          <w:tcPr>
+            <w:tcW w:type="dxa" w:w="3650"/>
+          </w:tcPr>
+          <w:p>
+            <w:r/>
+            <w:r>
+              <w:t>Process Management API</w:t>
+            </w:r>
+          </w:p>
+        </w:tc>
+        <w:tc>
+          <w:tcPr>
+            <w:tcW w:type="dxa" w:w="4399"/>
           </w:tcPr>
           <w:p>
             <w:r/>
@@ -9435,7 +7893,7 @@
       <w:r>
         <w:drawing>
           <wp:inline xmlns:a="http://schemas.openxmlformats.org/drawingml/2006/main" xmlns:pic="http://schemas.openxmlformats.org/drawingml/2006/picture">
-            <wp:extent cx="5394960" cy="4273632"/>
+            <wp:extent cx="5394960" cy="5303423"/>
             <wp:docPr id="7" name="Picture 7"/>
             <wp:cNvGraphicFramePr>
               <a:graphicFrameLocks noChangeAspect="1"/>
@@ -9456,7 +7914,7 @@
                   <pic:spPr>
                     <a:xfrm>
                       <a:off x="0" y="0"/>
-                      <a:ext cx="5394960" cy="4273632"/>
+                      <a:ext cx="5394960" cy="5303423"/>
                     </a:xfrm>
                     <a:prstGeom prst="rect"/>
                   </pic:spPr>
@@ -9509,7 +7967,7 @@
         </w:trPr>
         <w:tc>
           <w:tcPr>
-            <w:tcW w:type="dxa" w:w="1310"/>
+            <w:tcW w:type="dxa" w:w="1217"/>
           </w:tcPr>
           <w:p>
             <w:r/>
@@ -9523,7 +7981,7 @@
         </w:tc>
         <w:tc>
           <w:tcPr>
-            <w:tcW w:type="dxa" w:w="3463"/>
+            <w:tcW w:type="dxa" w:w="4025"/>
           </w:tcPr>
           <w:p>
             <w:r/>
@@ -9537,7 +7995,7 @@
         </w:tc>
         <w:tc>
           <w:tcPr>
-            <w:tcW w:type="dxa" w:w="4586"/>
+            <w:tcW w:type="dxa" w:w="4118"/>
           </w:tcPr>
           <w:p>
             <w:r/>
@@ -9553,27 +8011,29 @@
       <w:tr>
         <w:tc>
           <w:tcPr>
-            <w:tcW w:type="dxa" w:w="1310"/>
-          </w:tcPr>
-          <w:p>
-            <w:r/>
-            <w:r/>
-          </w:p>
-        </w:tc>
-        <w:tc>
-          <w:tcPr>
-            <w:tcW w:type="dxa" w:w="3463"/>
-          </w:tcPr>
-          <w:p>
-            <w:r/>
-            <w:r>
-              <w:t>ServiceOrder</w:t>
-            </w:r>
-          </w:p>
-        </w:tc>
-        <w:tc>
-          <w:tcPr>
-            <w:tcW w:type="dxa" w:w="4586"/>
+            <w:tcW w:type="dxa" w:w="1217"/>
+          </w:tcPr>
+          <w:p>
+            <w:r/>
+            <w:r>
+              <w:t>TMF641</w:t>
+            </w:r>
+          </w:p>
+        </w:tc>
+        <w:tc>
+          <w:tcPr>
+            <w:tcW w:type="dxa" w:w="4025"/>
+          </w:tcPr>
+          <w:p>
+            <w:r/>
+            <w:r>
+              <w:t>Service Ordering Management API</w:t>
+            </w:r>
+          </w:p>
+        </w:tc>
+        <w:tc>
+          <w:tcPr>
+            <w:tcW w:type="dxa" w:w="4118"/>
           </w:tcPr>
           <w:p>
             <w:r/>
@@ -9615,12 +8075,6 @@
             </w:r>
             <w:r>
               <w:t>cancelServiceOrderInformationRequiredEvent</w:t>
-            </w:r>
-            <w:r>
-              <w:br/>
-            </w:r>
-            <w:r>
-              <w:t>serviceOrderStateChangeEvent</w:t>
             </w:r>
           </w:p>
         </w:tc>
@@ -9628,56 +8082,76 @@
       <w:tr>
         <w:tc>
           <w:tcPr>
-            <w:tcW w:type="dxa" w:w="1310"/>
-          </w:tcPr>
-          <w:p>
-            <w:r/>
-            <w:r/>
-          </w:p>
-        </w:tc>
-        <w:tc>
-          <w:tcPr>
-            <w:tcW w:type="dxa" w:w="3463"/>
-          </w:tcPr>
-          <w:p>
-            <w:r/>
-            <w:r>
-              <w:t>ResourceOrder</w:t>
-            </w:r>
-          </w:p>
-        </w:tc>
-        <w:tc>
-          <w:tcPr>
-            <w:tcW w:type="dxa" w:w="4586"/>
-          </w:tcPr>
-          <w:p>
-            <w:r/>
-            <w:r>
-              <w:t>resourceOrderStateChange</w:t>
-            </w:r>
-            <w:r>
-              <w:br/>
-            </w:r>
-            <w:r>
-              <w:t>resourceOrderAttributeValueChangeEvent</w:t>
-            </w:r>
-            <w:r>
-              <w:br/>
-            </w:r>
-            <w:r>
-              <w:t>resourceOrderInformationRequiredEvent</w:t>
-            </w:r>
-            <w:r>
-              <w:br/>
-            </w:r>
-            <w:r>
-              <w:t>cancelResourceOrderStateChange</w:t>
-            </w:r>
-            <w:r>
-              <w:br/>
-            </w:r>
-            <w:r>
-              <w:t>cancelResourceOrderInformationRequiredEvent</w:t>
+            <w:tcW w:type="dxa" w:w="1217"/>
+          </w:tcPr>
+          <w:p>
+            <w:r/>
+            <w:r>
+              <w:t>TMF641</w:t>
+            </w:r>
+          </w:p>
+        </w:tc>
+        <w:tc>
+          <w:tcPr>
+            <w:tcW w:type="dxa" w:w="4025"/>
+          </w:tcPr>
+          <w:p>
+            <w:r/>
+            <w:r>
+              <w:t>Service Ordering Management API</w:t>
+            </w:r>
+          </w:p>
+        </w:tc>
+        <w:tc>
+          <w:tcPr>
+            <w:tcW w:type="dxa" w:w="4118"/>
+          </w:tcPr>
+          <w:p>
+            <w:r/>
+            <w:r>
+              <w:t>serviceOrderDeleteEvent</w:t>
+            </w:r>
+            <w:r>
+              <w:br/>
+            </w:r>
+            <w:r>
+              <w:t>serviceOrderStateChangeEvent</w:t>
+            </w:r>
+            <w:r>
+              <w:br/>
+            </w:r>
+            <w:r>
+              <w:t>serviceOrderAttributeValueChangeEvent</w:t>
+            </w:r>
+            <w:r>
+              <w:br/>
+            </w:r>
+            <w:r>
+              <w:t>serviceOrderInformationRequiredEvent</w:t>
+            </w:r>
+            <w:r>
+              <w:br/>
+            </w:r>
+            <w:r>
+              <w:t>serviceOrderMilestoneEvent</w:t>
+            </w:r>
+            <w:r>
+              <w:br/>
+            </w:r>
+            <w:r>
+              <w:t>serviceOrderJeopardyEvent</w:t>
+            </w:r>
+            <w:r>
+              <w:br/>
+            </w:r>
+            <w:r>
+              <w:t>cancelServiceOrderStateChangeEvent</w:t>
+            </w:r>
+            <w:r>
+              <w:br/>
+            </w:r>
+            <w:r>
+              <w:t>cancelServiceOrderInformationRequiredEvent</w:t>
             </w:r>
           </w:p>
         </w:tc>
@@ -9685,44 +8159,58 @@
       <w:tr>
         <w:tc>
           <w:tcPr>
-            <w:tcW w:type="dxa" w:w="1310"/>
-          </w:tcPr>
-          <w:p>
-            <w:r/>
-            <w:r/>
-          </w:p>
-        </w:tc>
-        <w:tc>
-          <w:tcPr>
-            <w:tcW w:type="dxa" w:w="3463"/>
-          </w:tcPr>
-          <w:p>
-            <w:r/>
-            <w:r>
-              <w:t>GeographicLocation</w:t>
-            </w:r>
-          </w:p>
-        </w:tc>
-        <w:tc>
-          <w:tcPr>
-            <w:tcW w:type="dxa" w:w="4586"/>
-          </w:tcPr>
-          <w:p>
-            <w:r/>
-            <w:r>
-              <w:t>geographicLocationCreateEvent</w:t>
-            </w:r>
-            <w:r>
-              <w:br/>
-            </w:r>
-            <w:r>
-              <w:t>geographicLocationAttributeValueChangeEvent</w:t>
-            </w:r>
-            <w:r>
-              <w:br/>
-            </w:r>
-            <w:r>
-              <w:t>geographicLocationDeleteEvent</w:t>
+            <w:tcW w:type="dxa" w:w="1217"/>
+          </w:tcPr>
+          <w:p>
+            <w:r/>
+            <w:r>
+              <w:t>TMF652</w:t>
+            </w:r>
+          </w:p>
+        </w:tc>
+        <w:tc>
+          <w:tcPr>
+            <w:tcW w:type="dxa" w:w="4025"/>
+          </w:tcPr>
+          <w:p>
+            <w:r/>
+            <w:r>
+              <w:t>Resource Order Management API</w:t>
+            </w:r>
+          </w:p>
+        </w:tc>
+        <w:tc>
+          <w:tcPr>
+            <w:tcW w:type="dxa" w:w="4118"/>
+          </w:tcPr>
+          <w:p>
+            <w:r/>
+            <w:r>
+              <w:t>resourceOrderStateChange</w:t>
+            </w:r>
+            <w:r>
+              <w:br/>
+            </w:r>
+            <w:r>
+              <w:t>resourceOrderAttributeValueChangeEvent</w:t>
+            </w:r>
+            <w:r>
+              <w:br/>
+            </w:r>
+            <w:r>
+              <w:t>resourceOrderInformationRequiredEvent</w:t>
+            </w:r>
+            <w:r>
+              <w:br/>
+            </w:r>
+            <w:r>
+              <w:t>cancelResourceOrderStateChange</w:t>
+            </w:r>
+            <w:r>
+              <w:br/>
+            </w:r>
+            <w:r>
+              <w:t>cancelResourceOrderInformationRequiredEvent</w:t>
             </w:r>
           </w:p>
         </w:tc>
@@ -9730,56 +8218,58 @@
       <w:tr>
         <w:tc>
           <w:tcPr>
-            <w:tcW w:type="dxa" w:w="1310"/>
-          </w:tcPr>
-          <w:p>
-            <w:r/>
-            <w:r/>
-          </w:p>
-        </w:tc>
-        <w:tc>
-          <w:tcPr>
-            <w:tcW w:type="dxa" w:w="3463"/>
-          </w:tcPr>
-          <w:p>
-            <w:r/>
-            <w:r>
-              <w:t>GeographicSiteManagement</w:t>
-            </w:r>
-          </w:p>
-        </w:tc>
-        <w:tc>
-          <w:tcPr>
-            <w:tcW w:type="dxa" w:w="4586"/>
-          </w:tcPr>
-          <w:p>
-            <w:r/>
-            <w:r>
-              <w:t>geographicSiteCreateEvent</w:t>
-            </w:r>
-            <w:r>
-              <w:br/>
-            </w:r>
-            <w:r>
-              <w:t>geographicSiteAttributeValueChangeEvent</w:t>
-            </w:r>
-            <w:r>
-              <w:br/>
-            </w:r>
-            <w:r>
-              <w:t>geographicSiteDeleteEvent</w:t>
-            </w:r>
-            <w:r>
-              <w:br/>
-            </w:r>
-            <w:r>
-              <w:t>geographicSiteStatusChangeEvent</w:t>
-            </w:r>
-            <w:r>
-              <w:br/>
-            </w:r>
-            <w:r>
-              <w:t>geographicSiteStateChangeEvent</w:t>
+            <w:tcW w:type="dxa" w:w="1217"/>
+          </w:tcPr>
+          <w:p>
+            <w:r/>
+            <w:r>
+              <w:t>TMF652</w:t>
+            </w:r>
+          </w:p>
+        </w:tc>
+        <w:tc>
+          <w:tcPr>
+            <w:tcW w:type="dxa" w:w="4025"/>
+          </w:tcPr>
+          <w:p>
+            <w:r/>
+            <w:r>
+              <w:t>Resource Order Management API</w:t>
+            </w:r>
+          </w:p>
+        </w:tc>
+        <w:tc>
+          <w:tcPr>
+            <w:tcW w:type="dxa" w:w="4118"/>
+          </w:tcPr>
+          <w:p>
+            <w:r/>
+            <w:r>
+              <w:t>resourceOrderStateChange</w:t>
+            </w:r>
+            <w:r>
+              <w:br/>
+            </w:r>
+            <w:r>
+              <w:t>resourceOrderAttributeValueChangeEvent</w:t>
+            </w:r>
+            <w:r>
+              <w:br/>
+            </w:r>
+            <w:r>
+              <w:t>resourceOrderInformationRequiredEvent</w:t>
+            </w:r>
+            <w:r>
+              <w:br/>
+            </w:r>
+            <w:r>
+              <w:t>cancelResourceOrderStateChange</w:t>
+            </w:r>
+            <w:r>
+              <w:br/>
+            </w:r>
+            <w:r>
+              <w:t>cancelResourceOrderInformationRequiredEvent</w:t>
             </w:r>
           </w:p>
         </w:tc>
@@ -9787,50 +8277,46 @@
       <w:tr>
         <w:tc>
           <w:tcPr>
-            <w:tcW w:type="dxa" w:w="1310"/>
-          </w:tcPr>
-          <w:p>
-            <w:r/>
-            <w:r/>
-          </w:p>
-        </w:tc>
-        <w:tc>
-          <w:tcPr>
-            <w:tcW w:type="dxa" w:w="3463"/>
-          </w:tcPr>
-          <w:p>
-            <w:r/>
-            <w:r>
-              <w:t>GeographicAddressManagement</w:t>
-            </w:r>
-          </w:p>
-        </w:tc>
-        <w:tc>
-          <w:tcPr>
-            <w:tcW w:type="dxa" w:w="4586"/>
-          </w:tcPr>
-          <w:p>
-            <w:r/>
-            <w:r>
-              <w:t>geographicAddressValidationStateChangeEvent</w:t>
-            </w:r>
-            <w:r>
-              <w:br/>
-            </w:r>
-            <w:r>
-              <w:t>geographicAddressAttributeValueChangeEvent</w:t>
-            </w:r>
-            <w:r>
-              <w:br/>
-            </w:r>
-            <w:r>
-              <w:t>geographicAddressCreateEvent</w:t>
-            </w:r>
-            <w:r>
-              <w:br/>
-            </w:r>
-            <w:r>
-              <w:t>geographicAddressDeleteEvent</w:t>
+            <w:tcW w:type="dxa" w:w="1217"/>
+          </w:tcPr>
+          <w:p>
+            <w:r/>
+            <w:r>
+              <w:t>TMF675</w:t>
+            </w:r>
+          </w:p>
+        </w:tc>
+        <w:tc>
+          <w:tcPr>
+            <w:tcW w:type="dxa" w:w="4025"/>
+          </w:tcPr>
+          <w:p>
+            <w:r/>
+            <w:r>
+              <w:t>GeographicLocation</w:t>
+            </w:r>
+          </w:p>
+        </w:tc>
+        <w:tc>
+          <w:tcPr>
+            <w:tcW w:type="dxa" w:w="4118"/>
+          </w:tcPr>
+          <w:p>
+            <w:r/>
+            <w:r>
+              <w:t>geographicLocationCreateEvent</w:t>
+            </w:r>
+            <w:r>
+              <w:br/>
+            </w:r>
+            <w:r>
+              <w:t>geographicLocationAttributeValueChangeEvent</w:t>
+            </w:r>
+            <w:r>
+              <w:br/>
+            </w:r>
+            <w:r>
+              <w:t>geographicLocationDeleteEvent</w:t>
             </w:r>
           </w:p>
         </w:tc>
@@ -9838,50 +8324,52 @@
       <w:tr>
         <w:tc>
           <w:tcPr>
-            <w:tcW w:type="dxa" w:w="1310"/>
-          </w:tcPr>
-          <w:p>
-            <w:r/>
-            <w:r/>
-          </w:p>
-        </w:tc>
-        <w:tc>
-          <w:tcPr>
-            <w:tcW w:type="dxa" w:w="3463"/>
-          </w:tcPr>
-          <w:p>
-            <w:r/>
-            <w:r>
-              <w:t>IntentManagement</w:t>
-            </w:r>
-          </w:p>
-        </w:tc>
-        <w:tc>
-          <w:tcPr>
-            <w:tcW w:type="dxa" w:w="4586"/>
-          </w:tcPr>
-          <w:p>
-            <w:r/>
-            <w:r>
-              <w:t>intentCreateEvent</w:t>
-            </w:r>
-            <w:r>
-              <w:br/>
-            </w:r>
-            <w:r>
-              <w:t>intentStatusChangeEvent</w:t>
-            </w:r>
-            <w:r>
-              <w:br/>
-            </w:r>
-            <w:r>
-              <w:t>intentDeleteEvent</w:t>
-            </w:r>
-            <w:r>
-              <w:br/>
-            </w:r>
-            <w:r>
-              <w:t>intentAttributeValueChangeEvent</w:t>
+            <w:tcW w:type="dxa" w:w="1217"/>
+          </w:tcPr>
+          <w:p>
+            <w:r/>
+            <w:r>
+              <w:t>TMF674</w:t>
+            </w:r>
+          </w:p>
+        </w:tc>
+        <w:tc>
+          <w:tcPr>
+            <w:tcW w:type="dxa" w:w="4025"/>
+          </w:tcPr>
+          <w:p>
+            <w:r/>
+            <w:r>
+              <w:t>Geographic Site Management API</w:t>
+            </w:r>
+          </w:p>
+        </w:tc>
+        <w:tc>
+          <w:tcPr>
+            <w:tcW w:type="dxa" w:w="4118"/>
+          </w:tcPr>
+          <w:p>
+            <w:r/>
+            <w:r>
+              <w:t>geographicSiteCreateEvent</w:t>
+            </w:r>
+            <w:r>
+              <w:br/>
+            </w:r>
+            <w:r>
+              <w:t>geographicSiteAttributeValueChangeEvent</w:t>
+            </w:r>
+            <w:r>
+              <w:br/>
+            </w:r>
+            <w:r>
+              <w:t>geographicSiteDeleteEvent</w:t>
+            </w:r>
+            <w:r>
+              <w:br/>
+            </w:r>
+            <w:r>
+              <w:t>geographicSiteStatusChangeEvent</w:t>
             </w:r>
           </w:p>
         </w:tc>
@@ -9889,50 +8377,52 @@
       <w:tr>
         <w:tc>
           <w:tcPr>
-            <w:tcW w:type="dxa" w:w="1310"/>
-          </w:tcPr>
-          <w:p>
-            <w:r/>
-            <w:r/>
-          </w:p>
-        </w:tc>
-        <w:tc>
-          <w:tcPr>
-            <w:tcW w:type="dxa" w:w="3463"/>
-          </w:tcPr>
-          <w:p>
-            <w:r/>
-            <w:r>
-              <w:t>AppointmentManagement</w:t>
-            </w:r>
-          </w:p>
-        </w:tc>
-        <w:tc>
-          <w:tcPr>
-            <w:tcW w:type="dxa" w:w="4586"/>
-          </w:tcPr>
-          <w:p>
-            <w:r/>
-            <w:r>
-              <w:t>appointmentStateChange</w:t>
-            </w:r>
-            <w:r>
-              <w:br/>
-            </w:r>
-            <w:r>
-              <w:t>appointmentCreateEvent</w:t>
-            </w:r>
-            <w:r>
-              <w:br/>
-            </w:r>
-            <w:r>
-              <w:t>appointmentAttributeValueChangeEvent</w:t>
-            </w:r>
-            <w:r>
-              <w:br/>
-            </w:r>
-            <w:r>
-              <w:t>appointmentDeleteEvent</w:t>
+            <w:tcW w:type="dxa" w:w="1217"/>
+          </w:tcPr>
+          <w:p>
+            <w:r/>
+            <w:r>
+              <w:t>TMF674</w:t>
+            </w:r>
+          </w:p>
+        </w:tc>
+        <w:tc>
+          <w:tcPr>
+            <w:tcW w:type="dxa" w:w="4025"/>
+          </w:tcPr>
+          <w:p>
+            <w:r/>
+            <w:r>
+              <w:t>Geographic Site Management API</w:t>
+            </w:r>
+          </w:p>
+        </w:tc>
+        <w:tc>
+          <w:tcPr>
+            <w:tcW w:type="dxa" w:w="4118"/>
+          </w:tcPr>
+          <w:p>
+            <w:r/>
+            <w:r>
+              <w:t>geographicSiteCreateEvent</w:t>
+            </w:r>
+            <w:r>
+              <w:br/>
+            </w:r>
+            <w:r>
+              <w:t>geographicSiteAttributeValueChangeEvent</w:t>
+            </w:r>
+            <w:r>
+              <w:br/>
+            </w:r>
+            <w:r>
+              <w:t>geographicSiteDeleteEvent</w:t>
+            </w:r>
+            <w:r>
+              <w:br/>
+            </w:r>
+            <w:r>
+              <w:t>geographicSiteStateChangeEvent</w:t>
             </w:r>
           </w:p>
         </w:tc>
@@ -9940,80 +8430,34 @@
       <w:tr>
         <w:tc>
           <w:tcPr>
-            <w:tcW w:type="dxa" w:w="1310"/>
-          </w:tcPr>
-          <w:p>
-            <w:r/>
-            <w:r/>
-          </w:p>
-        </w:tc>
-        <w:tc>
-          <w:tcPr>
-            <w:tcW w:type="dxa" w:w="3463"/>
-          </w:tcPr>
-          <w:p>
-            <w:r/>
-            <w:r>
-              <w:t>ProductOfferingQualification</w:t>
-            </w:r>
-          </w:p>
-        </w:tc>
-        <w:tc>
-          <w:tcPr>
-            <w:tcW w:type="dxa" w:w="4586"/>
-          </w:tcPr>
-          <w:p>
-            <w:r/>
-            <w:r>
-              <w:t>productOfferingQualificationCreateEvent</w:t>
-            </w:r>
-            <w:r>
-              <w:br/>
-            </w:r>
-            <w:r>
-              <w:t>productOfferingQualificationAttributeValueChangeEvent</w:t>
-            </w:r>
-            <w:r>
-              <w:br/>
-            </w:r>
-            <w:r>
-              <w:t>productOfferingQualificationStateChangeEvent</w:t>
-            </w:r>
-            <w:r>
-              <w:br/>
-            </w:r>
-            <w:r>
-              <w:t>productOfferingQualificationDeleteEvent</w:t>
-            </w:r>
-            <w:r>
-              <w:br/>
-            </w:r>
-            <w:r>
-              <w:t>productOfferingQualificationInformationRequiredEvent</w:t>
-            </w:r>
-            <w:r>
-              <w:br/>
-            </w:r>
-            <w:r>
-              <w:t>checkProductOfferingQualificationCreateEvent</w:t>
-            </w:r>
-            <w:r>
-              <w:br/>
-            </w:r>
-            <w:r>
-              <w:t>checkProductOfferingQualificationAttributeValueChangeEvent</w:t>
-            </w:r>
-            <w:r>
-              <w:br/>
-            </w:r>
-            <w:r>
-              <w:t>checkProductOfferingQualificationStateChangeEvent</w:t>
-            </w:r>
-            <w:r>
-              <w:br/>
-            </w:r>
-            <w:r>
-              <w:t>checkProductOfferingQualificationDeleteEvent</w:t>
+            <w:tcW w:type="dxa" w:w="1217"/>
+          </w:tcPr>
+          <w:p>
+            <w:r/>
+            <w:r>
+              <w:t>TMF673</w:t>
+            </w:r>
+          </w:p>
+        </w:tc>
+        <w:tc>
+          <w:tcPr>
+            <w:tcW w:type="dxa" w:w="4025"/>
+          </w:tcPr>
+          <w:p>
+            <w:r/>
+            <w:r>
+              <w:t>Geographic Address Management API</w:t>
+            </w:r>
+          </w:p>
+        </w:tc>
+        <w:tc>
+          <w:tcPr>
+            <w:tcW w:type="dxa" w:w="4118"/>
+          </w:tcPr>
+          <w:p>
+            <w:r/>
+            <w:r>
+              <w:t>geographicAddressValidationStateChangeEvent</w:t>
             </w:r>
           </w:p>
         </w:tc>
@@ -10021,38 +8465,52 @@
       <w:tr>
         <w:tc>
           <w:tcPr>
-            <w:tcW w:type="dxa" w:w="1310"/>
-          </w:tcPr>
-          <w:p>
-            <w:r/>
-            <w:r/>
-          </w:p>
-        </w:tc>
-        <w:tc>
-          <w:tcPr>
-            <w:tcW w:type="dxa" w:w="3463"/>
-          </w:tcPr>
-          <w:p>
-            <w:r/>
-            <w:r>
-              <w:t>PartyManagement</w:t>
-            </w:r>
-          </w:p>
-        </w:tc>
-        <w:tc>
-          <w:tcPr>
-            <w:tcW w:type="dxa" w:w="4586"/>
-          </w:tcPr>
-          <w:p>
-            <w:r/>
-            <w:r>
-              <w:t>individualDeleteEvent</w:t>
-            </w:r>
-            <w:r>
-              <w:br/>
-            </w:r>
-            <w:r>
-              <w:t>organizationDeleteEvent</w:t>
+            <w:tcW w:type="dxa" w:w="1217"/>
+          </w:tcPr>
+          <w:p>
+            <w:r/>
+            <w:r>
+              <w:t>TMF673</w:t>
+            </w:r>
+          </w:p>
+        </w:tc>
+        <w:tc>
+          <w:tcPr>
+            <w:tcW w:type="dxa" w:w="4025"/>
+          </w:tcPr>
+          <w:p>
+            <w:r/>
+            <w:r>
+              <w:t>Geographic Address Management API</w:t>
+            </w:r>
+          </w:p>
+        </w:tc>
+        <w:tc>
+          <w:tcPr>
+            <w:tcW w:type="dxa" w:w="4118"/>
+          </w:tcPr>
+          <w:p>
+            <w:r/>
+            <w:r>
+              <w:t>geographicAddressValidationStateChangeEvent</w:t>
+            </w:r>
+            <w:r>
+              <w:br/>
+            </w:r>
+            <w:r>
+              <w:t>geographicAddressAttributeValueChangeEvent</w:t>
+            </w:r>
+            <w:r>
+              <w:br/>
+            </w:r>
+            <w:r>
+              <w:t>geographicAddressCreateEvent</w:t>
+            </w:r>
+            <w:r>
+              <w:br/>
+            </w:r>
+            <w:r>
+              <w:t>geographicAddressDeleteEvent</w:t>
             </w:r>
           </w:p>
         </w:tc>
@@ -10060,38 +8518,52 @@
       <w:tr>
         <w:tc>
           <w:tcPr>
-            <w:tcW w:type="dxa" w:w="1310"/>
-          </w:tcPr>
-          <w:p>
-            <w:r/>
-            <w:r/>
-          </w:p>
-        </w:tc>
-        <w:tc>
-          <w:tcPr>
-            <w:tcW w:type="dxa" w:w="3463"/>
-          </w:tcPr>
-          <w:p>
-            <w:r/>
-            <w:r>
-              <w:t>PartyRoleManagement</w:t>
-            </w:r>
-          </w:p>
-        </w:tc>
-        <w:tc>
-          <w:tcPr>
-            <w:tcW w:type="dxa" w:w="4586"/>
-          </w:tcPr>
-          <w:p>
-            <w:r/>
-            <w:r>
-              <w:t>partyRoleDeleteEvent</w:t>
-            </w:r>
-            <w:r>
-              <w:br/>
-            </w:r>
-            <w:r>
-              <w:t>partyRoleSpecificationDeleteEvent</w:t>
+            <w:tcW w:type="dxa" w:w="1217"/>
+          </w:tcPr>
+          <w:p>
+            <w:r/>
+            <w:r>
+              <w:t>TMF921</w:t>
+            </w:r>
+          </w:p>
+        </w:tc>
+        <w:tc>
+          <w:tcPr>
+            <w:tcW w:type="dxa" w:w="4025"/>
+          </w:tcPr>
+          <w:p>
+            <w:r/>
+            <w:r>
+              <w:t>Intent Management API</w:t>
+            </w:r>
+          </w:p>
+        </w:tc>
+        <w:tc>
+          <w:tcPr>
+            <w:tcW w:type="dxa" w:w="4118"/>
+          </w:tcPr>
+          <w:p>
+            <w:r/>
+            <w:r>
+              <w:t>intentCreateEvent</w:t>
+            </w:r>
+            <w:r>
+              <w:br/>
+            </w:r>
+            <w:r>
+              <w:t>intentStatusChangeEvent</w:t>
+            </w:r>
+            <w:r>
+              <w:br/>
+            </w:r>
+            <w:r>
+              <w:t>intentDeleteEvent</w:t>
+            </w:r>
+            <w:r>
+              <w:br/>
+            </w:r>
+            <w:r>
+              <w:t>intentAttributeValueChangeEvent</w:t>
             </w:r>
           </w:p>
         </w:tc>
@@ -10099,32 +8571,52 @@
       <w:tr>
         <w:tc>
           <w:tcPr>
-            <w:tcW w:type="dxa" w:w="1310"/>
-          </w:tcPr>
-          <w:p>
-            <w:r/>
-            <w:r/>
-          </w:p>
-        </w:tc>
-        <w:tc>
-          <w:tcPr>
-            <w:tcW w:type="dxa" w:w="3463"/>
-          </w:tcPr>
-          <w:p>
-            <w:r/>
-            <w:r>
-              <w:t>PaymentManagement</w:t>
-            </w:r>
-          </w:p>
-        </w:tc>
-        <w:tc>
-          <w:tcPr>
-            <w:tcW w:type="dxa" w:w="4586"/>
-          </w:tcPr>
-          <w:p>
-            <w:r/>
-            <w:r>
-              <w:t>paymentDeleteEvent</w:t>
+            <w:tcW w:type="dxa" w:w="1217"/>
+          </w:tcPr>
+          <w:p>
+            <w:r/>
+            <w:r>
+              <w:t>TMF646</w:t>
+            </w:r>
+          </w:p>
+        </w:tc>
+        <w:tc>
+          <w:tcPr>
+            <w:tcW w:type="dxa" w:w="4025"/>
+          </w:tcPr>
+          <w:p>
+            <w:r/>
+            <w:r>
+              <w:t>Appointment Management API</w:t>
+            </w:r>
+          </w:p>
+        </w:tc>
+        <w:tc>
+          <w:tcPr>
+            <w:tcW w:type="dxa" w:w="4118"/>
+          </w:tcPr>
+          <w:p>
+            <w:r/>
+            <w:r>
+              <w:t>appointmentStateChange</w:t>
+            </w:r>
+            <w:r>
+              <w:br/>
+            </w:r>
+            <w:r>
+              <w:t>appointmentCreateEvent</w:t>
+            </w:r>
+            <w:r>
+              <w:br/>
+            </w:r>
+            <w:r>
+              <w:t>appointmentAttributeValueChangeEvent</w:t>
+            </w:r>
+            <w:r>
+              <w:br/>
+            </w:r>
+            <w:r>
+              <w:t>appointmentDeleteEvent</w:t>
             </w:r>
           </w:p>
         </w:tc>
@@ -10132,32 +8624,58 @@
       <w:tr>
         <w:tc>
           <w:tcPr>
-            <w:tcW w:type="dxa" w:w="1310"/>
-          </w:tcPr>
-          <w:p>
-            <w:r/>
-            <w:r/>
-          </w:p>
-        </w:tc>
-        <w:tc>
-          <w:tcPr>
-            <w:tcW w:type="dxa" w:w="3463"/>
-          </w:tcPr>
-          <w:p>
-            <w:r/>
-            <w:r>
-              <w:t>AccountManagement</w:t>
-            </w:r>
-          </w:p>
-        </w:tc>
-        <w:tc>
-          <w:tcPr>
-            <w:tcW w:type="dxa" w:w="4586"/>
-          </w:tcPr>
-          <w:p>
-            <w:r/>
-            <w:r>
-              <w:t>billingAccountDeleteEvent</w:t>
+            <w:tcW w:type="dxa" w:w="1217"/>
+          </w:tcPr>
+          <w:p>
+            <w:r/>
+            <w:r>
+              <w:t>TMF679</w:t>
+            </w:r>
+          </w:p>
+        </w:tc>
+        <w:tc>
+          <w:tcPr>
+            <w:tcW w:type="dxa" w:w="4025"/>
+          </w:tcPr>
+          <w:p>
+            <w:r/>
+            <w:r>
+              <w:t>Product Offering Qualification Management API</w:t>
+            </w:r>
+          </w:p>
+        </w:tc>
+        <w:tc>
+          <w:tcPr>
+            <w:tcW w:type="dxa" w:w="4118"/>
+          </w:tcPr>
+          <w:p>
+            <w:r/>
+            <w:r>
+              <w:t>productOfferingQualificationCreateEvent</w:t>
+            </w:r>
+            <w:r>
+              <w:br/>
+            </w:r>
+            <w:r>
+              <w:t>productOfferingQualificationAttributeValueChangeEvent</w:t>
+            </w:r>
+            <w:r>
+              <w:br/>
+            </w:r>
+            <w:r>
+              <w:t>productOfferingQualificationStateChangeEvent</w:t>
+            </w:r>
+            <w:r>
+              <w:br/>
+            </w:r>
+            <w:r>
+              <w:t>productOfferingQualificationDeleteEvent</w:t>
+            </w:r>
+            <w:r>
+              <w:br/>
+            </w:r>
+            <w:r>
+              <w:t>productOfferingQualificationInformationRequiredEvent</w:t>
             </w:r>
           </w:p>
         </w:tc>
@@ -10165,32 +8683,52 @@
       <w:tr>
         <w:tc>
           <w:tcPr>
-            <w:tcW w:type="dxa" w:w="1310"/>
-          </w:tcPr>
-          <w:p>
-            <w:r/>
-            <w:r/>
-          </w:p>
-        </w:tc>
-        <w:tc>
-          <w:tcPr>
-            <w:tcW w:type="dxa" w:w="3463"/>
-          </w:tcPr>
-          <w:p>
-            <w:r/>
-            <w:r>
-              <w:t>AgreementManagement</w:t>
-            </w:r>
-          </w:p>
-        </w:tc>
-        <w:tc>
-          <w:tcPr>
-            <w:tcW w:type="dxa" w:w="4586"/>
-          </w:tcPr>
-          <w:p>
-            <w:r/>
-            <w:r>
-              <w:t>agreementDeleteEvent</w:t>
+            <w:tcW w:type="dxa" w:w="1217"/>
+          </w:tcPr>
+          <w:p>
+            <w:r/>
+            <w:r>
+              <w:t>TMF679</w:t>
+            </w:r>
+          </w:p>
+        </w:tc>
+        <w:tc>
+          <w:tcPr>
+            <w:tcW w:type="dxa" w:w="4025"/>
+          </w:tcPr>
+          <w:p>
+            <w:r/>
+            <w:r>
+              <w:t>Product Offering Qualification Management API</w:t>
+            </w:r>
+          </w:p>
+        </w:tc>
+        <w:tc>
+          <w:tcPr>
+            <w:tcW w:type="dxa" w:w="4118"/>
+          </w:tcPr>
+          <w:p>
+            <w:r/>
+            <w:r>
+              <w:t>checkProductOfferingQualificationCreateEvent</w:t>
+            </w:r>
+            <w:r>
+              <w:br/>
+            </w:r>
+            <w:r>
+              <w:t>checkProductOfferingQualificationAttributeValueChangeEvent</w:t>
+            </w:r>
+            <w:r>
+              <w:br/>
+            </w:r>
+            <w:r>
+              <w:t>checkProductOfferingQualificationStateChangeEvent</w:t>
+            </w:r>
+            <w:r>
+              <w:br/>
+            </w:r>
+            <w:r>
+              <w:t>checkProductOfferingQualificationDeleteEvent</w:t>
             </w:r>
           </w:p>
         </w:tc>
@@ -10198,32 +8736,40 @@
       <w:tr>
         <w:tc>
           <w:tcPr>
-            <w:tcW w:type="dxa" w:w="1310"/>
-          </w:tcPr>
-          <w:p>
-            <w:r/>
-            <w:r/>
-          </w:p>
-        </w:tc>
-        <w:tc>
-          <w:tcPr>
-            <w:tcW w:type="dxa" w:w="3463"/>
-          </w:tcPr>
-          <w:p>
-            <w:r/>
-            <w:r>
-              <w:t>ResourceInventoryManagement</w:t>
-            </w:r>
-          </w:p>
-        </w:tc>
-        <w:tc>
-          <w:tcPr>
-            <w:tcW w:type="dxa" w:w="4586"/>
-          </w:tcPr>
-          <w:p>
-            <w:r/>
-            <w:r>
-              <w:t>resourceDeleteEvent</w:t>
+            <w:tcW w:type="dxa" w:w="1217"/>
+          </w:tcPr>
+          <w:p>
+            <w:r/>
+            <w:r>
+              <w:t>TMF632</w:t>
+            </w:r>
+          </w:p>
+        </w:tc>
+        <w:tc>
+          <w:tcPr>
+            <w:tcW w:type="dxa" w:w="4025"/>
+          </w:tcPr>
+          <w:p>
+            <w:r/>
+            <w:r>
+              <w:t>Party Management API</w:t>
+            </w:r>
+          </w:p>
+        </w:tc>
+        <w:tc>
+          <w:tcPr>
+            <w:tcW w:type="dxa" w:w="4118"/>
+          </w:tcPr>
+          <w:p>
+            <w:r/>
+            <w:r>
+              <w:t>individualDeleteEvent</w:t>
+            </w:r>
+            <w:r>
+              <w:br/>
+            </w:r>
+            <w:r>
+              <w:t>organizationDeleteEvent</w:t>
             </w:r>
           </w:p>
         </w:tc>
@@ -10231,32 +8777,40 @@
       <w:tr>
         <w:tc>
           <w:tcPr>
-            <w:tcW w:type="dxa" w:w="1310"/>
-          </w:tcPr>
-          <w:p>
-            <w:r/>
-            <w:r/>
-          </w:p>
-        </w:tc>
-        <w:tc>
-          <w:tcPr>
-            <w:tcW w:type="dxa" w:w="3463"/>
-          </w:tcPr>
-          <w:p>
-            <w:r/>
-            <w:r>
-              <w:t>ResourceCatalogManagement</w:t>
-            </w:r>
-          </w:p>
-        </w:tc>
-        <w:tc>
-          <w:tcPr>
-            <w:tcW w:type="dxa" w:w="4586"/>
-          </w:tcPr>
-          <w:p>
-            <w:r/>
-            <w:r>
-              <w:t>resourceSpecificationDeleteEvent</w:t>
+            <w:tcW w:type="dxa" w:w="1217"/>
+          </w:tcPr>
+          <w:p>
+            <w:r/>
+            <w:r>
+              <w:t>TMF632</w:t>
+            </w:r>
+          </w:p>
+        </w:tc>
+        <w:tc>
+          <w:tcPr>
+            <w:tcW w:type="dxa" w:w="4025"/>
+          </w:tcPr>
+          <w:p>
+            <w:r/>
+            <w:r>
+              <w:t>Party Management API</w:t>
+            </w:r>
+          </w:p>
+        </w:tc>
+        <w:tc>
+          <w:tcPr>
+            <w:tcW w:type="dxa" w:w="4118"/>
+          </w:tcPr>
+          <w:p>
+            <w:r/>
+            <w:r>
+              <w:t>individualDeleteEvent</w:t>
+            </w:r>
+            <w:r>
+              <w:br/>
+            </w:r>
+            <w:r>
+              <w:t>organizationDeleteEvent</w:t>
             </w:r>
           </w:p>
         </w:tc>
@@ -10264,32 +8818,34 @@
       <w:tr>
         <w:tc>
           <w:tcPr>
-            <w:tcW w:type="dxa" w:w="1310"/>
-          </w:tcPr>
-          <w:p>
-            <w:r/>
-            <w:r/>
-          </w:p>
-        </w:tc>
-        <w:tc>
-          <w:tcPr>
-            <w:tcW w:type="dxa" w:w="3463"/>
-          </w:tcPr>
-          <w:p>
-            <w:r/>
-            <w:r>
-              <w:t>ServiceInventoryManagement</w:t>
-            </w:r>
-          </w:p>
-        </w:tc>
-        <w:tc>
-          <w:tcPr>
-            <w:tcW w:type="dxa" w:w="4586"/>
-          </w:tcPr>
-          <w:p>
-            <w:r/>
-            <w:r>
-              <w:t>serviceDeleteEvent</w:t>
+            <w:tcW w:type="dxa" w:w="1217"/>
+          </w:tcPr>
+          <w:p>
+            <w:r/>
+            <w:r>
+              <w:t>TMF669</w:t>
+            </w:r>
+          </w:p>
+        </w:tc>
+        <w:tc>
+          <w:tcPr>
+            <w:tcW w:type="dxa" w:w="4025"/>
+          </w:tcPr>
+          <w:p>
+            <w:r/>
+            <w:r>
+              <w:t>Party Role Management API</w:t>
+            </w:r>
+          </w:p>
+        </w:tc>
+        <w:tc>
+          <w:tcPr>
+            <w:tcW w:type="dxa" w:w="4118"/>
+          </w:tcPr>
+          <w:p>
+            <w:r/>
+            <w:r>
+              <w:t>partyRoleDeleteEvent</w:t>
             </w:r>
           </w:p>
         </w:tc>
@@ -10297,32 +8853,40 @@
       <w:tr>
         <w:tc>
           <w:tcPr>
-            <w:tcW w:type="dxa" w:w="1310"/>
-          </w:tcPr>
-          <w:p>
-            <w:r/>
-            <w:r/>
-          </w:p>
-        </w:tc>
-        <w:tc>
-          <w:tcPr>
-            <w:tcW w:type="dxa" w:w="3463"/>
-          </w:tcPr>
-          <w:p>
-            <w:r/>
-            <w:r>
-              <w:t>ServiceCatalogManagement</w:t>
-            </w:r>
-          </w:p>
-        </w:tc>
-        <w:tc>
-          <w:tcPr>
-            <w:tcW w:type="dxa" w:w="4586"/>
-          </w:tcPr>
-          <w:p>
-            <w:r/>
-            <w:r>
-              <w:t>serviceSpecificationDeleteEvent</w:t>
+            <w:tcW w:type="dxa" w:w="1217"/>
+          </w:tcPr>
+          <w:p>
+            <w:r/>
+            <w:r>
+              <w:t>TMF669</w:t>
+            </w:r>
+          </w:p>
+        </w:tc>
+        <w:tc>
+          <w:tcPr>
+            <w:tcW w:type="dxa" w:w="4025"/>
+          </w:tcPr>
+          <w:p>
+            <w:r/>
+            <w:r>
+              <w:t>Party Role Management API</w:t>
+            </w:r>
+          </w:p>
+        </w:tc>
+        <w:tc>
+          <w:tcPr>
+            <w:tcW w:type="dxa" w:w="4118"/>
+          </w:tcPr>
+          <w:p>
+            <w:r/>
+            <w:r>
+              <w:t>partyRoleDeleteEvent</w:t>
+            </w:r>
+            <w:r>
+              <w:br/>
+            </w:r>
+            <w:r>
+              <w:t>partyRoleSpecificationDeleteEvent</w:t>
             </w:r>
           </w:p>
         </w:tc>
@@ -10330,56 +8894,34 @@
       <w:tr>
         <w:tc>
           <w:tcPr>
-            <w:tcW w:type="dxa" w:w="1310"/>
-          </w:tcPr>
-          <w:p>
-            <w:r/>
-            <w:r/>
-          </w:p>
-        </w:tc>
-        <w:tc>
-          <w:tcPr>
-            <w:tcW w:type="dxa" w:w="3463"/>
-          </w:tcPr>
-          <w:p>
-            <w:r/>
-            <w:r>
-              <w:t>ProductInventoryManagement</w:t>
-            </w:r>
-          </w:p>
-        </w:tc>
-        <w:tc>
-          <w:tcPr>
-            <w:tcW w:type="dxa" w:w="4586"/>
-          </w:tcPr>
-          <w:p>
-            <w:r/>
-            <w:r>
-              <w:t>productCreateEvent</w:t>
-            </w:r>
-            <w:r>
-              <w:br/>
-            </w:r>
-            <w:r>
-              <w:t>productAttributeValueChangeEvent</w:t>
-            </w:r>
-            <w:r>
-              <w:br/>
-            </w:r>
-            <w:r>
-              <w:t>productStateChangeEvent</w:t>
-            </w:r>
-            <w:r>
-              <w:br/>
-            </w:r>
-            <w:r>
-              <w:t>productDeleteEvent</w:t>
-            </w:r>
-            <w:r>
-              <w:br/>
-            </w:r>
-            <w:r>
-              <w:t>productBatchEvent</w:t>
+            <w:tcW w:type="dxa" w:w="1217"/>
+          </w:tcPr>
+          <w:p>
+            <w:r/>
+            <w:r>
+              <w:t>TMF676</w:t>
+            </w:r>
+          </w:p>
+        </w:tc>
+        <w:tc>
+          <w:tcPr>
+            <w:tcW w:type="dxa" w:w="4025"/>
+          </w:tcPr>
+          <w:p>
+            <w:r/>
+            <w:r>
+              <w:t>Payment Management API</w:t>
+            </w:r>
+          </w:p>
+        </w:tc>
+        <w:tc>
+          <w:tcPr>
+            <w:tcW w:type="dxa" w:w="4118"/>
+          </w:tcPr>
+          <w:p>
+            <w:r/>
+            <w:r>
+              <w:t>paymentDeleteEvent</w:t>
             </w:r>
           </w:p>
         </w:tc>
@@ -10387,44 +8929,34 @@
       <w:tr>
         <w:tc>
           <w:tcPr>
-            <w:tcW w:type="dxa" w:w="1310"/>
-          </w:tcPr>
-          <w:p>
-            <w:r/>
-            <w:r/>
-          </w:p>
-        </w:tc>
-        <w:tc>
-          <w:tcPr>
-            <w:tcW w:type="dxa" w:w="3463"/>
-          </w:tcPr>
-          <w:p>
-            <w:r/>
-            <w:r>
-              <w:t>ProductCatalogManagement</w:t>
-            </w:r>
-          </w:p>
-        </w:tc>
-        <w:tc>
-          <w:tcPr>
-            <w:tcW w:type="dxa" w:w="4586"/>
-          </w:tcPr>
-          <w:p>
-            <w:r/>
-            <w:r>
-              <w:t>productSpecificationDeleteEvent</w:t>
-            </w:r>
-            <w:r>
-              <w:br/>
-            </w:r>
-            <w:r>
-              <w:t>productOfferingDeleteEvent</w:t>
-            </w:r>
-            <w:r>
-              <w:br/>
-            </w:r>
-            <w:r>
-              <w:t>productOfferingPriceDeleteEvent</w:t>
+            <w:tcW w:type="dxa" w:w="1217"/>
+          </w:tcPr>
+          <w:p>
+            <w:r/>
+            <w:r>
+              <w:t>TMF666</w:t>
+            </w:r>
+          </w:p>
+        </w:tc>
+        <w:tc>
+          <w:tcPr>
+            <w:tcW w:type="dxa" w:w="4025"/>
+          </w:tcPr>
+          <w:p>
+            <w:r/>
+            <w:r>
+              <w:t>Account Management API</w:t>
+            </w:r>
+          </w:p>
+        </w:tc>
+        <w:tc>
+          <w:tcPr>
+            <w:tcW w:type="dxa" w:w="4118"/>
+          </w:tcPr>
+          <w:p>
+            <w:r/>
+            <w:r>
+              <w:t>billingAccountDeleteEvent</w:t>
             </w:r>
           </w:p>
         </w:tc>
@@ -10432,27 +8964,556 @@
       <w:tr>
         <w:tc>
           <w:tcPr>
-            <w:tcW w:type="dxa" w:w="1310"/>
-          </w:tcPr>
-          <w:p>
-            <w:r/>
-            <w:r/>
-          </w:p>
-        </w:tc>
-        <w:tc>
-          <w:tcPr>
-            <w:tcW w:type="dxa" w:w="3463"/>
-          </w:tcPr>
-          <w:p>
-            <w:r/>
-            <w:r>
-              <w:t>QuoteManagement</w:t>
-            </w:r>
-          </w:p>
-        </w:tc>
-        <w:tc>
-          <w:tcPr>
-            <w:tcW w:type="dxa" w:w="4586"/>
+            <w:tcW w:type="dxa" w:w="1217"/>
+          </w:tcPr>
+          <w:p>
+            <w:r/>
+            <w:r>
+              <w:t>TMF651</w:t>
+            </w:r>
+          </w:p>
+        </w:tc>
+        <w:tc>
+          <w:tcPr>
+            <w:tcW w:type="dxa" w:w="4025"/>
+          </w:tcPr>
+          <w:p>
+            <w:r/>
+            <w:r>
+              <w:t>Agreement Management API</w:t>
+            </w:r>
+          </w:p>
+        </w:tc>
+        <w:tc>
+          <w:tcPr>
+            <w:tcW w:type="dxa" w:w="4118"/>
+          </w:tcPr>
+          <w:p>
+            <w:r/>
+            <w:r>
+              <w:t>agreementDeleteEvent</w:t>
+            </w:r>
+          </w:p>
+        </w:tc>
+      </w:tr>
+      <w:tr>
+        <w:tc>
+          <w:tcPr>
+            <w:tcW w:type="dxa" w:w="1217"/>
+          </w:tcPr>
+          <w:p>
+            <w:r/>
+            <w:r>
+              <w:t>TMF639</w:t>
+            </w:r>
+          </w:p>
+        </w:tc>
+        <w:tc>
+          <w:tcPr>
+            <w:tcW w:type="dxa" w:w="4025"/>
+          </w:tcPr>
+          <w:p>
+            <w:r/>
+            <w:r>
+              <w:t>Resource Inventory Management API</w:t>
+            </w:r>
+          </w:p>
+        </w:tc>
+        <w:tc>
+          <w:tcPr>
+            <w:tcW w:type="dxa" w:w="4118"/>
+          </w:tcPr>
+          <w:p>
+            <w:r/>
+            <w:r>
+              <w:t>resourceDeleteEvent</w:t>
+            </w:r>
+          </w:p>
+        </w:tc>
+      </w:tr>
+      <w:tr>
+        <w:tc>
+          <w:tcPr>
+            <w:tcW w:type="dxa" w:w="1217"/>
+          </w:tcPr>
+          <w:p>
+            <w:r/>
+            <w:r>
+              <w:t>TMF639</w:t>
+            </w:r>
+          </w:p>
+        </w:tc>
+        <w:tc>
+          <w:tcPr>
+            <w:tcW w:type="dxa" w:w="4025"/>
+          </w:tcPr>
+          <w:p>
+            <w:r/>
+            <w:r>
+              <w:t>Resource Inventory Management API</w:t>
+            </w:r>
+          </w:p>
+        </w:tc>
+        <w:tc>
+          <w:tcPr>
+            <w:tcW w:type="dxa" w:w="4118"/>
+          </w:tcPr>
+          <w:p>
+            <w:r/>
+            <w:r>
+              <w:t>resourceDeleteEvent</w:t>
+            </w:r>
+          </w:p>
+        </w:tc>
+      </w:tr>
+      <w:tr>
+        <w:tc>
+          <w:tcPr>
+            <w:tcW w:type="dxa" w:w="1217"/>
+          </w:tcPr>
+          <w:p>
+            <w:r/>
+            <w:r>
+              <w:t>TMF634</w:t>
+            </w:r>
+          </w:p>
+        </w:tc>
+        <w:tc>
+          <w:tcPr>
+            <w:tcW w:type="dxa" w:w="4025"/>
+          </w:tcPr>
+          <w:p>
+            <w:r/>
+            <w:r>
+              <w:t>Resource Catalog Management API</w:t>
+            </w:r>
+          </w:p>
+        </w:tc>
+        <w:tc>
+          <w:tcPr>
+            <w:tcW w:type="dxa" w:w="4118"/>
+          </w:tcPr>
+          <w:p>
+            <w:r/>
+            <w:r>
+              <w:t>resourceSpecificationDeleteEvent</w:t>
+            </w:r>
+          </w:p>
+        </w:tc>
+      </w:tr>
+      <w:tr>
+        <w:tc>
+          <w:tcPr>
+            <w:tcW w:type="dxa" w:w="1217"/>
+          </w:tcPr>
+          <w:p>
+            <w:r/>
+            <w:r>
+              <w:t>TMF634</w:t>
+            </w:r>
+          </w:p>
+        </w:tc>
+        <w:tc>
+          <w:tcPr>
+            <w:tcW w:type="dxa" w:w="4025"/>
+          </w:tcPr>
+          <w:p>
+            <w:r/>
+            <w:r>
+              <w:t>Resource Catalog Management API</w:t>
+            </w:r>
+          </w:p>
+        </w:tc>
+        <w:tc>
+          <w:tcPr>
+            <w:tcW w:type="dxa" w:w="4118"/>
+          </w:tcPr>
+          <w:p>
+            <w:r/>
+            <w:r>
+              <w:t>resourceSpecificationDeleteEvent</w:t>
+            </w:r>
+          </w:p>
+        </w:tc>
+      </w:tr>
+      <w:tr>
+        <w:tc>
+          <w:tcPr>
+            <w:tcW w:type="dxa" w:w="1217"/>
+          </w:tcPr>
+          <w:p>
+            <w:r/>
+            <w:r>
+              <w:t>TMF638</w:t>
+            </w:r>
+          </w:p>
+        </w:tc>
+        <w:tc>
+          <w:tcPr>
+            <w:tcW w:type="dxa" w:w="4025"/>
+          </w:tcPr>
+          <w:p>
+            <w:r/>
+            <w:r>
+              <w:t>Service Inventory Management API</w:t>
+            </w:r>
+          </w:p>
+        </w:tc>
+        <w:tc>
+          <w:tcPr>
+            <w:tcW w:type="dxa" w:w="4118"/>
+          </w:tcPr>
+          <w:p>
+            <w:r/>
+            <w:r>
+              <w:t>serviceDeleteEvent</w:t>
+            </w:r>
+          </w:p>
+        </w:tc>
+      </w:tr>
+      <w:tr>
+        <w:tc>
+          <w:tcPr>
+            <w:tcW w:type="dxa" w:w="1217"/>
+          </w:tcPr>
+          <w:p>
+            <w:r/>
+            <w:r>
+              <w:t>TMF638</w:t>
+            </w:r>
+          </w:p>
+        </w:tc>
+        <w:tc>
+          <w:tcPr>
+            <w:tcW w:type="dxa" w:w="4025"/>
+          </w:tcPr>
+          <w:p>
+            <w:r/>
+            <w:r>
+              <w:t>Service Inventory Management API</w:t>
+            </w:r>
+          </w:p>
+        </w:tc>
+        <w:tc>
+          <w:tcPr>
+            <w:tcW w:type="dxa" w:w="4118"/>
+          </w:tcPr>
+          <w:p>
+            <w:r/>
+            <w:r>
+              <w:t>serviceDeleteEvent</w:t>
+            </w:r>
+          </w:p>
+        </w:tc>
+      </w:tr>
+      <w:tr>
+        <w:tc>
+          <w:tcPr>
+            <w:tcW w:type="dxa" w:w="1217"/>
+          </w:tcPr>
+          <w:p>
+            <w:r/>
+            <w:r>
+              <w:t>TMF633</w:t>
+            </w:r>
+          </w:p>
+        </w:tc>
+        <w:tc>
+          <w:tcPr>
+            <w:tcW w:type="dxa" w:w="4025"/>
+          </w:tcPr>
+          <w:p>
+            <w:r/>
+            <w:r>
+              <w:t>Service Catalog Management API</w:t>
+            </w:r>
+          </w:p>
+        </w:tc>
+        <w:tc>
+          <w:tcPr>
+            <w:tcW w:type="dxa" w:w="4118"/>
+          </w:tcPr>
+          <w:p>
+            <w:r/>
+            <w:r>
+              <w:t>serviceSpecificationDeleteEvent</w:t>
+            </w:r>
+          </w:p>
+        </w:tc>
+      </w:tr>
+      <w:tr>
+        <w:tc>
+          <w:tcPr>
+            <w:tcW w:type="dxa" w:w="1217"/>
+          </w:tcPr>
+          <w:p>
+            <w:r/>
+            <w:r>
+              <w:t>TMF637</w:t>
+            </w:r>
+          </w:p>
+        </w:tc>
+        <w:tc>
+          <w:tcPr>
+            <w:tcW w:type="dxa" w:w="4025"/>
+          </w:tcPr>
+          <w:p>
+            <w:r/>
+            <w:r>
+              <w:t>Product Inventory Management API</w:t>
+            </w:r>
+          </w:p>
+        </w:tc>
+        <w:tc>
+          <w:tcPr>
+            <w:tcW w:type="dxa" w:w="4118"/>
+          </w:tcPr>
+          <w:p>
+            <w:r/>
+            <w:r>
+              <w:t>productCreateEvent</w:t>
+            </w:r>
+            <w:r>
+              <w:br/>
+            </w:r>
+            <w:r>
+              <w:t>productAttributeValueChangeEvent</w:t>
+            </w:r>
+            <w:r>
+              <w:br/>
+            </w:r>
+            <w:r>
+              <w:t>productStateChangeEvent</w:t>
+            </w:r>
+            <w:r>
+              <w:br/>
+            </w:r>
+            <w:r>
+              <w:t>productDeleteEvent</w:t>
+            </w:r>
+            <w:r>
+              <w:br/>
+            </w:r>
+            <w:r>
+              <w:t>productBatchEvent</w:t>
+            </w:r>
+          </w:p>
+        </w:tc>
+      </w:tr>
+      <w:tr>
+        <w:tc>
+          <w:tcPr>
+            <w:tcW w:type="dxa" w:w="1217"/>
+          </w:tcPr>
+          <w:p>
+            <w:r/>
+            <w:r>
+              <w:t>TMF637</w:t>
+            </w:r>
+          </w:p>
+        </w:tc>
+        <w:tc>
+          <w:tcPr>
+            <w:tcW w:type="dxa" w:w="4025"/>
+          </w:tcPr>
+          <w:p>
+            <w:r/>
+            <w:r>
+              <w:t>Product Inventory Management API</w:t>
+            </w:r>
+          </w:p>
+        </w:tc>
+        <w:tc>
+          <w:tcPr>
+            <w:tcW w:type="dxa" w:w="4118"/>
+          </w:tcPr>
+          <w:p>
+            <w:r/>
+            <w:r>
+              <w:t>productCreateEvent</w:t>
+            </w:r>
+            <w:r>
+              <w:br/>
+            </w:r>
+            <w:r>
+              <w:t>productAttributeValueChangeEvent</w:t>
+            </w:r>
+            <w:r>
+              <w:br/>
+            </w:r>
+            <w:r>
+              <w:t>productStateChangeEvent</w:t>
+            </w:r>
+            <w:r>
+              <w:br/>
+            </w:r>
+            <w:r>
+              <w:t>productDeleteEvent</w:t>
+            </w:r>
+            <w:r>
+              <w:br/>
+            </w:r>
+            <w:r>
+              <w:t>productBatchEvent</w:t>
+            </w:r>
+          </w:p>
+        </w:tc>
+      </w:tr>
+      <w:tr>
+        <w:tc>
+          <w:tcPr>
+            <w:tcW w:type="dxa" w:w="1217"/>
+          </w:tcPr>
+          <w:p>
+            <w:r/>
+            <w:r>
+              <w:t>TMF620</w:t>
+            </w:r>
+          </w:p>
+        </w:tc>
+        <w:tc>
+          <w:tcPr>
+            <w:tcW w:type="dxa" w:w="4025"/>
+          </w:tcPr>
+          <w:p>
+            <w:r/>
+            <w:r>
+              <w:t>Product Catalog Management API</w:t>
+            </w:r>
+          </w:p>
+        </w:tc>
+        <w:tc>
+          <w:tcPr>
+            <w:tcW w:type="dxa" w:w="4118"/>
+          </w:tcPr>
+          <w:p>
+            <w:r/>
+            <w:r>
+              <w:t>productSpecificationDeleteEvent</w:t>
+            </w:r>
+            <w:r>
+              <w:br/>
+            </w:r>
+            <w:r>
+              <w:t>productOfferingDeleteEvent</w:t>
+            </w:r>
+            <w:r>
+              <w:br/>
+            </w:r>
+            <w:r>
+              <w:t>productOfferingPriceDeleteEvent</w:t>
+            </w:r>
+          </w:p>
+        </w:tc>
+      </w:tr>
+      <w:tr>
+        <w:tc>
+          <w:tcPr>
+            <w:tcW w:type="dxa" w:w="1217"/>
+          </w:tcPr>
+          <w:p>
+            <w:r/>
+            <w:r>
+              <w:t>TMF620</w:t>
+            </w:r>
+          </w:p>
+        </w:tc>
+        <w:tc>
+          <w:tcPr>
+            <w:tcW w:type="dxa" w:w="4025"/>
+          </w:tcPr>
+          <w:p>
+            <w:r/>
+            <w:r>
+              <w:t>Product Catalog Management API</w:t>
+            </w:r>
+          </w:p>
+        </w:tc>
+        <w:tc>
+          <w:tcPr>
+            <w:tcW w:type="dxa" w:w="4118"/>
+          </w:tcPr>
+          <w:p>
+            <w:r/>
+            <w:r>
+              <w:t>productSpecificationDeleteEvent</w:t>
+            </w:r>
+            <w:r>
+              <w:br/>
+            </w:r>
+            <w:r>
+              <w:t>productOfferingDeleteEvent</w:t>
+            </w:r>
+            <w:r>
+              <w:br/>
+            </w:r>
+            <w:r>
+              <w:t>productOfferingPriceDeleteEvent</w:t>
+            </w:r>
+          </w:p>
+        </w:tc>
+      </w:tr>
+      <w:tr>
+        <w:tc>
+          <w:tcPr>
+            <w:tcW w:type="dxa" w:w="1217"/>
+          </w:tcPr>
+          <w:p>
+            <w:r/>
+            <w:r>
+              <w:t>TMF648</w:t>
+            </w:r>
+          </w:p>
+        </w:tc>
+        <w:tc>
+          <w:tcPr>
+            <w:tcW w:type="dxa" w:w="4025"/>
+          </w:tcPr>
+          <w:p>
+            <w:r/>
+            <w:r>
+              <w:t>Quote Management API</w:t>
+            </w:r>
+          </w:p>
+        </w:tc>
+        <w:tc>
+          <w:tcPr>
+            <w:tcW w:type="dxa" w:w="4118"/>
+          </w:tcPr>
+          <w:p>
+            <w:r/>
+            <w:r>
+              <w:t>quoteDeleteEvent</w:t>
+            </w:r>
+          </w:p>
+        </w:tc>
+      </w:tr>
+      <w:tr>
+        <w:tc>
+          <w:tcPr>
+            <w:tcW w:type="dxa" w:w="1217"/>
+          </w:tcPr>
+          <w:p>
+            <w:r/>
+            <w:r>
+              <w:t>TMF648</w:t>
+            </w:r>
+          </w:p>
+        </w:tc>
+        <w:tc>
+          <w:tcPr>
+            <w:tcW w:type="dxa" w:w="4025"/>
+          </w:tcPr>
+          <w:p>
+            <w:r/>
+            <w:r>
+              <w:t>Quote Management API</w:t>
+            </w:r>
+          </w:p>
+        </w:tc>
+        <w:tc>
+          <w:tcPr>
+            <w:tcW w:type="dxa" w:w="4118"/>
           </w:tcPr>
           <w:p>
             <w:r/>
@@ -10468,7 +9529,7 @@
       <w:r>
         <w:drawing>
           <wp:inline xmlns:a="http://schemas.openxmlformats.org/drawingml/2006/main" xmlns:pic="http://schemas.openxmlformats.org/drawingml/2006/picture">
-            <wp:extent cx="5394960" cy="7603997"/>
+            <wp:extent cx="5394960" cy="7610923"/>
             <wp:docPr id="8" name="Picture 8"/>
             <wp:cNvGraphicFramePr>
               <a:graphicFrameLocks noChangeAspect="1"/>
@@ -10489,7 +9550,7 @@
                   <pic:spPr>
                     <a:xfrm>
                       <a:off x="0" y="0"/>
-                      <a:ext cx="5394960" cy="7603997"/>
+                      <a:ext cx="5394960" cy="7610923"/>
                     </a:xfrm>
                     <a:prstGeom prst="rect"/>
                   </pic:spPr>
@@ -10506,14 +9567,6 @@
           <w:i/>
         </w:rPr>
         <w:t>Subscribed Events diagram (1 of 2)</w:t>
-      </w:r>
-    </w:p>
-    <w:p>
-      <w:r>
-        <w:rPr>
-          <w:i/>
-        </w:rPr>
-        <w:t>split across 2 diagrams since the full subscribed-events list has more than 60 event names combined; see the following diagram for the rest.</w:t>
       </w:r>
     </w:p>
     <w:p>

--- a/specifications/TMFC003-ProductOrderDeliveryOrchestrationAndManagement/Diagrams/TMFC003_Product_Order_Delivery_Orchestration_and_Management.docx
+++ b/specifications/TMFC003-ProductOrderDeliveryOrchestrationAndManagement/Diagrams/TMFC003_Product_Order_Delivery_Orchestration_and_Management.docx
@@ -906,50 +906,6 @@
             <w:r/>
             <w:r>
               <w:t>Each CustomerProductOrderItem requires an action (AllowedProductAction) on a ProductSpecification.</w:t>
-            </w:r>
-          </w:p>
-        </w:tc>
-      </w:tr>
-      <w:tr>
-        <w:tc>
-          <w:tcPr>
-            <w:tcW w:type="dxa" w:w="2059"/>
-          </w:tcPr>
-          <w:p>
-            <w:r/>
-            <w:r>
-              <w:t>Customer Product Order</w:t>
-            </w:r>
-          </w:p>
-        </w:tc>
-        <w:tc>
-          <w:tcPr>
-            <w:tcW w:type="dxa" w:w="2527"/>
-          </w:tcPr>
-          <w:p>
-            <w:r/>
-            <w:r>
-              <w:t>*(no description available)*</w:t>
-            </w:r>
-          </w:p>
-        </w:tc>
-        <w:tc>
-          <w:tcPr>
-            <w:tcW w:type="dxa" w:w="2153"/>
-          </w:tcPr>
-          <w:p>
-            <w:r/>
-            <w:r/>
-          </w:p>
-        </w:tc>
-        <w:tc>
-          <w:tcPr>
-            <w:tcW w:type="dxa" w:w="2621"/>
-          </w:tcPr>
-          <w:p>
-            <w:r/>
-            <w:r>
-              <w:t>*(no description available)*</w:t>
             </w:r>
           </w:p>
         </w:tc>

--- a/specifications/TMFC003-ProductOrderDeliveryOrchestrationAndManagement/Diagrams/TMFC003_Product_Order_Delivery_Orchestration_and_Management.docx
+++ b/specifications/TMFC003-ProductOrderDeliveryOrchestrationAndManagement/Diagrams/TMFC003_Product_Order_Delivery_Orchestration_and_Management.docx
@@ -8452,7 +8452,7 @@
           <w:p>
             <w:r/>
             <w:r>
-              <w:t>TMF622</w:t>
+              <w:t>TMF701</w:t>
             </w:r>
           </w:p>
         </w:tc>
@@ -8463,7 +8463,7 @@
           <w:p>
             <w:r/>
             <w:r>
-              <w:t>Product Ordering Management API</w:t>
+              <w:t>Process Management API</w:t>
             </w:r>
           </w:p>
         </w:tc>
@@ -8474,165 +8474,59 @@
           <w:p>
             <w:r/>
             <w:r>
-              <w:t>productOrderStateChangeEvent</w:t>
+              <w:t>processFlowCreateEvent</w:t>
             </w:r>
             <w:r>
               <w:br/>
             </w:r>
             <w:r>
-              <w:t>productOrderCreateEvent</w:t>
+              <w:t>processFlowStateChangeEvent</w:t>
             </w:r>
             <w:r>
               <w:br/>
             </w:r>
             <w:r>
-              <w:t>productOrderAttributeValueChangeEvent</w:t>
+              <w:t>processFlowDeleteEvent</w:t>
             </w:r>
             <w:r>
               <w:br/>
             </w:r>
             <w:r>
-              <w:t>productOrderDeleteEvent</w:t>
+              <w:t>processFlowAttributeValueChangeEvent</w:t>
             </w:r>
             <w:r>
               <w:br/>
             </w:r>
             <w:r>
-              <w:t>productOrderInformationRequiredEvent</w:t>
+              <w:t>taskFlowCreateEvent</w:t>
             </w:r>
             <w:r>
               <w:br/>
             </w:r>
             <w:r>
-              <w:t>cancelProductOrderCreateEvent</w:t>
+              <w:t>taskFlowStateChangeEvent</w:t>
             </w:r>
             <w:r>
               <w:br/>
             </w:r>
             <w:r>
-              <w:t>cancelProductOrderStateChangeEvent</w:t>
+              <w:t>taskFlowDeleteEvent</w:t>
             </w:r>
             <w:r>
               <w:br/>
             </w:r>
             <w:r>
-              <w:t>cancelProductOrderInformationRequiredEvent</w:t>
-            </w:r>
-          </w:p>
-        </w:tc>
-      </w:tr>
-      <w:tr>
-        <w:tc>
-          <w:tcPr>
-            <w:tcW w:type="dxa" w:w="1310"/>
-          </w:tcPr>
-          <w:p>
-            <w:r/>
-            <w:r>
-              <w:t>TMF701</w:t>
-            </w:r>
-          </w:p>
-        </w:tc>
-        <w:tc>
-          <w:tcPr>
-            <w:tcW w:type="dxa" w:w="3650"/>
-          </w:tcPr>
-          <w:p>
-            <w:r/>
-            <w:r>
-              <w:t>Process Management API</w:t>
-            </w:r>
-          </w:p>
-        </w:tc>
-        <w:tc>
-          <w:tcPr>
-            <w:tcW w:type="dxa" w:w="4399"/>
-          </w:tcPr>
-          <w:p>
-            <w:r/>
-            <w:r>
-              <w:t>processFlowCreateEvent</w:t>
+              <w:t>taskFlowAttributeValueChangeEvent</w:t>
             </w:r>
             <w:r>
               <w:br/>
             </w:r>
             <w:r>
-              <w:t>processFlowStateChangeEvent</w:t>
+              <w:t>taskFlowInformationRequiredEvent</w:t>
             </w:r>
             <w:r>
               <w:br/>
             </w:r>
-            <w:r>
-              <w:t>processFlowDeleteEvent</w:t>
-            </w:r>
-            <w:r>
-              <w:br/>
-            </w:r>
-            <w:r>
-              <w:t>processFlowAttributeValueChangeEvent</w:t>
-            </w:r>
-            <w:r>
-              <w:br/>
-            </w:r>
-            <w:r>
-              <w:t>taskFlowCreateEvent</w:t>
-            </w:r>
-            <w:r>
-              <w:br/>
-            </w:r>
-            <w:r>
-              <w:t>taskFlowStateChangeEvent</w:t>
-            </w:r>
-            <w:r>
-              <w:br/>
-            </w:r>
-            <w:r>
-              <w:t>taskFlowDeleteEvent</w:t>
-            </w:r>
-            <w:r>
-              <w:br/>
-            </w:r>
-            <w:r>
-              <w:t>taskFlowAttributeValueChangeEvent</w:t>
-            </w:r>
-            <w:r>
-              <w:br/>
-            </w:r>
-            <w:r>
-              <w:t>taskFlowInformationRequiredEvent</w:t>
-            </w:r>
-          </w:p>
-        </w:tc>
-      </w:tr>
-      <w:tr>
-        <w:tc>
-          <w:tcPr>
-            <w:tcW w:type="dxa" w:w="1310"/>
-          </w:tcPr>
-          <w:p>
-            <w:r/>
-            <w:r>
-              <w:t>TMF701</w:t>
-            </w:r>
-          </w:p>
-        </w:tc>
-        <w:tc>
-          <w:tcPr>
-            <w:tcW w:type="dxa" w:w="3650"/>
-          </w:tcPr>
-          <w:p>
-            <w:r/>
-            <w:r>
-              <w:t>Process Management API</w:t>
-            </w:r>
-          </w:p>
-        </w:tc>
-        <w:tc>
-          <w:tcPr>
-            <w:tcW w:type="dxa" w:w="4399"/>
-          </w:tcPr>
-          <w:p>
-            <w:r/>
             <w:r>
               <w:t>processCreateEvent</w:t>
             </w:r>
@@ -8741,7 +8635,7 @@
       <w:r>
         <w:drawing>
           <wp:inline xmlns:a="http://schemas.openxmlformats.org/drawingml/2006/main" xmlns:pic="http://schemas.openxmlformats.org/drawingml/2006/picture">
-            <wp:extent cx="5394960" cy="5303423"/>
+            <wp:extent cx="5394960" cy="3896360"/>
             <wp:docPr id="7" name="Picture 7"/>
             <wp:cNvGraphicFramePr>
               <a:graphicFrameLocks noChangeAspect="1"/>
@@ -8762,7 +8656,7 @@
                   <pic:spPr>
                     <a:xfrm>
                       <a:off x="0" y="0"/>
-                      <a:ext cx="5394960" cy="5303423"/>
+                      <a:ext cx="5394960" cy="3896360"/>
                     </a:xfrm>
                     <a:prstGeom prst="rect"/>
                   </pic:spPr>
@@ -8924,6 +8818,12 @@
             <w:r>
               <w:t>cancelServiceOrderInformationRequiredEvent</w:t>
             </w:r>
+            <w:r>
+              <w:br/>
+            </w:r>
+            <w:r>
+              <w:t>serviceOrderStateChangeEvent</w:t>
+            </w:r>
           </w:p>
         </w:tc>
       </w:tr>
@@ -8935,7 +8835,7 @@
           <w:p>
             <w:r/>
             <w:r>
-              <w:t>TMF641</w:t>
+              <w:t>TMF652</w:t>
             </w:r>
           </w:p>
         </w:tc>
@@ -8946,7 +8846,7 @@
           <w:p>
             <w:r/>
             <w:r>
-              <w:t>Service Ordering Management API</w:t>
+              <w:t>Resource Order Management API</w:t>
             </w:r>
           </w:p>
         </w:tc>
@@ -8957,49 +8857,31 @@
           <w:p>
             <w:r/>
             <w:r>
-              <w:t>serviceOrderDeleteEvent</w:t>
+              <w:t>resourceOrderStateChange</w:t>
             </w:r>
             <w:r>
               <w:br/>
             </w:r>
             <w:r>
-              <w:t>serviceOrderStateChangeEvent</w:t>
+              <w:t>resourceOrderAttributeValueChangeEvent</w:t>
             </w:r>
             <w:r>
               <w:br/>
             </w:r>
             <w:r>
-              <w:t>serviceOrderAttributeValueChangeEvent</w:t>
+              <w:t>resourceOrderInformationRequiredEvent</w:t>
             </w:r>
             <w:r>
               <w:br/>
             </w:r>
             <w:r>
-              <w:t>serviceOrderInformationRequiredEvent</w:t>
+              <w:t>cancelResourceOrderStateChange</w:t>
             </w:r>
             <w:r>
               <w:br/>
             </w:r>
             <w:r>
-              <w:t>serviceOrderMilestoneEvent</w:t>
-            </w:r>
-            <w:r>
-              <w:br/>
-            </w:r>
-            <w:r>
-              <w:t>serviceOrderJeopardyEvent</w:t>
-            </w:r>
-            <w:r>
-              <w:br/>
-            </w:r>
-            <w:r>
-              <w:t>cancelServiceOrderStateChangeEvent</w:t>
-            </w:r>
-            <w:r>
-              <w:br/>
-            </w:r>
-            <w:r>
-              <w:t>cancelServiceOrderInformationRequiredEvent</w:t>
+              <w:t>cancelResourceOrderInformationRequiredEvent</w:t>
             </w:r>
           </w:p>
         </w:tc>
@@ -9012,7 +8894,7 @@
           <w:p>
             <w:r/>
             <w:r>
-              <w:t>TMF652</w:t>
+              <w:t>TMF675</w:t>
             </w:r>
           </w:p>
         </w:tc>
@@ -9023,7 +8905,7 @@
           <w:p>
             <w:r/>
             <w:r>
-              <w:t>Resource Order Management API</w:t>
+              <w:t>Geographic Location Management API</w:t>
             </w:r>
           </w:p>
         </w:tc>
@@ -9034,31 +8916,19 @@
           <w:p>
             <w:r/>
             <w:r>
-              <w:t>resourceOrderStateChange</w:t>
+              <w:t>geographicLocationCreateEvent</w:t>
             </w:r>
             <w:r>
               <w:br/>
             </w:r>
             <w:r>
-              <w:t>resourceOrderAttributeValueChangeEvent</w:t>
+              <w:t>geographicLocationAttributeValueChangeEvent</w:t>
             </w:r>
             <w:r>
               <w:br/>
             </w:r>
             <w:r>
-              <w:t>resourceOrderInformationRequiredEvent</w:t>
-            </w:r>
-            <w:r>
-              <w:br/>
-            </w:r>
-            <w:r>
-              <w:t>cancelResourceOrderStateChange</w:t>
-            </w:r>
-            <w:r>
-              <w:br/>
-            </w:r>
-            <w:r>
-              <w:t>cancelResourceOrderInformationRequiredEvent</w:t>
+              <w:t>geographicLocationDeleteEvent</w:t>
             </w:r>
           </w:p>
         </w:tc>
@@ -9071,7 +8941,7 @@
           <w:p>
             <w:r/>
             <w:r>
-              <w:t>TMF652</w:t>
+              <w:t>TMF674</w:t>
             </w:r>
           </w:p>
         </w:tc>
@@ -9082,7 +8952,7 @@
           <w:p>
             <w:r/>
             <w:r>
-              <w:t>Resource Order Management API</w:t>
+              <w:t>Geographic Site Management API</w:t>
             </w:r>
           </w:p>
         </w:tc>
@@ -9093,31 +8963,31 @@
           <w:p>
             <w:r/>
             <w:r>
-              <w:t>resourceOrderStateChange</w:t>
+              <w:t>geographicSiteCreateEvent</w:t>
             </w:r>
             <w:r>
               <w:br/>
             </w:r>
             <w:r>
-              <w:t>resourceOrderAttributeValueChangeEvent</w:t>
+              <w:t>geographicSiteAttributeValueChangeEvent</w:t>
             </w:r>
             <w:r>
               <w:br/>
             </w:r>
             <w:r>
-              <w:t>resourceOrderInformationRequiredEvent</w:t>
+              <w:t>geographicSiteDeleteEvent</w:t>
             </w:r>
             <w:r>
               <w:br/>
             </w:r>
             <w:r>
-              <w:t>cancelResourceOrderStateChange</w:t>
+              <w:t>geographicSiteStatusChangeEvent</w:t>
             </w:r>
             <w:r>
               <w:br/>
             </w:r>
             <w:r>
-              <w:t>cancelResourceOrderInformationRequiredEvent</w:t>
+              <w:t>geographicSiteStateChangeEvent</w:t>
             </w:r>
           </w:p>
         </w:tc>
@@ -9130,7 +9000,7 @@
           <w:p>
             <w:r/>
             <w:r>
-              <w:t>TMF675</w:t>
+              <w:t>TMF673</w:t>
             </w:r>
           </w:p>
         </w:tc>
@@ -9141,7 +9011,7 @@
           <w:p>
             <w:r/>
             <w:r>
-              <w:t>GeographicLocation</w:t>
+              <w:t>Geographic Address Management API</w:t>
             </w:r>
           </w:p>
         </w:tc>
@@ -9152,19 +9022,25 @@
           <w:p>
             <w:r/>
             <w:r>
-              <w:t>geographicLocationCreateEvent</w:t>
+              <w:t>geographicAddressValidationStateChangeEvent</w:t>
             </w:r>
             <w:r>
               <w:br/>
             </w:r>
             <w:r>
-              <w:t>geographicLocationAttributeValueChangeEvent</w:t>
+              <w:t>geographicAddressAttributeValueChangeEvent</w:t>
             </w:r>
             <w:r>
               <w:br/>
             </w:r>
             <w:r>
-              <w:t>geographicLocationDeleteEvent</w:t>
+              <w:t>geographicAddressCreateEvent</w:t>
+            </w:r>
+            <w:r>
+              <w:br/>
+            </w:r>
+            <w:r>
+              <w:t>geographicAddressDeleteEvent</w:t>
             </w:r>
           </w:p>
         </w:tc>
@@ -9177,7 +9053,7 @@
           <w:p>
             <w:r/>
             <w:r>
-              <w:t>TMF674</w:t>
+              <w:t>TMF921</w:t>
             </w:r>
           </w:p>
         </w:tc>
@@ -9188,7 +9064,7 @@
           <w:p>
             <w:r/>
             <w:r>
-              <w:t>Geographic Site Management API</w:t>
+              <w:t>Intent Management API</w:t>
             </w:r>
           </w:p>
         </w:tc>
@@ -9199,25 +9075,25 @@
           <w:p>
             <w:r/>
             <w:r>
-              <w:t>geographicSiteCreateEvent</w:t>
+              <w:t>intentCreateEvent</w:t>
             </w:r>
             <w:r>
               <w:br/>
             </w:r>
             <w:r>
-              <w:t>geographicSiteAttributeValueChangeEvent</w:t>
+              <w:t>intentStatusChangeEvent</w:t>
             </w:r>
             <w:r>
               <w:br/>
             </w:r>
             <w:r>
-              <w:t>geographicSiteDeleteEvent</w:t>
+              <w:t>intentDeleteEvent</w:t>
             </w:r>
             <w:r>
               <w:br/>
             </w:r>
             <w:r>
-              <w:t>geographicSiteStatusChangeEvent</w:t>
+              <w:t>intentAttributeValueChangeEvent</w:t>
             </w:r>
           </w:p>
         </w:tc>
@@ -9230,7 +9106,7 @@
           <w:p>
             <w:r/>
             <w:r>
-              <w:t>TMF674</w:t>
+              <w:t>TMF646</w:t>
             </w:r>
           </w:p>
         </w:tc>
@@ -9241,7 +9117,7 @@
           <w:p>
             <w:r/>
             <w:r>
-              <w:t>Geographic Site Management API</w:t>
+              <w:t>Appointment Management API</w:t>
             </w:r>
           </w:p>
         </w:tc>
@@ -9252,25 +9128,25 @@
           <w:p>
             <w:r/>
             <w:r>
-              <w:t>geographicSiteCreateEvent</w:t>
+              <w:t>appointmentStateChange</w:t>
             </w:r>
             <w:r>
               <w:br/>
             </w:r>
             <w:r>
-              <w:t>geographicSiteAttributeValueChangeEvent</w:t>
+              <w:t>appointmentCreateEvent</w:t>
             </w:r>
             <w:r>
               <w:br/>
             </w:r>
             <w:r>
-              <w:t>geographicSiteDeleteEvent</w:t>
+              <w:t>appointmentAttributeValueChangeEvent</w:t>
             </w:r>
             <w:r>
               <w:br/>
             </w:r>
             <w:r>
-              <w:t>geographicSiteStateChangeEvent</w:t>
+              <w:t>appointmentDeleteEvent</w:t>
             </w:r>
           </w:p>
         </w:tc>
@@ -9283,7 +9159,7 @@
           <w:p>
             <w:r/>
             <w:r>
-              <w:t>TMF673</w:t>
+              <w:t>TMF679</w:t>
             </w:r>
           </w:p>
         </w:tc>
@@ -9294,7 +9170,7 @@
           <w:p>
             <w:r/>
             <w:r>
-              <w:t>Geographic Address Management API</w:t>
+              <w:t>Product Offering Qualification Management API</w:t>
             </w:r>
           </w:p>
         </w:tc>
@@ -9305,7 +9181,55 @@
           <w:p>
             <w:r/>
             <w:r>
-              <w:t>geographicAddressValidationStateChangeEvent</w:t>
+              <w:t>productOfferingQualificationCreateEvent</w:t>
+            </w:r>
+            <w:r>
+              <w:br/>
+            </w:r>
+            <w:r>
+              <w:t>productOfferingQualificationAttributeValueChangeEvent</w:t>
+            </w:r>
+            <w:r>
+              <w:br/>
+            </w:r>
+            <w:r>
+              <w:t>productOfferingQualificationStateChangeEvent</w:t>
+            </w:r>
+            <w:r>
+              <w:br/>
+            </w:r>
+            <w:r>
+              <w:t>productOfferingQualificationDeleteEvent</w:t>
+            </w:r>
+            <w:r>
+              <w:br/>
+            </w:r>
+            <w:r>
+              <w:t>productOfferingQualificationInformationRequiredEvent</w:t>
+            </w:r>
+            <w:r>
+              <w:br/>
+            </w:r>
+            <w:r>
+              <w:t>checkProductOfferingQualificationCreateEvent</w:t>
+            </w:r>
+            <w:r>
+              <w:br/>
+            </w:r>
+            <w:r>
+              <w:t>checkProductOfferingQualificationAttributeValueChangeEvent</w:t>
+            </w:r>
+            <w:r>
+              <w:br/>
+            </w:r>
+            <w:r>
+              <w:t>checkProductOfferingQualificationStateChangeEvent</w:t>
+            </w:r>
+            <w:r>
+              <w:br/>
+            </w:r>
+            <w:r>
+              <w:t>checkProductOfferingQualificationDeleteEvent</w:t>
             </w:r>
           </w:p>
         </w:tc>
@@ -9318,7 +9242,7 @@
           <w:p>
             <w:r/>
             <w:r>
-              <w:t>TMF673</w:t>
+              <w:t>TMF632</w:t>
             </w:r>
           </w:p>
         </w:tc>
@@ -9329,7 +9253,7 @@
           <w:p>
             <w:r/>
             <w:r>
-              <w:t>Geographic Address Management API</w:t>
+              <w:t>Party Management API</w:t>
             </w:r>
           </w:p>
         </w:tc>
@@ -9340,25 +9264,13 @@
           <w:p>
             <w:r/>
             <w:r>
-              <w:t>geographicAddressValidationStateChangeEvent</w:t>
+              <w:t>individualDeleteEvent</w:t>
             </w:r>
             <w:r>
               <w:br/>
             </w:r>
             <w:r>
-              <w:t>geographicAddressAttributeValueChangeEvent</w:t>
-            </w:r>
-            <w:r>
-              <w:br/>
-            </w:r>
-            <w:r>
-              <w:t>geographicAddressCreateEvent</w:t>
-            </w:r>
-            <w:r>
-              <w:br/>
-            </w:r>
-            <w:r>
-              <w:t>geographicAddressDeleteEvent</w:t>
+              <w:t>organizationDeleteEvent</w:t>
             </w:r>
           </w:p>
         </w:tc>
@@ -9371,7 +9283,7 @@
           <w:p>
             <w:r/>
             <w:r>
-              <w:t>TMF921</w:t>
+              <w:t>TMF669</w:t>
             </w:r>
           </w:p>
         </w:tc>
@@ -9382,7 +9294,7 @@
           <w:p>
             <w:r/>
             <w:r>
-              <w:t>Intent Management API</w:t>
+              <w:t>Party Role Management API</w:t>
             </w:r>
           </w:p>
         </w:tc>
@@ -9393,25 +9305,13 @@
           <w:p>
             <w:r/>
             <w:r>
-              <w:t>intentCreateEvent</w:t>
+              <w:t>partyRoleDeleteEvent</w:t>
             </w:r>
             <w:r>
               <w:br/>
             </w:r>
             <w:r>
-              <w:t>intentStatusChangeEvent</w:t>
-            </w:r>
-            <w:r>
-              <w:br/>
-            </w:r>
-            <w:r>
-              <w:t>intentDeleteEvent</w:t>
-            </w:r>
-            <w:r>
-              <w:br/>
-            </w:r>
-            <w:r>
-              <w:t>intentAttributeValueChangeEvent</w:t>
+              <w:t>partyRoleSpecificationDeleteEvent</w:t>
             </w:r>
           </w:p>
         </w:tc>
@@ -9424,7 +9324,7 @@
           <w:p>
             <w:r/>
             <w:r>
-              <w:t>TMF646</w:t>
+              <w:t>TMF676</w:t>
             </w:r>
           </w:p>
         </w:tc>
@@ -9435,7 +9335,7 @@
           <w:p>
             <w:r/>
             <w:r>
-              <w:t>Appointment Management API</w:t>
+              <w:t>Payment Management API</w:t>
             </w:r>
           </w:p>
         </w:tc>
@@ -9446,25 +9346,7 @@
           <w:p>
             <w:r/>
             <w:r>
-              <w:t>appointmentStateChange</w:t>
-            </w:r>
-            <w:r>
-              <w:br/>
-            </w:r>
-            <w:r>
-              <w:t>appointmentCreateEvent</w:t>
-            </w:r>
-            <w:r>
-              <w:br/>
-            </w:r>
-            <w:r>
-              <w:t>appointmentAttributeValueChangeEvent</w:t>
-            </w:r>
-            <w:r>
-              <w:br/>
-            </w:r>
-            <w:r>
-              <w:t>appointmentDeleteEvent</w:t>
+              <w:t>paymentDeleteEvent</w:t>
             </w:r>
           </w:p>
         </w:tc>
@@ -9477,7 +9359,7 @@
           <w:p>
             <w:r/>
             <w:r>
-              <w:t>TMF679</w:t>
+              <w:t>TMF666</w:t>
             </w:r>
           </w:p>
         </w:tc>
@@ -9488,7 +9370,7 @@
           <w:p>
             <w:r/>
             <w:r>
-              <w:t>Product Offering Qualification Management API</w:t>
+              <w:t>Account Management API</w:t>
             </w:r>
           </w:p>
         </w:tc>
@@ -9499,31 +9381,7 @@
           <w:p>
             <w:r/>
             <w:r>
-              <w:t>productOfferingQualificationCreateEvent</w:t>
-            </w:r>
-            <w:r>
-              <w:br/>
-            </w:r>
-            <w:r>
-              <w:t>productOfferingQualificationAttributeValueChangeEvent</w:t>
-            </w:r>
-            <w:r>
-              <w:br/>
-            </w:r>
-            <w:r>
-              <w:t>productOfferingQualificationStateChangeEvent</w:t>
-            </w:r>
-            <w:r>
-              <w:br/>
-            </w:r>
-            <w:r>
-              <w:t>productOfferingQualificationDeleteEvent</w:t>
-            </w:r>
-            <w:r>
-              <w:br/>
-            </w:r>
-            <w:r>
-              <w:t>productOfferingQualificationInformationRequiredEvent</w:t>
+              <w:t>billingAccountDeleteEvent</w:t>
             </w:r>
           </w:p>
         </w:tc>
@@ -9536,7 +9394,7 @@
           <w:p>
             <w:r/>
             <w:r>
-              <w:t>TMF679</w:t>
+              <w:t>TMF651</w:t>
             </w:r>
           </w:p>
         </w:tc>
@@ -9547,7 +9405,7 @@
           <w:p>
             <w:r/>
             <w:r>
-              <w:t>Product Offering Qualification Management API</w:t>
+              <w:t>Agreement Management API</w:t>
             </w:r>
           </w:p>
         </w:tc>
@@ -9558,25 +9416,7 @@
           <w:p>
             <w:r/>
             <w:r>
-              <w:t>checkProductOfferingQualificationCreateEvent</w:t>
-            </w:r>
-            <w:r>
-              <w:br/>
-            </w:r>
-            <w:r>
-              <w:t>checkProductOfferingQualificationAttributeValueChangeEvent</w:t>
-            </w:r>
-            <w:r>
-              <w:br/>
-            </w:r>
-            <w:r>
-              <w:t>checkProductOfferingQualificationStateChangeEvent</w:t>
-            </w:r>
-            <w:r>
-              <w:br/>
-            </w:r>
-            <w:r>
-              <w:t>checkProductOfferingQualificationDeleteEvent</w:t>
+              <w:t>agreementDeleteEvent</w:t>
             </w:r>
           </w:p>
         </w:tc>
@@ -9589,7 +9429,7 @@
           <w:p>
             <w:r/>
             <w:r>
-              <w:t>TMF632</w:t>
+              <w:t>TMF639</w:t>
             </w:r>
           </w:p>
         </w:tc>
@@ -9600,7 +9440,7 @@
           <w:p>
             <w:r/>
             <w:r>
-              <w:t>Party Management API</w:t>
+              <w:t>Resource Inventory Management API</w:t>
             </w:r>
           </w:p>
         </w:tc>
@@ -9611,13 +9451,7 @@
           <w:p>
             <w:r/>
             <w:r>
-              <w:t>individualDeleteEvent</w:t>
-            </w:r>
-            <w:r>
-              <w:br/>
-            </w:r>
-            <w:r>
-              <w:t>organizationDeleteEvent</w:t>
+              <w:t>resourceDeleteEvent</w:t>
             </w:r>
           </w:p>
         </w:tc>
@@ -9630,7 +9464,7 @@
           <w:p>
             <w:r/>
             <w:r>
-              <w:t>TMF632</w:t>
+              <w:t>TMF634</w:t>
             </w:r>
           </w:p>
         </w:tc>
@@ -9641,7 +9475,7 @@
           <w:p>
             <w:r/>
             <w:r>
-              <w:t>Party Management API</w:t>
+              <w:t>Resource Catalog Management API</w:t>
             </w:r>
           </w:p>
         </w:tc>
@@ -9652,13 +9486,7 @@
           <w:p>
             <w:r/>
             <w:r>
-              <w:t>individualDeleteEvent</w:t>
-            </w:r>
-            <w:r>
-              <w:br/>
-            </w:r>
-            <w:r>
-              <w:t>organizationDeleteEvent</w:t>
+              <w:t>resourceSpecificationDeleteEvent</w:t>
             </w:r>
           </w:p>
         </w:tc>
@@ -9671,7 +9499,7 @@
           <w:p>
             <w:r/>
             <w:r>
-              <w:t>TMF669</w:t>
+              <w:t>TMF638</w:t>
             </w:r>
           </w:p>
         </w:tc>
@@ -9682,7 +9510,7 @@
           <w:p>
             <w:r/>
             <w:r>
-              <w:t>Party Role Management API</w:t>
+              <w:t>Service Inventory Management API</w:t>
             </w:r>
           </w:p>
         </w:tc>
@@ -9693,7 +9521,7 @@
           <w:p>
             <w:r/>
             <w:r>
-              <w:t>partyRoleDeleteEvent</w:t>
+              <w:t>serviceDeleteEvent</w:t>
             </w:r>
           </w:p>
         </w:tc>
@@ -9706,7 +9534,7 @@
           <w:p>
             <w:r/>
             <w:r>
-              <w:t>TMF669</w:t>
+              <w:t>TMF633</w:t>
             </w:r>
           </w:p>
         </w:tc>
@@ -9717,7 +9545,7 @@
           <w:p>
             <w:r/>
             <w:r>
-              <w:t>Party Role Management API</w:t>
+              <w:t>Service Catalog Management API</w:t>
             </w:r>
           </w:p>
         </w:tc>
@@ -9728,13 +9556,7 @@
           <w:p>
             <w:r/>
             <w:r>
-              <w:t>partyRoleDeleteEvent</w:t>
-            </w:r>
-            <w:r>
-              <w:br/>
-            </w:r>
-            <w:r>
-              <w:t>partyRoleSpecificationDeleteEvent</w:t>
+              <w:t>serviceSpecificationDeleteEvent</w:t>
             </w:r>
           </w:p>
         </w:tc>
@@ -9747,7 +9569,7 @@
           <w:p>
             <w:r/>
             <w:r>
-              <w:t>TMF676</w:t>
+              <w:t>TMF637</w:t>
             </w:r>
           </w:p>
         </w:tc>
@@ -9758,7 +9580,7 @@
           <w:p>
             <w:r/>
             <w:r>
-              <w:t>Payment Management API</w:t>
+              <w:t>Product Inventory Management API</w:t>
             </w:r>
           </w:p>
         </w:tc>
@@ -9769,7 +9591,31 @@
           <w:p>
             <w:r/>
             <w:r>
-              <w:t>paymentDeleteEvent</w:t>
+              <w:t>productCreateEvent</w:t>
+            </w:r>
+            <w:r>
+              <w:br/>
+            </w:r>
+            <w:r>
+              <w:t>productAttributeValueChangeEvent</w:t>
+            </w:r>
+            <w:r>
+              <w:br/>
+            </w:r>
+            <w:r>
+              <w:t>productStateChangeEvent</w:t>
+            </w:r>
+            <w:r>
+              <w:br/>
+            </w:r>
+            <w:r>
+              <w:t>productDeleteEvent</w:t>
+            </w:r>
+            <w:r>
+              <w:br/>
+            </w:r>
+            <w:r>
+              <w:t>productBatchEvent</w:t>
             </w:r>
           </w:p>
         </w:tc>
@@ -9782,7 +9628,7 @@
           <w:p>
             <w:r/>
             <w:r>
-              <w:t>TMF666</w:t>
+              <w:t>TMF620</w:t>
             </w:r>
           </w:p>
         </w:tc>
@@ -9793,7 +9639,7 @@
           <w:p>
             <w:r/>
             <w:r>
-              <w:t>Account Management API</w:t>
+              <w:t>Product Catalog Management API</w:t>
             </w:r>
           </w:p>
         </w:tc>
@@ -9804,534 +9650,19 @@
           <w:p>
             <w:r/>
             <w:r>
-              <w:t>billingAccountDeleteEvent</w:t>
-            </w:r>
-          </w:p>
-        </w:tc>
-      </w:tr>
-      <w:tr>
-        <w:tc>
-          <w:tcPr>
-            <w:tcW w:type="dxa" w:w="1217"/>
-          </w:tcPr>
-          <w:p>
-            <w:r/>
-            <w:r>
-              <w:t>TMF651</w:t>
-            </w:r>
-          </w:p>
-        </w:tc>
-        <w:tc>
-          <w:tcPr>
-            <w:tcW w:type="dxa" w:w="4025"/>
-          </w:tcPr>
-          <w:p>
-            <w:r/>
-            <w:r>
-              <w:t>Agreement Management API</w:t>
-            </w:r>
-          </w:p>
-        </w:tc>
-        <w:tc>
-          <w:tcPr>
-            <w:tcW w:type="dxa" w:w="4118"/>
-          </w:tcPr>
-          <w:p>
-            <w:r/>
-            <w:r>
-              <w:t>agreementDeleteEvent</w:t>
-            </w:r>
-          </w:p>
-        </w:tc>
-      </w:tr>
-      <w:tr>
-        <w:tc>
-          <w:tcPr>
-            <w:tcW w:type="dxa" w:w="1217"/>
-          </w:tcPr>
-          <w:p>
-            <w:r/>
-            <w:r>
-              <w:t>TMF639</w:t>
-            </w:r>
-          </w:p>
-        </w:tc>
-        <w:tc>
-          <w:tcPr>
-            <w:tcW w:type="dxa" w:w="4025"/>
-          </w:tcPr>
-          <w:p>
-            <w:r/>
-            <w:r>
-              <w:t>Resource Inventory Management API</w:t>
-            </w:r>
-          </w:p>
-        </w:tc>
-        <w:tc>
-          <w:tcPr>
-            <w:tcW w:type="dxa" w:w="4118"/>
-          </w:tcPr>
-          <w:p>
-            <w:r/>
-            <w:r>
-              <w:t>resourceDeleteEvent</w:t>
-            </w:r>
-          </w:p>
-        </w:tc>
-      </w:tr>
-      <w:tr>
-        <w:tc>
-          <w:tcPr>
-            <w:tcW w:type="dxa" w:w="1217"/>
-          </w:tcPr>
-          <w:p>
-            <w:r/>
-            <w:r>
-              <w:t>TMF639</w:t>
-            </w:r>
-          </w:p>
-        </w:tc>
-        <w:tc>
-          <w:tcPr>
-            <w:tcW w:type="dxa" w:w="4025"/>
-          </w:tcPr>
-          <w:p>
-            <w:r/>
-            <w:r>
-              <w:t>Resource Inventory Management API</w:t>
-            </w:r>
-          </w:p>
-        </w:tc>
-        <w:tc>
-          <w:tcPr>
-            <w:tcW w:type="dxa" w:w="4118"/>
-          </w:tcPr>
-          <w:p>
-            <w:r/>
-            <w:r>
-              <w:t>resourceDeleteEvent</w:t>
-            </w:r>
-          </w:p>
-        </w:tc>
-      </w:tr>
-      <w:tr>
-        <w:tc>
-          <w:tcPr>
-            <w:tcW w:type="dxa" w:w="1217"/>
-          </w:tcPr>
-          <w:p>
-            <w:r/>
-            <w:r>
-              <w:t>TMF634</w:t>
-            </w:r>
-          </w:p>
-        </w:tc>
-        <w:tc>
-          <w:tcPr>
-            <w:tcW w:type="dxa" w:w="4025"/>
-          </w:tcPr>
-          <w:p>
-            <w:r/>
-            <w:r>
-              <w:t>Resource Catalog Management API</w:t>
-            </w:r>
-          </w:p>
-        </w:tc>
-        <w:tc>
-          <w:tcPr>
-            <w:tcW w:type="dxa" w:w="4118"/>
-          </w:tcPr>
-          <w:p>
-            <w:r/>
-            <w:r>
-              <w:t>resourceSpecificationDeleteEvent</w:t>
-            </w:r>
-          </w:p>
-        </w:tc>
-      </w:tr>
-      <w:tr>
-        <w:tc>
-          <w:tcPr>
-            <w:tcW w:type="dxa" w:w="1217"/>
-          </w:tcPr>
-          <w:p>
-            <w:r/>
-            <w:r>
-              <w:t>TMF634</w:t>
-            </w:r>
-          </w:p>
-        </w:tc>
-        <w:tc>
-          <w:tcPr>
-            <w:tcW w:type="dxa" w:w="4025"/>
-          </w:tcPr>
-          <w:p>
-            <w:r/>
-            <w:r>
-              <w:t>Resource Catalog Management API</w:t>
-            </w:r>
-          </w:p>
-        </w:tc>
-        <w:tc>
-          <w:tcPr>
-            <w:tcW w:type="dxa" w:w="4118"/>
-          </w:tcPr>
-          <w:p>
-            <w:r/>
-            <w:r>
-              <w:t>resourceSpecificationDeleteEvent</w:t>
-            </w:r>
-          </w:p>
-        </w:tc>
-      </w:tr>
-      <w:tr>
-        <w:tc>
-          <w:tcPr>
-            <w:tcW w:type="dxa" w:w="1217"/>
-          </w:tcPr>
-          <w:p>
-            <w:r/>
-            <w:r>
-              <w:t>TMF638</w:t>
-            </w:r>
-          </w:p>
-        </w:tc>
-        <w:tc>
-          <w:tcPr>
-            <w:tcW w:type="dxa" w:w="4025"/>
-          </w:tcPr>
-          <w:p>
-            <w:r/>
-            <w:r>
-              <w:t>Service Inventory Management API</w:t>
-            </w:r>
-          </w:p>
-        </w:tc>
-        <w:tc>
-          <w:tcPr>
-            <w:tcW w:type="dxa" w:w="4118"/>
-          </w:tcPr>
-          <w:p>
-            <w:r/>
-            <w:r>
-              <w:t>serviceDeleteEvent</w:t>
-            </w:r>
-          </w:p>
-        </w:tc>
-      </w:tr>
-      <w:tr>
-        <w:tc>
-          <w:tcPr>
-            <w:tcW w:type="dxa" w:w="1217"/>
-          </w:tcPr>
-          <w:p>
-            <w:r/>
-            <w:r>
-              <w:t>TMF638</w:t>
-            </w:r>
-          </w:p>
-        </w:tc>
-        <w:tc>
-          <w:tcPr>
-            <w:tcW w:type="dxa" w:w="4025"/>
-          </w:tcPr>
-          <w:p>
-            <w:r/>
-            <w:r>
-              <w:t>Service Inventory Management API</w:t>
-            </w:r>
-          </w:p>
-        </w:tc>
-        <w:tc>
-          <w:tcPr>
-            <w:tcW w:type="dxa" w:w="4118"/>
-          </w:tcPr>
-          <w:p>
-            <w:r/>
-            <w:r>
-              <w:t>serviceDeleteEvent</w:t>
-            </w:r>
-          </w:p>
-        </w:tc>
-      </w:tr>
-      <w:tr>
-        <w:tc>
-          <w:tcPr>
-            <w:tcW w:type="dxa" w:w="1217"/>
-          </w:tcPr>
-          <w:p>
-            <w:r/>
-            <w:r>
-              <w:t>TMF633</w:t>
-            </w:r>
-          </w:p>
-        </w:tc>
-        <w:tc>
-          <w:tcPr>
-            <w:tcW w:type="dxa" w:w="4025"/>
-          </w:tcPr>
-          <w:p>
-            <w:r/>
-            <w:r>
-              <w:t>Service Catalog Management API</w:t>
-            </w:r>
-          </w:p>
-        </w:tc>
-        <w:tc>
-          <w:tcPr>
-            <w:tcW w:type="dxa" w:w="4118"/>
-          </w:tcPr>
-          <w:p>
-            <w:r/>
-            <w:r>
-              <w:t>serviceSpecificationDeleteEvent</w:t>
-            </w:r>
-          </w:p>
-        </w:tc>
-      </w:tr>
-      <w:tr>
-        <w:tc>
-          <w:tcPr>
-            <w:tcW w:type="dxa" w:w="1217"/>
-          </w:tcPr>
-          <w:p>
-            <w:r/>
-            <w:r>
-              <w:t>TMF637</w:t>
-            </w:r>
-          </w:p>
-        </w:tc>
-        <w:tc>
-          <w:tcPr>
-            <w:tcW w:type="dxa" w:w="4025"/>
-          </w:tcPr>
-          <w:p>
-            <w:r/>
-            <w:r>
-              <w:t>Product Inventory Management API</w:t>
-            </w:r>
-          </w:p>
-        </w:tc>
-        <w:tc>
-          <w:tcPr>
-            <w:tcW w:type="dxa" w:w="4118"/>
-          </w:tcPr>
-          <w:p>
-            <w:r/>
-            <w:r>
-              <w:t>productCreateEvent</w:t>
+              <w:t>productSpecificationDeleteEvent</w:t>
             </w:r>
             <w:r>
               <w:br/>
             </w:r>
             <w:r>
-              <w:t>productAttributeValueChangeEvent</w:t>
+              <w:t>productOfferingDeleteEvent</w:t>
             </w:r>
             <w:r>
               <w:br/>
             </w:r>
             <w:r>
-              <w:t>productStateChangeEvent</w:t>
-            </w:r>
-            <w:r>
-              <w:br/>
-            </w:r>
-            <w:r>
-              <w:t>productDeleteEvent</w:t>
-            </w:r>
-            <w:r>
-              <w:br/>
-            </w:r>
-            <w:r>
-              <w:t>productBatchEvent</w:t>
-            </w:r>
-          </w:p>
-        </w:tc>
-      </w:tr>
-      <w:tr>
-        <w:tc>
-          <w:tcPr>
-            <w:tcW w:type="dxa" w:w="1217"/>
-          </w:tcPr>
-          <w:p>
-            <w:r/>
-            <w:r>
-              <w:t>TMF637</w:t>
-            </w:r>
-          </w:p>
-        </w:tc>
-        <w:tc>
-          <w:tcPr>
-            <w:tcW w:type="dxa" w:w="4025"/>
-          </w:tcPr>
-          <w:p>
-            <w:r/>
-            <w:r>
-              <w:t>Product Inventory Management API</w:t>
-            </w:r>
-          </w:p>
-        </w:tc>
-        <w:tc>
-          <w:tcPr>
-            <w:tcW w:type="dxa" w:w="4118"/>
-          </w:tcPr>
-          <w:p>
-            <w:r/>
-            <w:r>
-              <w:t>productCreateEvent</w:t>
-            </w:r>
-            <w:r>
-              <w:br/>
-            </w:r>
-            <w:r>
-              <w:t>productAttributeValueChangeEvent</w:t>
-            </w:r>
-            <w:r>
-              <w:br/>
-            </w:r>
-            <w:r>
-              <w:t>productStateChangeEvent</w:t>
-            </w:r>
-            <w:r>
-              <w:br/>
-            </w:r>
-            <w:r>
-              <w:t>productDeleteEvent</w:t>
-            </w:r>
-            <w:r>
-              <w:br/>
-            </w:r>
-            <w:r>
-              <w:t>productBatchEvent</w:t>
-            </w:r>
-          </w:p>
-        </w:tc>
-      </w:tr>
-      <w:tr>
-        <w:tc>
-          <w:tcPr>
-            <w:tcW w:type="dxa" w:w="1217"/>
-          </w:tcPr>
-          <w:p>
-            <w:r/>
-            <w:r>
-              <w:t>TMF620</w:t>
-            </w:r>
-          </w:p>
-        </w:tc>
-        <w:tc>
-          <w:tcPr>
-            <w:tcW w:type="dxa" w:w="4025"/>
-          </w:tcPr>
-          <w:p>
-            <w:r/>
-            <w:r>
-              <w:t>Product Catalog Management API</w:t>
-            </w:r>
-          </w:p>
-        </w:tc>
-        <w:tc>
-          <w:tcPr>
-            <w:tcW w:type="dxa" w:w="4118"/>
-          </w:tcPr>
-          <w:p>
-            <w:r/>
-            <w:r>
-              <w:t>productSpecificationDeleteEvent</w:t>
-            </w:r>
-            <w:r>
-              <w:br/>
-            </w:r>
-            <w:r>
-              <w:t>productOfferingDeleteEvent</w:t>
-            </w:r>
-            <w:r>
-              <w:br/>
-            </w:r>
-            <w:r>
               <w:t>productOfferingPriceDeleteEvent</w:t>
-            </w:r>
-          </w:p>
-        </w:tc>
-      </w:tr>
-      <w:tr>
-        <w:tc>
-          <w:tcPr>
-            <w:tcW w:type="dxa" w:w="1217"/>
-          </w:tcPr>
-          <w:p>
-            <w:r/>
-            <w:r>
-              <w:t>TMF620</w:t>
-            </w:r>
-          </w:p>
-        </w:tc>
-        <w:tc>
-          <w:tcPr>
-            <w:tcW w:type="dxa" w:w="4025"/>
-          </w:tcPr>
-          <w:p>
-            <w:r/>
-            <w:r>
-              <w:t>Product Catalog Management API</w:t>
-            </w:r>
-          </w:p>
-        </w:tc>
-        <w:tc>
-          <w:tcPr>
-            <w:tcW w:type="dxa" w:w="4118"/>
-          </w:tcPr>
-          <w:p>
-            <w:r/>
-            <w:r>
-              <w:t>productSpecificationDeleteEvent</w:t>
-            </w:r>
-            <w:r>
-              <w:br/>
-            </w:r>
-            <w:r>
-              <w:t>productOfferingDeleteEvent</w:t>
-            </w:r>
-            <w:r>
-              <w:br/>
-            </w:r>
-            <w:r>
-              <w:t>productOfferingPriceDeleteEvent</w:t>
-            </w:r>
-          </w:p>
-        </w:tc>
-      </w:tr>
-      <w:tr>
-        <w:tc>
-          <w:tcPr>
-            <w:tcW w:type="dxa" w:w="1217"/>
-          </w:tcPr>
-          <w:p>
-            <w:r/>
-            <w:r>
-              <w:t>TMF648</w:t>
-            </w:r>
-          </w:p>
-        </w:tc>
-        <w:tc>
-          <w:tcPr>
-            <w:tcW w:type="dxa" w:w="4025"/>
-          </w:tcPr>
-          <w:p>
-            <w:r/>
-            <w:r>
-              <w:t>Quote Management API</w:t>
-            </w:r>
-          </w:p>
-        </w:tc>
-        <w:tc>
-          <w:tcPr>
-            <w:tcW w:type="dxa" w:w="4118"/>
-          </w:tcPr>
-          <w:p>
-            <w:r/>
-            <w:r>
-              <w:t>quoteDeleteEvent</w:t>
             </w:r>
           </w:p>
         </w:tc>
@@ -10377,7 +9708,7 @@
       <w:r>
         <w:drawing>
           <wp:inline xmlns:a="http://schemas.openxmlformats.org/drawingml/2006/main" xmlns:pic="http://schemas.openxmlformats.org/drawingml/2006/picture">
-            <wp:extent cx="5394960" cy="7610923"/>
+            <wp:extent cx="5394960" cy="6958196"/>
             <wp:docPr id="8" name="Picture 8"/>
             <wp:cNvGraphicFramePr>
               <a:graphicFrameLocks noChangeAspect="1"/>
@@ -10398,7 +9729,7 @@
                   <pic:spPr>
                     <a:xfrm>
                       <a:off x="0" y="0"/>
-                      <a:ext cx="5394960" cy="7610923"/>
+                      <a:ext cx="5394960" cy="6958196"/>
                     </a:xfrm>
                     <a:prstGeom prst="rect"/>
                   </pic:spPr>
@@ -10421,7 +9752,7 @@
       <w:r>
         <w:drawing>
           <wp:inline xmlns:a="http://schemas.openxmlformats.org/drawingml/2006/main" xmlns:pic="http://schemas.openxmlformats.org/drawingml/2006/picture">
-            <wp:extent cx="5394960" cy="747570"/>
+            <wp:extent cx="5394960" cy="717733"/>
             <wp:docPr id="9" name="Picture 9"/>
             <wp:cNvGraphicFramePr>
               <a:graphicFrameLocks noChangeAspect="1"/>
@@ -10442,7 +9773,7 @@
                   <pic:spPr>
                     <a:xfrm>
                       <a:off x="0" y="0"/>
-                      <a:ext cx="5394960" cy="747570"/>
+                      <a:ext cx="5394960" cy="717733"/>
                     </a:xfrm>
                     <a:prstGeom prst="rect"/>
                   </pic:spPr>

--- a/specifications/TMFC003-ProductOrderDeliveryOrchestrationAndManagement/Diagrams/TMFC003_Product_Order_Delivery_Orchestration_and_Management.docx
+++ b/specifications/TMFC003-ProductOrderDeliveryOrchestrationAndManagement/Diagrams/TMFC003_Product_Order_Delivery_Orchestration_and_Management.docx
@@ -155,6 +155,9 @@
         </w:tc>
       </w:tr>
       <w:tr>
+        <w:trPr>
+          <w:cantSplit/>
+        </w:trPr>
         <w:tc>
           <w:tcPr>
             <w:tcW w:type="dxa" w:w="3182"/>
@@ -358,6 +361,9 @@
         </w:tc>
       </w:tr>
       <w:tr>
+        <w:trPr>
+          <w:cantSplit/>
+        </w:trPr>
         <w:tc>
           <w:tcPr>
             <w:tcW w:type="dxa" w:w="1404"/>
@@ -404,6 +410,9 @@
         </w:tc>
       </w:tr>
       <w:tr>
+        <w:trPr>
+          <w:cantSplit/>
+        </w:trPr>
         <w:tc>
           <w:tcPr>
             <w:tcW w:type="dxa" w:w="1404"/>
@@ -450,6 +459,9 @@
         </w:tc>
       </w:tr>
       <w:tr>
+        <w:trPr>
+          <w:cantSplit/>
+        </w:trPr>
         <w:tc>
           <w:tcPr>
             <w:tcW w:type="dxa" w:w="1404"/>
@@ -496,6 +508,9 @@
         </w:tc>
       </w:tr>
       <w:tr>
+        <w:trPr>
+          <w:cantSplit/>
+        </w:trPr>
         <w:tc>
           <w:tcPr>
             <w:tcW w:type="dxa" w:w="1404"/>
@@ -542,6 +557,9 @@
         </w:tc>
       </w:tr>
       <w:tr>
+        <w:trPr>
+          <w:cantSplit/>
+        </w:trPr>
         <w:tc>
           <w:tcPr>
             <w:tcW w:type="dxa" w:w="1404"/>
@@ -629,7 +647,7 @@
         </w:trPr>
         <w:tc>
           <w:tcPr>
-            <w:tcW w:type="dxa" w:w="2059"/>
+            <w:tcW w:type="dxa" w:w="2246"/>
           </w:tcPr>
           <w:p>
             <w:r/>
@@ -643,7 +661,7 @@
         </w:tc>
         <w:tc>
           <w:tcPr>
-            <w:tcW w:type="dxa" w:w="2527"/>
+            <w:tcW w:type="dxa" w:w="2434"/>
           </w:tcPr>
           <w:p>
             <w:r/>
@@ -657,7 +675,7 @@
         </w:tc>
         <w:tc>
           <w:tcPr>
-            <w:tcW w:type="dxa" w:w="2153"/>
+            <w:tcW w:type="dxa" w:w="2246"/>
           </w:tcPr>
           <w:p>
             <w:r/>
@@ -671,7 +689,7 @@
         </w:tc>
         <w:tc>
           <w:tcPr>
-            <w:tcW w:type="dxa" w:w="2621"/>
+            <w:tcW w:type="dxa" w:w="2434"/>
           </w:tcPr>
           <w:p>
             <w:r/>
@@ -685,20 +703,23 @@
         </w:tc>
       </w:tr>
       <w:tr>
-        <w:tc>
-          <w:tcPr>
-            <w:tcW w:type="dxa" w:w="2059"/>
-          </w:tcPr>
-          <w:p>
-            <w:r/>
-            <w:r>
-              <w:t>Product Order</w:t>
-            </w:r>
-          </w:p>
-        </w:tc>
-        <w:tc>
-          <w:tcPr>
-            <w:tcW w:type="dxa" w:w="2527"/>
+        <w:trPr>
+          <w:cantSplit/>
+        </w:trPr>
+        <w:tc>
+          <w:tcPr>
+            <w:tcW w:type="dxa" w:w="2246"/>
+          </w:tcPr>
+          <w:p>
+            <w:r/>
+            <w:r>
+              <w:t>Product Order ABE</w:t>
+            </w:r>
+          </w:p>
+        </w:tc>
+        <w:tc>
+          <w:tcPr>
+            <w:tcW w:type="dxa" w:w="2434"/>
           </w:tcPr>
           <w:p>
             <w:r/>
@@ -709,16 +730,16 @@
         </w:tc>
         <w:tc>
           <w:tcPr>
-            <w:tcW w:type="dxa" w:w="2153"/>
-          </w:tcPr>
-          <w:p>
-            <w:r/>
-            <w:r/>
-          </w:p>
-        </w:tc>
-        <w:tc>
-          <w:tcPr>
-            <w:tcW w:type="dxa" w:w="2621"/>
+            <w:tcW w:type="dxa" w:w="2246"/>
+          </w:tcPr>
+          <w:p>
+            <w:r/>
+            <w:r/>
+          </w:p>
+        </w:tc>
+        <w:tc>
+          <w:tcPr>
+            <w:tcW w:type="dxa" w:w="2434"/>
           </w:tcPr>
           <w:p>
             <w:r/>
@@ -729,20 +750,23 @@
         </w:tc>
       </w:tr>
       <w:tr>
-        <w:tc>
-          <w:tcPr>
-            <w:tcW w:type="dxa" w:w="2059"/>
-          </w:tcPr>
-          <w:p>
-            <w:r/>
-            <w:r>
-              <w:t>Business Partner Product Order</w:t>
-            </w:r>
-          </w:p>
-        </w:tc>
-        <w:tc>
-          <w:tcPr>
-            <w:tcW w:type="dxa" w:w="2527"/>
+        <w:trPr>
+          <w:cantSplit/>
+        </w:trPr>
+        <w:tc>
+          <w:tcPr>
+            <w:tcW w:type="dxa" w:w="2246"/>
+          </w:tcPr>
+          <w:p>
+            <w:r/>
+            <w:r>
+              <w:t>Business Partner Product Order ABE</w:t>
+            </w:r>
+          </w:p>
+        </w:tc>
+        <w:tc>
+          <w:tcPr>
+            <w:tcW w:type="dxa" w:w="2434"/>
           </w:tcPr>
           <w:p>
             <w:r/>
@@ -753,16 +777,16 @@
         </w:tc>
         <w:tc>
           <w:tcPr>
-            <w:tcW w:type="dxa" w:w="2153"/>
-          </w:tcPr>
-          <w:p>
-            <w:r/>
-            <w:r/>
-          </w:p>
-        </w:tc>
-        <w:tc>
-          <w:tcPr>
-            <w:tcW w:type="dxa" w:w="2621"/>
+            <w:tcW w:type="dxa" w:w="2246"/>
+          </w:tcPr>
+          <w:p>
+            <w:r/>
+            <w:r/>
+          </w:p>
+        </w:tc>
+        <w:tc>
+          <w:tcPr>
+            <w:tcW w:type="dxa" w:w="2434"/>
           </w:tcPr>
           <w:p>
             <w:r/>
@@ -773,20 +797,23 @@
         </w:tc>
       </w:tr>
       <w:tr>
-        <w:tc>
-          <w:tcPr>
-            <w:tcW w:type="dxa" w:w="2059"/>
-          </w:tcPr>
-          <w:p>
-            <w:r/>
-            <w:r>
-              <w:t>Customer Product Order</w:t>
-            </w:r>
-          </w:p>
-        </w:tc>
-        <w:tc>
-          <w:tcPr>
-            <w:tcW w:type="dxa" w:w="2527"/>
+        <w:trPr>
+          <w:cantSplit/>
+        </w:trPr>
+        <w:tc>
+          <w:tcPr>
+            <w:tcW w:type="dxa" w:w="2246"/>
+          </w:tcPr>
+          <w:p>
+            <w:r/>
+            <w:r>
+              <w:t>Customer Product Order ABE</w:t>
+            </w:r>
+          </w:p>
+        </w:tc>
+        <w:tc>
+          <w:tcPr>
+            <w:tcW w:type="dxa" w:w="2434"/>
           </w:tcPr>
           <w:p>
             <w:r/>
@@ -797,18 +824,18 @@
         </w:tc>
         <w:tc>
           <w:tcPr>
-            <w:tcW w:type="dxa" w:w="2153"/>
-          </w:tcPr>
-          <w:p>
-            <w:r/>
-            <w:r>
-              <w:t>CustomerProductOfferingOrderItem</w:t>
-            </w:r>
-          </w:p>
-        </w:tc>
-        <w:tc>
-          <w:tcPr>
-            <w:tcW w:type="dxa" w:w="2621"/>
+            <w:tcW w:type="dxa" w:w="2246"/>
+          </w:tcPr>
+          <w:p>
+            <w:r/>
+            <w:r>
+              <w:t>CustomerProductOfferingOrderItem BE</w:t>
+            </w:r>
+          </w:p>
+        </w:tc>
+        <w:tc>
+          <w:tcPr>
+            <w:tcW w:type="dxa" w:w="2434"/>
           </w:tcPr>
           <w:p>
             <w:r/>
@@ -819,20 +846,23 @@
         </w:tc>
       </w:tr>
       <w:tr>
-        <w:tc>
-          <w:tcPr>
-            <w:tcW w:type="dxa" w:w="2059"/>
-          </w:tcPr>
-          <w:p>
-            <w:r/>
-            <w:r>
-              <w:t>Customer Product Order</w:t>
-            </w:r>
-          </w:p>
-        </w:tc>
-        <w:tc>
-          <w:tcPr>
-            <w:tcW w:type="dxa" w:w="2527"/>
+        <w:trPr>
+          <w:cantSplit/>
+        </w:trPr>
+        <w:tc>
+          <w:tcPr>
+            <w:tcW w:type="dxa" w:w="2246"/>
+          </w:tcPr>
+          <w:p>
+            <w:r/>
+            <w:r>
+              <w:t>Customer Product Order ABE</w:t>
+            </w:r>
+          </w:p>
+        </w:tc>
+        <w:tc>
+          <w:tcPr>
+            <w:tcW w:type="dxa" w:w="2434"/>
           </w:tcPr>
           <w:p>
             <w:r/>
@@ -843,18 +873,18 @@
         </w:tc>
         <w:tc>
           <w:tcPr>
-            <w:tcW w:type="dxa" w:w="2153"/>
-          </w:tcPr>
-          <w:p>
-            <w:r/>
-            <w:r>
-              <w:t>CustomerProductOrder</w:t>
-            </w:r>
-          </w:p>
-        </w:tc>
-        <w:tc>
-          <w:tcPr>
-            <w:tcW w:type="dxa" w:w="2621"/>
+            <w:tcW w:type="dxa" w:w="2246"/>
+          </w:tcPr>
+          <w:p>
+            <w:r/>
+            <w:r>
+              <w:t>CustomerProductOrder BE</w:t>
+            </w:r>
+          </w:p>
+        </w:tc>
+        <w:tc>
+          <w:tcPr>
+            <w:tcW w:type="dxa" w:w="2434"/>
           </w:tcPr>
           <w:p>
             <w:r/>
@@ -865,20 +895,23 @@
         </w:tc>
       </w:tr>
       <w:tr>
-        <w:tc>
-          <w:tcPr>
-            <w:tcW w:type="dxa" w:w="2059"/>
-          </w:tcPr>
-          <w:p>
-            <w:r/>
-            <w:r>
-              <w:t>Customer Product Order</w:t>
-            </w:r>
-          </w:p>
-        </w:tc>
-        <w:tc>
-          <w:tcPr>
-            <w:tcW w:type="dxa" w:w="2527"/>
+        <w:trPr>
+          <w:cantSplit/>
+        </w:trPr>
+        <w:tc>
+          <w:tcPr>
+            <w:tcW w:type="dxa" w:w="2246"/>
+          </w:tcPr>
+          <w:p>
+            <w:r/>
+            <w:r>
+              <w:t>Customer Product Order ABE</w:t>
+            </w:r>
+          </w:p>
+        </w:tc>
+        <w:tc>
+          <w:tcPr>
+            <w:tcW w:type="dxa" w:w="2434"/>
           </w:tcPr>
           <w:p>
             <w:r/>
@@ -889,18 +922,18 @@
         </w:tc>
         <w:tc>
           <w:tcPr>
-            <w:tcW w:type="dxa" w:w="2153"/>
-          </w:tcPr>
-          <w:p>
-            <w:r/>
-            <w:r>
-              <w:t>CustomerProductOrderItem</w:t>
-            </w:r>
-          </w:p>
-        </w:tc>
-        <w:tc>
-          <w:tcPr>
-            <w:tcW w:type="dxa" w:w="2621"/>
+            <w:tcW w:type="dxa" w:w="2246"/>
+          </w:tcPr>
+          <w:p>
+            <w:r/>
+            <w:r>
+              <w:t>CustomerProductOrderItem BE</w:t>
+            </w:r>
+          </w:p>
+        </w:tc>
+        <w:tc>
+          <w:tcPr>
+            <w:tcW w:type="dxa" w:w="2434"/>
           </w:tcPr>
           <w:p>
             <w:r/>
@@ -984,7 +1017,7 @@
               <w:rPr>
                 <w:b/>
               </w:rPr>
-              <w:t>Aggregate Function Level 1</w:t>
+              <w:t>Aggregate Function L1</w:t>
             </w:r>
           </w:p>
         </w:tc>
@@ -998,7 +1031,7 @@
               <w:rPr>
                 <w:b/>
               </w:rPr>
-              <w:t>Aggregate Function Level 2</w:t>
+              <w:t>Aggregate Function L2</w:t>
             </w:r>
           </w:p>
         </w:tc>
@@ -1018,6 +1051,9 @@
         </w:tc>
       </w:tr>
       <w:tr>
+        <w:trPr>
+          <w:cantSplit/>
+        </w:trPr>
         <w:tc>
           <w:tcPr>
             <w:tcW w:type="dxa" w:w="1123"/>
@@ -1075,6 +1111,9 @@
         </w:tc>
       </w:tr>
       <w:tr>
+        <w:trPr>
+          <w:cantSplit/>
+        </w:trPr>
         <w:tc>
           <w:tcPr>
             <w:tcW w:type="dxa" w:w="1123"/>
@@ -1132,6 +1171,9 @@
         </w:tc>
       </w:tr>
       <w:tr>
+        <w:trPr>
+          <w:cantSplit/>
+        </w:trPr>
         <w:tc>
           <w:tcPr>
             <w:tcW w:type="dxa" w:w="1123"/>
@@ -1189,6 +1231,9 @@
         </w:tc>
       </w:tr>
       <w:tr>
+        <w:trPr>
+          <w:cantSplit/>
+        </w:trPr>
         <w:tc>
           <w:tcPr>
             <w:tcW w:type="dxa" w:w="1123"/>
@@ -1246,6 +1291,9 @@
         </w:tc>
       </w:tr>
       <w:tr>
+        <w:trPr>
+          <w:cantSplit/>
+        </w:trPr>
         <w:tc>
           <w:tcPr>
             <w:tcW w:type="dxa" w:w="1123"/>
@@ -1303,6 +1351,9 @@
         </w:tc>
       </w:tr>
       <w:tr>
+        <w:trPr>
+          <w:cantSplit/>
+        </w:trPr>
         <w:tc>
           <w:tcPr>
             <w:tcW w:type="dxa" w:w="1123"/>
@@ -1360,6 +1411,9 @@
         </w:tc>
       </w:tr>
       <w:tr>
+        <w:trPr>
+          <w:cantSplit/>
+        </w:trPr>
         <w:tc>
           <w:tcPr>
             <w:tcW w:type="dxa" w:w="1123"/>
@@ -1417,6 +1471,9 @@
         </w:tc>
       </w:tr>
       <w:tr>
+        <w:trPr>
+          <w:cantSplit/>
+        </w:trPr>
         <w:tc>
           <w:tcPr>
             <w:tcW w:type="dxa" w:w="1123"/>
@@ -1474,6 +1531,9 @@
         </w:tc>
       </w:tr>
       <w:tr>
+        <w:trPr>
+          <w:cantSplit/>
+        </w:trPr>
         <w:tc>
           <w:tcPr>
             <w:tcW w:type="dxa" w:w="1123"/>
@@ -1531,6 +1591,9 @@
         </w:tc>
       </w:tr>
       <w:tr>
+        <w:trPr>
+          <w:cantSplit/>
+        </w:trPr>
         <w:tc>
           <w:tcPr>
             <w:tcW w:type="dxa" w:w="1123"/>
@@ -1588,6 +1651,9 @@
         </w:tc>
       </w:tr>
       <w:tr>
+        <w:trPr>
+          <w:cantSplit/>
+        </w:trPr>
         <w:tc>
           <w:tcPr>
             <w:tcW w:type="dxa" w:w="1123"/>
@@ -1645,6 +1711,9 @@
         </w:tc>
       </w:tr>
       <w:tr>
+        <w:trPr>
+          <w:cantSplit/>
+        </w:trPr>
         <w:tc>
           <w:tcPr>
             <w:tcW w:type="dxa" w:w="1123"/>
@@ -1702,6 +1771,9 @@
         </w:tc>
       </w:tr>
       <w:tr>
+        <w:trPr>
+          <w:cantSplit/>
+        </w:trPr>
         <w:tc>
           <w:tcPr>
             <w:tcW w:type="dxa" w:w="1123"/>
@@ -1759,6 +1831,9 @@
         </w:tc>
       </w:tr>
       <w:tr>
+        <w:trPr>
+          <w:cantSplit/>
+        </w:trPr>
         <w:tc>
           <w:tcPr>
             <w:tcW w:type="dxa" w:w="1123"/>
@@ -1816,6 +1891,9 @@
         </w:tc>
       </w:tr>
       <w:tr>
+        <w:trPr>
+          <w:cantSplit/>
+        </w:trPr>
         <w:tc>
           <w:tcPr>
             <w:tcW w:type="dxa" w:w="1123"/>
@@ -1873,6 +1951,9 @@
         </w:tc>
       </w:tr>
       <w:tr>
+        <w:trPr>
+          <w:cantSplit/>
+        </w:trPr>
         <w:tc>
           <w:tcPr>
             <w:tcW w:type="dxa" w:w="1123"/>
@@ -1930,6 +2011,9 @@
         </w:tc>
       </w:tr>
       <w:tr>
+        <w:trPr>
+          <w:cantSplit/>
+        </w:trPr>
         <w:tc>
           <w:tcPr>
             <w:tcW w:type="dxa" w:w="1123"/>
@@ -1987,6 +2071,9 @@
         </w:tc>
       </w:tr>
       <w:tr>
+        <w:trPr>
+          <w:cantSplit/>
+        </w:trPr>
         <w:tc>
           <w:tcPr>
             <w:tcW w:type="dxa" w:w="1123"/>
@@ -2044,6 +2131,9 @@
         </w:tc>
       </w:tr>
       <w:tr>
+        <w:trPr>
+          <w:cantSplit/>
+        </w:trPr>
         <w:tc>
           <w:tcPr>
             <w:tcW w:type="dxa" w:w="1123"/>
@@ -2101,6 +2191,9 @@
         </w:tc>
       </w:tr>
       <w:tr>
+        <w:trPr>
+          <w:cantSplit/>
+        </w:trPr>
         <w:tc>
           <w:tcPr>
             <w:tcW w:type="dxa" w:w="1123"/>
@@ -2158,6 +2251,9 @@
         </w:tc>
       </w:tr>
       <w:tr>
+        <w:trPr>
+          <w:cantSplit/>
+        </w:trPr>
         <w:tc>
           <w:tcPr>
             <w:tcW w:type="dxa" w:w="1123"/>
@@ -2215,6 +2311,9 @@
         </w:tc>
       </w:tr>
       <w:tr>
+        <w:trPr>
+          <w:cantSplit/>
+        </w:trPr>
         <w:tc>
           <w:tcPr>
             <w:tcW w:type="dxa" w:w="1123"/>
@@ -2272,6 +2371,9 @@
         </w:tc>
       </w:tr>
       <w:tr>
+        <w:trPr>
+          <w:cantSplit/>
+        </w:trPr>
         <w:tc>
           <w:tcPr>
             <w:tcW w:type="dxa" w:w="1123"/>
@@ -2329,6 +2431,9 @@
         </w:tc>
       </w:tr>
       <w:tr>
+        <w:trPr>
+          <w:cantSplit/>
+        </w:trPr>
         <w:tc>
           <w:tcPr>
             <w:tcW w:type="dxa" w:w="1123"/>
@@ -2386,6 +2491,9 @@
         </w:tc>
       </w:tr>
       <w:tr>
+        <w:trPr>
+          <w:cantSplit/>
+        </w:trPr>
         <w:tc>
           <w:tcPr>
             <w:tcW w:type="dxa" w:w="1123"/>
@@ -2443,6 +2551,9 @@
         </w:tc>
       </w:tr>
       <w:tr>
+        <w:trPr>
+          <w:cantSplit/>
+        </w:trPr>
         <w:tc>
           <w:tcPr>
             <w:tcW w:type="dxa" w:w="1123"/>
@@ -2500,6 +2611,9 @@
         </w:tc>
       </w:tr>
       <w:tr>
+        <w:trPr>
+          <w:cantSplit/>
+        </w:trPr>
         <w:tc>
           <w:tcPr>
             <w:tcW w:type="dxa" w:w="1123"/>
@@ -2557,6 +2671,9 @@
         </w:tc>
       </w:tr>
       <w:tr>
+        <w:trPr>
+          <w:cantSplit/>
+        </w:trPr>
         <w:tc>
           <w:tcPr>
             <w:tcW w:type="dxa" w:w="1123"/>
@@ -2614,6 +2731,9 @@
         </w:tc>
       </w:tr>
       <w:tr>
+        <w:trPr>
+          <w:cantSplit/>
+        </w:trPr>
         <w:tc>
           <w:tcPr>
             <w:tcW w:type="dxa" w:w="1123"/>
@@ -2671,6 +2791,9 @@
         </w:tc>
       </w:tr>
       <w:tr>
+        <w:trPr>
+          <w:cantSplit/>
+        </w:trPr>
         <w:tc>
           <w:tcPr>
             <w:tcW w:type="dxa" w:w="1123"/>
@@ -2728,6 +2851,9 @@
         </w:tc>
       </w:tr>
       <w:tr>
+        <w:trPr>
+          <w:cantSplit/>
+        </w:trPr>
         <w:tc>
           <w:tcPr>
             <w:tcW w:type="dxa" w:w="1123"/>
@@ -2785,6 +2911,9 @@
         </w:tc>
       </w:tr>
       <w:tr>
+        <w:trPr>
+          <w:cantSplit/>
+        </w:trPr>
         <w:tc>
           <w:tcPr>
             <w:tcW w:type="dxa" w:w="1123"/>
@@ -2842,6 +2971,9 @@
         </w:tc>
       </w:tr>
       <w:tr>
+        <w:trPr>
+          <w:cantSplit/>
+        </w:trPr>
         <w:tc>
           <w:tcPr>
             <w:tcW w:type="dxa" w:w="1123"/>
@@ -2899,6 +3031,9 @@
         </w:tc>
       </w:tr>
       <w:tr>
+        <w:trPr>
+          <w:cantSplit/>
+        </w:trPr>
         <w:tc>
           <w:tcPr>
             <w:tcW w:type="dxa" w:w="1123"/>
@@ -2956,6 +3091,9 @@
         </w:tc>
       </w:tr>
       <w:tr>
+        <w:trPr>
+          <w:cantSplit/>
+        </w:trPr>
         <w:tc>
           <w:tcPr>
             <w:tcW w:type="dxa" w:w="1123"/>
@@ -3013,6 +3151,9 @@
         </w:tc>
       </w:tr>
       <w:tr>
+        <w:trPr>
+          <w:cantSplit/>
+        </w:trPr>
         <w:tc>
           <w:tcPr>
             <w:tcW w:type="dxa" w:w="1123"/>
@@ -3070,6 +3211,9 @@
         </w:tc>
       </w:tr>
       <w:tr>
+        <w:trPr>
+          <w:cantSplit/>
+        </w:trPr>
         <w:tc>
           <w:tcPr>
             <w:tcW w:type="dxa" w:w="1123"/>
@@ -3127,6 +3271,9 @@
         </w:tc>
       </w:tr>
       <w:tr>
+        <w:trPr>
+          <w:cantSplit/>
+        </w:trPr>
         <w:tc>
           <w:tcPr>
             <w:tcW w:type="dxa" w:w="1123"/>
@@ -3184,6 +3331,9 @@
         </w:tc>
       </w:tr>
       <w:tr>
+        <w:trPr>
+          <w:cantSplit/>
+        </w:trPr>
         <w:tc>
           <w:tcPr>
             <w:tcW w:type="dxa" w:w="1123"/>
@@ -3241,6 +3391,9 @@
         </w:tc>
       </w:tr>
       <w:tr>
+        <w:trPr>
+          <w:cantSplit/>
+        </w:trPr>
         <w:tc>
           <w:tcPr>
             <w:tcW w:type="dxa" w:w="1123"/>
@@ -3298,6 +3451,9 @@
         </w:tc>
       </w:tr>
       <w:tr>
+        <w:trPr>
+          <w:cantSplit/>
+        </w:trPr>
         <w:tc>
           <w:tcPr>
             <w:tcW w:type="dxa" w:w="1123"/>
@@ -3560,6 +3716,9 @@
         </w:tc>
       </w:tr>
       <w:tr>
+        <w:trPr>
+          <w:cantSplit/>
+        </w:trPr>
         <w:tc>
           <w:tcPr>
             <w:tcW w:type="dxa" w:w="1030"/>
@@ -3628,6 +3787,9 @@
         </w:tc>
       </w:tr>
       <w:tr>
+        <w:trPr>
+          <w:cantSplit/>
+        </w:trPr>
         <w:tc>
           <w:tcPr>
             <w:tcW w:type="dxa" w:w="1030"/>
@@ -3696,6 +3858,9 @@
         </w:tc>
       </w:tr>
       <w:tr>
+        <w:trPr>
+          <w:cantSplit/>
+        </w:trPr>
         <w:tc>
           <w:tcPr>
             <w:tcW w:type="dxa" w:w="1030"/>
@@ -3764,6 +3929,9 @@
         </w:tc>
       </w:tr>
       <w:tr>
+        <w:trPr>
+          <w:cantSplit/>
+        </w:trPr>
         <w:tc>
           <w:tcPr>
             <w:tcW w:type="dxa" w:w="1030"/>
@@ -3832,6 +4000,9 @@
         </w:tc>
       </w:tr>
       <w:tr>
+        <w:trPr>
+          <w:cantSplit/>
+        </w:trPr>
         <w:tc>
           <w:tcPr>
             <w:tcW w:type="dxa" w:w="1030"/>
@@ -3900,6 +4071,9 @@
         </w:tc>
       </w:tr>
       <w:tr>
+        <w:trPr>
+          <w:cantSplit/>
+        </w:trPr>
         <w:tc>
           <w:tcPr>
             <w:tcW w:type="dxa" w:w="1030"/>
@@ -3968,6 +4142,9 @@
         </w:tc>
       </w:tr>
       <w:tr>
+        <w:trPr>
+          <w:cantSplit/>
+        </w:trPr>
         <w:tc>
           <w:tcPr>
             <w:tcW w:type="dxa" w:w="1030"/>
@@ -4036,6 +4213,9 @@
         </w:tc>
       </w:tr>
       <w:tr>
+        <w:trPr>
+          <w:cantSplit/>
+        </w:trPr>
         <w:tc>
           <w:tcPr>
             <w:tcW w:type="dxa" w:w="1030"/>
@@ -4104,6 +4284,9 @@
         </w:tc>
       </w:tr>
       <w:tr>
+        <w:trPr>
+          <w:cantSplit/>
+        </w:trPr>
         <w:tc>
           <w:tcPr>
             <w:tcW w:type="dxa" w:w="1030"/>
@@ -4172,6 +4355,9 @@
         </w:tc>
       </w:tr>
       <w:tr>
+        <w:trPr>
+          <w:cantSplit/>
+        </w:trPr>
         <w:tc>
           <w:tcPr>
             <w:tcW w:type="dxa" w:w="1030"/>
@@ -4406,6 +4592,9 @@
         </w:tc>
       </w:tr>
       <w:tr>
+        <w:trPr>
+          <w:cantSplit/>
+        </w:trPr>
         <w:tc>
           <w:tcPr>
             <w:tcW w:type="dxa" w:w="936"/>
@@ -4474,6 +4663,9 @@
         </w:tc>
       </w:tr>
       <w:tr>
+        <w:trPr>
+          <w:cantSplit/>
+        </w:trPr>
         <w:tc>
           <w:tcPr>
             <w:tcW w:type="dxa" w:w="936"/>
@@ -4542,6 +4734,9 @@
         </w:tc>
       </w:tr>
       <w:tr>
+        <w:trPr>
+          <w:cantSplit/>
+        </w:trPr>
         <w:tc>
           <w:tcPr>
             <w:tcW w:type="dxa" w:w="936"/>
@@ -4610,6 +4805,9 @@
         </w:tc>
       </w:tr>
       <w:tr>
+        <w:trPr>
+          <w:cantSplit/>
+        </w:trPr>
         <w:tc>
           <w:tcPr>
             <w:tcW w:type="dxa" w:w="936"/>
@@ -4678,6 +4876,9 @@
         </w:tc>
       </w:tr>
       <w:tr>
+        <w:trPr>
+          <w:cantSplit/>
+        </w:trPr>
         <w:tc>
           <w:tcPr>
             <w:tcW w:type="dxa" w:w="936"/>
@@ -4746,6 +4947,9 @@
         </w:tc>
       </w:tr>
       <w:tr>
+        <w:trPr>
+          <w:cantSplit/>
+        </w:trPr>
         <w:tc>
           <w:tcPr>
             <w:tcW w:type="dxa" w:w="936"/>
@@ -4814,6 +5018,9 @@
         </w:tc>
       </w:tr>
       <w:tr>
+        <w:trPr>
+          <w:cantSplit/>
+        </w:trPr>
         <w:tc>
           <w:tcPr>
             <w:tcW w:type="dxa" w:w="936"/>
@@ -4882,6 +5089,9 @@
         </w:tc>
       </w:tr>
       <w:tr>
+        <w:trPr>
+          <w:cantSplit/>
+        </w:trPr>
         <w:tc>
           <w:tcPr>
             <w:tcW w:type="dxa" w:w="936"/>
@@ -4950,6 +5160,9 @@
         </w:tc>
       </w:tr>
       <w:tr>
+        <w:trPr>
+          <w:cantSplit/>
+        </w:trPr>
         <w:tc>
           <w:tcPr>
             <w:tcW w:type="dxa" w:w="936"/>
@@ -5018,6 +5231,9 @@
         </w:tc>
       </w:tr>
       <w:tr>
+        <w:trPr>
+          <w:cantSplit/>
+        </w:trPr>
         <w:tc>
           <w:tcPr>
             <w:tcW w:type="dxa" w:w="936"/>
@@ -5086,6 +5302,9 @@
         </w:tc>
       </w:tr>
       <w:tr>
+        <w:trPr>
+          <w:cantSplit/>
+        </w:trPr>
         <w:tc>
           <w:tcPr>
             <w:tcW w:type="dxa" w:w="936"/>
@@ -5154,6 +5373,9 @@
         </w:tc>
       </w:tr>
       <w:tr>
+        <w:trPr>
+          <w:cantSplit/>
+        </w:trPr>
         <w:tc>
           <w:tcPr>
             <w:tcW w:type="dxa" w:w="936"/>
@@ -5222,6 +5444,9 @@
         </w:tc>
       </w:tr>
       <w:tr>
+        <w:trPr>
+          <w:cantSplit/>
+        </w:trPr>
         <w:tc>
           <w:tcPr>
             <w:tcW w:type="dxa" w:w="936"/>
@@ -5290,6 +5515,9 @@
         </w:tc>
       </w:tr>
       <w:tr>
+        <w:trPr>
+          <w:cantSplit/>
+        </w:trPr>
         <w:tc>
           <w:tcPr>
             <w:tcW w:type="dxa" w:w="936"/>
@@ -5358,6 +5586,9 @@
         </w:tc>
       </w:tr>
       <w:tr>
+        <w:trPr>
+          <w:cantSplit/>
+        </w:trPr>
         <w:tc>
           <w:tcPr>
             <w:tcW w:type="dxa" w:w="936"/>
@@ -5426,6 +5657,9 @@
         </w:tc>
       </w:tr>
       <w:tr>
+        <w:trPr>
+          <w:cantSplit/>
+        </w:trPr>
         <w:tc>
           <w:tcPr>
             <w:tcW w:type="dxa" w:w="936"/>
@@ -5494,6 +5728,9 @@
         </w:tc>
       </w:tr>
       <w:tr>
+        <w:trPr>
+          <w:cantSplit/>
+        </w:trPr>
         <w:tc>
           <w:tcPr>
             <w:tcW w:type="dxa" w:w="936"/>
@@ -5562,6 +5799,9 @@
         </w:tc>
       </w:tr>
       <w:tr>
+        <w:trPr>
+          <w:cantSplit/>
+        </w:trPr>
         <w:tc>
           <w:tcPr>
             <w:tcW w:type="dxa" w:w="936"/>
@@ -5630,6 +5870,9 @@
         </w:tc>
       </w:tr>
       <w:tr>
+        <w:trPr>
+          <w:cantSplit/>
+        </w:trPr>
         <w:tc>
           <w:tcPr>
             <w:tcW w:type="dxa" w:w="936"/>
@@ -5698,6 +5941,9 @@
         </w:tc>
       </w:tr>
       <w:tr>
+        <w:trPr>
+          <w:cantSplit/>
+        </w:trPr>
         <w:tc>
           <w:tcPr>
             <w:tcW w:type="dxa" w:w="936"/>
@@ -5766,6 +6012,9 @@
         </w:tc>
       </w:tr>
       <w:tr>
+        <w:trPr>
+          <w:cantSplit/>
+        </w:trPr>
         <w:tc>
           <w:tcPr>
             <w:tcW w:type="dxa" w:w="936"/>
@@ -5834,6 +6083,9 @@
         </w:tc>
       </w:tr>
       <w:tr>
+        <w:trPr>
+          <w:cantSplit/>
+        </w:trPr>
         <w:tc>
           <w:tcPr>
             <w:tcW w:type="dxa" w:w="936"/>
@@ -5902,6 +6154,9 @@
         </w:tc>
       </w:tr>
       <w:tr>
+        <w:trPr>
+          <w:cantSplit/>
+        </w:trPr>
         <w:tc>
           <w:tcPr>
             <w:tcW w:type="dxa" w:w="936"/>
@@ -5970,6 +6225,9 @@
         </w:tc>
       </w:tr>
       <w:tr>
+        <w:trPr>
+          <w:cantSplit/>
+        </w:trPr>
         <w:tc>
           <w:tcPr>
             <w:tcW w:type="dxa" w:w="936"/>
@@ -6038,6 +6296,9 @@
         </w:tc>
       </w:tr>
       <w:tr>
+        <w:trPr>
+          <w:cantSplit/>
+        </w:trPr>
         <w:tc>
           <w:tcPr>
             <w:tcW w:type="dxa" w:w="936"/>
@@ -6106,6 +6367,9 @@
         </w:tc>
       </w:tr>
       <w:tr>
+        <w:trPr>
+          <w:cantSplit/>
+        </w:trPr>
         <w:tc>
           <w:tcPr>
             <w:tcW w:type="dxa" w:w="936"/>
@@ -6174,6 +6438,9 @@
         </w:tc>
       </w:tr>
       <w:tr>
+        <w:trPr>
+          <w:cantSplit/>
+        </w:trPr>
         <w:tc>
           <w:tcPr>
             <w:tcW w:type="dxa" w:w="936"/>
@@ -6242,6 +6509,9 @@
         </w:tc>
       </w:tr>
       <w:tr>
+        <w:trPr>
+          <w:cantSplit/>
+        </w:trPr>
         <w:tc>
           <w:tcPr>
             <w:tcW w:type="dxa" w:w="936"/>
@@ -6310,6 +6580,9 @@
         </w:tc>
       </w:tr>
       <w:tr>
+        <w:trPr>
+          <w:cantSplit/>
+        </w:trPr>
         <w:tc>
           <w:tcPr>
             <w:tcW w:type="dxa" w:w="936"/>
@@ -6378,6 +6651,9 @@
         </w:tc>
       </w:tr>
       <w:tr>
+        <w:trPr>
+          <w:cantSplit/>
+        </w:trPr>
         <w:tc>
           <w:tcPr>
             <w:tcW w:type="dxa" w:w="936"/>
@@ -6446,6 +6722,9 @@
         </w:tc>
       </w:tr>
       <w:tr>
+        <w:trPr>
+          <w:cantSplit/>
+        </w:trPr>
         <w:tc>
           <w:tcPr>
             <w:tcW w:type="dxa" w:w="936"/>
@@ -6514,6 +6793,9 @@
         </w:tc>
       </w:tr>
       <w:tr>
+        <w:trPr>
+          <w:cantSplit/>
+        </w:trPr>
         <w:tc>
           <w:tcPr>
             <w:tcW w:type="dxa" w:w="936"/>
@@ -6582,6 +6864,9 @@
         </w:tc>
       </w:tr>
       <w:tr>
+        <w:trPr>
+          <w:cantSplit/>
+        </w:trPr>
         <w:tc>
           <w:tcPr>
             <w:tcW w:type="dxa" w:w="936"/>
@@ -6650,6 +6935,9 @@
         </w:tc>
       </w:tr>
       <w:tr>
+        <w:trPr>
+          <w:cantSplit/>
+        </w:trPr>
         <w:tc>
           <w:tcPr>
             <w:tcW w:type="dxa" w:w="936"/>
@@ -6718,6 +7006,9 @@
         </w:tc>
       </w:tr>
       <w:tr>
+        <w:trPr>
+          <w:cantSplit/>
+        </w:trPr>
         <w:tc>
           <w:tcPr>
             <w:tcW w:type="dxa" w:w="936"/>
@@ -6786,6 +7077,9 @@
         </w:tc>
       </w:tr>
       <w:tr>
+        <w:trPr>
+          <w:cantSplit/>
+        </w:trPr>
         <w:tc>
           <w:tcPr>
             <w:tcW w:type="dxa" w:w="936"/>
@@ -6854,6 +7148,9 @@
         </w:tc>
       </w:tr>
       <w:tr>
+        <w:trPr>
+          <w:cantSplit/>
+        </w:trPr>
         <w:tc>
           <w:tcPr>
             <w:tcW w:type="dxa" w:w="936"/>
@@ -6922,6 +7219,9 @@
         </w:tc>
       </w:tr>
       <w:tr>
+        <w:trPr>
+          <w:cantSplit/>
+        </w:trPr>
         <w:tc>
           <w:tcPr>
             <w:tcW w:type="dxa" w:w="936"/>
@@ -6990,6 +7290,9 @@
         </w:tc>
       </w:tr>
       <w:tr>
+        <w:trPr>
+          <w:cantSplit/>
+        </w:trPr>
         <w:tc>
           <w:tcPr>
             <w:tcW w:type="dxa" w:w="936"/>
@@ -7058,6 +7361,9 @@
         </w:tc>
       </w:tr>
       <w:tr>
+        <w:trPr>
+          <w:cantSplit/>
+        </w:trPr>
         <w:tc>
           <w:tcPr>
             <w:tcW w:type="dxa" w:w="936"/>
@@ -7126,6 +7432,9 @@
         </w:tc>
       </w:tr>
       <w:tr>
+        <w:trPr>
+          <w:cantSplit/>
+        </w:trPr>
         <w:tc>
           <w:tcPr>
             <w:tcW w:type="dxa" w:w="936"/>
@@ -7194,6 +7503,9 @@
         </w:tc>
       </w:tr>
       <w:tr>
+        <w:trPr>
+          <w:cantSplit/>
+        </w:trPr>
         <w:tc>
           <w:tcPr>
             <w:tcW w:type="dxa" w:w="936"/>
@@ -7262,6 +7574,9 @@
         </w:tc>
       </w:tr>
       <w:tr>
+        <w:trPr>
+          <w:cantSplit/>
+        </w:trPr>
         <w:tc>
           <w:tcPr>
             <w:tcW w:type="dxa" w:w="936"/>
@@ -7330,6 +7645,9 @@
         </w:tc>
       </w:tr>
       <w:tr>
+        <w:trPr>
+          <w:cantSplit/>
+        </w:trPr>
         <w:tc>
           <w:tcPr>
             <w:tcW w:type="dxa" w:w="936"/>
@@ -7398,6 +7716,9 @@
         </w:tc>
       </w:tr>
       <w:tr>
+        <w:trPr>
+          <w:cantSplit/>
+        </w:trPr>
         <w:tc>
           <w:tcPr>
             <w:tcW w:type="dxa" w:w="936"/>
@@ -7466,6 +7787,9 @@
         </w:tc>
       </w:tr>
       <w:tr>
+        <w:trPr>
+          <w:cantSplit/>
+        </w:trPr>
         <w:tc>
           <w:tcPr>
             <w:tcW w:type="dxa" w:w="936"/>
@@ -7534,6 +7858,9 @@
         </w:tc>
       </w:tr>
       <w:tr>
+        <w:trPr>
+          <w:cantSplit/>
+        </w:trPr>
         <w:tc>
           <w:tcPr>
             <w:tcW w:type="dxa" w:w="936"/>
@@ -7602,6 +7929,9 @@
         </w:tc>
       </w:tr>
       <w:tr>
+        <w:trPr>
+          <w:cantSplit/>
+        </w:trPr>
         <w:tc>
           <w:tcPr>
             <w:tcW w:type="dxa" w:w="936"/>
@@ -7670,6 +8000,9 @@
         </w:tc>
       </w:tr>
       <w:tr>
+        <w:trPr>
+          <w:cantSplit/>
+        </w:trPr>
         <w:tc>
           <w:tcPr>
             <w:tcW w:type="dxa" w:w="936"/>
@@ -7738,6 +8071,9 @@
         </w:tc>
       </w:tr>
       <w:tr>
+        <w:trPr>
+          <w:cantSplit/>
+        </w:trPr>
         <w:tc>
           <w:tcPr>
             <w:tcW w:type="dxa" w:w="936"/>
@@ -7806,6 +8142,9 @@
         </w:tc>
       </w:tr>
       <w:tr>
+        <w:trPr>
+          <w:cantSplit/>
+        </w:trPr>
         <w:tc>
           <w:tcPr>
             <w:tcW w:type="dxa" w:w="936"/>
@@ -7874,6 +8213,9 @@
         </w:tc>
       </w:tr>
       <w:tr>
+        <w:trPr>
+          <w:cantSplit/>
+        </w:trPr>
         <w:tc>
           <w:tcPr>
             <w:tcW w:type="dxa" w:w="936"/>
@@ -7942,6 +8284,9 @@
         </w:tc>
       </w:tr>
       <w:tr>
+        <w:trPr>
+          <w:cantSplit/>
+        </w:trPr>
         <w:tc>
           <w:tcPr>
             <w:tcW w:type="dxa" w:w="936"/>
@@ -8010,6 +8355,9 @@
         </w:tc>
       </w:tr>
       <w:tr>
+        <w:trPr>
+          <w:cantSplit/>
+        </w:trPr>
         <w:tc>
           <w:tcPr>
             <w:tcW w:type="dxa" w:w="936"/>
@@ -8078,6 +8426,9 @@
         </w:tc>
       </w:tr>
       <w:tr>
+        <w:trPr>
+          <w:cantSplit/>
+        </w:trPr>
         <w:tc>
           <w:tcPr>
             <w:tcW w:type="dxa" w:w="936"/>
@@ -8368,6 +8719,9 @@
         </w:tc>
       </w:tr>
       <w:tr>
+        <w:trPr>
+          <w:cantSplit/>
+        </w:trPr>
         <w:tc>
           <w:tcPr>
             <w:tcW w:type="dxa" w:w="1310"/>
@@ -8445,6 +8799,9 @@
         </w:tc>
       </w:tr>
       <w:tr>
+        <w:trPr>
+          <w:cantSplit/>
+        </w:trPr>
         <w:tc>
           <w:tcPr>
             <w:tcW w:type="dxa" w:w="1310"/>
@@ -8751,6 +9108,9 @@
         </w:tc>
       </w:tr>
       <w:tr>
+        <w:trPr>
+          <w:cantSplit/>
+        </w:trPr>
         <w:tc>
           <w:tcPr>
             <w:tcW w:type="dxa" w:w="1217"/>
@@ -8828,6 +9188,9 @@
         </w:tc>
       </w:tr>
       <w:tr>
+        <w:trPr>
+          <w:cantSplit/>
+        </w:trPr>
         <w:tc>
           <w:tcPr>
             <w:tcW w:type="dxa" w:w="1217"/>
@@ -8887,6 +9250,9 @@
         </w:tc>
       </w:tr>
       <w:tr>
+        <w:trPr>
+          <w:cantSplit/>
+        </w:trPr>
         <w:tc>
           <w:tcPr>
             <w:tcW w:type="dxa" w:w="1217"/>
@@ -8934,6 +9300,9 @@
         </w:tc>
       </w:tr>
       <w:tr>
+        <w:trPr>
+          <w:cantSplit/>
+        </w:trPr>
         <w:tc>
           <w:tcPr>
             <w:tcW w:type="dxa" w:w="1217"/>
@@ -8993,6 +9362,9 @@
         </w:tc>
       </w:tr>
       <w:tr>
+        <w:trPr>
+          <w:cantSplit/>
+        </w:trPr>
         <w:tc>
           <w:tcPr>
             <w:tcW w:type="dxa" w:w="1217"/>
@@ -9046,6 +9418,9 @@
         </w:tc>
       </w:tr>
       <w:tr>
+        <w:trPr>
+          <w:cantSplit/>
+        </w:trPr>
         <w:tc>
           <w:tcPr>
             <w:tcW w:type="dxa" w:w="1217"/>
@@ -9099,6 +9474,9 @@
         </w:tc>
       </w:tr>
       <w:tr>
+        <w:trPr>
+          <w:cantSplit/>
+        </w:trPr>
         <w:tc>
           <w:tcPr>
             <w:tcW w:type="dxa" w:w="1217"/>
@@ -9152,6 +9530,9 @@
         </w:tc>
       </w:tr>
       <w:tr>
+        <w:trPr>
+          <w:cantSplit/>
+        </w:trPr>
         <w:tc>
           <w:tcPr>
             <w:tcW w:type="dxa" w:w="1217"/>
@@ -9235,6 +9616,9 @@
         </w:tc>
       </w:tr>
       <w:tr>
+        <w:trPr>
+          <w:cantSplit/>
+        </w:trPr>
         <w:tc>
           <w:tcPr>
             <w:tcW w:type="dxa" w:w="1217"/>
@@ -9276,6 +9660,9 @@
         </w:tc>
       </w:tr>
       <w:tr>
+        <w:trPr>
+          <w:cantSplit/>
+        </w:trPr>
         <w:tc>
           <w:tcPr>
             <w:tcW w:type="dxa" w:w="1217"/>
@@ -9317,6 +9704,9 @@
         </w:tc>
       </w:tr>
       <w:tr>
+        <w:trPr>
+          <w:cantSplit/>
+        </w:trPr>
         <w:tc>
           <w:tcPr>
             <w:tcW w:type="dxa" w:w="1217"/>
@@ -9352,6 +9742,9 @@
         </w:tc>
       </w:tr>
       <w:tr>
+        <w:trPr>
+          <w:cantSplit/>
+        </w:trPr>
         <w:tc>
           <w:tcPr>
             <w:tcW w:type="dxa" w:w="1217"/>
@@ -9387,6 +9780,9 @@
         </w:tc>
       </w:tr>
       <w:tr>
+        <w:trPr>
+          <w:cantSplit/>
+        </w:trPr>
         <w:tc>
           <w:tcPr>
             <w:tcW w:type="dxa" w:w="1217"/>
@@ -9422,6 +9818,9 @@
         </w:tc>
       </w:tr>
       <w:tr>
+        <w:trPr>
+          <w:cantSplit/>
+        </w:trPr>
         <w:tc>
           <w:tcPr>
             <w:tcW w:type="dxa" w:w="1217"/>
@@ -9457,6 +9856,9 @@
         </w:tc>
       </w:tr>
       <w:tr>
+        <w:trPr>
+          <w:cantSplit/>
+        </w:trPr>
         <w:tc>
           <w:tcPr>
             <w:tcW w:type="dxa" w:w="1217"/>
@@ -9492,6 +9894,9 @@
         </w:tc>
       </w:tr>
       <w:tr>
+        <w:trPr>
+          <w:cantSplit/>
+        </w:trPr>
         <w:tc>
           <w:tcPr>
             <w:tcW w:type="dxa" w:w="1217"/>
@@ -9527,6 +9932,9 @@
         </w:tc>
       </w:tr>
       <w:tr>
+        <w:trPr>
+          <w:cantSplit/>
+        </w:trPr>
         <w:tc>
           <w:tcPr>
             <w:tcW w:type="dxa" w:w="1217"/>
@@ -9562,6 +9970,9 @@
         </w:tc>
       </w:tr>
       <w:tr>
+        <w:trPr>
+          <w:cantSplit/>
+        </w:trPr>
         <w:tc>
           <w:tcPr>
             <w:tcW w:type="dxa" w:w="1217"/>
@@ -9621,6 +10032,9 @@
         </w:tc>
       </w:tr>
       <w:tr>
+        <w:trPr>
+          <w:cantSplit/>
+        </w:trPr>
         <w:tc>
           <w:tcPr>
             <w:tcW w:type="dxa" w:w="1217"/>
@@ -9668,6 +10082,9 @@
         </w:tc>
       </w:tr>
       <w:tr>
+        <w:trPr>
+          <w:cantSplit/>
+        </w:trPr>
         <w:tc>
           <w:tcPr>
             <w:tcW w:type="dxa" w:w="1217"/>
@@ -9874,6 +10291,9 @@
         </w:tc>
       </w:tr>
       <w:tr>
+        <w:trPr>
+          <w:cantSplit/>
+        </w:trPr>
         <w:tc>
           <w:tcPr>
             <w:tcW w:type="dxa" w:w="5616"/>
@@ -9898,6 +10318,9 @@
         </w:tc>
       </w:tr>
       <w:tr>
+        <w:trPr>
+          <w:cantSplit/>
+        </w:trPr>
         <w:tc>
           <w:tcPr>
             <w:tcW w:type="dxa" w:w="5616"/>
@@ -9922,6 +10345,9 @@
         </w:tc>
       </w:tr>
       <w:tr>
+        <w:trPr>
+          <w:cantSplit/>
+        </w:trPr>
         <w:tc>
           <w:tcPr>
             <w:tcW w:type="dxa" w:w="5616"/>
@@ -10157,6 +10583,9 @@
         </w:tc>
       </w:tr>
       <w:tr>
+        <w:trPr>
+          <w:cantSplit/>
+        </w:trPr>
         <w:tc>
           <w:tcPr>
             <w:tcW w:type="dxa" w:w="1591"/>
@@ -10203,6 +10632,9 @@
         </w:tc>
       </w:tr>
       <w:tr>
+        <w:trPr>
+          <w:cantSplit/>
+        </w:trPr>
         <w:tc>
           <w:tcPr>
             <w:tcW w:type="dxa" w:w="1591"/>
@@ -10249,6 +10681,9 @@
         </w:tc>
       </w:tr>
       <w:tr>
+        <w:trPr>
+          <w:cantSplit/>
+        </w:trPr>
         <w:tc>
           <w:tcPr>
             <w:tcW w:type="dxa" w:w="1591"/>
@@ -10295,6 +10730,9 @@
         </w:tc>
       </w:tr>
       <w:tr>
+        <w:trPr>
+          <w:cantSplit/>
+        </w:trPr>
         <w:tc>
           <w:tcPr>
             <w:tcW w:type="dxa" w:w="1591"/>
@@ -10341,6 +10779,9 @@
         </w:tc>
       </w:tr>
       <w:tr>
+        <w:trPr>
+          <w:cantSplit/>
+        </w:trPr>
         <w:tc>
           <w:tcPr>
             <w:tcW w:type="dxa" w:w="1591"/>
@@ -10387,6 +10828,9 @@
         </w:tc>
       </w:tr>
       <w:tr>
+        <w:trPr>
+          <w:cantSplit/>
+        </w:trPr>
         <w:tc>
           <w:tcPr>
             <w:tcW w:type="dxa" w:w="1591"/>
@@ -10525,6 +10969,9 @@
         </w:tc>
       </w:tr>
       <w:tr>
+        <w:trPr>
+          <w:cantSplit/>
+        </w:trPr>
         <w:tc>
           <w:tcPr>
             <w:tcW w:type="dxa" w:w="1778"/>
@@ -10571,6 +11018,9 @@
         </w:tc>
       </w:tr>
       <w:tr>
+        <w:trPr>
+          <w:cantSplit/>
+        </w:trPr>
         <w:tc>
           <w:tcPr>
             <w:tcW w:type="dxa" w:w="1778"/>
@@ -10617,6 +11067,9 @@
         </w:tc>
       </w:tr>
       <w:tr>
+        <w:trPr>
+          <w:cantSplit/>
+        </w:trPr>
         <w:tc>
           <w:tcPr>
             <w:tcW w:type="dxa" w:w="1778"/>
@@ -10663,6 +11116,9 @@
         </w:tc>
       </w:tr>
       <w:tr>
+        <w:trPr>
+          <w:cantSplit/>
+        </w:trPr>
         <w:tc>
           <w:tcPr>
             <w:tcW w:type="dxa" w:w="1778"/>
@@ -10709,6 +11165,9 @@
         </w:tc>
       </w:tr>
       <w:tr>
+        <w:trPr>
+          <w:cantSplit/>
+        </w:trPr>
         <w:tc>
           <w:tcPr>
             <w:tcW w:type="dxa" w:w="1778"/>
@@ -10755,6 +11214,9 @@
         </w:tc>
       </w:tr>
       <w:tr>
+        <w:trPr>
+          <w:cantSplit/>
+        </w:trPr>
         <w:tc>
           <w:tcPr>
             <w:tcW w:type="dxa" w:w="1778"/>
@@ -10801,6 +11263,9 @@
         </w:tc>
       </w:tr>
       <w:tr>
+        <w:trPr>
+          <w:cantSplit/>
+        </w:trPr>
         <w:tc>
           <w:tcPr>
             <w:tcW w:type="dxa" w:w="1778"/>
@@ -10847,6 +11312,9 @@
         </w:tc>
       </w:tr>
       <w:tr>
+        <w:trPr>
+          <w:cantSplit/>
+        </w:trPr>
         <w:tc>
           <w:tcPr>
             <w:tcW w:type="dxa" w:w="1778"/>
@@ -10970,6 +11438,9 @@
         </w:tc>
       </w:tr>
       <w:tr>
+        <w:trPr>
+          <w:cantSplit/>
+        </w:trPr>
         <w:tc>
           <w:tcPr>
             <w:tcW w:type="dxa" w:w="4118"/>
@@ -11005,6 +11476,9 @@
         </w:tc>
       </w:tr>
       <w:tr>
+        <w:trPr>
+          <w:cantSplit/>
+        </w:trPr>
         <w:tc>
           <w:tcPr>
             <w:tcW w:type="dxa" w:w="4118"/>
@@ -11040,6 +11514,9 @@
         </w:tc>
       </w:tr>
       <w:tr>
+        <w:trPr>
+          <w:cantSplit/>
+        </w:trPr>
         <w:tc>
           <w:tcPr>
             <w:tcW w:type="dxa" w:w="4118"/>
@@ -11075,6 +11552,9 @@
         </w:tc>
       </w:tr>
       <w:tr>
+        <w:trPr>
+          <w:cantSplit/>
+        </w:trPr>
         <w:tc>
           <w:tcPr>
             <w:tcW w:type="dxa" w:w="4118"/>
@@ -11110,6 +11590,9 @@
         </w:tc>
       </w:tr>
       <w:tr>
+        <w:trPr>
+          <w:cantSplit/>
+        </w:trPr>
         <w:tc>
           <w:tcPr>
             <w:tcW w:type="dxa" w:w="4118"/>
@@ -11145,6 +11628,9 @@
         </w:tc>
       </w:tr>
       <w:tr>
+        <w:trPr>
+          <w:cantSplit/>
+        </w:trPr>
         <w:tc>
           <w:tcPr>
             <w:tcW w:type="dxa" w:w="4118"/>
